--- a/8.资源管理/1.流程制度规范类文件/TXHS-08-02-服务台管理制度.docx
+++ b/8.资源管理/1.流程制度规范类文件/TXHS-08-02-服务台管理制度.docx
@@ -1,10 +1,11 @@
 
 <file path=word/document.xml><?xml version="1.0" encoding="utf-8"?>
-<w:document xmlns:wpc="http://schemas.microsoft.com/office/word/2010/wordprocessingCanvas" xmlns:mc="http://schemas.openxmlformats.org/markup-compatibility/2006" xmlns:o="urn:schemas-microsoft-com:office:office" xmlns:r="http://schemas.openxmlformats.org/officeDocument/2006/relationships" xmlns:m="http://schemas.openxmlformats.org/officeDocument/2006/math" xmlns:v="urn:schemas-microsoft-com:vml" xmlns:wp14="http://schemas.microsoft.com/office/word/2010/wordprocessingDrawing" xmlns:wp="http://schemas.openxmlformats.org/drawingml/2006/wordprocessingDrawing" xmlns:w="http://schemas.openxmlformats.org/wordprocessingml/2006/main" xmlns:w14="http://schemas.microsoft.com/office/word/2010/wordml" xmlns:w10="urn:schemas-microsoft-com:office:word" xmlns:w15="http://schemas.microsoft.com/office/word/2012/wordml" xmlns:wpg="http://schemas.microsoft.com/office/word/2010/wordprocessingGroup" xmlns:wpi="http://schemas.microsoft.com/office/word/2010/wordprocessingInk" xmlns:wne="http://schemas.microsoft.com/office/word/2006/wordml" xmlns:wps="http://schemas.microsoft.com/office/word/2010/wordprocessingShape" xmlns:wpsCustomData="http://www.wps.cn/officeDocument/2013/wpsCustomData" mc:Ignorable="w14 w15 wp14">
+<w:document xmlns:wpc="http://schemas.microsoft.com/office/word/2010/wordprocessingCanvas" xmlns:mc="http://schemas.openxmlformats.org/markup-compatibility/2006" xmlns:o="urn:schemas-microsoft-com:office:office" xmlns:r="http://schemas.openxmlformats.org/officeDocument/2006/relationships" xmlns:m="http://schemas.openxmlformats.org/officeDocument/2006/math" xmlns:v="urn:schemas-microsoft-com:vml" xmlns:wp14="http://schemas.microsoft.com/office/word/2010/wordprocessingDrawing" xmlns:wp="http://schemas.openxmlformats.org/drawingml/2006/wordprocessingDrawing" xmlns:w10="urn:schemas-microsoft-com:office:word" xmlns:w="http://schemas.openxmlformats.org/wordprocessingml/2006/main" xmlns:w14="http://schemas.microsoft.com/office/word/2010/wordml" xmlns:w15="http://schemas.microsoft.com/office/word/2012/wordml" xmlns:wne="http://schemas.microsoft.com/office/word/2006/wordml" xmlns:wpg="http://schemas.microsoft.com/office/word/2010/wordprocessingGroup" xmlns:wpi="http://schemas.microsoft.com/office/word/2010/wordprocessingInk" xmlns:wps="http://schemas.microsoft.com/office/word/2010/wordprocessingShape" mc:Ignorable="w14 w15 wp14">
+  <!-- Generated by Aspose.Words for .NET 13.3.0.1 -->
   <w:body>
     <w:p>
       <w:pPr>
-        <w:pStyle w:val="25"/>
+        <w:pStyle w:val="a"/>
         <w:keepNext w:val="0"/>
         <w:keepLines w:val="0"/>
         <w:pageBreakBefore w:val="0"/>
@@ -24,7 +25,7 @@
       <w:bookmarkStart w:id="0" w:name="_Toc2660"/>
       <w:r>
         <w:drawing>
-          <wp:anchor distT="0" distB="0" distL="114300" distR="114300" simplePos="0" relativeHeight="251661312" behindDoc="1" locked="0" layoutInCell="1" allowOverlap="1">
+          <wp:anchor distT="0" distB="0" distL="114300" distR="114300" simplePos="0" relativeHeight="251660288" behindDoc="1" locked="0" layoutInCell="1" allowOverlap="1">
             <wp:simplePos x="0" y="0"/>
             <wp:positionH relativeFrom="column">
               <wp:posOffset>-19050</wp:posOffset>
@@ -49,7 +50,7 @@
                     </pic:cNvPicPr>
                   </pic:nvPicPr>
                   <pic:blipFill>
-                    <a:blip r:embed="rId8"/>
+                    <a:blip xmlns:r="http://schemas.openxmlformats.org/officeDocument/2006/relationships" r:embed="rId4"/>
                     <a:stretch>
                       <a:fillRect/>
                     </a:stretch>
@@ -75,7 +76,7 @@
       </w:r>
       <w:r>
         <w:drawing>
-          <wp:anchor distT="0" distB="0" distL="114300" distR="114300" simplePos="0" relativeHeight="251660288" behindDoc="1" locked="0" layoutInCell="1" allowOverlap="1">
+          <wp:anchor distT="0" distB="0" distL="114300" distR="114300" simplePos="0" relativeHeight="251659264" behindDoc="1" locked="0" layoutInCell="1" allowOverlap="1">
             <wp:simplePos x="0" y="0"/>
             <wp:positionH relativeFrom="column">
               <wp:posOffset>0</wp:posOffset>
@@ -100,7 +101,7 @@
                     </pic:cNvPicPr>
                   </pic:nvPicPr>
                   <pic:blipFill>
-                    <a:blip r:embed="rId9"/>
+                    <a:blip xmlns:r="http://schemas.openxmlformats.org/officeDocument/2006/relationships" r:embed="rId5"/>
                     <a:stretch>
                       <a:fillRect/>
                     </a:stretch>
@@ -130,7 +131,7 @@
           <w:lang w:val="en-US" w:eastAsia="zh-CN"/>
         </w:rPr>
         <w:drawing>
-          <wp:anchor distT="0" distB="0" distL="114300" distR="114300" simplePos="0" relativeHeight="251659264" behindDoc="1" locked="0" layoutInCell="1" allowOverlap="1">
+          <wp:anchor distT="0" distB="0" distL="114300" distR="114300" simplePos="0" relativeHeight="251658240" behindDoc="1" locked="0" layoutInCell="1" allowOverlap="1">
             <wp:simplePos x="0" y="0"/>
             <wp:positionH relativeFrom="column">
               <wp:posOffset>635</wp:posOffset>
@@ -155,7 +156,7 @@
                     </pic:cNvPicPr>
                   </pic:nvPicPr>
                   <pic:blipFill>
-                    <a:blip r:embed="rId10">
+                    <a:blip xmlns:r="http://schemas.openxmlformats.org/officeDocument/2006/relationships" r:embed="rId6">
                       <a:alphaModFix amt="58000"/>
                       <a:lum contrast="-52000"/>
                     </a:blip>
@@ -189,7 +190,7 @@
     </w:p>
     <w:p>
       <w:pPr>
-        <w:pStyle w:val="26"/>
+        <w:pStyle w:val="a0"/>
         <w:keepNext w:val="0"/>
         <w:keepLines w:val="0"/>
         <w:pageBreakBefore w:val="0"/>
@@ -236,11 +237,11 @@
         <w:adjustRightInd w:val="0"/>
         <w:snapToGrid w:val="0"/>
         <w:spacing w:after="624" w:afterLines="200" w:line="219" w:lineRule="auto"/>
-        <w:ind w:left="0" w:leftChars="0" w:right="0" w:rightChars="0" w:firstLine="0" w:firstLineChars="0"/>
+        <w:ind w:left="0" w:right="0" w:firstLine="0" w:leftChars="0" w:rightChars="0" w:firstLineChars="0"/>
         <w:jc w:val="center"/>
         <w:textAlignment w:val="baseline"/>
         <w:rPr>
-          <w:rFonts w:hint="eastAsia" w:ascii="宋体" w:hAnsi="宋体" w:eastAsia="宋体" w:cs="宋体"/>
+          <w:rFonts w:ascii="宋体" w:eastAsia="宋体" w:hAnsi="宋体" w:cs="宋体" w:hint="eastAsia"/>
           <w:sz w:val="24"/>
           <w:szCs w:val="24"/>
           <w:lang w:val="en-US" w:eastAsia="zh-CN"/>
@@ -248,7 +249,7 @@
       </w:pPr>
       <w:r>
         <w:rPr>
-          <w:rFonts w:ascii="宋体" w:hAnsi="宋体" w:eastAsia="宋体" w:cs="宋体"/>
+          <w:rFonts w:ascii="宋体" w:eastAsia="宋体" w:hAnsi="宋体" w:cs="宋体"/>
           <w:b/>
           <w:bCs/>
           <w:spacing w:val="-3"/>
@@ -259,7 +260,7 @@
       </w:r>
       <w:r>
         <w:rPr>
-          <w:rFonts w:hint="eastAsia" w:ascii="宋体" w:hAnsi="宋体" w:eastAsia="宋体" w:cs="宋体"/>
+          <w:rFonts w:ascii="宋体" w:eastAsia="宋体" w:hAnsi="宋体" w:cs="宋体" w:hint="eastAsia"/>
           <w:b/>
           <w:bCs/>
           <w:spacing w:val="-3"/>
@@ -271,7 +272,7 @@
       </w:r>
       <w:r>
         <w:rPr>
-          <w:rFonts w:ascii="宋体" w:hAnsi="宋体" w:eastAsia="宋体" w:cs="宋体"/>
+          <w:rFonts w:ascii="宋体" w:eastAsia="宋体" w:hAnsi="宋体" w:cs="宋体"/>
           <w:b/>
           <w:bCs/>
           <w:spacing w:val="-3"/>
@@ -282,7 +283,7 @@
       </w:r>
       <w:r>
         <w:rPr>
-          <w:rFonts w:hint="eastAsia" w:ascii="宋体" w:hAnsi="宋体" w:cs="宋体"/>
+          <w:rFonts w:ascii="宋体" w:hAnsi="宋体" w:cs="宋体" w:hint="eastAsia"/>
           <w:b/>
           <w:bCs/>
           <w:spacing w:val="-3"/>
@@ -294,7 +295,7 @@
       </w:r>
       <w:r>
         <w:rPr>
-          <w:rFonts w:ascii="宋体" w:hAnsi="宋体" w:eastAsia="宋体" w:cs="宋体"/>
+          <w:rFonts w:ascii="宋体" w:eastAsia="宋体" w:hAnsi="宋体" w:cs="宋体"/>
           <w:b/>
           <w:bCs/>
           <w:spacing w:val="-3"/>
@@ -305,7 +306,7 @@
       </w:r>
       <w:r>
         <w:rPr>
-          <w:rFonts w:hint="eastAsia" w:ascii="宋体" w:hAnsi="宋体" w:cs="宋体"/>
+          <w:rFonts w:ascii="宋体" w:hAnsi="宋体" w:cs="宋体" w:hint="eastAsia"/>
           <w:b/>
           <w:bCs/>
           <w:spacing w:val="-3"/>
@@ -318,18 +319,17 @@
     </w:p>
     <w:tbl>
       <w:tblPr>
-        <w:tblStyle w:val="21"/>
+        <w:tblStyle w:val="TableGrid"/>
         <w:tblW w:w="0" w:type="auto"/>
         <w:jc w:val="center"/>
         <w:tblBorders>
-          <w:top w:val="none" w:color="auto" w:sz="0" w:space="0"/>
-          <w:left w:val="none" w:color="auto" w:sz="0" w:space="0"/>
-          <w:bottom w:val="none" w:color="auto" w:sz="0" w:space="0"/>
-          <w:right w:val="none" w:color="auto" w:sz="0" w:space="0"/>
-          <w:insideH w:val="none" w:color="auto" w:sz="0" w:space="0"/>
-          <w:insideV w:val="none" w:color="auto" w:sz="0" w:space="0"/>
+          <w:top w:val="nil"/>
+          <w:left w:val="nil"/>
+          <w:bottom w:val="nil"/>
+          <w:right w:val="nil"/>
+          <w:insideH w:val="nil"/>
+          <w:insideV w:val="nil"/>
         </w:tblBorders>
-        <w:tblLayout w:type="autofit"/>
         <w:tblCellMar>
           <w:top w:w="0" w:type="dxa"/>
           <w:left w:w="108" w:type="dxa"/>
@@ -343,13 +343,15 @@
       </w:tblGrid>
       <w:tr>
         <w:tblPrEx>
+          <w:tblW w:w="0" w:type="auto"/>
+          <w:jc w:val="center"/>
           <w:tblBorders>
-            <w:top w:val="none" w:color="auto" w:sz="0" w:space="0"/>
-            <w:left w:val="none" w:color="auto" w:sz="0" w:space="0"/>
-            <w:bottom w:val="none" w:color="auto" w:sz="0" w:space="0"/>
-            <w:right w:val="none" w:color="auto" w:sz="0" w:space="0"/>
-            <w:insideH w:val="none" w:color="auto" w:sz="0" w:space="0"/>
-            <w:insideV w:val="none" w:color="auto" w:sz="0" w:space="0"/>
+            <w:top w:val="nil"/>
+            <w:left w:val="nil"/>
+            <w:bottom w:val="nil"/>
+            <w:right w:val="nil"/>
+            <w:insideH w:val="nil"/>
+            <w:insideV w:val="nil"/>
           </w:tblBorders>
           <w:tblCellMar>
             <w:top w:w="0" w:type="dxa"/>
@@ -359,7 +361,7 @@
           </w:tblCellMar>
         </w:tblPrEx>
         <w:trPr>
-          <w:trHeight w:val="810" w:hRule="atLeast"/>
+          <w:trHeight w:val="810"/>
           <w:jc w:val="center"/>
         </w:trPr>
         <w:tc>
@@ -397,7 +399,7 @@
             </w:r>
             <w:r>
               <w:rPr>
-                <w:rFonts w:hint="default" w:asciiTheme="minorAscii" w:hAnsiTheme="minorAscii" w:eastAsiaTheme="minorEastAsia"/>
+                <w:rFonts w:asciiTheme="minorAscii" w:eastAsiaTheme="minorEastAsia" w:hAnsiTheme="minorAscii" w:hint="default"/>
                 <w:spacing w:val="227"/>
                 <w:sz w:val="21"/>
                 <w:vertAlign w:val="baseline"/>
@@ -451,7 +453,7 @@
             </w:r>
             <w:r>
               <w:rPr>
-                <w:rFonts w:hint="eastAsia" w:asciiTheme="minorAscii" w:hAnsiTheme="minorAscii" w:eastAsiaTheme="minorEastAsia"/>
+                <w:rFonts w:asciiTheme="minorAscii" w:eastAsiaTheme="minorEastAsia" w:hAnsiTheme="minorAscii" w:hint="eastAsia"/>
                 <w:spacing w:val="227"/>
                 <w:sz w:val="21"/>
                 <w:vertAlign w:val="baseline"/>
@@ -473,14 +475,8 @@
       </w:tr>
       <w:tr>
         <w:tblPrEx>
-          <w:tblBorders>
-            <w:top w:val="none" w:color="auto" w:sz="0" w:space="0"/>
-            <w:left w:val="none" w:color="auto" w:sz="0" w:space="0"/>
-            <w:bottom w:val="none" w:color="auto" w:sz="0" w:space="0"/>
-            <w:right w:val="none" w:color="auto" w:sz="0" w:space="0"/>
-            <w:insideH w:val="none" w:color="auto" w:sz="0" w:space="0"/>
-            <w:insideV w:val="none" w:color="auto" w:sz="0" w:space="0"/>
-          </w:tblBorders>
+          <w:tblW w:w="0" w:type="auto"/>
+          <w:jc w:val="center"/>
           <w:tblCellMar>
             <w:top w:w="0" w:type="dxa"/>
             <w:left w:w="108" w:type="dxa"/>
@@ -489,7 +485,7 @@
           </w:tblCellMar>
         </w:tblPrEx>
         <w:trPr>
-          <w:trHeight w:val="810" w:hRule="atLeast"/>
+          <w:trHeight w:val="810"/>
           <w:jc w:val="center"/>
         </w:trPr>
         <w:tc>
@@ -513,7 +509,7 @@
               <w:snapToGrid w:val="0"/>
               <w:textAlignment w:val="baseline"/>
               <w:rPr>
-                <w:rFonts w:hint="default" w:ascii="Arial" w:hAnsi="Arial" w:eastAsia="Arial" w:cs="Arial"/>
+                <w:rFonts w:ascii="Arial" w:eastAsia="Arial" w:hAnsi="Arial" w:cs="Arial" w:hint="default"/>
                 <w:snapToGrid w:val="0"/>
                 <w:color w:val="000000"/>
                 <w:kern w:val="0"/>
@@ -545,7 +541,7 @@
             </w:r>
             <w:r>
               <w:rPr>
-                <w:rFonts w:hint="default" w:asciiTheme="minorAscii" w:hAnsiTheme="minorAscii" w:eastAsiaTheme="minorEastAsia"/>
+                <w:rFonts w:asciiTheme="minorAscii" w:eastAsiaTheme="minorEastAsia" w:hAnsiTheme="minorAscii" w:hint="default"/>
                 <w:spacing w:val="227"/>
                 <w:sz w:val="21"/>
                 <w:vertAlign w:val="baseline"/>
@@ -562,18 +558,7 @@
                 <w:vertAlign w:val="baseline"/>
                 <w:lang w:val="en-US" w:eastAsia="zh-CN"/>
               </w:rPr>
-              <w:t>V2.</w:t>
-            </w:r>
-            <w:r>
-              <w:rPr>
-                <w:rFonts w:hint="eastAsia"/>
-                <w:spacing w:val="0"/>
-                <w:kern w:val="0"/>
-                <w:u w:val="single"/>
-                <w:vertAlign w:val="baseline"/>
-                <w:lang w:val="en-US" w:eastAsia="zh-CN"/>
-              </w:rPr>
-              <w:t>0</w:t>
+              <w:t>V1.0</w:t>
             </w:r>
           </w:p>
         </w:tc>
@@ -598,7 +583,7 @@
               <w:snapToGrid w:val="0"/>
               <w:textAlignment w:val="baseline"/>
               <w:rPr>
-                <w:rFonts w:hint="default" w:ascii="Arial" w:hAnsi="Arial" w:eastAsia="Arial" w:cs="Arial"/>
+                <w:rFonts w:ascii="Arial" w:eastAsia="Arial" w:hAnsi="Arial" w:cs="Arial" w:hint="default"/>
                 <w:snapToGrid w:val="0"/>
                 <w:color w:val="000000"/>
                 <w:kern w:val="0"/>
@@ -616,8 +601,8 @@
               </w:rPr>
               <w:t>审核</w:t>
             </w:r>
-            <w:bookmarkStart w:id="18" w:name="_GoBack"/>
-            <w:bookmarkEnd w:id="18"/>
+            <w:bookmarkStart w:id="2" w:name="_GoBack"/>
+            <w:bookmarkEnd w:id="2"/>
             <w:r>
               <w:rPr>
                 <w:rFonts w:hint="eastAsia"/>
@@ -628,7 +613,7 @@
             </w:r>
             <w:r>
               <w:rPr>
-                <w:rFonts w:hint="eastAsia" w:asciiTheme="minorAscii" w:hAnsiTheme="minorAscii" w:eastAsiaTheme="minorEastAsia"/>
+                <w:rFonts w:asciiTheme="minorAscii" w:eastAsiaTheme="minorEastAsia" w:hAnsiTheme="minorAscii" w:hint="eastAsia"/>
                 <w:spacing w:val="227"/>
                 <w:sz w:val="21"/>
                 <w:vertAlign w:val="baseline"/>
@@ -650,14 +635,8 @@
       </w:tr>
       <w:tr>
         <w:tblPrEx>
-          <w:tblBorders>
-            <w:top w:val="none" w:color="auto" w:sz="0" w:space="0"/>
-            <w:left w:val="none" w:color="auto" w:sz="0" w:space="0"/>
-            <w:bottom w:val="none" w:color="auto" w:sz="0" w:space="0"/>
-            <w:right w:val="none" w:color="auto" w:sz="0" w:space="0"/>
-            <w:insideH w:val="none" w:color="auto" w:sz="0" w:space="0"/>
-            <w:insideV w:val="none" w:color="auto" w:sz="0" w:space="0"/>
-          </w:tblBorders>
+          <w:tblW w:w="0" w:type="auto"/>
+          <w:jc w:val="center"/>
           <w:tblCellMar>
             <w:top w:w="0" w:type="dxa"/>
             <w:left w:w="108" w:type="dxa"/>
@@ -666,7 +645,7 @@
           </w:tblCellMar>
         </w:tblPrEx>
         <w:trPr>
-          <w:trHeight w:val="635" w:hRule="atLeast"/>
+          <w:trHeight w:val="635"/>
           <w:jc w:val="center"/>
         </w:trPr>
         <w:tc>
@@ -716,7 +695,7 @@
             </w:r>
             <w:r>
               <w:rPr>
-                <w:rFonts w:hint="eastAsia" w:asciiTheme="minorAscii" w:hAnsiTheme="minorAscii" w:eastAsiaTheme="minorEastAsia"/>
+                <w:rFonts w:asciiTheme="minorAscii" w:eastAsiaTheme="minorEastAsia" w:hAnsiTheme="minorAscii" w:hint="eastAsia"/>
                 <w:spacing w:val="227"/>
                 <w:sz w:val="21"/>
                 <w:vertAlign w:val="baseline"/>
@@ -769,7 +748,7 @@
             </w:r>
             <w:r>
               <w:rPr>
-                <w:rFonts w:hint="eastAsia" w:asciiTheme="minorAscii" w:hAnsiTheme="minorAscii" w:eastAsiaTheme="minorEastAsia"/>
+                <w:rFonts w:asciiTheme="minorAscii" w:eastAsiaTheme="minorEastAsia" w:hAnsiTheme="minorAscii" w:hint="eastAsia"/>
                 <w:spacing w:val="227"/>
                 <w:sz w:val="21"/>
                 <w:vertAlign w:val="baseline"/>
@@ -828,14 +807,14 @@
         <w:ind w:left="3634"/>
         <w:textAlignment w:val="baseline"/>
         <w:rPr>
-          <w:rFonts w:ascii="宋体" w:hAnsi="宋体" w:eastAsia="宋体" w:cs="宋体"/>
+          <w:rFonts w:ascii="宋体" w:eastAsia="宋体" w:hAnsi="宋体" w:cs="宋体"/>
           <w:sz w:val="31"/>
           <w:szCs w:val="31"/>
         </w:rPr>
       </w:pPr>
       <w:r>
         <w:rPr>
-          <w:rFonts w:ascii="宋体" w:hAnsi="宋体" w:eastAsia="宋体" w:cs="宋体"/>
+          <w:rFonts w:ascii="宋体" w:eastAsia="宋体" w:hAnsi="宋体" w:cs="宋体"/>
           <w:b/>
           <w:bCs/>
           <w:spacing w:val="4"/>
@@ -847,16 +826,16 @@
     </w:p>
     <w:tbl>
       <w:tblPr>
-        <w:tblStyle w:val="27"/>
+        <w:tblStyle w:val="TableNormal0"/>
         <w:tblW w:w="8214" w:type="dxa"/>
         <w:jc w:val="center"/>
         <w:tblBorders>
-          <w:top w:val="single" w:color="000000" w:sz="2" w:space="0"/>
-          <w:left w:val="single" w:color="000000" w:sz="2" w:space="0"/>
-          <w:bottom w:val="single" w:color="000000" w:sz="2" w:space="0"/>
-          <w:right w:val="single" w:color="000000" w:sz="2" w:space="0"/>
-          <w:insideH w:val="single" w:color="000000" w:sz="2" w:space="0"/>
-          <w:insideV w:val="single" w:color="000000" w:sz="2" w:space="0"/>
+          <w:top w:val="single" w:sz="2" w:space="0" w:color="000000"/>
+          <w:left w:val="single" w:sz="2" w:space="0" w:color="000000"/>
+          <w:bottom w:val="single" w:sz="2" w:space="0" w:color="000000"/>
+          <w:right w:val="single" w:sz="2" w:space="0" w:color="000000"/>
+          <w:insideH w:val="single" w:sz="2" w:space="0" w:color="000000"/>
+          <w:insideV w:val="single" w:sz="2" w:space="0" w:color="000000"/>
         </w:tblBorders>
         <w:tblLayout w:type="fixed"/>
         <w:tblCellMar>
@@ -876,14 +855,17 @@
       </w:tblGrid>
       <w:tr>
         <w:tblPrEx>
+          <w:tblW w:w="8214" w:type="dxa"/>
+          <w:jc w:val="center"/>
           <w:tblBorders>
-            <w:top w:val="single" w:color="000000" w:sz="2" w:space="0"/>
-            <w:left w:val="single" w:color="000000" w:sz="2" w:space="0"/>
-            <w:bottom w:val="single" w:color="000000" w:sz="2" w:space="0"/>
-            <w:right w:val="single" w:color="000000" w:sz="2" w:space="0"/>
-            <w:insideH w:val="single" w:color="000000" w:sz="2" w:space="0"/>
-            <w:insideV w:val="single" w:color="000000" w:sz="2" w:space="0"/>
+            <w:top w:val="single" w:sz="2" w:space="0" w:color="000000"/>
+            <w:left w:val="single" w:sz="2" w:space="0" w:color="000000"/>
+            <w:bottom w:val="single" w:sz="2" w:space="0" w:color="000000"/>
+            <w:right w:val="single" w:sz="2" w:space="0" w:color="000000"/>
+            <w:insideH w:val="single" w:sz="2" w:space="0" w:color="000000"/>
+            <w:insideV w:val="single" w:sz="2" w:space="0" w:color="000000"/>
           </w:tblBorders>
+          <w:tblLayout w:type="fixed"/>
           <w:tblCellMar>
             <w:top w:w="0" w:type="dxa"/>
             <w:left w:w="0" w:type="dxa"/>
@@ -892,7 +874,7 @@
           </w:tblCellMar>
         </w:tblPrEx>
         <w:trPr>
-          <w:trHeight w:val="593" w:hRule="atLeast"/>
+          <w:trHeight w:val="593"/>
           <w:jc w:val="center"/>
         </w:trPr>
         <w:tc>
@@ -914,18 +896,18 @@
               <w:adjustRightInd w:val="0"/>
               <w:snapToGrid w:val="0"/>
               <w:spacing w:before="176" w:line="228" w:lineRule="auto"/>
-              <w:ind w:left="0" w:leftChars="0" w:right="0" w:rightChars="0" w:firstLine="0" w:firstLineChars="0"/>
+              <w:ind w:left="0" w:right="0" w:firstLine="0" w:leftChars="0" w:rightChars="0" w:firstLineChars="0"/>
               <w:jc w:val="center"/>
               <w:textAlignment w:val="baseline"/>
               <w:rPr>
-                <w:rFonts w:ascii="宋体" w:hAnsi="宋体" w:eastAsia="宋体" w:cs="宋体"/>
+                <w:rFonts w:ascii="宋体" w:eastAsia="宋体" w:hAnsi="宋体" w:cs="宋体"/>
                 <w:sz w:val="20"/>
                 <w:szCs w:val="20"/>
               </w:rPr>
             </w:pPr>
             <w:r>
               <w:rPr>
-                <w:rFonts w:hint="eastAsia" w:ascii="宋体" w:hAnsi="宋体" w:cs="宋体"/>
+                <w:rFonts w:ascii="宋体" w:hAnsi="宋体" w:cs="宋体" w:hint="eastAsia"/>
                 <w:spacing w:val="-14"/>
                 <w:sz w:val="20"/>
                 <w:szCs w:val="20"/>
@@ -935,7 +917,7 @@
             </w:r>
             <w:r>
               <w:rPr>
-                <w:rFonts w:ascii="宋体" w:hAnsi="宋体" w:eastAsia="宋体" w:cs="宋体"/>
+                <w:rFonts w:ascii="宋体" w:eastAsia="宋体" w:hAnsi="宋体" w:cs="宋体"/>
                 <w:spacing w:val="-14"/>
                 <w:sz w:val="20"/>
                 <w:szCs w:val="20"/>
@@ -963,18 +945,18 @@
               <w:adjustRightInd w:val="0"/>
               <w:snapToGrid w:val="0"/>
               <w:spacing w:before="175" w:line="227" w:lineRule="auto"/>
-              <w:ind w:left="0" w:leftChars="0" w:right="0" w:rightChars="0" w:firstLine="0" w:firstLineChars="0"/>
+              <w:ind w:left="0" w:right="0" w:firstLine="0" w:leftChars="0" w:rightChars="0" w:firstLineChars="0"/>
               <w:jc w:val="center"/>
               <w:textAlignment w:val="baseline"/>
               <w:rPr>
-                <w:rFonts w:ascii="宋体" w:hAnsi="宋体" w:eastAsia="宋体" w:cs="宋体"/>
+                <w:rFonts w:ascii="宋体" w:eastAsia="宋体" w:hAnsi="宋体" w:cs="宋体"/>
                 <w:sz w:val="20"/>
                 <w:szCs w:val="20"/>
               </w:rPr>
             </w:pPr>
             <w:r>
               <w:rPr>
-                <w:rFonts w:ascii="宋体" w:hAnsi="宋体" w:eastAsia="宋体" w:cs="宋体"/>
+                <w:rFonts w:ascii="宋体" w:eastAsia="宋体" w:hAnsi="宋体" w:cs="宋体"/>
                 <w:spacing w:val="4"/>
                 <w:sz w:val="20"/>
                 <w:szCs w:val="20"/>
@@ -1002,18 +984,18 @@
               <w:adjustRightInd w:val="0"/>
               <w:snapToGrid w:val="0"/>
               <w:spacing w:before="175" w:line="228" w:lineRule="auto"/>
-              <w:ind w:left="0" w:leftChars="0" w:right="0" w:rightChars="0" w:firstLine="0" w:firstLineChars="0"/>
+              <w:ind w:left="0" w:right="0" w:firstLine="0" w:leftChars="0" w:rightChars="0" w:firstLineChars="0"/>
               <w:jc w:val="center"/>
               <w:textAlignment w:val="baseline"/>
               <w:rPr>
-                <w:rFonts w:ascii="宋体" w:hAnsi="宋体" w:eastAsia="宋体" w:cs="宋体"/>
+                <w:rFonts w:ascii="宋体" w:eastAsia="宋体" w:hAnsi="宋体" w:cs="宋体"/>
                 <w:sz w:val="20"/>
                 <w:szCs w:val="20"/>
               </w:rPr>
             </w:pPr>
             <w:r>
               <w:rPr>
-                <w:rFonts w:ascii="宋体" w:hAnsi="宋体" w:eastAsia="宋体" w:cs="宋体"/>
+                <w:rFonts w:ascii="宋体" w:eastAsia="宋体" w:hAnsi="宋体" w:cs="宋体"/>
                 <w:spacing w:val="7"/>
                 <w:sz w:val="20"/>
                 <w:szCs w:val="20"/>
@@ -1041,11 +1023,11 @@
               <w:adjustRightInd w:val="0"/>
               <w:snapToGrid w:val="0"/>
               <w:spacing w:before="175" w:line="228" w:lineRule="auto"/>
-              <w:ind w:left="0" w:leftChars="0" w:right="0" w:rightChars="0" w:firstLine="0" w:firstLineChars="0"/>
+              <w:ind w:left="0" w:right="0" w:firstLine="0" w:leftChars="0" w:rightChars="0" w:firstLineChars="0"/>
               <w:jc w:val="center"/>
               <w:textAlignment w:val="baseline"/>
               <w:rPr>
-                <w:rFonts w:hint="eastAsia" w:ascii="宋体" w:hAnsi="宋体" w:eastAsia="宋体" w:cs="宋体"/>
+                <w:rFonts w:ascii="宋体" w:eastAsia="宋体" w:hAnsi="宋体" w:cs="宋体" w:hint="eastAsia"/>
                 <w:spacing w:val="7"/>
                 <w:sz w:val="20"/>
                 <w:szCs w:val="20"/>
@@ -1054,7 +1036,7 @@
             </w:pPr>
             <w:r>
               <w:rPr>
-                <w:rFonts w:hint="eastAsia" w:ascii="宋体" w:hAnsi="宋体" w:cs="宋体"/>
+                <w:rFonts w:ascii="宋体" w:hAnsi="宋体" w:cs="宋体" w:hint="eastAsia"/>
                 <w:spacing w:val="7"/>
                 <w:sz w:val="20"/>
                 <w:szCs w:val="20"/>
@@ -1083,11 +1065,11 @@
               <w:adjustRightInd w:val="0"/>
               <w:snapToGrid w:val="0"/>
               <w:spacing w:before="175" w:line="228" w:lineRule="auto"/>
-              <w:ind w:left="0" w:leftChars="0" w:right="0" w:rightChars="0" w:firstLine="0" w:firstLineChars="0"/>
+              <w:ind w:left="0" w:right="0" w:firstLine="0" w:leftChars="0" w:rightChars="0" w:firstLineChars="0"/>
               <w:jc w:val="center"/>
               <w:textAlignment w:val="baseline"/>
               <w:rPr>
-                <w:rFonts w:hint="default" w:ascii="宋体" w:hAnsi="宋体" w:cs="宋体"/>
+                <w:rFonts w:ascii="宋体" w:hAnsi="宋体" w:cs="宋体" w:hint="default"/>
                 <w:spacing w:val="7"/>
                 <w:sz w:val="20"/>
                 <w:szCs w:val="20"/>
@@ -1096,7 +1078,7 @@
             </w:pPr>
             <w:r>
               <w:rPr>
-                <w:rFonts w:hint="eastAsia" w:ascii="宋体" w:hAnsi="宋体" w:cs="宋体"/>
+                <w:rFonts w:ascii="宋体" w:hAnsi="宋体" w:cs="宋体" w:hint="eastAsia"/>
                 <w:spacing w:val="7"/>
                 <w:sz w:val="20"/>
                 <w:szCs w:val="20"/>
@@ -1125,18 +1107,18 @@
               <w:adjustRightInd w:val="0"/>
               <w:snapToGrid w:val="0"/>
               <w:spacing w:before="176" w:line="229" w:lineRule="auto"/>
-              <w:ind w:left="0" w:leftChars="0" w:right="0" w:rightChars="0" w:firstLine="0" w:firstLineChars="0"/>
+              <w:ind w:left="0" w:right="0" w:firstLine="0" w:leftChars="0" w:rightChars="0" w:firstLineChars="0"/>
               <w:jc w:val="center"/>
               <w:textAlignment w:val="baseline"/>
               <w:rPr>
-                <w:rFonts w:ascii="宋体" w:hAnsi="宋体" w:eastAsia="宋体" w:cs="宋体"/>
+                <w:rFonts w:ascii="宋体" w:eastAsia="宋体" w:hAnsi="宋体" w:cs="宋体"/>
                 <w:sz w:val="20"/>
                 <w:szCs w:val="20"/>
               </w:rPr>
             </w:pPr>
             <w:r>
               <w:rPr>
-                <w:rFonts w:ascii="宋体" w:hAnsi="宋体" w:eastAsia="宋体" w:cs="宋体"/>
+                <w:rFonts w:ascii="宋体" w:eastAsia="宋体" w:hAnsi="宋体" w:cs="宋体"/>
                 <w:spacing w:val="7"/>
                 <w:sz w:val="20"/>
                 <w:szCs w:val="20"/>
@@ -1148,14 +1130,9 @@
       </w:tr>
       <w:tr>
         <w:tblPrEx>
-          <w:tblBorders>
-            <w:top w:val="single" w:color="000000" w:sz="2" w:space="0"/>
-            <w:left w:val="single" w:color="000000" w:sz="2" w:space="0"/>
-            <w:bottom w:val="single" w:color="000000" w:sz="2" w:space="0"/>
-            <w:right w:val="single" w:color="000000" w:sz="2" w:space="0"/>
-            <w:insideH w:val="single" w:color="000000" w:sz="2" w:space="0"/>
-            <w:insideV w:val="single" w:color="000000" w:sz="2" w:space="0"/>
-          </w:tblBorders>
+          <w:tblW w:w="8214" w:type="dxa"/>
+          <w:jc w:val="center"/>
+          <w:tblLayout w:type="fixed"/>
           <w:tblCellMar>
             <w:top w:w="0" w:type="dxa"/>
             <w:left w:w="0" w:type="dxa"/>
@@ -1164,7 +1141,7 @@
           </w:tblCellMar>
         </w:tblPrEx>
         <w:trPr>
-          <w:trHeight w:val="516" w:hRule="atLeast"/>
+          <w:trHeight w:val="516"/>
           <w:jc w:val="center"/>
         </w:trPr>
         <w:tc>
@@ -1187,11 +1164,11 @@
               <w:adjustRightInd w:val="0"/>
               <w:snapToGrid w:val="0"/>
               <w:spacing w:before="173" w:line="267" w:lineRule="exact"/>
-              <w:ind w:left="0" w:leftChars="0" w:right="0" w:rightChars="0" w:firstLine="0" w:firstLineChars="0"/>
+              <w:ind w:left="0" w:right="0" w:firstLine="0" w:leftChars="0" w:rightChars="0" w:firstLineChars="0"/>
               <w:jc w:val="center"/>
               <w:textAlignment w:val="baseline"/>
               <w:rPr>
-                <w:rFonts w:hint="default" w:ascii="宋体" w:hAnsi="宋体" w:eastAsia="宋体" w:cs="宋体"/>
+                <w:rFonts w:ascii="宋体" w:eastAsia="宋体" w:hAnsi="宋体" w:cs="宋体" w:hint="default"/>
                 <w:snapToGrid w:val="0"/>
                 <w:color w:val="000000"/>
                 <w:kern w:val="0"/>
@@ -1202,7 +1179,7 @@
             </w:pPr>
             <w:r>
               <w:rPr>
-                <w:rFonts w:ascii="宋体" w:hAnsi="宋体" w:eastAsia="宋体" w:cs="宋体"/>
+                <w:rFonts w:ascii="宋体" w:eastAsia="宋体" w:hAnsi="宋体" w:cs="宋体"/>
                 <w:spacing w:val="3"/>
                 <w:position w:val="1"/>
                 <w:sz w:val="20"/>
@@ -1232,11 +1209,11 @@
               <w:adjustRightInd w:val="0"/>
               <w:snapToGrid w:val="0"/>
               <w:spacing w:before="173" w:line="267" w:lineRule="exact"/>
-              <w:ind w:left="0" w:leftChars="0" w:right="0" w:rightChars="0" w:firstLine="0" w:firstLineChars="0"/>
+              <w:ind w:left="0" w:right="0" w:firstLine="0" w:leftChars="0" w:rightChars="0" w:firstLineChars="0"/>
               <w:jc w:val="center"/>
               <w:textAlignment w:val="baseline"/>
               <w:rPr>
-                <w:rFonts w:ascii="宋体" w:hAnsi="宋体" w:eastAsia="宋体" w:cs="宋体"/>
+                <w:rFonts w:ascii="宋体" w:eastAsia="宋体" w:hAnsi="宋体" w:cs="宋体"/>
                 <w:snapToGrid w:val="0"/>
                 <w:color w:val="000000"/>
                 <w:kern w:val="0"/>
@@ -1247,7 +1224,7 @@
             </w:pPr>
             <w:r>
               <w:rPr>
-                <w:rFonts w:ascii="宋体" w:hAnsi="宋体" w:eastAsia="宋体" w:cs="宋体"/>
+                <w:rFonts w:ascii="宋体" w:eastAsia="宋体" w:hAnsi="宋体" w:cs="宋体"/>
                 <w:spacing w:val="4"/>
                 <w:position w:val="1"/>
                 <w:sz w:val="20"/>
@@ -1277,11 +1254,11 @@
               <w:adjustRightInd w:val="0"/>
               <w:snapToGrid w:val="0"/>
               <w:spacing w:before="172" w:line="228" w:lineRule="auto"/>
-              <w:ind w:left="0" w:leftChars="0" w:right="0" w:rightChars="0" w:firstLine="0" w:firstLineChars="0"/>
+              <w:ind w:left="0" w:right="0" w:firstLine="0" w:leftChars="0" w:rightChars="0" w:firstLineChars="0"/>
               <w:jc w:val="center"/>
               <w:textAlignment w:val="baseline"/>
               <w:rPr>
-                <w:rFonts w:ascii="宋体" w:hAnsi="宋体" w:eastAsia="宋体" w:cs="宋体"/>
+                <w:rFonts w:ascii="宋体" w:eastAsia="宋体" w:hAnsi="宋体" w:cs="宋体"/>
                 <w:snapToGrid w:val="0"/>
                 <w:color w:val="000000"/>
                 <w:kern w:val="0"/>
@@ -1292,7 +1269,7 @@
             </w:pPr>
             <w:r>
               <w:rPr>
-                <w:rFonts w:ascii="宋体" w:hAnsi="宋体" w:eastAsia="宋体" w:cs="宋体"/>
+                <w:rFonts w:ascii="宋体" w:eastAsia="宋体" w:hAnsi="宋体" w:cs="宋体"/>
                 <w:spacing w:val="200"/>
                 <w:kern w:val="0"/>
                 <w:sz w:val="20"/>
@@ -1302,7 +1279,7 @@
             </w:r>
             <w:r>
               <w:rPr>
-                <w:rFonts w:ascii="宋体" w:hAnsi="宋体" w:eastAsia="宋体" w:cs="宋体"/>
+                <w:rFonts w:ascii="宋体" w:eastAsia="宋体" w:hAnsi="宋体" w:cs="宋体"/>
                 <w:spacing w:val="0"/>
                 <w:kern w:val="0"/>
                 <w:sz w:val="20"/>
@@ -1332,11 +1309,11 @@
               <w:adjustRightInd w:val="0"/>
               <w:snapToGrid w:val="0"/>
               <w:spacing w:before="173" w:line="229" w:lineRule="auto"/>
-              <w:ind w:left="0" w:leftChars="0" w:right="0" w:rightChars="0" w:firstLine="0" w:firstLineChars="0"/>
+              <w:ind w:left="0" w:right="0" w:firstLine="0" w:leftChars="0" w:rightChars="0" w:firstLineChars="0"/>
               <w:jc w:val="center"/>
               <w:textAlignment w:val="baseline"/>
               <w:rPr>
-                <w:rFonts w:ascii="宋体" w:hAnsi="宋体" w:eastAsia="宋体" w:cs="宋体"/>
+                <w:rFonts w:ascii="宋体" w:eastAsia="宋体" w:hAnsi="宋体" w:cs="宋体"/>
                 <w:snapToGrid w:val="0"/>
                 <w:color w:val="000000"/>
                 <w:spacing w:val="200"/>
@@ -1348,14 +1325,14 @@
             </w:pPr>
             <w:r>
               <w:rPr>
-                <w:rFonts w:hint="eastAsia" w:asciiTheme="minorAscii" w:hAnsiTheme="minorAscii" w:eastAsiaTheme="minorEastAsia"/>
+                <w:rFonts w:asciiTheme="minorAscii" w:eastAsiaTheme="minorEastAsia" w:hAnsiTheme="minorAscii" w:hint="eastAsia"/>
                 <w:spacing w:val="0"/>
                 <w:kern w:val="0"/>
                 <w:sz w:val="21"/>
                 <w:vertAlign w:val="baseline"/>
                 <w:lang w:val="en-US" w:eastAsia="zh-CN"/>
               </w:rPr>
-              <w:t>程方</w:t>
+              <w:t>强宇涛</w:t>
             </w:r>
           </w:p>
         </w:tc>
@@ -1379,11 +1356,11 @@
               <w:adjustRightInd w:val="0"/>
               <w:snapToGrid w:val="0"/>
               <w:spacing w:before="173" w:line="229" w:lineRule="auto"/>
-              <w:ind w:left="0" w:leftChars="0" w:right="0" w:rightChars="0" w:firstLine="0" w:firstLineChars="0"/>
+              <w:ind w:left="0" w:right="0" w:firstLine="0" w:leftChars="0" w:rightChars="0" w:firstLineChars="0"/>
               <w:jc w:val="center"/>
               <w:textAlignment w:val="baseline"/>
               <w:rPr>
-                <w:rFonts w:ascii="宋体" w:hAnsi="宋体" w:eastAsia="宋体" w:cs="宋体"/>
+                <w:rFonts w:ascii="宋体" w:eastAsia="宋体" w:hAnsi="宋体" w:cs="宋体"/>
                 <w:snapToGrid w:val="0"/>
                 <w:color w:val="000000"/>
                 <w:spacing w:val="200"/>
@@ -1395,14 +1372,14 @@
             </w:pPr>
             <w:r>
               <w:rPr>
-                <w:rFonts w:hint="eastAsia" w:asciiTheme="minorAscii" w:hAnsiTheme="minorAscii" w:eastAsiaTheme="minorEastAsia"/>
+                <w:rFonts w:asciiTheme="minorAscii" w:eastAsiaTheme="minorEastAsia" w:hAnsiTheme="minorAscii" w:hint="eastAsia"/>
                 <w:spacing w:val="0"/>
                 <w:kern w:val="0"/>
                 <w:sz w:val="21"/>
                 <w:vertAlign w:val="baseline"/>
                 <w:lang w:val="en-US" w:eastAsia="zh-CN"/>
               </w:rPr>
-              <w:t>茅建根</w:t>
+              <w:t>陈凯</w:t>
             </w:r>
           </w:p>
         </w:tc>
@@ -1426,11 +1403,11 @@
               <w:adjustRightInd w:val="0"/>
               <w:snapToGrid w:val="0"/>
               <w:spacing w:before="173" w:line="229" w:lineRule="auto"/>
-              <w:ind w:left="0" w:leftChars="0" w:right="0" w:rightChars="0" w:firstLine="0" w:firstLineChars="0"/>
+              <w:ind w:left="0" w:right="0" w:firstLine="0" w:leftChars="0" w:rightChars="0" w:firstLineChars="0"/>
               <w:jc w:val="center"/>
               <w:textAlignment w:val="baseline"/>
               <w:rPr>
-                <w:rFonts w:ascii="宋体" w:hAnsi="宋体" w:eastAsia="宋体" w:cs="宋体"/>
+                <w:rFonts w:ascii="宋体" w:eastAsia="宋体" w:hAnsi="宋体" w:cs="宋体"/>
                 <w:snapToGrid w:val="0"/>
                 <w:color w:val="000000"/>
                 <w:kern w:val="0"/>
@@ -1441,7 +1418,7 @@
             </w:pPr>
             <w:r>
               <w:rPr>
-                <w:rFonts w:hint="eastAsia" w:asciiTheme="minorAscii" w:hAnsiTheme="minorAscii" w:eastAsiaTheme="minorEastAsia"/>
+                <w:rFonts w:asciiTheme="minorAscii" w:eastAsiaTheme="minorEastAsia" w:hAnsiTheme="minorAscii" w:hint="eastAsia"/>
                 <w:spacing w:val="0"/>
                 <w:kern w:val="0"/>
                 <w:sz w:val="21"/>
@@ -1455,14 +1432,9 @@
       </w:tr>
       <w:tr>
         <w:tblPrEx>
-          <w:tblBorders>
-            <w:top w:val="single" w:color="000000" w:sz="2" w:space="0"/>
-            <w:left w:val="single" w:color="000000" w:sz="2" w:space="0"/>
-            <w:bottom w:val="single" w:color="000000" w:sz="2" w:space="0"/>
-            <w:right w:val="single" w:color="000000" w:sz="2" w:space="0"/>
-            <w:insideH w:val="single" w:color="000000" w:sz="2" w:space="0"/>
-            <w:insideV w:val="single" w:color="000000" w:sz="2" w:space="0"/>
-          </w:tblBorders>
+          <w:tblW w:w="8214" w:type="dxa"/>
+          <w:jc w:val="center"/>
+          <w:tblLayout w:type="fixed"/>
           <w:tblCellMar>
             <w:top w:w="0" w:type="dxa"/>
             <w:left w:w="0" w:type="dxa"/>
@@ -1471,7 +1443,7 @@
           </w:tblCellMar>
         </w:tblPrEx>
         <w:trPr>
-          <w:trHeight w:val="556" w:hRule="atLeast"/>
+          <w:trHeight w:val="556"/>
           <w:jc w:val="center"/>
         </w:trPr>
         <w:tc>
@@ -1494,11 +1466,11 @@
               <w:adjustRightInd w:val="0"/>
               <w:snapToGrid w:val="0"/>
               <w:spacing w:before="173" w:line="267" w:lineRule="exact"/>
-              <w:ind w:left="0" w:leftChars="0" w:right="0" w:rightChars="0" w:firstLine="0" w:firstLineChars="0"/>
+              <w:ind w:left="0" w:right="0" w:firstLine="0" w:leftChars="0" w:rightChars="0" w:firstLineChars="0"/>
               <w:jc w:val="center"/>
               <w:textAlignment w:val="baseline"/>
               <w:rPr>
-                <w:rFonts w:hint="default" w:ascii="宋体" w:hAnsi="宋体" w:eastAsia="宋体" w:cs="宋体"/>
+                <w:rFonts w:ascii="宋体" w:eastAsia="宋体" w:hAnsi="宋体" w:cs="宋体" w:hint="default"/>
                 <w:snapToGrid w:val="0"/>
                 <w:color w:val="000000"/>
                 <w:kern w:val="0"/>
@@ -1509,7 +1481,7 @@
             </w:pPr>
             <w:r>
               <w:rPr>
-                <w:rFonts w:ascii="宋体" w:hAnsi="宋体" w:eastAsia="宋体" w:cs="宋体"/>
+                <w:rFonts w:ascii="宋体" w:eastAsia="宋体" w:hAnsi="宋体" w:cs="宋体"/>
                 <w:spacing w:val="3"/>
                 <w:position w:val="1"/>
                 <w:sz w:val="20"/>
@@ -1519,7 +1491,7 @@
             </w:r>
             <w:r>
               <w:rPr>
-                <w:rFonts w:hint="eastAsia" w:ascii="宋体" w:hAnsi="宋体" w:cs="宋体"/>
+                <w:rFonts w:ascii="宋体" w:hAnsi="宋体" w:cs="宋体" w:hint="eastAsia"/>
                 <w:spacing w:val="3"/>
                 <w:position w:val="1"/>
                 <w:sz w:val="20"/>
@@ -1530,7 +1502,7 @@
             </w:r>
             <w:r>
               <w:rPr>
-                <w:rFonts w:ascii="宋体" w:hAnsi="宋体" w:eastAsia="宋体" w:cs="宋体"/>
+                <w:rFonts w:ascii="宋体" w:eastAsia="宋体" w:hAnsi="宋体" w:cs="宋体"/>
                 <w:spacing w:val="3"/>
                 <w:position w:val="1"/>
                 <w:sz w:val="20"/>
@@ -1540,7 +1512,7 @@
             </w:r>
             <w:r>
               <w:rPr>
-                <w:rFonts w:hint="eastAsia" w:ascii="宋体" w:hAnsi="宋体" w:cs="宋体"/>
+                <w:rFonts w:ascii="宋体" w:hAnsi="宋体" w:cs="宋体" w:hint="eastAsia"/>
                 <w:spacing w:val="3"/>
                 <w:position w:val="1"/>
                 <w:sz w:val="20"/>
@@ -1571,11 +1543,11 @@
               <w:adjustRightInd w:val="0"/>
               <w:snapToGrid w:val="0"/>
               <w:spacing w:before="173" w:line="267" w:lineRule="exact"/>
-              <w:ind w:left="0" w:leftChars="0" w:right="0" w:rightChars="0" w:firstLine="0" w:firstLineChars="0"/>
+              <w:ind w:left="0" w:right="0" w:firstLine="0" w:leftChars="0" w:rightChars="0" w:firstLineChars="0"/>
               <w:jc w:val="center"/>
               <w:textAlignment w:val="baseline"/>
               <w:rPr>
-                <w:rFonts w:ascii="宋体" w:hAnsi="宋体" w:eastAsia="宋体" w:cs="宋体"/>
+                <w:rFonts w:ascii="宋体" w:eastAsia="宋体" w:hAnsi="宋体" w:cs="宋体"/>
                 <w:snapToGrid w:val="0"/>
                 <w:color w:val="000000"/>
                 <w:kern w:val="0"/>
@@ -1586,34 +1558,13 @@
             </w:pPr>
             <w:r>
               <w:rPr>
-                <w:rFonts w:ascii="宋体" w:hAnsi="宋体" w:eastAsia="宋体" w:cs="宋体"/>
+                <w:rFonts w:ascii="宋体" w:eastAsia="宋体" w:hAnsi="宋体" w:cs="宋体"/>
                 <w:spacing w:val="4"/>
                 <w:position w:val="1"/>
                 <w:sz w:val="20"/>
                 <w:szCs w:val="20"/>
               </w:rPr>
-              <w:t>V</w:t>
-            </w:r>
-            <w:r>
-              <w:rPr>
-                <w:rFonts w:hint="eastAsia" w:ascii="宋体" w:hAnsi="宋体" w:cs="宋体"/>
-                <w:spacing w:val="4"/>
-                <w:position w:val="1"/>
-                <w:sz w:val="20"/>
-                <w:szCs w:val="20"/>
-                <w:lang w:val="en-US" w:eastAsia="zh-CN"/>
-              </w:rPr>
-              <w:t>2</w:t>
-            </w:r>
-            <w:r>
-              <w:rPr>
-                <w:rFonts w:ascii="宋体" w:hAnsi="宋体" w:eastAsia="宋体" w:cs="宋体"/>
-                <w:spacing w:val="4"/>
-                <w:position w:val="1"/>
-                <w:sz w:val="20"/>
-                <w:szCs w:val="20"/>
-              </w:rPr>
-              <w:t>.0</w:t>
+              <w:t>V1.0</w:t>
             </w:r>
           </w:p>
         </w:tc>
@@ -1637,11 +1588,11 @@
               <w:adjustRightInd w:val="0"/>
               <w:snapToGrid w:val="0"/>
               <w:spacing w:before="173" w:line="229" w:lineRule="auto"/>
-              <w:ind w:left="0" w:leftChars="0" w:right="0" w:rightChars="0" w:firstLine="0" w:firstLineChars="0"/>
+              <w:ind w:left="0" w:right="0" w:firstLine="0" w:leftChars="0" w:rightChars="0" w:firstLineChars="0"/>
               <w:jc w:val="center"/>
               <w:textAlignment w:val="baseline"/>
               <w:rPr>
-                <w:rFonts w:hint="default" w:ascii="宋体" w:hAnsi="宋体" w:eastAsia="宋体" w:cs="宋体"/>
+                <w:rFonts w:ascii="宋体" w:eastAsia="宋体" w:hAnsi="宋体" w:cs="宋体" w:hint="default"/>
                 <w:snapToGrid w:val="0"/>
                 <w:color w:val="000000"/>
                 <w:kern w:val="0"/>
@@ -1652,7 +1603,7 @@
             </w:pPr>
             <w:r>
               <w:rPr>
-                <w:rFonts w:hint="eastAsia" w:asciiTheme="minorAscii" w:hAnsiTheme="minorAscii" w:eastAsiaTheme="minorEastAsia"/>
+                <w:rFonts w:asciiTheme="minorAscii" w:eastAsiaTheme="minorEastAsia" w:hAnsiTheme="minorAscii" w:hint="eastAsia"/>
                 <w:spacing w:val="0"/>
                 <w:kern w:val="0"/>
                 <w:sz w:val="21"/>
@@ -1683,11 +1634,11 @@
               <w:adjustRightInd w:val="0"/>
               <w:snapToGrid w:val="0"/>
               <w:spacing w:before="173" w:line="229" w:lineRule="auto"/>
-              <w:ind w:left="0" w:leftChars="0" w:right="0" w:rightChars="0" w:firstLine="0" w:firstLineChars="0"/>
+              <w:ind w:left="0" w:right="0" w:firstLine="0" w:leftChars="0" w:rightChars="0" w:firstLineChars="0"/>
               <w:jc w:val="center"/>
               <w:textAlignment w:val="baseline"/>
               <w:rPr>
-                <w:rFonts w:ascii="宋体" w:hAnsi="宋体" w:eastAsia="宋体" w:cs="宋体"/>
+                <w:rFonts w:ascii="宋体" w:eastAsia="宋体" w:hAnsi="宋体" w:cs="宋体"/>
                 <w:snapToGrid w:val="0"/>
                 <w:color w:val="000000"/>
                 <w:spacing w:val="200"/>
@@ -1699,14 +1650,14 @@
             </w:pPr>
             <w:r>
               <w:rPr>
-                <w:rFonts w:hint="eastAsia" w:asciiTheme="minorAscii" w:hAnsiTheme="minorAscii" w:eastAsiaTheme="minorEastAsia"/>
+                <w:rFonts w:asciiTheme="minorAscii" w:eastAsiaTheme="minorEastAsia" w:hAnsiTheme="minorAscii" w:hint="eastAsia"/>
                 <w:spacing w:val="0"/>
                 <w:kern w:val="0"/>
                 <w:sz w:val="21"/>
                 <w:vertAlign w:val="baseline"/>
                 <w:lang w:val="en-US" w:eastAsia="zh-CN"/>
               </w:rPr>
-              <w:t>程方</w:t>
+              <w:t>强宇涛</w:t>
             </w:r>
           </w:p>
         </w:tc>
@@ -1730,11 +1681,11 @@
               <w:adjustRightInd w:val="0"/>
               <w:snapToGrid w:val="0"/>
               <w:spacing w:before="173" w:line="229" w:lineRule="auto"/>
-              <w:ind w:left="0" w:leftChars="0" w:right="0" w:rightChars="0" w:firstLine="0" w:firstLineChars="0"/>
+              <w:ind w:left="0" w:right="0" w:firstLine="0" w:leftChars="0" w:rightChars="0" w:firstLineChars="0"/>
               <w:jc w:val="center"/>
               <w:textAlignment w:val="baseline"/>
               <w:rPr>
-                <w:rFonts w:ascii="宋体" w:hAnsi="宋体" w:eastAsia="宋体" w:cs="宋体"/>
+                <w:rFonts w:ascii="宋体" w:eastAsia="宋体" w:hAnsi="宋体" w:cs="宋体"/>
                 <w:snapToGrid w:val="0"/>
                 <w:color w:val="000000"/>
                 <w:spacing w:val="200"/>
@@ -1746,14 +1697,14 @@
             </w:pPr>
             <w:r>
               <w:rPr>
-                <w:rFonts w:hint="eastAsia" w:asciiTheme="minorAscii" w:hAnsiTheme="minorAscii" w:eastAsiaTheme="minorEastAsia"/>
+                <w:rFonts w:asciiTheme="minorAscii" w:eastAsiaTheme="minorEastAsia" w:hAnsiTheme="minorAscii" w:hint="eastAsia"/>
                 <w:spacing w:val="0"/>
                 <w:kern w:val="0"/>
                 <w:sz w:val="21"/>
                 <w:vertAlign w:val="baseline"/>
                 <w:lang w:val="en-US" w:eastAsia="zh-CN"/>
               </w:rPr>
-              <w:t>茅建根</w:t>
+              <w:t>陈凯</w:t>
             </w:r>
           </w:p>
         </w:tc>
@@ -1777,11 +1728,11 @@
               <w:adjustRightInd w:val="0"/>
               <w:snapToGrid w:val="0"/>
               <w:spacing w:before="173" w:line="229" w:lineRule="auto"/>
-              <w:ind w:left="0" w:leftChars="0" w:right="0" w:rightChars="0" w:firstLine="0" w:firstLineChars="0"/>
+              <w:ind w:left="0" w:right="0" w:firstLine="0" w:leftChars="0" w:rightChars="0" w:firstLineChars="0"/>
               <w:jc w:val="center"/>
               <w:textAlignment w:val="baseline"/>
               <w:rPr>
-                <w:rFonts w:ascii="宋体" w:hAnsi="宋体" w:eastAsia="宋体" w:cs="宋体"/>
+                <w:rFonts w:ascii="宋体" w:eastAsia="宋体" w:hAnsi="宋体" w:cs="宋体"/>
                 <w:snapToGrid w:val="0"/>
                 <w:color w:val="000000"/>
                 <w:kern w:val="0"/>
@@ -1792,7 +1743,7 @@
             </w:pPr>
             <w:r>
               <w:rPr>
-                <w:rFonts w:hint="eastAsia" w:asciiTheme="minorAscii" w:hAnsiTheme="minorAscii" w:eastAsiaTheme="minorEastAsia"/>
+                <w:rFonts w:asciiTheme="minorAscii" w:eastAsiaTheme="minorEastAsia" w:hAnsiTheme="minorAscii" w:hint="eastAsia"/>
                 <w:spacing w:val="0"/>
                 <w:kern w:val="0"/>
                 <w:sz w:val="21"/>
@@ -1806,14 +1757,9 @@
       </w:tr>
       <w:tr>
         <w:tblPrEx>
-          <w:tblBorders>
-            <w:top w:val="single" w:color="000000" w:sz="2" w:space="0"/>
-            <w:left w:val="single" w:color="000000" w:sz="2" w:space="0"/>
-            <w:bottom w:val="single" w:color="000000" w:sz="2" w:space="0"/>
-            <w:right w:val="single" w:color="000000" w:sz="2" w:space="0"/>
-            <w:insideH w:val="single" w:color="000000" w:sz="2" w:space="0"/>
-            <w:insideV w:val="single" w:color="000000" w:sz="2" w:space="0"/>
-          </w:tblBorders>
+          <w:tblW w:w="8214" w:type="dxa"/>
+          <w:jc w:val="center"/>
+          <w:tblLayout w:type="fixed"/>
           <w:tblCellMar>
             <w:top w:w="0" w:type="dxa"/>
             <w:left w:w="0" w:type="dxa"/>
@@ -1822,7 +1768,7 @@
           </w:tblCellMar>
         </w:tblPrEx>
         <w:trPr>
-          <w:trHeight w:val="556" w:hRule="atLeast"/>
+          <w:trHeight w:val="556"/>
           <w:jc w:val="center"/>
         </w:trPr>
         <w:tc>
@@ -1831,7 +1777,7 @@
           </w:tcPr>
           <w:p>
             <w:pPr>
-              <w:pStyle w:val="28"/>
+              <w:pStyle w:val="TableText"/>
               <w:keepNext w:val="0"/>
               <w:keepLines w:val="0"/>
               <w:pageBreakBefore w:val="0"/>
@@ -1844,7 +1790,7 @@
               <w:bidi w:val="0"/>
               <w:adjustRightInd w:val="0"/>
               <w:snapToGrid w:val="0"/>
-              <w:ind w:left="0" w:leftChars="0" w:right="0" w:rightChars="0" w:firstLine="0" w:firstLineChars="0"/>
+              <w:ind w:left="0" w:right="0" w:firstLine="0" w:leftChars="0" w:rightChars="0" w:firstLineChars="0"/>
               <w:jc w:val="center"/>
               <w:textAlignment w:val="baseline"/>
             </w:pPr>
@@ -1856,7 +1802,7 @@
           </w:tcPr>
           <w:p>
             <w:pPr>
-              <w:pStyle w:val="28"/>
+              <w:pStyle w:val="TableText"/>
               <w:keepNext w:val="0"/>
               <w:keepLines w:val="0"/>
               <w:pageBreakBefore w:val="0"/>
@@ -1869,7 +1815,7 @@
               <w:bidi w:val="0"/>
               <w:adjustRightInd w:val="0"/>
               <w:snapToGrid w:val="0"/>
-              <w:ind w:left="0" w:leftChars="0" w:right="0" w:rightChars="0" w:firstLine="0" w:firstLineChars="0"/>
+              <w:ind w:left="0" w:right="0" w:firstLine="0" w:leftChars="0" w:rightChars="0" w:firstLineChars="0"/>
               <w:jc w:val="center"/>
               <w:textAlignment w:val="baseline"/>
             </w:pPr>
@@ -1881,7 +1827,7 @@
           </w:tcPr>
           <w:p>
             <w:pPr>
-              <w:pStyle w:val="28"/>
+              <w:pStyle w:val="TableText"/>
               <w:keepNext w:val="0"/>
               <w:keepLines w:val="0"/>
               <w:pageBreakBefore w:val="0"/>
@@ -1894,7 +1840,7 @@
               <w:bidi w:val="0"/>
               <w:adjustRightInd w:val="0"/>
               <w:snapToGrid w:val="0"/>
-              <w:ind w:left="0" w:leftChars="0" w:right="0" w:rightChars="0" w:firstLine="0" w:firstLineChars="0"/>
+              <w:ind w:left="0" w:right="0" w:firstLine="0" w:leftChars="0" w:rightChars="0" w:firstLineChars="0"/>
               <w:jc w:val="center"/>
               <w:textAlignment w:val="baseline"/>
             </w:pPr>
@@ -1906,7 +1852,7 @@
           </w:tcPr>
           <w:p>
             <w:pPr>
-              <w:pStyle w:val="28"/>
+              <w:pStyle w:val="TableText"/>
               <w:keepNext w:val="0"/>
               <w:keepLines w:val="0"/>
               <w:pageBreakBefore w:val="0"/>
@@ -1919,7 +1865,7 @@
               <w:bidi w:val="0"/>
               <w:adjustRightInd w:val="0"/>
               <w:snapToGrid w:val="0"/>
-              <w:ind w:left="0" w:leftChars="0" w:right="0" w:rightChars="0" w:firstLine="0" w:firstLineChars="0"/>
+              <w:ind w:left="0" w:right="0" w:firstLine="0" w:leftChars="0" w:rightChars="0" w:firstLineChars="0"/>
               <w:jc w:val="center"/>
               <w:textAlignment w:val="baseline"/>
             </w:pPr>
@@ -1931,7 +1877,7 @@
           </w:tcPr>
           <w:p>
             <w:pPr>
-              <w:pStyle w:val="28"/>
+              <w:pStyle w:val="TableText"/>
               <w:keepNext w:val="0"/>
               <w:keepLines w:val="0"/>
               <w:pageBreakBefore w:val="0"/>
@@ -1944,7 +1890,7 @@
               <w:bidi w:val="0"/>
               <w:adjustRightInd w:val="0"/>
               <w:snapToGrid w:val="0"/>
-              <w:ind w:left="0" w:leftChars="0" w:right="0" w:rightChars="0" w:firstLine="0" w:firstLineChars="0"/>
+              <w:ind w:left="0" w:right="0" w:firstLine="0" w:leftChars="0" w:rightChars="0" w:firstLineChars="0"/>
               <w:jc w:val="center"/>
               <w:textAlignment w:val="baseline"/>
             </w:pPr>
@@ -1956,7 +1902,7 @@
           </w:tcPr>
           <w:p>
             <w:pPr>
-              <w:pStyle w:val="28"/>
+              <w:pStyle w:val="TableText"/>
               <w:keepNext w:val="0"/>
               <w:keepLines w:val="0"/>
               <w:pageBreakBefore w:val="0"/>
@@ -1969,7 +1915,7 @@
               <w:bidi w:val="0"/>
               <w:adjustRightInd w:val="0"/>
               <w:snapToGrid w:val="0"/>
-              <w:ind w:left="0" w:leftChars="0" w:right="0" w:rightChars="0" w:firstLine="0" w:firstLineChars="0"/>
+              <w:ind w:left="0" w:right="0" w:firstLine="0" w:leftChars="0" w:rightChars="0" w:firstLineChars="0"/>
               <w:jc w:val="center"/>
               <w:textAlignment w:val="baseline"/>
             </w:pPr>
@@ -1978,14 +1924,9 @@
       </w:tr>
       <w:tr>
         <w:tblPrEx>
-          <w:tblBorders>
-            <w:top w:val="single" w:color="000000" w:sz="2" w:space="0"/>
-            <w:left w:val="single" w:color="000000" w:sz="2" w:space="0"/>
-            <w:bottom w:val="single" w:color="000000" w:sz="2" w:space="0"/>
-            <w:right w:val="single" w:color="000000" w:sz="2" w:space="0"/>
-            <w:insideH w:val="single" w:color="000000" w:sz="2" w:space="0"/>
-            <w:insideV w:val="single" w:color="000000" w:sz="2" w:space="0"/>
-          </w:tblBorders>
+          <w:tblW w:w="8214" w:type="dxa"/>
+          <w:jc w:val="center"/>
+          <w:tblLayout w:type="fixed"/>
           <w:tblCellMar>
             <w:top w:w="0" w:type="dxa"/>
             <w:left w:w="0" w:type="dxa"/>
@@ -1994,7 +1935,7 @@
           </w:tblCellMar>
         </w:tblPrEx>
         <w:trPr>
-          <w:trHeight w:val="557" w:hRule="atLeast"/>
+          <w:trHeight w:val="557"/>
           <w:jc w:val="center"/>
         </w:trPr>
         <w:tc>
@@ -2003,7 +1944,7 @@
           </w:tcPr>
           <w:p>
             <w:pPr>
-              <w:pStyle w:val="28"/>
+              <w:pStyle w:val="TableText"/>
               <w:keepNext w:val="0"/>
               <w:keepLines w:val="0"/>
               <w:pageBreakBefore w:val="0"/>
@@ -2016,7 +1957,7 @@
               <w:bidi w:val="0"/>
               <w:adjustRightInd w:val="0"/>
               <w:snapToGrid w:val="0"/>
-              <w:ind w:left="0" w:leftChars="0" w:right="0" w:rightChars="0" w:firstLine="0" w:firstLineChars="0"/>
+              <w:ind w:left="0" w:right="0" w:firstLine="0" w:leftChars="0" w:rightChars="0" w:firstLineChars="0"/>
               <w:jc w:val="center"/>
               <w:textAlignment w:val="baseline"/>
             </w:pPr>
@@ -2028,7 +1969,7 @@
           </w:tcPr>
           <w:p>
             <w:pPr>
-              <w:pStyle w:val="28"/>
+              <w:pStyle w:val="TableText"/>
               <w:keepNext w:val="0"/>
               <w:keepLines w:val="0"/>
               <w:pageBreakBefore w:val="0"/>
@@ -2041,7 +1982,7 @@
               <w:bidi w:val="0"/>
               <w:adjustRightInd w:val="0"/>
               <w:snapToGrid w:val="0"/>
-              <w:ind w:left="0" w:leftChars="0" w:right="0" w:rightChars="0" w:firstLine="0" w:firstLineChars="0"/>
+              <w:ind w:left="0" w:right="0" w:firstLine="0" w:leftChars="0" w:rightChars="0" w:firstLineChars="0"/>
               <w:jc w:val="center"/>
               <w:textAlignment w:val="baseline"/>
             </w:pPr>
@@ -2053,7 +1994,7 @@
           </w:tcPr>
           <w:p>
             <w:pPr>
-              <w:pStyle w:val="28"/>
+              <w:pStyle w:val="TableText"/>
               <w:keepNext w:val="0"/>
               <w:keepLines w:val="0"/>
               <w:pageBreakBefore w:val="0"/>
@@ -2066,7 +2007,7 @@
               <w:bidi w:val="0"/>
               <w:adjustRightInd w:val="0"/>
               <w:snapToGrid w:val="0"/>
-              <w:ind w:left="0" w:leftChars="0" w:right="0" w:rightChars="0" w:firstLine="0" w:firstLineChars="0"/>
+              <w:ind w:left="0" w:right="0" w:firstLine="0" w:leftChars="0" w:rightChars="0" w:firstLineChars="0"/>
               <w:jc w:val="center"/>
               <w:textAlignment w:val="baseline"/>
             </w:pPr>
@@ -2078,7 +2019,7 @@
           </w:tcPr>
           <w:p>
             <w:pPr>
-              <w:pStyle w:val="28"/>
+              <w:pStyle w:val="TableText"/>
               <w:keepNext w:val="0"/>
               <w:keepLines w:val="0"/>
               <w:pageBreakBefore w:val="0"/>
@@ -2091,7 +2032,7 @@
               <w:bidi w:val="0"/>
               <w:adjustRightInd w:val="0"/>
               <w:snapToGrid w:val="0"/>
-              <w:ind w:left="0" w:leftChars="0" w:right="0" w:rightChars="0" w:firstLine="0" w:firstLineChars="0"/>
+              <w:ind w:left="0" w:right="0" w:firstLine="0" w:leftChars="0" w:rightChars="0" w:firstLineChars="0"/>
               <w:jc w:val="center"/>
               <w:textAlignment w:val="baseline"/>
             </w:pPr>
@@ -2103,7 +2044,7 @@
           </w:tcPr>
           <w:p>
             <w:pPr>
-              <w:pStyle w:val="28"/>
+              <w:pStyle w:val="TableText"/>
               <w:keepNext w:val="0"/>
               <w:keepLines w:val="0"/>
               <w:pageBreakBefore w:val="0"/>
@@ -2116,7 +2057,7 @@
               <w:bidi w:val="0"/>
               <w:adjustRightInd w:val="0"/>
               <w:snapToGrid w:val="0"/>
-              <w:ind w:left="0" w:leftChars="0" w:right="0" w:rightChars="0" w:firstLine="0" w:firstLineChars="0"/>
+              <w:ind w:left="0" w:right="0" w:firstLine="0" w:leftChars="0" w:rightChars="0" w:firstLineChars="0"/>
               <w:jc w:val="center"/>
               <w:textAlignment w:val="baseline"/>
             </w:pPr>
@@ -2128,7 +2069,7 @@
           </w:tcPr>
           <w:p>
             <w:pPr>
-              <w:pStyle w:val="28"/>
+              <w:pStyle w:val="TableText"/>
               <w:keepNext w:val="0"/>
               <w:keepLines w:val="0"/>
               <w:pageBreakBefore w:val="0"/>
@@ -2141,7 +2082,7 @@
               <w:bidi w:val="0"/>
               <w:adjustRightInd w:val="0"/>
               <w:snapToGrid w:val="0"/>
-              <w:ind w:left="0" w:leftChars="0" w:right="0" w:rightChars="0" w:firstLine="0" w:firstLineChars="0"/>
+              <w:ind w:left="0" w:right="0" w:firstLine="0" w:leftChars="0" w:rightChars="0" w:firstLineChars="0"/>
               <w:jc w:val="center"/>
               <w:textAlignment w:val="baseline"/>
             </w:pPr>
@@ -2172,7 +2113,7 @@
     <w:sdt>
       <w:sdtPr>
         <w:rPr>
-          <w:rFonts w:ascii="宋体" w:hAnsi="宋体" w:eastAsia="宋体" w:cs="Arial"/>
+          <w:rFonts w:ascii="宋体" w:eastAsia="宋体" w:hAnsi="宋体" w:cs="Arial"/>
           <w:snapToGrid w:val="0"/>
           <w:color w:val="000000"/>
           <w:kern w:val="0"/>
@@ -2188,7 +2129,7 @@
       </w:sdtPr>
       <w:sdtEndPr>
         <w:rPr>
-          <w:rFonts w:hint="eastAsia" w:ascii="宋体" w:hAnsi="宋体" w:eastAsia="宋体" w:cs="宋体"/>
+          <w:rFonts w:ascii="宋体" w:eastAsia="宋体" w:hAnsi="宋体" w:cs="宋体" w:hint="eastAsia"/>
           <w:snapToGrid w:val="0"/>
           <w:color w:val="000000"/>
           <w:kern w:val="0"/>
@@ -2213,18 +2154,18 @@
             <w:adjustRightInd w:val="0"/>
             <w:snapToGrid w:val="0"/>
             <w:spacing w:before="0" w:beforeLines="0" w:after="0" w:afterLines="0" w:line="240" w:lineRule="auto"/>
-            <w:ind w:left="0" w:leftChars="0" w:right="0" w:rightChars="0" w:firstLine="0" w:firstLineChars="0"/>
+            <w:ind w:left="0" w:right="0" w:firstLine="0" w:leftChars="0" w:rightChars="0" w:firstLineChars="0"/>
             <w:jc w:val="center"/>
             <w:textAlignment w:val="baseline"/>
             <w:rPr>
-              <w:rFonts w:hint="eastAsia" w:ascii="宋体" w:hAnsi="宋体" w:eastAsia="宋体" w:cs="宋体"/>
+              <w:rFonts w:ascii="宋体" w:eastAsia="宋体" w:hAnsi="宋体" w:cs="宋体" w:hint="eastAsia"/>
               <w:sz w:val="24"/>
               <w:szCs w:val="24"/>
             </w:rPr>
           </w:pPr>
           <w:r>
             <w:rPr>
-              <w:rFonts w:hint="eastAsia" w:ascii="宋体" w:hAnsi="宋体" w:eastAsia="宋体" w:cs="宋体"/>
+              <w:rFonts w:ascii="宋体" w:eastAsia="宋体" w:hAnsi="宋体" w:cs="宋体" w:hint="eastAsia"/>
               <w:sz w:val="24"/>
               <w:szCs w:val="24"/>
             </w:rPr>
@@ -2233,14 +2174,14 @@
         </w:p>
         <w:p>
           <w:pPr>
-            <w:pStyle w:val="16"/>
+            <w:pStyle w:val="TOC1"/>
             <w:tabs>
               <w:tab w:val="right" w:leader="dot" w:pos="8306"/>
             </w:tabs>
           </w:pPr>
           <w:r>
             <w:rPr>
-              <w:rFonts w:hint="eastAsia" w:ascii="宋体" w:hAnsi="宋体" w:eastAsia="宋体" w:cs="宋体"/>
+              <w:rFonts w:ascii="宋体" w:eastAsia="宋体" w:hAnsi="宋体" w:cs="宋体" w:hint="eastAsia"/>
               <w:sz w:val="24"/>
               <w:szCs w:val="24"/>
             </w:rPr>
@@ -2248,7 +2189,7 @@
           </w:r>
           <w:r>
             <w:rPr>
-              <w:rFonts w:hint="eastAsia" w:ascii="宋体" w:hAnsi="宋体" w:eastAsia="宋体" w:cs="宋体"/>
+              <w:rFonts w:ascii="宋体" w:eastAsia="宋体" w:hAnsi="宋体" w:cs="宋体" w:hint="eastAsia"/>
               <w:sz w:val="24"/>
               <w:szCs w:val="24"/>
             </w:rPr>
@@ -2256,7 +2197,7 @@
           </w:r>
           <w:r>
             <w:rPr>
-              <w:rFonts w:hint="eastAsia" w:ascii="宋体" w:hAnsi="宋体" w:eastAsia="宋体" w:cs="宋体"/>
+              <w:rFonts w:ascii="宋体" w:eastAsia="宋体" w:hAnsi="宋体" w:cs="宋体" w:hint="eastAsia"/>
               <w:sz w:val="24"/>
               <w:szCs w:val="24"/>
             </w:rPr>
@@ -2264,21 +2205,21 @@
           </w:r>
           <w:r>
             <w:rPr>
-              <w:rFonts w:hint="eastAsia" w:ascii="宋体" w:hAnsi="宋体" w:eastAsia="宋体" w:cs="宋体"/>
+              <w:rFonts w:ascii="宋体" w:eastAsia="宋体" w:hAnsi="宋体" w:cs="宋体" w:hint="eastAsia"/>
               <w:szCs w:val="24"/>
             </w:rPr>
             <w:fldChar w:fldCharType="begin"/>
           </w:r>
           <w:r>
             <w:rPr>
-              <w:rFonts w:hint="eastAsia" w:ascii="宋体" w:hAnsi="宋体" w:eastAsia="宋体" w:cs="宋体"/>
+              <w:rFonts w:ascii="宋体" w:eastAsia="宋体" w:hAnsi="宋体" w:cs="宋体" w:hint="eastAsia"/>
               <w:szCs w:val="24"/>
             </w:rPr>
             <w:instrText xml:space="preserve"> HYPERLINK \l _Toc2660 </w:instrText>
           </w:r>
           <w:r>
             <w:rPr>
-              <w:rFonts w:hint="eastAsia" w:ascii="宋体" w:hAnsi="宋体" w:eastAsia="宋体" w:cs="宋体"/>
+              <w:rFonts w:ascii="宋体" w:eastAsia="宋体" w:hAnsi="宋体" w:cs="宋体" w:hint="eastAsia"/>
               <w:szCs w:val="24"/>
             </w:rPr>
             <w:fldChar w:fldCharType="separate"/>
@@ -2310,7 +2251,7 @@
           </w:r>
           <w:r>
             <w:rPr>
-              <w:rFonts w:hint="eastAsia" w:ascii="宋体" w:hAnsi="宋体" w:eastAsia="宋体" w:cs="宋体"/>
+              <w:rFonts w:ascii="宋体" w:eastAsia="宋体" w:hAnsi="宋体" w:cs="宋体" w:hint="eastAsia"/>
               <w:szCs w:val="24"/>
             </w:rPr>
             <w:fldChar w:fldCharType="end"/>
@@ -2318,28 +2259,28 @@
         </w:p>
         <w:p>
           <w:pPr>
-            <w:pStyle w:val="16"/>
+            <w:pStyle w:val="TOC1"/>
             <w:tabs>
               <w:tab w:val="right" w:leader="dot" w:pos="8306"/>
             </w:tabs>
           </w:pPr>
           <w:r>
             <w:rPr>
-              <w:rFonts w:hint="eastAsia" w:ascii="宋体" w:hAnsi="宋体" w:eastAsia="宋体" w:cs="宋体"/>
+              <w:rFonts w:ascii="宋体" w:eastAsia="宋体" w:hAnsi="宋体" w:cs="宋体" w:hint="eastAsia"/>
               <w:szCs w:val="24"/>
             </w:rPr>
             <w:fldChar w:fldCharType="begin"/>
           </w:r>
           <w:r>
             <w:rPr>
-              <w:rFonts w:hint="eastAsia" w:ascii="宋体" w:hAnsi="宋体" w:eastAsia="宋体" w:cs="宋体"/>
+              <w:rFonts w:ascii="宋体" w:eastAsia="宋体" w:hAnsi="宋体" w:cs="宋体" w:hint="eastAsia"/>
               <w:szCs w:val="24"/>
             </w:rPr>
             <w:instrText xml:space="preserve"> HYPERLINK \l _Toc9512 </w:instrText>
           </w:r>
           <w:r>
             <w:rPr>
-              <w:rFonts w:hint="eastAsia" w:ascii="宋体" w:hAnsi="宋体" w:eastAsia="宋体" w:cs="宋体"/>
+              <w:rFonts w:ascii="宋体" w:eastAsia="宋体" w:hAnsi="宋体" w:cs="宋体" w:hint="eastAsia"/>
               <w:szCs w:val="24"/>
             </w:rPr>
             <w:fldChar w:fldCharType="separate"/>
@@ -2371,7 +2312,7 @@
           </w:r>
           <w:r>
             <w:rPr>
-              <w:rFonts w:hint="eastAsia" w:ascii="宋体" w:hAnsi="宋体" w:eastAsia="宋体" w:cs="宋体"/>
+              <w:rFonts w:ascii="宋体" w:eastAsia="宋体" w:hAnsi="宋体" w:cs="宋体" w:hint="eastAsia"/>
               <w:szCs w:val="24"/>
             </w:rPr>
             <w:fldChar w:fldCharType="end"/>
@@ -2379,28 +2320,28 @@
         </w:p>
         <w:p>
           <w:pPr>
-            <w:pStyle w:val="16"/>
+            <w:pStyle w:val="TOC1"/>
             <w:tabs>
               <w:tab w:val="right" w:leader="dot" w:pos="8306"/>
             </w:tabs>
           </w:pPr>
           <w:r>
             <w:rPr>
-              <w:rFonts w:hint="eastAsia" w:ascii="宋体" w:hAnsi="宋体" w:eastAsia="宋体" w:cs="宋体"/>
+              <w:rFonts w:ascii="宋体" w:eastAsia="宋体" w:hAnsi="宋体" w:cs="宋体" w:hint="eastAsia"/>
               <w:szCs w:val="24"/>
             </w:rPr>
             <w:fldChar w:fldCharType="begin"/>
           </w:r>
           <w:r>
             <w:rPr>
-              <w:rFonts w:hint="eastAsia" w:ascii="宋体" w:hAnsi="宋体" w:eastAsia="宋体" w:cs="宋体"/>
+              <w:rFonts w:ascii="宋体" w:eastAsia="宋体" w:hAnsi="宋体" w:cs="宋体" w:hint="eastAsia"/>
               <w:szCs w:val="24"/>
             </w:rPr>
             <w:instrText xml:space="preserve"> HYPERLINK \l _Toc14179 </w:instrText>
           </w:r>
           <w:r>
             <w:rPr>
-              <w:rFonts w:hint="eastAsia" w:ascii="宋体" w:hAnsi="宋体" w:eastAsia="宋体" w:cs="宋体"/>
+              <w:rFonts w:ascii="宋体" w:eastAsia="宋体" w:hAnsi="宋体" w:cs="宋体" w:hint="eastAsia"/>
               <w:szCs w:val="24"/>
             </w:rPr>
             <w:fldChar w:fldCharType="separate"/>
@@ -2432,7 +2373,7 @@
           </w:r>
           <w:r>
             <w:rPr>
-              <w:rFonts w:hint="eastAsia" w:ascii="宋体" w:hAnsi="宋体" w:eastAsia="宋体" w:cs="宋体"/>
+              <w:rFonts w:ascii="宋体" w:eastAsia="宋体" w:hAnsi="宋体" w:cs="宋体" w:hint="eastAsia"/>
               <w:szCs w:val="24"/>
             </w:rPr>
             <w:fldChar w:fldCharType="end"/>
@@ -2440,28 +2381,28 @@
         </w:p>
         <w:p>
           <w:pPr>
-            <w:pStyle w:val="16"/>
+            <w:pStyle w:val="TOC1"/>
             <w:tabs>
               <w:tab w:val="right" w:leader="dot" w:pos="8306"/>
             </w:tabs>
           </w:pPr>
           <w:r>
             <w:rPr>
-              <w:rFonts w:hint="eastAsia" w:ascii="宋体" w:hAnsi="宋体" w:eastAsia="宋体" w:cs="宋体"/>
+              <w:rFonts w:ascii="宋体" w:eastAsia="宋体" w:hAnsi="宋体" w:cs="宋体" w:hint="eastAsia"/>
               <w:szCs w:val="24"/>
             </w:rPr>
             <w:fldChar w:fldCharType="begin"/>
           </w:r>
           <w:r>
             <w:rPr>
-              <w:rFonts w:hint="eastAsia" w:ascii="宋体" w:hAnsi="宋体" w:eastAsia="宋体" w:cs="宋体"/>
+              <w:rFonts w:ascii="宋体" w:eastAsia="宋体" w:hAnsi="宋体" w:cs="宋体" w:hint="eastAsia"/>
               <w:szCs w:val="24"/>
             </w:rPr>
             <w:instrText xml:space="preserve"> HYPERLINK \l _Toc12296 </w:instrText>
           </w:r>
           <w:r>
             <w:rPr>
-              <w:rFonts w:hint="eastAsia" w:ascii="宋体" w:hAnsi="宋体" w:eastAsia="宋体" w:cs="宋体"/>
+              <w:rFonts w:ascii="宋体" w:eastAsia="宋体" w:hAnsi="宋体" w:cs="宋体" w:hint="eastAsia"/>
               <w:szCs w:val="24"/>
             </w:rPr>
             <w:fldChar w:fldCharType="separate"/>
@@ -2493,7 +2434,7 @@
           </w:r>
           <w:r>
             <w:rPr>
-              <w:rFonts w:hint="eastAsia" w:ascii="宋体" w:hAnsi="宋体" w:eastAsia="宋体" w:cs="宋体"/>
+              <w:rFonts w:ascii="宋体" w:eastAsia="宋体" w:hAnsi="宋体" w:cs="宋体" w:hint="eastAsia"/>
               <w:szCs w:val="24"/>
             </w:rPr>
             <w:fldChar w:fldCharType="end"/>
@@ -2501,28 +2442,28 @@
         </w:p>
         <w:p>
           <w:pPr>
-            <w:pStyle w:val="16"/>
+            <w:pStyle w:val="TOC1"/>
             <w:tabs>
               <w:tab w:val="right" w:leader="dot" w:pos="8306"/>
             </w:tabs>
           </w:pPr>
           <w:r>
             <w:rPr>
-              <w:rFonts w:hint="eastAsia" w:ascii="宋体" w:hAnsi="宋体" w:eastAsia="宋体" w:cs="宋体"/>
+              <w:rFonts w:ascii="宋体" w:eastAsia="宋体" w:hAnsi="宋体" w:cs="宋体" w:hint="eastAsia"/>
               <w:szCs w:val="24"/>
             </w:rPr>
             <w:fldChar w:fldCharType="begin"/>
           </w:r>
           <w:r>
             <w:rPr>
-              <w:rFonts w:hint="eastAsia" w:ascii="宋体" w:hAnsi="宋体" w:eastAsia="宋体" w:cs="宋体"/>
+              <w:rFonts w:ascii="宋体" w:eastAsia="宋体" w:hAnsi="宋体" w:cs="宋体" w:hint="eastAsia"/>
               <w:szCs w:val="24"/>
             </w:rPr>
             <w:instrText xml:space="preserve"> HYPERLINK \l _Toc29515 </w:instrText>
           </w:r>
           <w:r>
             <w:rPr>
-              <w:rFonts w:hint="eastAsia" w:ascii="宋体" w:hAnsi="宋体" w:eastAsia="宋体" w:cs="宋体"/>
+              <w:rFonts w:ascii="宋体" w:eastAsia="宋体" w:hAnsi="宋体" w:cs="宋体" w:hint="eastAsia"/>
               <w:szCs w:val="24"/>
             </w:rPr>
             <w:fldChar w:fldCharType="separate"/>
@@ -2554,7 +2495,7 @@
           </w:r>
           <w:r>
             <w:rPr>
-              <w:rFonts w:hint="eastAsia" w:ascii="宋体" w:hAnsi="宋体" w:eastAsia="宋体" w:cs="宋体"/>
+              <w:rFonts w:ascii="宋体" w:eastAsia="宋体" w:hAnsi="宋体" w:cs="宋体" w:hint="eastAsia"/>
               <w:szCs w:val="24"/>
             </w:rPr>
             <w:fldChar w:fldCharType="end"/>
@@ -2562,28 +2503,28 @@
         </w:p>
         <w:p>
           <w:pPr>
-            <w:pStyle w:val="16"/>
+            <w:pStyle w:val="TOC1"/>
             <w:tabs>
               <w:tab w:val="right" w:leader="dot" w:pos="8306"/>
             </w:tabs>
           </w:pPr>
           <w:r>
             <w:rPr>
-              <w:rFonts w:hint="eastAsia" w:ascii="宋体" w:hAnsi="宋体" w:eastAsia="宋体" w:cs="宋体"/>
+              <w:rFonts w:ascii="宋体" w:eastAsia="宋体" w:hAnsi="宋体" w:cs="宋体" w:hint="eastAsia"/>
               <w:szCs w:val="24"/>
             </w:rPr>
             <w:fldChar w:fldCharType="begin"/>
           </w:r>
           <w:r>
             <w:rPr>
-              <w:rFonts w:hint="eastAsia" w:ascii="宋体" w:hAnsi="宋体" w:eastAsia="宋体" w:cs="宋体"/>
+              <w:rFonts w:ascii="宋体" w:eastAsia="宋体" w:hAnsi="宋体" w:cs="宋体" w:hint="eastAsia"/>
               <w:szCs w:val="24"/>
             </w:rPr>
             <w:instrText xml:space="preserve"> HYPERLINK \l _Toc12382 </w:instrText>
           </w:r>
           <w:r>
             <w:rPr>
-              <w:rFonts w:hint="eastAsia" w:ascii="宋体" w:hAnsi="宋体" w:eastAsia="宋体" w:cs="宋体"/>
+              <w:rFonts w:ascii="宋体" w:eastAsia="宋体" w:hAnsi="宋体" w:cs="宋体" w:hint="eastAsia"/>
               <w:szCs w:val="24"/>
             </w:rPr>
             <w:fldChar w:fldCharType="separate"/>
@@ -2615,7 +2556,7 @@
           </w:r>
           <w:r>
             <w:rPr>
-              <w:rFonts w:hint="eastAsia" w:ascii="宋体" w:hAnsi="宋体" w:eastAsia="宋体" w:cs="宋体"/>
+              <w:rFonts w:ascii="宋体" w:eastAsia="宋体" w:hAnsi="宋体" w:cs="宋体" w:hint="eastAsia"/>
               <w:szCs w:val="24"/>
             </w:rPr>
             <w:fldChar w:fldCharType="end"/>
@@ -2623,28 +2564,28 @@
         </w:p>
         <w:p>
           <w:pPr>
-            <w:pStyle w:val="16"/>
+            <w:pStyle w:val="TOC1"/>
             <w:tabs>
               <w:tab w:val="right" w:leader="dot" w:pos="8306"/>
             </w:tabs>
           </w:pPr>
           <w:r>
             <w:rPr>
-              <w:rFonts w:hint="eastAsia" w:ascii="宋体" w:hAnsi="宋体" w:eastAsia="宋体" w:cs="宋体"/>
+              <w:rFonts w:ascii="宋体" w:eastAsia="宋体" w:hAnsi="宋体" w:cs="宋体" w:hint="eastAsia"/>
               <w:szCs w:val="24"/>
             </w:rPr>
             <w:fldChar w:fldCharType="begin"/>
           </w:r>
           <w:r>
             <w:rPr>
-              <w:rFonts w:hint="eastAsia" w:ascii="宋体" w:hAnsi="宋体" w:eastAsia="宋体" w:cs="宋体"/>
+              <w:rFonts w:ascii="宋体" w:eastAsia="宋体" w:hAnsi="宋体" w:cs="宋体" w:hint="eastAsia"/>
               <w:szCs w:val="24"/>
             </w:rPr>
             <w:instrText xml:space="preserve"> HYPERLINK \l _Toc31036 </w:instrText>
           </w:r>
           <w:r>
             <w:rPr>
-              <w:rFonts w:hint="eastAsia" w:ascii="宋体" w:hAnsi="宋体" w:eastAsia="宋体" w:cs="宋体"/>
+              <w:rFonts w:ascii="宋体" w:eastAsia="宋体" w:hAnsi="宋体" w:cs="宋体" w:hint="eastAsia"/>
               <w:szCs w:val="24"/>
             </w:rPr>
             <w:fldChar w:fldCharType="separate"/>
@@ -2676,7 +2617,7 @@
           </w:r>
           <w:r>
             <w:rPr>
-              <w:rFonts w:hint="eastAsia" w:ascii="宋体" w:hAnsi="宋体" w:eastAsia="宋体" w:cs="宋体"/>
+              <w:rFonts w:ascii="宋体" w:eastAsia="宋体" w:hAnsi="宋体" w:cs="宋体" w:hint="eastAsia"/>
               <w:szCs w:val="24"/>
             </w:rPr>
             <w:fldChar w:fldCharType="end"/>
@@ -2684,28 +2625,28 @@
         </w:p>
         <w:p>
           <w:pPr>
-            <w:pStyle w:val="17"/>
+            <w:pStyle w:val="TOC2"/>
             <w:tabs>
               <w:tab w:val="right" w:leader="dot" w:pos="8306"/>
             </w:tabs>
           </w:pPr>
           <w:r>
             <w:rPr>
-              <w:rFonts w:hint="eastAsia" w:ascii="宋体" w:hAnsi="宋体" w:eastAsia="宋体" w:cs="宋体"/>
+              <w:rFonts w:ascii="宋体" w:eastAsia="宋体" w:hAnsi="宋体" w:cs="宋体" w:hint="eastAsia"/>
               <w:szCs w:val="24"/>
             </w:rPr>
             <w:fldChar w:fldCharType="begin"/>
           </w:r>
           <w:r>
             <w:rPr>
-              <w:rFonts w:hint="eastAsia" w:ascii="宋体" w:hAnsi="宋体" w:eastAsia="宋体" w:cs="宋体"/>
+              <w:rFonts w:ascii="宋体" w:eastAsia="宋体" w:hAnsi="宋体" w:cs="宋体" w:hint="eastAsia"/>
               <w:szCs w:val="24"/>
             </w:rPr>
             <w:instrText xml:space="preserve"> HYPERLINK \l _Toc8268 </w:instrText>
           </w:r>
           <w:r>
             <w:rPr>
-              <w:rFonts w:hint="eastAsia" w:ascii="宋体" w:hAnsi="宋体" w:eastAsia="宋体" w:cs="宋体"/>
+              <w:rFonts w:ascii="宋体" w:eastAsia="宋体" w:hAnsi="宋体" w:cs="宋体" w:hint="eastAsia"/>
               <w:szCs w:val="24"/>
             </w:rPr>
             <w:fldChar w:fldCharType="separate"/>
@@ -2737,7 +2678,7 @@
           </w:r>
           <w:r>
             <w:rPr>
-              <w:rFonts w:hint="eastAsia" w:ascii="宋体" w:hAnsi="宋体" w:eastAsia="宋体" w:cs="宋体"/>
+              <w:rFonts w:ascii="宋体" w:eastAsia="宋体" w:hAnsi="宋体" w:cs="宋体" w:hint="eastAsia"/>
               <w:szCs w:val="24"/>
             </w:rPr>
             <w:fldChar w:fldCharType="end"/>
@@ -2745,28 +2686,28 @@
         </w:p>
         <w:p>
           <w:pPr>
-            <w:pStyle w:val="17"/>
+            <w:pStyle w:val="TOC2"/>
             <w:tabs>
               <w:tab w:val="right" w:leader="dot" w:pos="8306"/>
             </w:tabs>
           </w:pPr>
           <w:r>
             <w:rPr>
-              <w:rFonts w:hint="eastAsia" w:ascii="宋体" w:hAnsi="宋体" w:eastAsia="宋体" w:cs="宋体"/>
+              <w:rFonts w:ascii="宋体" w:eastAsia="宋体" w:hAnsi="宋体" w:cs="宋体" w:hint="eastAsia"/>
               <w:szCs w:val="24"/>
             </w:rPr>
             <w:fldChar w:fldCharType="begin"/>
           </w:r>
           <w:r>
             <w:rPr>
-              <w:rFonts w:hint="eastAsia" w:ascii="宋体" w:hAnsi="宋体" w:eastAsia="宋体" w:cs="宋体"/>
+              <w:rFonts w:ascii="宋体" w:eastAsia="宋体" w:hAnsi="宋体" w:cs="宋体" w:hint="eastAsia"/>
               <w:szCs w:val="24"/>
             </w:rPr>
             <w:instrText xml:space="preserve"> HYPERLINK \l _Toc24659 </w:instrText>
           </w:r>
           <w:r>
             <w:rPr>
-              <w:rFonts w:hint="eastAsia" w:ascii="宋体" w:hAnsi="宋体" w:eastAsia="宋体" w:cs="宋体"/>
+              <w:rFonts w:ascii="宋体" w:eastAsia="宋体" w:hAnsi="宋体" w:cs="宋体" w:hint="eastAsia"/>
               <w:szCs w:val="24"/>
             </w:rPr>
             <w:fldChar w:fldCharType="separate"/>
@@ -2798,7 +2739,7 @@
           </w:r>
           <w:r>
             <w:rPr>
-              <w:rFonts w:hint="eastAsia" w:ascii="宋体" w:hAnsi="宋体" w:eastAsia="宋体" w:cs="宋体"/>
+              <w:rFonts w:ascii="宋体" w:eastAsia="宋体" w:hAnsi="宋体" w:cs="宋体" w:hint="eastAsia"/>
               <w:szCs w:val="24"/>
             </w:rPr>
             <w:fldChar w:fldCharType="end"/>
@@ -2806,28 +2747,28 @@
         </w:p>
         <w:p>
           <w:pPr>
-            <w:pStyle w:val="17"/>
+            <w:pStyle w:val="TOC2"/>
             <w:tabs>
               <w:tab w:val="right" w:leader="dot" w:pos="8306"/>
             </w:tabs>
           </w:pPr>
           <w:r>
             <w:rPr>
-              <w:rFonts w:hint="eastAsia" w:ascii="宋体" w:hAnsi="宋体" w:eastAsia="宋体" w:cs="宋体"/>
+              <w:rFonts w:ascii="宋体" w:eastAsia="宋体" w:hAnsi="宋体" w:cs="宋体" w:hint="eastAsia"/>
               <w:szCs w:val="24"/>
             </w:rPr>
             <w:fldChar w:fldCharType="begin"/>
           </w:r>
           <w:r>
             <w:rPr>
-              <w:rFonts w:hint="eastAsia" w:ascii="宋体" w:hAnsi="宋体" w:eastAsia="宋体" w:cs="宋体"/>
+              <w:rFonts w:ascii="宋体" w:eastAsia="宋体" w:hAnsi="宋体" w:cs="宋体" w:hint="eastAsia"/>
               <w:szCs w:val="24"/>
             </w:rPr>
             <w:instrText xml:space="preserve"> HYPERLINK \l _Toc4619 </w:instrText>
           </w:r>
           <w:r>
             <w:rPr>
-              <w:rFonts w:hint="eastAsia" w:ascii="宋体" w:hAnsi="宋体" w:eastAsia="宋体" w:cs="宋体"/>
+              <w:rFonts w:ascii="宋体" w:eastAsia="宋体" w:hAnsi="宋体" w:cs="宋体" w:hint="eastAsia"/>
               <w:szCs w:val="24"/>
             </w:rPr>
             <w:fldChar w:fldCharType="separate"/>
@@ -2859,7 +2800,7 @@
           </w:r>
           <w:r>
             <w:rPr>
-              <w:rFonts w:hint="eastAsia" w:ascii="宋体" w:hAnsi="宋体" w:eastAsia="宋体" w:cs="宋体"/>
+              <w:rFonts w:ascii="宋体" w:eastAsia="宋体" w:hAnsi="宋体" w:cs="宋体" w:hint="eastAsia"/>
               <w:szCs w:val="24"/>
             </w:rPr>
             <w:fldChar w:fldCharType="end"/>
@@ -2867,28 +2808,28 @@
         </w:p>
         <w:p>
           <w:pPr>
-            <w:pStyle w:val="17"/>
+            <w:pStyle w:val="TOC2"/>
             <w:tabs>
               <w:tab w:val="right" w:leader="dot" w:pos="8306"/>
             </w:tabs>
           </w:pPr>
           <w:r>
             <w:rPr>
-              <w:rFonts w:hint="eastAsia" w:ascii="宋体" w:hAnsi="宋体" w:eastAsia="宋体" w:cs="宋体"/>
+              <w:rFonts w:ascii="宋体" w:eastAsia="宋体" w:hAnsi="宋体" w:cs="宋体" w:hint="eastAsia"/>
               <w:szCs w:val="24"/>
             </w:rPr>
             <w:fldChar w:fldCharType="begin"/>
           </w:r>
           <w:r>
             <w:rPr>
-              <w:rFonts w:hint="eastAsia" w:ascii="宋体" w:hAnsi="宋体" w:eastAsia="宋体" w:cs="宋体"/>
+              <w:rFonts w:ascii="宋体" w:eastAsia="宋体" w:hAnsi="宋体" w:cs="宋体" w:hint="eastAsia"/>
               <w:szCs w:val="24"/>
             </w:rPr>
             <w:instrText xml:space="preserve"> HYPERLINK \l _Toc13095 </w:instrText>
           </w:r>
           <w:r>
             <w:rPr>
-              <w:rFonts w:hint="eastAsia" w:ascii="宋体" w:hAnsi="宋体" w:eastAsia="宋体" w:cs="宋体"/>
+              <w:rFonts w:ascii="宋体" w:eastAsia="宋体" w:hAnsi="宋体" w:cs="宋体" w:hint="eastAsia"/>
               <w:szCs w:val="24"/>
             </w:rPr>
             <w:fldChar w:fldCharType="separate"/>
@@ -2920,7 +2861,7 @@
           </w:r>
           <w:r>
             <w:rPr>
-              <w:rFonts w:hint="eastAsia" w:ascii="宋体" w:hAnsi="宋体" w:eastAsia="宋体" w:cs="宋体"/>
+              <w:rFonts w:ascii="宋体" w:eastAsia="宋体" w:hAnsi="宋体" w:cs="宋体" w:hint="eastAsia"/>
               <w:szCs w:val="24"/>
             </w:rPr>
             <w:fldChar w:fldCharType="end"/>
@@ -2928,28 +2869,28 @@
         </w:p>
         <w:p>
           <w:pPr>
-            <w:pStyle w:val="16"/>
+            <w:pStyle w:val="TOC1"/>
             <w:tabs>
               <w:tab w:val="right" w:leader="dot" w:pos="8306"/>
             </w:tabs>
           </w:pPr>
           <w:r>
             <w:rPr>
-              <w:rFonts w:hint="eastAsia" w:ascii="宋体" w:hAnsi="宋体" w:eastAsia="宋体" w:cs="宋体"/>
+              <w:rFonts w:ascii="宋体" w:eastAsia="宋体" w:hAnsi="宋体" w:cs="宋体" w:hint="eastAsia"/>
               <w:szCs w:val="24"/>
             </w:rPr>
             <w:fldChar w:fldCharType="begin"/>
           </w:r>
           <w:r>
             <w:rPr>
-              <w:rFonts w:hint="eastAsia" w:ascii="宋体" w:hAnsi="宋体" w:eastAsia="宋体" w:cs="宋体"/>
+              <w:rFonts w:ascii="宋体" w:eastAsia="宋体" w:hAnsi="宋体" w:cs="宋体" w:hint="eastAsia"/>
               <w:szCs w:val="24"/>
             </w:rPr>
             <w:instrText xml:space="preserve"> HYPERLINK \l _Toc18938 </w:instrText>
           </w:r>
           <w:r>
             <w:rPr>
-              <w:rFonts w:hint="eastAsia" w:ascii="宋体" w:hAnsi="宋体" w:eastAsia="宋体" w:cs="宋体"/>
+              <w:rFonts w:ascii="宋体" w:eastAsia="宋体" w:hAnsi="宋体" w:cs="宋体" w:hint="eastAsia"/>
               <w:szCs w:val="24"/>
             </w:rPr>
             <w:fldChar w:fldCharType="separate"/>
@@ -2988,7 +2929,7 @@
           </w:r>
           <w:r>
             <w:rPr>
-              <w:rFonts w:hint="eastAsia" w:ascii="宋体" w:hAnsi="宋体" w:eastAsia="宋体" w:cs="宋体"/>
+              <w:rFonts w:ascii="宋体" w:eastAsia="宋体" w:hAnsi="宋体" w:cs="宋体" w:hint="eastAsia"/>
               <w:szCs w:val="24"/>
             </w:rPr>
             <w:fldChar w:fldCharType="end"/>
@@ -2996,28 +2937,28 @@
         </w:p>
         <w:p>
           <w:pPr>
-            <w:pStyle w:val="17"/>
+            <w:pStyle w:val="TOC2"/>
             <w:tabs>
               <w:tab w:val="right" w:leader="dot" w:pos="8306"/>
             </w:tabs>
           </w:pPr>
           <w:r>
             <w:rPr>
-              <w:rFonts w:hint="eastAsia" w:ascii="宋体" w:hAnsi="宋体" w:eastAsia="宋体" w:cs="宋体"/>
+              <w:rFonts w:ascii="宋体" w:eastAsia="宋体" w:hAnsi="宋体" w:cs="宋体" w:hint="eastAsia"/>
               <w:szCs w:val="24"/>
             </w:rPr>
             <w:fldChar w:fldCharType="begin"/>
           </w:r>
           <w:r>
             <w:rPr>
-              <w:rFonts w:hint="eastAsia" w:ascii="宋体" w:hAnsi="宋体" w:eastAsia="宋体" w:cs="宋体"/>
+              <w:rFonts w:ascii="宋体" w:eastAsia="宋体" w:hAnsi="宋体" w:cs="宋体" w:hint="eastAsia"/>
               <w:szCs w:val="24"/>
             </w:rPr>
             <w:instrText xml:space="preserve"> HYPERLINK \l _Toc55 </w:instrText>
           </w:r>
           <w:r>
             <w:rPr>
-              <w:rFonts w:hint="eastAsia" w:ascii="宋体" w:hAnsi="宋体" w:eastAsia="宋体" w:cs="宋体"/>
+              <w:rFonts w:ascii="宋体" w:eastAsia="宋体" w:hAnsi="宋体" w:cs="宋体" w:hint="eastAsia"/>
               <w:szCs w:val="24"/>
             </w:rPr>
             <w:fldChar w:fldCharType="separate"/>
@@ -3056,7 +2997,7 @@
           </w:r>
           <w:r>
             <w:rPr>
-              <w:rFonts w:hint="eastAsia" w:ascii="宋体" w:hAnsi="宋体" w:eastAsia="宋体" w:cs="宋体"/>
+              <w:rFonts w:ascii="宋体" w:eastAsia="宋体" w:hAnsi="宋体" w:cs="宋体" w:hint="eastAsia"/>
               <w:szCs w:val="24"/>
             </w:rPr>
             <w:fldChar w:fldCharType="end"/>
@@ -3064,28 +3005,28 @@
         </w:p>
         <w:p>
           <w:pPr>
-            <w:pStyle w:val="17"/>
+            <w:pStyle w:val="TOC2"/>
             <w:tabs>
               <w:tab w:val="right" w:leader="dot" w:pos="8306"/>
             </w:tabs>
           </w:pPr>
           <w:r>
             <w:rPr>
-              <w:rFonts w:hint="eastAsia" w:ascii="宋体" w:hAnsi="宋体" w:eastAsia="宋体" w:cs="宋体"/>
+              <w:rFonts w:ascii="宋体" w:eastAsia="宋体" w:hAnsi="宋体" w:cs="宋体" w:hint="eastAsia"/>
               <w:szCs w:val="24"/>
             </w:rPr>
             <w:fldChar w:fldCharType="begin"/>
           </w:r>
           <w:r>
             <w:rPr>
-              <w:rFonts w:hint="eastAsia" w:ascii="宋体" w:hAnsi="宋体" w:eastAsia="宋体" w:cs="宋体"/>
+              <w:rFonts w:ascii="宋体" w:eastAsia="宋体" w:hAnsi="宋体" w:cs="宋体" w:hint="eastAsia"/>
               <w:szCs w:val="24"/>
             </w:rPr>
             <w:instrText xml:space="preserve"> HYPERLINK \l _Toc29133 </w:instrText>
           </w:r>
           <w:r>
             <w:rPr>
-              <w:rFonts w:hint="eastAsia" w:ascii="宋体" w:hAnsi="宋体" w:eastAsia="宋体" w:cs="宋体"/>
+              <w:rFonts w:ascii="宋体" w:eastAsia="宋体" w:hAnsi="宋体" w:cs="宋体" w:hint="eastAsia"/>
               <w:szCs w:val="24"/>
             </w:rPr>
             <w:fldChar w:fldCharType="separate"/>
@@ -3124,7 +3065,7 @@
           </w:r>
           <w:r>
             <w:rPr>
-              <w:rFonts w:hint="eastAsia" w:ascii="宋体" w:hAnsi="宋体" w:eastAsia="宋体" w:cs="宋体"/>
+              <w:rFonts w:ascii="宋体" w:eastAsia="宋体" w:hAnsi="宋体" w:cs="宋体" w:hint="eastAsia"/>
               <w:szCs w:val="24"/>
             </w:rPr>
             <w:fldChar w:fldCharType="end"/>
@@ -3132,28 +3073,28 @@
         </w:p>
         <w:p>
           <w:pPr>
-            <w:pStyle w:val="17"/>
+            <w:pStyle w:val="TOC2"/>
             <w:tabs>
               <w:tab w:val="right" w:leader="dot" w:pos="8306"/>
             </w:tabs>
           </w:pPr>
           <w:r>
             <w:rPr>
-              <w:rFonts w:hint="eastAsia" w:ascii="宋体" w:hAnsi="宋体" w:eastAsia="宋体" w:cs="宋体"/>
+              <w:rFonts w:ascii="宋体" w:eastAsia="宋体" w:hAnsi="宋体" w:cs="宋体" w:hint="eastAsia"/>
               <w:szCs w:val="24"/>
             </w:rPr>
             <w:fldChar w:fldCharType="begin"/>
           </w:r>
           <w:r>
             <w:rPr>
-              <w:rFonts w:hint="eastAsia" w:ascii="宋体" w:hAnsi="宋体" w:eastAsia="宋体" w:cs="宋体"/>
+              <w:rFonts w:ascii="宋体" w:eastAsia="宋体" w:hAnsi="宋体" w:cs="宋体" w:hint="eastAsia"/>
               <w:szCs w:val="24"/>
             </w:rPr>
             <w:instrText xml:space="preserve"> HYPERLINK \l _Toc4821 </w:instrText>
           </w:r>
           <w:r>
             <w:rPr>
-              <w:rFonts w:hint="eastAsia" w:ascii="宋体" w:hAnsi="宋体" w:eastAsia="宋体" w:cs="宋体"/>
+              <w:rFonts w:ascii="宋体" w:eastAsia="宋体" w:hAnsi="宋体" w:cs="宋体" w:hint="eastAsia"/>
               <w:szCs w:val="24"/>
             </w:rPr>
             <w:fldChar w:fldCharType="separate"/>
@@ -3185,7 +3126,7 @@
           </w:r>
           <w:r>
             <w:rPr>
-              <w:rFonts w:hint="eastAsia" w:ascii="宋体" w:hAnsi="宋体" w:eastAsia="宋体" w:cs="宋体"/>
+              <w:rFonts w:ascii="宋体" w:eastAsia="宋体" w:hAnsi="宋体" w:cs="宋体" w:hint="eastAsia"/>
               <w:szCs w:val="24"/>
             </w:rPr>
             <w:fldChar w:fldCharType="end"/>
@@ -3193,28 +3134,28 @@
         </w:p>
         <w:p>
           <w:pPr>
-            <w:pStyle w:val="17"/>
+            <w:pStyle w:val="TOC2"/>
             <w:tabs>
               <w:tab w:val="right" w:leader="dot" w:pos="8306"/>
             </w:tabs>
           </w:pPr>
           <w:r>
             <w:rPr>
-              <w:rFonts w:hint="eastAsia" w:ascii="宋体" w:hAnsi="宋体" w:eastAsia="宋体" w:cs="宋体"/>
+              <w:rFonts w:ascii="宋体" w:eastAsia="宋体" w:hAnsi="宋体" w:cs="宋体" w:hint="eastAsia"/>
               <w:szCs w:val="24"/>
             </w:rPr>
             <w:fldChar w:fldCharType="begin"/>
           </w:r>
           <w:r>
             <w:rPr>
-              <w:rFonts w:hint="eastAsia" w:ascii="宋体" w:hAnsi="宋体" w:eastAsia="宋体" w:cs="宋体"/>
+              <w:rFonts w:ascii="宋体" w:eastAsia="宋体" w:hAnsi="宋体" w:cs="宋体" w:hint="eastAsia"/>
               <w:szCs w:val="24"/>
             </w:rPr>
             <w:instrText xml:space="preserve"> HYPERLINK \l _Toc30291 </w:instrText>
           </w:r>
           <w:r>
             <w:rPr>
-              <w:rFonts w:hint="eastAsia" w:ascii="宋体" w:hAnsi="宋体" w:eastAsia="宋体" w:cs="宋体"/>
+              <w:rFonts w:ascii="宋体" w:eastAsia="宋体" w:hAnsi="宋体" w:cs="宋体" w:hint="eastAsia"/>
               <w:szCs w:val="24"/>
             </w:rPr>
             <w:fldChar w:fldCharType="separate"/>
@@ -3253,7 +3194,7 @@
           </w:r>
           <w:r>
             <w:rPr>
-              <w:rFonts w:hint="eastAsia" w:ascii="宋体" w:hAnsi="宋体" w:eastAsia="宋体" w:cs="宋体"/>
+              <w:rFonts w:ascii="宋体" w:eastAsia="宋体" w:hAnsi="宋体" w:cs="宋体" w:hint="eastAsia"/>
               <w:szCs w:val="24"/>
             </w:rPr>
             <w:fldChar w:fldCharType="end"/>
@@ -3261,28 +3202,28 @@
         </w:p>
         <w:p>
           <w:pPr>
-            <w:pStyle w:val="16"/>
+            <w:pStyle w:val="TOC1"/>
             <w:tabs>
               <w:tab w:val="right" w:leader="dot" w:pos="8306"/>
             </w:tabs>
           </w:pPr>
           <w:r>
             <w:rPr>
-              <w:rFonts w:hint="eastAsia" w:ascii="宋体" w:hAnsi="宋体" w:eastAsia="宋体" w:cs="宋体"/>
+              <w:rFonts w:ascii="宋体" w:eastAsia="宋体" w:hAnsi="宋体" w:cs="宋体" w:hint="eastAsia"/>
               <w:szCs w:val="24"/>
             </w:rPr>
             <w:fldChar w:fldCharType="begin"/>
           </w:r>
           <w:r>
             <w:rPr>
-              <w:rFonts w:hint="eastAsia" w:ascii="宋体" w:hAnsi="宋体" w:eastAsia="宋体" w:cs="宋体"/>
+              <w:rFonts w:ascii="宋体" w:eastAsia="宋体" w:hAnsi="宋体" w:cs="宋体" w:hint="eastAsia"/>
               <w:szCs w:val="24"/>
             </w:rPr>
             <w:instrText xml:space="preserve"> HYPERLINK \l _Toc16458 </w:instrText>
           </w:r>
           <w:r>
             <w:rPr>
-              <w:rFonts w:hint="eastAsia" w:ascii="宋体" w:hAnsi="宋体" w:eastAsia="宋体" w:cs="宋体"/>
+              <w:rFonts w:ascii="宋体" w:eastAsia="宋体" w:hAnsi="宋体" w:cs="宋体" w:hint="eastAsia"/>
               <w:szCs w:val="24"/>
             </w:rPr>
             <w:fldChar w:fldCharType="separate"/>
@@ -3321,7 +3262,7 @@
           </w:r>
           <w:r>
             <w:rPr>
-              <w:rFonts w:hint="eastAsia" w:ascii="宋体" w:hAnsi="宋体" w:eastAsia="宋体" w:cs="宋体"/>
+              <w:rFonts w:ascii="宋体" w:eastAsia="宋体" w:hAnsi="宋体" w:cs="宋体" w:hint="eastAsia"/>
               <w:szCs w:val="24"/>
             </w:rPr>
             <w:fldChar w:fldCharType="end"/>
@@ -3329,28 +3270,28 @@
         </w:p>
         <w:p>
           <w:pPr>
-            <w:pStyle w:val="16"/>
+            <w:pStyle w:val="TOC1"/>
             <w:tabs>
               <w:tab w:val="right" w:leader="dot" w:pos="8306"/>
             </w:tabs>
           </w:pPr>
           <w:r>
             <w:rPr>
-              <w:rFonts w:hint="eastAsia" w:ascii="宋体" w:hAnsi="宋体" w:eastAsia="宋体" w:cs="宋体"/>
+              <w:rFonts w:ascii="宋体" w:eastAsia="宋体" w:hAnsi="宋体" w:cs="宋体" w:hint="eastAsia"/>
               <w:szCs w:val="24"/>
             </w:rPr>
             <w:fldChar w:fldCharType="begin"/>
           </w:r>
           <w:r>
             <w:rPr>
-              <w:rFonts w:hint="eastAsia" w:ascii="宋体" w:hAnsi="宋体" w:eastAsia="宋体" w:cs="宋体"/>
+              <w:rFonts w:ascii="宋体" w:eastAsia="宋体" w:hAnsi="宋体" w:cs="宋体" w:hint="eastAsia"/>
               <w:szCs w:val="24"/>
             </w:rPr>
             <w:instrText xml:space="preserve"> HYPERLINK \l _Toc27773 </w:instrText>
           </w:r>
           <w:r>
             <w:rPr>
-              <w:rFonts w:hint="eastAsia" w:ascii="宋体" w:hAnsi="宋体" w:eastAsia="宋体" w:cs="宋体"/>
+              <w:rFonts w:ascii="宋体" w:eastAsia="宋体" w:hAnsi="宋体" w:cs="宋体" w:hint="eastAsia"/>
               <w:szCs w:val="24"/>
             </w:rPr>
             <w:fldChar w:fldCharType="separate"/>
@@ -3382,7 +3323,7 @@
           </w:r>
           <w:r>
             <w:rPr>
-              <w:rFonts w:hint="eastAsia" w:ascii="宋体" w:hAnsi="宋体" w:eastAsia="宋体" w:cs="宋体"/>
+              <w:rFonts w:ascii="宋体" w:eastAsia="宋体" w:hAnsi="宋体" w:cs="宋体" w:hint="eastAsia"/>
               <w:szCs w:val="24"/>
             </w:rPr>
             <w:fldChar w:fldCharType="end"/>
@@ -3404,7 +3345,7 @@
             <w:snapToGrid w:val="0"/>
             <w:textAlignment w:val="baseline"/>
             <w:rPr>
-              <w:rFonts w:hint="eastAsia" w:ascii="宋体" w:hAnsi="宋体" w:eastAsia="宋体" w:cs="宋体"/>
+              <w:rFonts w:ascii="宋体" w:eastAsia="宋体" w:hAnsi="宋体" w:cs="宋体" w:hint="eastAsia"/>
               <w:snapToGrid w:val="0"/>
               <w:color w:val="000000"/>
               <w:kern w:val="0"/>
@@ -3415,7 +3356,7 @@
           </w:pPr>
           <w:r>
             <w:rPr>
-              <w:rFonts w:hint="eastAsia" w:ascii="宋体" w:hAnsi="宋体" w:eastAsia="宋体" w:cs="宋体"/>
+              <w:rFonts w:ascii="宋体" w:eastAsia="宋体" w:hAnsi="宋体" w:cs="宋体" w:hint="eastAsia"/>
               <w:szCs w:val="24"/>
             </w:rPr>
             <w:fldChar w:fldCharType="end"/>
@@ -3439,7 +3380,7 @@
         <w:snapToGrid w:val="0"/>
         <w:textAlignment w:val="baseline"/>
         <w:rPr>
-          <w:rFonts w:ascii="Arial" w:hAnsi="Arial" w:eastAsia="Arial" w:cs="Arial"/>
+          <w:rFonts w:ascii="Arial" w:eastAsia="Arial" w:hAnsi="Arial" w:cs="Arial"/>
           <w:snapToGrid w:val="0"/>
           <w:color w:val="000000"/>
           <w:kern w:val="0"/>
@@ -3450,7 +3391,7 @@
       </w:pPr>
       <w:r>
         <w:rPr>
-          <w:rFonts w:ascii="Arial" w:hAnsi="Arial" w:eastAsia="Arial" w:cs="Arial"/>
+          <w:rFonts w:ascii="Arial" w:eastAsia="Arial" w:hAnsi="Arial" w:cs="Arial"/>
           <w:snapToGrid w:val="0"/>
           <w:color w:val="000000"/>
           <w:kern w:val="0"/>
@@ -3463,14 +3404,14 @@
     </w:p>
     <w:p>
       <w:pPr>
-        <w:pStyle w:val="29"/>
+        <w:pStyle w:val="1"/>
         <w:bidi w:val="0"/>
         <w:rPr>
           <w:rFonts w:hint="default"/>
           <w:lang w:val="en-US" w:eastAsia="zh-CN"/>
         </w:rPr>
       </w:pPr>
-      <w:bookmarkStart w:id="2" w:name="_Toc14179"/>
+      <w:bookmarkStart w:id="3" w:name="_Toc14179"/>
       <w:r>
         <w:rPr>
           <w:rFonts w:hint="default"/>
@@ -3478,11 +3419,11 @@
         </w:rPr>
         <w:t>目的</w:t>
       </w:r>
-      <w:bookmarkEnd w:id="2"/>
-    </w:p>
-    <w:p>
-      <w:pPr>
-        <w:pStyle w:val="30"/>
+      <w:bookmarkEnd w:id="3"/>
+    </w:p>
+    <w:p>
+      <w:pPr>
+        <w:pStyle w:val="a1"/>
         <w:rPr>
           <w:rFonts w:hint="default"/>
           <w:lang w:val="en-US" w:eastAsia="zh-CN"/>
@@ -3498,14 +3439,14 @@
     </w:p>
     <w:p>
       <w:pPr>
-        <w:pStyle w:val="29"/>
+        <w:pStyle w:val="1"/>
         <w:bidi w:val="0"/>
         <w:rPr>
           <w:rFonts w:hint="default"/>
           <w:lang w:val="en-US" w:eastAsia="zh-CN"/>
         </w:rPr>
       </w:pPr>
-      <w:bookmarkStart w:id="3" w:name="_Toc12296"/>
+      <w:bookmarkStart w:id="4" w:name="_Toc12296"/>
       <w:r>
         <w:rPr>
           <w:rFonts w:hint="default"/>
@@ -3513,11 +3454,11 @@
         </w:rPr>
         <w:t>适用范围</w:t>
       </w:r>
-      <w:bookmarkEnd w:id="3"/>
-    </w:p>
-    <w:p>
-      <w:pPr>
-        <w:pStyle w:val="30"/>
+      <w:bookmarkEnd w:id="4"/>
+    </w:p>
+    <w:p>
+      <w:pPr>
+        <w:pStyle w:val="a1"/>
         <w:rPr>
           <w:rFonts w:hint="default"/>
           <w:lang w:val="en-US" w:eastAsia="zh-CN"/>
@@ -3533,14 +3474,14 @@
     </w:p>
     <w:p>
       <w:pPr>
-        <w:pStyle w:val="29"/>
+        <w:pStyle w:val="1"/>
         <w:bidi w:val="0"/>
         <w:rPr>
           <w:rFonts w:hint="default"/>
           <w:lang w:val="en-US" w:eastAsia="zh-CN"/>
         </w:rPr>
       </w:pPr>
-      <w:bookmarkStart w:id="4" w:name="_Toc29515"/>
+      <w:bookmarkStart w:id="5" w:name="_Toc29515"/>
       <w:r>
         <w:rPr>
           <w:rFonts w:hint="default"/>
@@ -3548,11 +3489,11 @@
         </w:rPr>
         <w:t>服务时间与接入方式</w:t>
       </w:r>
-      <w:bookmarkEnd w:id="4"/>
-    </w:p>
-    <w:p>
-      <w:pPr>
-        <w:pStyle w:val="30"/>
+      <w:bookmarkEnd w:id="5"/>
+    </w:p>
+    <w:p>
+      <w:pPr>
+        <w:pStyle w:val="a1"/>
         <w:rPr>
           <w:rFonts w:hint="default"/>
           <w:lang w:val="en-US" w:eastAsia="zh-CN"/>
@@ -3568,7 +3509,7 @@
     </w:p>
     <w:p>
       <w:pPr>
-        <w:pStyle w:val="30"/>
+        <w:pStyle w:val="a1"/>
         <w:rPr>
           <w:rFonts w:hint="default"/>
           <w:lang w:val="en-US" w:eastAsia="zh-CN"/>
@@ -3583,7 +3524,7 @@
       </w:r>
       <w:r>
         <w:rPr>
-          <w:rFonts w:hint="default" w:ascii="Arial" w:hAnsi="Arial" w:eastAsia="Arial" w:cs="Arial"/>
+          <w:rFonts w:ascii="Arial" w:eastAsia="Arial" w:hAnsi="Arial" w:cs="Arial" w:hint="default"/>
           <w:i w:val="0"/>
           <w:iCs w:val="0"/>
           <w:caps w:val="0"/>
@@ -3591,14 +3532,14 @@
           <w:spacing w:val="0"/>
           <w:sz w:val="19"/>
           <w:szCs w:val="19"/>
-          <w:shd w:val="clear" w:fill="FFFFFF"/>
+          <w:shd w:val="clear" w:color="auto" w:fill="FFFFFF"/>
         </w:rPr>
         <w:t>‌</w:t>
       </w:r>
     </w:p>
     <w:p>
       <w:pPr>
-        <w:pStyle w:val="30"/>
+        <w:pStyle w:val="a1"/>
         <w:rPr>
           <w:rFonts w:hint="default"/>
           <w:lang w:val="en-US" w:eastAsia="zh-CN"/>
@@ -3621,14 +3562,14 @@
     </w:p>
     <w:p>
       <w:pPr>
-        <w:pStyle w:val="29"/>
+        <w:pStyle w:val="1"/>
         <w:bidi w:val="0"/>
         <w:rPr>
           <w:rFonts w:hint="default"/>
           <w:lang w:val="en-US" w:eastAsia="zh-CN"/>
         </w:rPr>
       </w:pPr>
-      <w:bookmarkStart w:id="5" w:name="_Toc12382"/>
+      <w:bookmarkStart w:id="6" w:name="_Toc12382"/>
       <w:r>
         <w:rPr>
           <w:rFonts w:hint="default"/>
@@ -3636,11 +3577,11 @@
         </w:rPr>
         <w:t>服务台职责</w:t>
       </w:r>
-      <w:bookmarkEnd w:id="5"/>
-    </w:p>
-    <w:p>
-      <w:pPr>
-        <w:pStyle w:val="30"/>
+      <w:bookmarkEnd w:id="6"/>
+    </w:p>
+    <w:p>
+      <w:pPr>
+        <w:pStyle w:val="a1"/>
         <w:rPr>
           <w:rFonts w:hint="default"/>
           <w:lang w:val="en-US" w:eastAsia="zh-CN"/>
@@ -3656,12 +3597,12 @@
     </w:p>
     <w:p>
       <w:pPr>
-        <w:pStyle w:val="30"/>
+        <w:pStyle w:val="a1"/>
         <w:numPr>
           <w:ilvl w:val="0"/>
           <w:numId w:val="2"/>
         </w:numPr>
-        <w:ind w:left="425" w:leftChars="0" w:hanging="425" w:firstLineChars="0"/>
+        <w:ind w:left="425" w:hanging="425" w:leftChars="0" w:firstLineChars="0"/>
         <w:rPr>
           <w:rFonts w:hint="default"/>
           <w:lang w:val="en-US" w:eastAsia="zh-CN"/>
@@ -3677,12 +3618,12 @@
     </w:p>
     <w:p>
       <w:pPr>
-        <w:pStyle w:val="30"/>
+        <w:pStyle w:val="a1"/>
         <w:numPr>
           <w:ilvl w:val="0"/>
           <w:numId w:val="2"/>
         </w:numPr>
-        <w:ind w:left="425" w:leftChars="0" w:hanging="425" w:firstLineChars="0"/>
+        <w:ind w:left="425" w:hanging="425" w:leftChars="0" w:firstLineChars="0"/>
         <w:rPr>
           <w:rFonts w:hint="default"/>
           <w:lang w:val="en-US" w:eastAsia="zh-CN"/>
@@ -3698,12 +3639,12 @@
     </w:p>
     <w:p>
       <w:pPr>
-        <w:pStyle w:val="30"/>
+        <w:pStyle w:val="a1"/>
         <w:numPr>
           <w:ilvl w:val="0"/>
           <w:numId w:val="2"/>
         </w:numPr>
-        <w:ind w:left="425" w:leftChars="0" w:hanging="425" w:firstLineChars="0"/>
+        <w:ind w:left="425" w:hanging="425" w:leftChars="0" w:firstLineChars="0"/>
         <w:rPr>
           <w:rFonts w:hint="default"/>
           <w:lang w:val="en-US" w:eastAsia="zh-CN"/>
@@ -3719,12 +3660,12 @@
     </w:p>
     <w:p>
       <w:pPr>
-        <w:pStyle w:val="30"/>
+        <w:pStyle w:val="a1"/>
         <w:numPr>
           <w:ilvl w:val="0"/>
           <w:numId w:val="2"/>
         </w:numPr>
-        <w:ind w:left="425" w:leftChars="0" w:hanging="425" w:firstLineChars="0"/>
+        <w:ind w:left="425" w:hanging="425" w:leftChars="0" w:firstLineChars="0"/>
         <w:rPr>
           <w:rFonts w:hint="default"/>
           <w:lang w:val="en-US" w:eastAsia="zh-CN"/>
@@ -3740,12 +3681,12 @@
     </w:p>
     <w:p>
       <w:pPr>
-        <w:pStyle w:val="30"/>
+        <w:pStyle w:val="a1"/>
         <w:numPr>
           <w:ilvl w:val="0"/>
           <w:numId w:val="2"/>
         </w:numPr>
-        <w:ind w:left="425" w:leftChars="0" w:hanging="425" w:firstLineChars="0"/>
+        <w:ind w:left="425" w:hanging="425" w:leftChars="0" w:firstLineChars="0"/>
         <w:rPr>
           <w:rFonts w:hint="default"/>
           <w:lang w:val="en-US" w:eastAsia="zh-CN"/>
@@ -3761,12 +3702,12 @@
     </w:p>
     <w:p>
       <w:pPr>
-        <w:pStyle w:val="30"/>
+        <w:pStyle w:val="a1"/>
         <w:numPr>
           <w:ilvl w:val="0"/>
           <w:numId w:val="2"/>
         </w:numPr>
-        <w:ind w:left="425" w:leftChars="0" w:hanging="425" w:firstLineChars="0"/>
+        <w:ind w:left="425" w:hanging="425" w:leftChars="0" w:firstLineChars="0"/>
         <w:rPr>
           <w:rFonts w:hint="default"/>
           <w:lang w:val="en-US" w:eastAsia="zh-CN"/>
@@ -3782,12 +3723,12 @@
     </w:p>
     <w:p>
       <w:pPr>
-        <w:pStyle w:val="30"/>
+        <w:pStyle w:val="a1"/>
         <w:numPr>
           <w:ilvl w:val="0"/>
           <w:numId w:val="2"/>
         </w:numPr>
-        <w:ind w:left="425" w:leftChars="0" w:hanging="425" w:firstLineChars="0"/>
+        <w:ind w:left="425" w:hanging="425" w:leftChars="0" w:firstLineChars="0"/>
         <w:rPr>
           <w:rFonts w:hint="default"/>
           <w:lang w:val="en-US" w:eastAsia="zh-CN"/>
@@ -3803,14 +3744,14 @@
     </w:p>
     <w:p>
       <w:pPr>
-        <w:pStyle w:val="29"/>
+        <w:pStyle w:val="1"/>
         <w:bidi w:val="0"/>
         <w:rPr>
           <w:rFonts w:hint="default"/>
           <w:lang w:val="en-US" w:eastAsia="zh-CN"/>
         </w:rPr>
       </w:pPr>
-      <w:bookmarkStart w:id="6" w:name="_Toc31036"/>
+      <w:bookmarkStart w:id="7" w:name="_Toc31036"/>
       <w:r>
         <w:rPr>
           <w:rFonts w:hint="default"/>
@@ -3818,18 +3759,18 @@
         </w:rPr>
         <w:t>事件/服务请求处理流程</w:t>
       </w:r>
-      <w:bookmarkEnd w:id="6"/>
-    </w:p>
-    <w:p>
-      <w:pPr>
-        <w:pStyle w:val="31"/>
+      <w:bookmarkEnd w:id="7"/>
+    </w:p>
+    <w:p>
+      <w:pPr>
+        <w:pStyle w:val="2"/>
         <w:bidi w:val="0"/>
         <w:rPr>
           <w:rFonts w:hint="default"/>
           <w:lang w:val="en-US" w:eastAsia="zh-CN"/>
         </w:rPr>
       </w:pPr>
-      <w:bookmarkStart w:id="7" w:name="_Toc8268"/>
+      <w:bookmarkStart w:id="8" w:name="_Toc8268"/>
       <w:r>
         <w:rPr>
           <w:rFonts w:hint="default"/>
@@ -3837,11 +3778,11 @@
         </w:rPr>
         <w:t>记录与受理</w:t>
       </w:r>
-      <w:bookmarkEnd w:id="7"/>
-    </w:p>
-    <w:p>
-      <w:pPr>
-        <w:pStyle w:val="30"/>
+      <w:bookmarkEnd w:id="8"/>
+    </w:p>
+    <w:p>
+      <w:pPr>
+        <w:pStyle w:val="a1"/>
         <w:rPr>
           <w:rFonts w:hint="default"/>
           <w:lang w:val="en-US" w:eastAsia="zh-CN"/>
@@ -3857,7 +3798,7 @@
     </w:p>
     <w:p>
       <w:pPr>
-        <w:pStyle w:val="30"/>
+        <w:pStyle w:val="a1"/>
         <w:rPr>
           <w:rFonts w:hint="default"/>
           <w:lang w:val="en-US" w:eastAsia="zh-CN"/>
@@ -3873,7 +3814,7 @@
     </w:p>
     <w:p>
       <w:pPr>
-        <w:pStyle w:val="30"/>
+        <w:pStyle w:val="a1"/>
         <w:rPr>
           <w:rFonts w:hint="default"/>
           <w:lang w:val="en-US" w:eastAsia="zh-CN"/>
@@ -3889,14 +3830,14 @@
     </w:p>
     <w:p>
       <w:pPr>
-        <w:pStyle w:val="31"/>
+        <w:pStyle w:val="2"/>
         <w:bidi w:val="0"/>
         <w:rPr>
           <w:rFonts w:hint="default"/>
           <w:lang w:val="en-US" w:eastAsia="zh-CN"/>
         </w:rPr>
       </w:pPr>
-      <w:bookmarkStart w:id="8" w:name="_Toc24659"/>
+      <w:bookmarkStart w:id="9" w:name="_Toc24659"/>
       <w:r>
         <w:rPr>
           <w:rFonts w:hint="default"/>
@@ -3904,11 +3845,11 @@
         </w:rPr>
         <w:t>分类与派发</w:t>
       </w:r>
-      <w:bookmarkEnd w:id="8"/>
-    </w:p>
-    <w:p>
-      <w:pPr>
-        <w:pStyle w:val="30"/>
+      <w:bookmarkEnd w:id="9"/>
+    </w:p>
+    <w:p>
+      <w:pPr>
+        <w:pStyle w:val="a1"/>
         <w:rPr>
           <w:rFonts w:hint="default"/>
           <w:lang w:val="en-US" w:eastAsia="zh-CN"/>
@@ -3924,7 +3865,7 @@
     </w:p>
     <w:p>
       <w:pPr>
-        <w:pStyle w:val="30"/>
+        <w:pStyle w:val="a1"/>
         <w:rPr>
           <w:rFonts w:hint="default"/>
           <w:lang w:val="en-US" w:eastAsia="zh-CN"/>
@@ -3940,7 +3881,7 @@
     </w:p>
     <w:p>
       <w:pPr>
-        <w:pStyle w:val="30"/>
+        <w:pStyle w:val="a1"/>
         <w:rPr>
           <w:rFonts w:hint="default"/>
           <w:lang w:val="en-US" w:eastAsia="zh-CN"/>
@@ -3956,14 +3897,14 @@
     </w:p>
     <w:p>
       <w:pPr>
-        <w:pStyle w:val="31"/>
+        <w:pStyle w:val="2"/>
         <w:bidi w:val="0"/>
         <w:rPr>
           <w:rFonts w:hint="default"/>
           <w:lang w:val="en-US" w:eastAsia="zh-CN"/>
         </w:rPr>
       </w:pPr>
-      <w:bookmarkStart w:id="9" w:name="_Toc4619"/>
+      <w:bookmarkStart w:id="10" w:name="_Toc4619"/>
       <w:r>
         <w:rPr>
           <w:rFonts w:hint="default"/>
@@ -3971,11 +3912,11 @@
         </w:rPr>
         <w:t>处理与跟踪</w:t>
       </w:r>
-      <w:bookmarkEnd w:id="9"/>
-    </w:p>
-    <w:p>
-      <w:pPr>
-        <w:pStyle w:val="30"/>
+      <w:bookmarkEnd w:id="10"/>
+    </w:p>
+    <w:p>
+      <w:pPr>
+        <w:pStyle w:val="a1"/>
         <w:rPr>
           <w:rFonts w:hint="default"/>
           <w:lang w:val="en-US" w:eastAsia="zh-CN"/>
@@ -3991,7 +3932,7 @@
     </w:p>
     <w:p>
       <w:pPr>
-        <w:pStyle w:val="30"/>
+        <w:pStyle w:val="a1"/>
         <w:rPr>
           <w:rFonts w:hint="default"/>
           <w:lang w:val="en-US" w:eastAsia="zh-CN"/>
@@ -4007,7 +3948,7 @@
     </w:p>
     <w:p>
       <w:pPr>
-        <w:pStyle w:val="30"/>
+        <w:pStyle w:val="a1"/>
         <w:rPr>
           <w:rFonts w:hint="default"/>
           <w:lang w:val="en-US" w:eastAsia="zh-CN"/>
@@ -4023,14 +3964,14 @@
     </w:p>
     <w:p>
       <w:pPr>
-        <w:pStyle w:val="31"/>
+        <w:pStyle w:val="2"/>
         <w:bidi w:val="0"/>
         <w:rPr>
           <w:rFonts w:hint="default"/>
           <w:lang w:val="en-US" w:eastAsia="zh-CN"/>
         </w:rPr>
       </w:pPr>
-      <w:bookmarkStart w:id="10" w:name="_Toc13095"/>
+      <w:bookmarkStart w:id="11" w:name="_Toc13095"/>
       <w:r>
         <w:rPr>
           <w:rFonts w:hint="default"/>
@@ -4038,11 +3979,11 @@
         </w:rPr>
         <w:t>回访与关闭</w:t>
       </w:r>
-      <w:bookmarkEnd w:id="10"/>
-    </w:p>
-    <w:p>
-      <w:pPr>
-        <w:pStyle w:val="30"/>
+      <w:bookmarkEnd w:id="11"/>
+    </w:p>
+    <w:p>
+      <w:pPr>
+        <w:pStyle w:val="a1"/>
         <w:rPr>
           <w:rFonts w:hint="default"/>
           <w:lang w:val="en-US" w:eastAsia="zh-CN"/>
@@ -4058,7 +3999,7 @@
     </w:p>
     <w:p>
       <w:pPr>
-        <w:pStyle w:val="30"/>
+        <w:pStyle w:val="a1"/>
         <w:rPr>
           <w:rFonts w:hint="default"/>
           <w:lang w:val="en-US" w:eastAsia="zh-CN"/>
@@ -4074,7 +4015,7 @@
     </w:p>
     <w:p>
       <w:pPr>
-        <w:pStyle w:val="30"/>
+        <w:pStyle w:val="a1"/>
         <w:rPr>
           <w:rFonts w:hint="default"/>
           <w:lang w:val="en-US" w:eastAsia="zh-CN"/>
@@ -4090,14 +4031,14 @@
     </w:p>
     <w:p>
       <w:pPr>
-        <w:pStyle w:val="29"/>
+        <w:pStyle w:val="1"/>
         <w:bidi w:val="0"/>
         <w:rPr>
           <w:rFonts w:hint="default"/>
           <w:lang w:val="en-US" w:eastAsia="zh-CN"/>
         </w:rPr>
       </w:pPr>
-      <w:bookmarkStart w:id="11" w:name="_Toc18938"/>
+      <w:bookmarkStart w:id="12" w:name="_Toc18938"/>
       <w:r>
         <w:rPr>
           <w:rFonts w:hint="eastAsia"/>
@@ -4105,11 +4046,11 @@
         </w:rPr>
         <w:t>监督与考评机制</w:t>
       </w:r>
-      <w:bookmarkEnd w:id="11"/>
-    </w:p>
-    <w:p>
-      <w:pPr>
-        <w:pStyle w:val="30"/>
+      <w:bookmarkEnd w:id="12"/>
+    </w:p>
+    <w:p>
+      <w:pPr>
+        <w:pStyle w:val="a1"/>
         <w:bidi w:val="0"/>
       </w:pPr>
       <w:r>
@@ -4118,14 +4059,14 @@
     </w:p>
     <w:p>
       <w:pPr>
-        <w:pStyle w:val="31"/>
+        <w:pStyle w:val="2"/>
         <w:bidi w:val="0"/>
         <w:rPr>
           <w:rFonts w:hint="eastAsia"/>
           <w:lang w:val="en-US" w:eastAsia="zh-CN"/>
         </w:rPr>
       </w:pPr>
-      <w:bookmarkStart w:id="12" w:name="_Toc55"/>
+      <w:bookmarkStart w:id="13" w:name="_Toc55"/>
       <w:r>
         <w:rPr>
           <w:rFonts w:hint="eastAsia"/>
@@ -4133,11 +4074,11 @@
         </w:rPr>
         <w:t>核心考评指标</w:t>
       </w:r>
-      <w:bookmarkEnd w:id="12"/>
-    </w:p>
-    <w:p>
-      <w:pPr>
-        <w:pStyle w:val="30"/>
+      <w:bookmarkEnd w:id="13"/>
+    </w:p>
+    <w:p>
+      <w:pPr>
+        <w:pStyle w:val="a1"/>
         <w:rPr>
           <w:rFonts w:hint="eastAsia"/>
           <w:lang w:val="en-US" w:eastAsia="zh-CN"/>
@@ -4153,7 +4094,7 @@
     </w:p>
     <w:p>
       <w:pPr>
-        <w:pStyle w:val="30"/>
+        <w:pStyle w:val="a1"/>
         <w:rPr>
           <w:rFonts w:hint="eastAsia"/>
           <w:lang w:val="en-US" w:eastAsia="zh-CN"/>
@@ -4169,7 +4110,7 @@
     </w:p>
     <w:p>
       <w:pPr>
-        <w:pStyle w:val="30"/>
+        <w:pStyle w:val="a1"/>
         <w:rPr>
           <w:rFonts w:hint="eastAsia"/>
           <w:lang w:val="en-US" w:eastAsia="zh-CN"/>
@@ -4185,7 +4126,7 @@
     </w:p>
     <w:p>
       <w:pPr>
-        <w:pStyle w:val="30"/>
+        <w:pStyle w:val="a1"/>
         <w:rPr>
           <w:rFonts w:hint="eastAsia"/>
           <w:lang w:val="en-US" w:eastAsia="zh-CN"/>
@@ -4201,7 +4142,7 @@
     </w:p>
     <w:p>
       <w:pPr>
-        <w:pStyle w:val="30"/>
+        <w:pStyle w:val="a1"/>
         <w:rPr>
           <w:rFonts w:hint="eastAsia"/>
           <w:lang w:val="en-US" w:eastAsia="zh-CN"/>
@@ -4217,14 +4158,14 @@
     </w:p>
     <w:p>
       <w:pPr>
-        <w:pStyle w:val="31"/>
+        <w:pStyle w:val="2"/>
         <w:bidi w:val="0"/>
         <w:rPr>
           <w:rFonts w:hint="eastAsia"/>
           <w:lang w:val="en-US" w:eastAsia="zh-CN"/>
         </w:rPr>
       </w:pPr>
-      <w:bookmarkStart w:id="13" w:name="_Toc29133"/>
+      <w:bookmarkStart w:id="14" w:name="_Toc29133"/>
       <w:r>
         <w:rPr>
           <w:rFonts w:hint="eastAsia"/>
@@ -4232,11 +4173,11 @@
         </w:rPr>
         <w:t>监督与管理过程</w:t>
       </w:r>
-      <w:bookmarkEnd w:id="13"/>
-    </w:p>
-    <w:p>
-      <w:pPr>
-        <w:pStyle w:val="30"/>
+      <w:bookmarkEnd w:id="14"/>
+    </w:p>
+    <w:p>
+      <w:pPr>
+        <w:pStyle w:val="a1"/>
         <w:rPr>
           <w:rFonts w:hint="eastAsia"/>
           <w:lang w:val="en-US" w:eastAsia="zh-CN"/>
@@ -4252,7 +4193,7 @@
     </w:p>
     <w:p>
       <w:pPr>
-        <w:pStyle w:val="30"/>
+        <w:pStyle w:val="a1"/>
         <w:rPr>
           <w:rFonts w:hint="eastAsia"/>
           <w:lang w:val="en-US" w:eastAsia="zh-CN"/>
@@ -4268,7 +4209,7 @@
     </w:p>
     <w:p>
       <w:pPr>
-        <w:pStyle w:val="30"/>
+        <w:pStyle w:val="a1"/>
         <w:rPr>
           <w:rFonts w:hint="eastAsia"/>
           <w:lang w:val="en-US" w:eastAsia="zh-CN"/>
@@ -4284,7 +4225,7 @@
     </w:p>
     <w:p>
       <w:pPr>
-        <w:pStyle w:val="30"/>
+        <w:pStyle w:val="a1"/>
         <w:rPr>
           <w:rFonts w:hint="eastAsia"/>
           <w:lang w:val="en-US" w:eastAsia="zh-CN"/>
@@ -4300,14 +4241,14 @@
     </w:p>
     <w:p>
       <w:pPr>
-        <w:pStyle w:val="31"/>
+        <w:pStyle w:val="2"/>
         <w:bidi w:val="0"/>
         <w:rPr>
           <w:rFonts w:hint="default"/>
           <w:lang w:val="en-US" w:eastAsia="zh-CN"/>
         </w:rPr>
       </w:pPr>
-      <w:bookmarkStart w:id="14" w:name="_Toc4821"/>
+      <w:bookmarkStart w:id="15" w:name="_Toc4821"/>
       <w:r>
         <w:rPr>
           <w:rFonts w:hint="default"/>
@@ -4315,11 +4256,11 @@
         </w:rPr>
         <w:t>考评结果应用</w:t>
       </w:r>
-      <w:bookmarkEnd w:id="14"/>
-    </w:p>
-    <w:p>
-      <w:pPr>
-        <w:pStyle w:val="30"/>
+      <w:bookmarkEnd w:id="15"/>
+    </w:p>
+    <w:p>
+      <w:pPr>
+        <w:pStyle w:val="a1"/>
         <w:bidi w:val="0"/>
         <w:rPr>
           <w:rFonts w:hint="default"/>
@@ -4336,7 +4277,7 @@
     </w:p>
     <w:p>
       <w:pPr>
-        <w:pStyle w:val="30"/>
+        <w:pStyle w:val="a1"/>
         <w:bidi w:val="0"/>
         <w:rPr>
           <w:rFonts w:hint="default"/>
@@ -4353,7 +4294,7 @@
     </w:p>
     <w:p>
       <w:pPr>
-        <w:pStyle w:val="30"/>
+        <w:pStyle w:val="a1"/>
         <w:bidi w:val="0"/>
         <w:rPr>
           <w:rFonts w:hint="default"/>
@@ -4384,7 +4325,7 @@
     </w:p>
     <w:p>
       <w:pPr>
-        <w:pStyle w:val="30"/>
+        <w:pStyle w:val="a1"/>
         <w:bidi w:val="0"/>
         <w:rPr>
           <w:rFonts w:hint="default"/>
@@ -4401,14 +4342,14 @@
     </w:p>
     <w:p>
       <w:pPr>
-        <w:pStyle w:val="31"/>
+        <w:pStyle w:val="2"/>
         <w:bidi w:val="0"/>
         <w:rPr>
           <w:rFonts w:hint="eastAsia"/>
           <w:lang w:val="en-US" w:eastAsia="zh-CN"/>
         </w:rPr>
       </w:pPr>
-      <w:bookmarkStart w:id="15" w:name="_Toc30291"/>
+      <w:bookmarkStart w:id="16" w:name="_Toc30291"/>
       <w:r>
         <w:rPr>
           <w:rFonts w:hint="eastAsia"/>
@@ -4416,11 +4357,11 @@
         </w:rPr>
         <w:t>支持与改进</w:t>
       </w:r>
-      <w:bookmarkEnd w:id="15"/>
-    </w:p>
-    <w:p>
-      <w:pPr>
-        <w:pStyle w:val="30"/>
+      <w:bookmarkEnd w:id="16"/>
+    </w:p>
+    <w:p>
+      <w:pPr>
+        <w:pStyle w:val="a1"/>
         <w:bidi w:val="0"/>
         <w:rPr>
           <w:rFonts w:hint="default"/>
@@ -4444,7 +4385,7 @@
     </w:p>
     <w:p>
       <w:pPr>
-        <w:pStyle w:val="30"/>
+        <w:pStyle w:val="a1"/>
         <w:bidi w:val="0"/>
         <w:rPr>
           <w:rFonts w:hint="default"/>
@@ -4461,14 +4402,14 @@
     </w:p>
     <w:p>
       <w:pPr>
-        <w:pStyle w:val="29"/>
+        <w:pStyle w:val="1"/>
         <w:bidi w:val="0"/>
         <w:rPr>
           <w:rFonts w:hint="default"/>
           <w:lang w:val="en-US" w:eastAsia="zh-CN"/>
         </w:rPr>
       </w:pPr>
-      <w:bookmarkStart w:id="16" w:name="_Toc16458"/>
+      <w:bookmarkStart w:id="17" w:name="_Toc16458"/>
       <w:r>
         <w:rPr>
           <w:rFonts w:hint="eastAsia"/>
@@ -4476,23 +4417,22 @@
         </w:rPr>
         <w:t>考核指标</w:t>
       </w:r>
-      <w:bookmarkEnd w:id="16"/>
+      <w:bookmarkEnd w:id="17"/>
     </w:p>
     <w:tbl>
       <w:tblPr>
-        <w:tblStyle w:val="20"/>
+        <w:tblStyle w:val="TableNormal"/>
         <w:tblW w:w="8504" w:type="dxa"/>
         <w:tblInd w:w="96" w:type="dxa"/>
         <w:tblBorders>
-          <w:top w:val="none" w:color="auto" w:sz="0" w:space="0"/>
-          <w:left w:val="none" w:color="auto" w:sz="0" w:space="0"/>
-          <w:bottom w:val="none" w:color="auto" w:sz="0" w:space="0"/>
-          <w:right w:val="none" w:color="auto" w:sz="0" w:space="0"/>
-          <w:insideH w:val="none" w:color="auto" w:sz="0" w:space="0"/>
-          <w:insideV w:val="none" w:color="auto" w:sz="0" w:space="0"/>
+          <w:top w:val="nil"/>
+          <w:left w:val="nil"/>
+          <w:bottom w:val="nil"/>
+          <w:right w:val="nil"/>
+          <w:insideH w:val="nil"/>
+          <w:insideV w:val="nil"/>
         </w:tblBorders>
         <w:shd w:val="clear" w:color="auto" w:fill="auto"/>
-        <w:tblLayout w:type="autofit"/>
         <w:tblCellMar>
           <w:top w:w="0" w:type="dxa"/>
           <w:left w:w="108" w:type="dxa"/>
@@ -4508,14 +4448,17 @@
       </w:tblGrid>
       <w:tr>
         <w:tblPrEx>
+          <w:tblW w:w="8504" w:type="dxa"/>
+          <w:tblInd w:w="96" w:type="dxa"/>
           <w:tblBorders>
-            <w:top w:val="none" w:color="auto" w:sz="0" w:space="0"/>
-            <w:left w:val="none" w:color="auto" w:sz="0" w:space="0"/>
-            <w:bottom w:val="none" w:color="auto" w:sz="0" w:space="0"/>
-            <w:right w:val="none" w:color="auto" w:sz="0" w:space="0"/>
-            <w:insideH w:val="none" w:color="auto" w:sz="0" w:space="0"/>
-            <w:insideV w:val="none" w:color="auto" w:sz="0" w:space="0"/>
+            <w:top w:val="nil"/>
+            <w:left w:val="nil"/>
+            <w:bottom w:val="nil"/>
+            <w:right w:val="nil"/>
+            <w:insideH w:val="nil"/>
+            <w:insideV w:val="nil"/>
           </w:tblBorders>
+          <w:shd w:val="clear" w:color="auto" w:fill="auto"/>
           <w:tblCellMar>
             <w:top w:w="0" w:type="dxa"/>
             <w:left w:w="108" w:type="dxa"/>
@@ -4524,16 +4467,16 @@
           </w:tblCellMar>
         </w:tblPrEx>
         <w:trPr>
-          <w:trHeight w:val="493" w:hRule="atLeast"/>
+          <w:trHeight w:val="493"/>
         </w:trPr>
         <w:tc>
           <w:tcPr>
             <w:tcW w:w="1435" w:type="dxa"/>
             <w:tcBorders>
-              <w:top w:val="single" w:color="000000" w:sz="4" w:space="0"/>
-              <w:left w:val="single" w:color="000000" w:sz="4" w:space="0"/>
-              <w:bottom w:val="single" w:color="000000" w:sz="4" w:space="0"/>
-              <w:right w:val="single" w:color="000000" w:sz="4" w:space="0"/>
+              <w:top w:val="single" w:sz="4" w:space="0" w:color="000000"/>
+              <w:left w:val="single" w:sz="4" w:space="0" w:color="000000"/>
+              <w:bottom w:val="single" w:sz="4" w:space="0" w:color="000000"/>
+              <w:right w:val="single" w:sz="4" w:space="0" w:color="000000"/>
             </w:tcBorders>
             <w:shd w:val="clear" w:color="auto" w:fill="C0C0C0"/>
             <w:vAlign w:val="center"/>
@@ -4547,7 +4490,7 @@
               <w:jc w:val="center"/>
               <w:textAlignment w:val="center"/>
               <w:rPr>
-                <w:rFonts w:ascii="楷体_GB2312" w:hAnsi="宋体" w:eastAsia="楷体_GB2312" w:cs="楷体_GB2312"/>
+                <w:rFonts w:ascii="楷体_GB2312" w:eastAsia="楷体_GB2312" w:hAnsi="宋体" w:cs="楷体_GB2312"/>
                 <w:b/>
                 <w:bCs/>
                 <w:i w:val="0"/>
@@ -4560,7 +4503,7 @@
             </w:pPr>
             <w:r>
               <w:rPr>
-                <w:rFonts w:hint="default" w:ascii="楷体_GB2312" w:hAnsi="宋体" w:eastAsia="楷体_GB2312" w:cs="楷体_GB2312"/>
+                <w:rFonts w:ascii="楷体_GB2312" w:eastAsia="楷体_GB2312" w:hAnsi="宋体" w:cs="楷体_GB2312" w:hint="default"/>
                 <w:b/>
                 <w:bCs/>
                 <w:i w:val="0"/>
@@ -4581,10 +4524,10 @@
           <w:tcPr>
             <w:tcW w:w="1108" w:type="dxa"/>
             <w:tcBorders>
-              <w:top w:val="single" w:color="000000" w:sz="4" w:space="0"/>
-              <w:left w:val="single" w:color="000000" w:sz="4" w:space="0"/>
-              <w:bottom w:val="single" w:color="000000" w:sz="4" w:space="0"/>
-              <w:right w:val="single" w:color="000000" w:sz="4" w:space="0"/>
+              <w:top w:val="single" w:sz="4" w:space="0" w:color="000000"/>
+              <w:left w:val="single" w:sz="4" w:space="0" w:color="000000"/>
+              <w:bottom w:val="single" w:sz="4" w:space="0" w:color="000000"/>
+              <w:right w:val="single" w:sz="4" w:space="0" w:color="000000"/>
             </w:tcBorders>
             <w:shd w:val="clear" w:color="auto" w:fill="C0C0C0"/>
             <w:vAlign w:val="center"/>
@@ -4598,7 +4541,7 @@
               <w:jc w:val="center"/>
               <w:textAlignment w:val="center"/>
               <w:rPr>
-                <w:rFonts w:hint="default" w:ascii="楷体_GB2312" w:hAnsi="宋体" w:eastAsia="楷体_GB2312" w:cs="楷体_GB2312"/>
+                <w:rFonts w:ascii="楷体_GB2312" w:eastAsia="楷体_GB2312" w:hAnsi="宋体" w:cs="楷体_GB2312" w:hint="default"/>
                 <w:b/>
                 <w:bCs/>
                 <w:i w:val="0"/>
@@ -4611,7 +4554,7 @@
             </w:pPr>
             <w:r>
               <w:rPr>
-                <w:rFonts w:hint="default" w:ascii="楷体_GB2312" w:hAnsi="宋体" w:eastAsia="楷体_GB2312" w:cs="楷体_GB2312"/>
+                <w:rFonts w:ascii="楷体_GB2312" w:eastAsia="楷体_GB2312" w:hAnsi="宋体" w:cs="楷体_GB2312" w:hint="default"/>
                 <w:b/>
                 <w:bCs/>
                 <w:i w:val="0"/>
@@ -4632,10 +4575,10 @@
           <w:tcPr>
             <w:tcW w:w="5035" w:type="dxa"/>
             <w:tcBorders>
-              <w:top w:val="single" w:color="000000" w:sz="4" w:space="0"/>
-              <w:left w:val="single" w:color="000000" w:sz="4" w:space="0"/>
-              <w:bottom w:val="single" w:color="000000" w:sz="4" w:space="0"/>
-              <w:right w:val="single" w:color="000000" w:sz="4" w:space="0"/>
+              <w:top w:val="single" w:sz="4" w:space="0" w:color="000000"/>
+              <w:left w:val="single" w:sz="4" w:space="0" w:color="000000"/>
+              <w:bottom w:val="single" w:sz="4" w:space="0" w:color="000000"/>
+              <w:right w:val="single" w:sz="4" w:space="0" w:color="000000"/>
             </w:tcBorders>
             <w:shd w:val="clear" w:color="auto" w:fill="C0C0C0"/>
             <w:vAlign w:val="center"/>
@@ -4649,7 +4592,7 @@
               <w:jc w:val="center"/>
               <w:textAlignment w:val="center"/>
               <w:rPr>
-                <w:rFonts w:hint="default" w:ascii="楷体_GB2312" w:hAnsi="宋体" w:eastAsia="楷体_GB2312" w:cs="楷体_GB2312"/>
+                <w:rFonts w:ascii="楷体_GB2312" w:eastAsia="楷体_GB2312" w:hAnsi="宋体" w:cs="楷体_GB2312" w:hint="default"/>
                 <w:b/>
                 <w:bCs/>
                 <w:i w:val="0"/>
@@ -4662,7 +4605,7 @@
             </w:pPr>
             <w:r>
               <w:rPr>
-                <w:rFonts w:hint="default" w:ascii="楷体_GB2312" w:hAnsi="宋体" w:eastAsia="楷体_GB2312" w:cs="楷体_GB2312"/>
+                <w:rFonts w:ascii="楷体_GB2312" w:eastAsia="楷体_GB2312" w:hAnsi="宋体" w:cs="楷体_GB2312" w:hint="default"/>
                 <w:b/>
                 <w:bCs/>
                 <w:i w:val="0"/>
@@ -4683,10 +4626,10 @@
           <w:tcPr>
             <w:tcW w:w="926" w:type="dxa"/>
             <w:tcBorders>
-              <w:top w:val="single" w:color="000000" w:sz="4" w:space="0"/>
-              <w:left w:val="single" w:color="000000" w:sz="4" w:space="0"/>
-              <w:bottom w:val="single" w:color="000000" w:sz="4" w:space="0"/>
-              <w:right w:val="single" w:color="000000" w:sz="4" w:space="0"/>
+              <w:top w:val="single" w:sz="4" w:space="0" w:color="000000"/>
+              <w:left w:val="single" w:sz="4" w:space="0" w:color="000000"/>
+              <w:bottom w:val="single" w:sz="4" w:space="0" w:color="000000"/>
+              <w:right w:val="single" w:sz="4" w:space="0" w:color="000000"/>
             </w:tcBorders>
             <w:shd w:val="clear" w:color="auto" w:fill="C0C0C0"/>
             <w:vAlign w:val="center"/>
@@ -4700,7 +4643,7 @@
               <w:jc w:val="center"/>
               <w:textAlignment w:val="center"/>
               <w:rPr>
-                <w:rFonts w:hint="default" w:ascii="楷体_GB2312" w:hAnsi="宋体" w:eastAsia="楷体_GB2312" w:cs="楷体_GB2312"/>
+                <w:rFonts w:ascii="楷体_GB2312" w:eastAsia="楷体_GB2312" w:hAnsi="宋体" w:cs="楷体_GB2312" w:hint="default"/>
                 <w:b/>
                 <w:bCs/>
                 <w:i w:val="0"/>
@@ -4713,7 +4656,7 @@
             </w:pPr>
             <w:r>
               <w:rPr>
-                <w:rFonts w:hint="default" w:ascii="楷体_GB2312" w:hAnsi="宋体" w:eastAsia="楷体_GB2312" w:cs="楷体_GB2312"/>
+                <w:rFonts w:ascii="楷体_GB2312" w:eastAsia="楷体_GB2312" w:hAnsi="宋体" w:cs="楷体_GB2312" w:hint="default"/>
                 <w:b/>
                 <w:bCs/>
                 <w:i w:val="0"/>
@@ -4733,14 +4676,9 @@
       </w:tr>
       <w:tr>
         <w:tblPrEx>
-          <w:tblBorders>
-            <w:top w:val="none" w:color="auto" w:sz="0" w:space="0"/>
-            <w:left w:val="none" w:color="auto" w:sz="0" w:space="0"/>
-            <w:bottom w:val="none" w:color="auto" w:sz="0" w:space="0"/>
-            <w:right w:val="none" w:color="auto" w:sz="0" w:space="0"/>
-            <w:insideH w:val="none" w:color="auto" w:sz="0" w:space="0"/>
-            <w:insideV w:val="none" w:color="auto" w:sz="0" w:space="0"/>
-          </w:tblBorders>
+          <w:tblW w:w="8504" w:type="dxa"/>
+          <w:tblInd w:w="96" w:type="dxa"/>
+          <w:shd w:val="clear" w:color="auto" w:fill="auto"/>
           <w:tblCellMar>
             <w:top w:w="0" w:type="dxa"/>
             <w:left w:w="108" w:type="dxa"/>
@@ -4749,16 +4687,16 @@
           </w:tblCellMar>
         </w:tblPrEx>
         <w:trPr>
-          <w:trHeight w:val="493" w:hRule="atLeast"/>
+          <w:trHeight w:val="493"/>
         </w:trPr>
         <w:tc>
           <w:tcPr>
             <w:tcW w:w="1435" w:type="dxa"/>
             <w:tcBorders>
-              <w:top w:val="single" w:color="000000" w:sz="4" w:space="0"/>
-              <w:left w:val="single" w:color="000000" w:sz="4" w:space="0"/>
-              <w:bottom w:val="single" w:color="000000" w:sz="4" w:space="0"/>
-              <w:right w:val="single" w:color="000000" w:sz="4" w:space="0"/>
+              <w:top w:val="single" w:sz="4" w:space="0" w:color="000000"/>
+              <w:left w:val="single" w:sz="4" w:space="0" w:color="000000"/>
+              <w:bottom w:val="single" w:sz="4" w:space="0" w:color="000000"/>
+              <w:right w:val="single" w:sz="4" w:space="0" w:color="000000"/>
             </w:tcBorders>
             <w:shd w:val="clear" w:color="auto" w:fill="auto"/>
             <w:vAlign w:val="center"/>
@@ -4772,7 +4710,7 @@
               <w:jc w:val="left"/>
               <w:textAlignment w:val="center"/>
               <w:rPr>
-                <w:rFonts w:hint="default" w:ascii="楷体_GB2312" w:hAnsi="宋体" w:eastAsia="楷体_GB2312" w:cs="楷体_GB2312"/>
+                <w:rFonts w:ascii="楷体_GB2312" w:eastAsia="楷体_GB2312" w:hAnsi="宋体" w:cs="楷体_GB2312" w:hint="default"/>
                 <w:b/>
                 <w:bCs/>
                 <w:i w:val="0"/>
@@ -4788,7 +4726,7 @@
             </w:pPr>
             <w:r>
               <w:rPr>
-                <w:rFonts w:hint="eastAsia" w:ascii="宋体" w:hAnsi="宋体" w:eastAsia="宋体" w:cs="宋体"/>
+                <w:rFonts w:ascii="宋体" w:eastAsia="宋体" w:hAnsi="宋体" w:cs="宋体" w:hint="eastAsia"/>
                 <w:i w:val="0"/>
                 <w:iCs w:val="0"/>
                 <w:snapToGrid w:val="0"/>
@@ -4807,10 +4745,10 @@
           <w:tcPr>
             <w:tcW w:w="1108" w:type="dxa"/>
             <w:tcBorders>
-              <w:top w:val="single" w:color="000000" w:sz="4" w:space="0"/>
-              <w:left w:val="single" w:color="000000" w:sz="4" w:space="0"/>
-              <w:bottom w:val="single" w:color="000000" w:sz="4" w:space="0"/>
-              <w:right w:val="single" w:color="000000" w:sz="4" w:space="0"/>
+              <w:top w:val="single" w:sz="4" w:space="0" w:color="000000"/>
+              <w:left w:val="single" w:sz="4" w:space="0" w:color="000000"/>
+              <w:bottom w:val="single" w:sz="4" w:space="0" w:color="000000"/>
+              <w:right w:val="single" w:sz="4" w:space="0" w:color="000000"/>
             </w:tcBorders>
             <w:shd w:val="clear" w:color="auto" w:fill="auto"/>
             <w:vAlign w:val="center"/>
@@ -4824,7 +4762,7 @@
               <w:jc w:val="left"/>
               <w:textAlignment w:val="center"/>
               <w:rPr>
-                <w:rFonts w:hint="default" w:ascii="楷体_GB2312" w:hAnsi="宋体" w:eastAsia="楷体_GB2312" w:cs="楷体_GB2312"/>
+                <w:rFonts w:ascii="楷体_GB2312" w:eastAsia="楷体_GB2312" w:hAnsi="宋体" w:cs="楷体_GB2312" w:hint="default"/>
                 <w:b/>
                 <w:bCs/>
                 <w:i w:val="0"/>
@@ -4840,7 +4778,7 @@
             </w:pPr>
             <w:r>
               <w:rPr>
-                <w:rFonts w:hint="eastAsia" w:ascii="宋体" w:hAnsi="宋体" w:eastAsia="宋体" w:cs="宋体"/>
+                <w:rFonts w:ascii="宋体" w:eastAsia="宋体" w:hAnsi="宋体" w:cs="宋体" w:hint="eastAsia"/>
                 <w:i w:val="0"/>
                 <w:iCs w:val="0"/>
                 <w:snapToGrid w:val="0"/>
@@ -4859,10 +4797,10 @@
           <w:tcPr>
             <w:tcW w:w="5035" w:type="dxa"/>
             <w:tcBorders>
-              <w:top w:val="single" w:color="000000" w:sz="4" w:space="0"/>
-              <w:left w:val="single" w:color="000000" w:sz="4" w:space="0"/>
-              <w:bottom w:val="single" w:color="000000" w:sz="4" w:space="0"/>
-              <w:right w:val="single" w:color="000000" w:sz="4" w:space="0"/>
+              <w:top w:val="single" w:sz="4" w:space="0" w:color="000000"/>
+              <w:left w:val="single" w:sz="4" w:space="0" w:color="000000"/>
+              <w:bottom w:val="single" w:sz="4" w:space="0" w:color="000000"/>
+              <w:right w:val="single" w:sz="4" w:space="0" w:color="000000"/>
             </w:tcBorders>
             <w:shd w:val="clear" w:color="auto" w:fill="auto"/>
             <w:vAlign w:val="center"/>
@@ -4876,7 +4814,7 @@
               <w:jc w:val="left"/>
               <w:textAlignment w:val="center"/>
               <w:rPr>
-                <w:rFonts w:hint="default" w:ascii="楷体_GB2312" w:hAnsi="宋体" w:eastAsia="楷体_GB2312" w:cs="楷体_GB2312"/>
+                <w:rFonts w:ascii="楷体_GB2312" w:eastAsia="楷体_GB2312" w:hAnsi="宋体" w:cs="楷体_GB2312" w:hint="default"/>
                 <w:b/>
                 <w:bCs/>
                 <w:i w:val="0"/>
@@ -4892,7 +4830,7 @@
             </w:pPr>
             <w:r>
               <w:rPr>
-                <w:rFonts w:hint="eastAsia" w:ascii="宋体" w:hAnsi="宋体" w:eastAsia="宋体" w:cs="宋体"/>
+                <w:rFonts w:ascii="宋体" w:eastAsia="宋体" w:hAnsi="宋体" w:cs="宋体" w:hint="eastAsia"/>
                 <w:i w:val="0"/>
                 <w:iCs w:val="0"/>
                 <w:snapToGrid w:val="0"/>
@@ -4911,10 +4849,10 @@
           <w:tcPr>
             <w:tcW w:w="926" w:type="dxa"/>
             <w:tcBorders>
-              <w:top w:val="single" w:color="000000" w:sz="4" w:space="0"/>
-              <w:left w:val="single" w:color="000000" w:sz="4" w:space="0"/>
-              <w:bottom w:val="single" w:color="000000" w:sz="4" w:space="0"/>
-              <w:right w:val="single" w:color="000000" w:sz="4" w:space="0"/>
+              <w:top w:val="single" w:sz="4" w:space="0" w:color="000000"/>
+              <w:left w:val="single" w:sz="4" w:space="0" w:color="000000"/>
+              <w:bottom w:val="single" w:sz="4" w:space="0" w:color="000000"/>
+              <w:right w:val="single" w:sz="4" w:space="0" w:color="000000"/>
             </w:tcBorders>
             <w:shd w:val="clear" w:color="auto" w:fill="auto"/>
             <w:vAlign w:val="center"/>
@@ -4928,7 +4866,7 @@
               <w:jc w:val="left"/>
               <w:textAlignment w:val="center"/>
               <w:rPr>
-                <w:rFonts w:hint="default" w:ascii="楷体_GB2312" w:hAnsi="宋体" w:eastAsia="楷体_GB2312" w:cs="楷体_GB2312"/>
+                <w:rFonts w:ascii="楷体_GB2312" w:eastAsia="楷体_GB2312" w:hAnsi="宋体" w:cs="楷体_GB2312" w:hint="default"/>
                 <w:b/>
                 <w:bCs/>
                 <w:i w:val="0"/>
@@ -4944,7 +4882,7 @@
             </w:pPr>
             <w:r>
               <w:rPr>
-                <w:rFonts w:hint="eastAsia" w:ascii="宋体" w:hAnsi="宋体" w:eastAsia="宋体" w:cs="宋体"/>
+                <w:rFonts w:ascii="宋体" w:eastAsia="宋体" w:hAnsi="宋体" w:cs="宋体" w:hint="eastAsia"/>
                 <w:i w:val="0"/>
                 <w:iCs w:val="0"/>
                 <w:snapToGrid w:val="0"/>
@@ -4963,14 +4901,14 @@
     </w:tbl>
     <w:p>
       <w:pPr>
-        <w:pStyle w:val="29"/>
+        <w:pStyle w:val="1"/>
         <w:bidi w:val="0"/>
         <w:rPr>
           <w:rFonts w:hint="default"/>
           <w:lang w:val="en-US" w:eastAsia="zh-CN"/>
         </w:rPr>
       </w:pPr>
-      <w:bookmarkStart w:id="17" w:name="_Toc27773"/>
+      <w:bookmarkStart w:id="18" w:name="_Toc27773"/>
       <w:r>
         <w:rPr>
           <w:rFonts w:hint="default"/>
@@ -4978,11 +4916,11 @@
         </w:rPr>
         <w:t>附则</w:t>
       </w:r>
-      <w:bookmarkEnd w:id="17"/>
-    </w:p>
-    <w:p>
-      <w:pPr>
-        <w:pStyle w:val="30"/>
+      <w:bookmarkEnd w:id="18"/>
+    </w:p>
+    <w:p>
+      <w:pPr>
+        <w:pStyle w:val="a1"/>
         <w:rPr>
           <w:rFonts w:hint="default"/>
           <w:lang w:val="en-US" w:eastAsia="zh-CN"/>
@@ -4997,84 +4935,34 @@
       </w:r>
     </w:p>
     <w:sectPr>
-      <w:headerReference r:id="rId5" w:type="default"/>
-      <w:footerReference r:id="rId6" w:type="default"/>
+      <w:headerReference w:type="default" r:id="rId7"/>
+      <w:footerReference w:type="default" r:id="rId8"/>
       <w:pgSz w:w="11906" w:h="16838"/>
       <w:pgMar w:top="1417" w:right="1800" w:bottom="1440" w:left="1800" w:header="1140" w:footer="992" w:gutter="0"/>
-      <w:cols w:space="425" w:num="1"/>
+      <w:cols w:num="1" w:space="425"/>
       <w:docGrid w:type="lines" w:linePitch="312" w:charSpace="0"/>
     </w:sectPr>
   </w:body>
 </w:document>
 </file>
 
-<file path=word/endnotes.xml><?xml version="1.0" encoding="utf-8"?>
-<w:endnotes xmlns:wpc="http://schemas.microsoft.com/office/word/2010/wordprocessingCanvas" xmlns:mc="http://schemas.openxmlformats.org/markup-compatibility/2006" xmlns:o="urn:schemas-microsoft-com:office:office" xmlns:r="http://schemas.openxmlformats.org/officeDocument/2006/relationships" xmlns:m="http://schemas.openxmlformats.org/officeDocument/2006/math" xmlns:v="urn:schemas-microsoft-com:vml" xmlns:wp14="http://schemas.microsoft.com/office/word/2010/wordprocessingDrawing" xmlns:wp="http://schemas.openxmlformats.org/drawingml/2006/wordprocessingDrawing" xmlns:w="http://schemas.openxmlformats.org/wordprocessingml/2006/main" xmlns:w14="http://schemas.microsoft.com/office/word/2010/wordml" xmlns:w15="http://schemas.microsoft.com/office/word/2012/wordml" xmlns:w10="urn:schemas-microsoft-com:office:word" xmlns:wpg="http://schemas.microsoft.com/office/word/2010/wordprocessingGroup" xmlns:wpi="http://schemas.microsoft.com/office/word/2010/wordprocessingInk" xmlns:wne="http://schemas.microsoft.com/office/word/2006/wordml" xmlns:wps="http://schemas.microsoft.com/office/word/2010/wordprocessingShape" xmlns:wpsCustomData="http://www.wps.cn/officeDocument/2013/wpsCustomData" mc:Ignorable="w14 w15 wp14">
-  <w:endnote w:type="separator" w:id="0">
-    <w:p>
-      <w:pPr>
-        <w:spacing w:line="240" w:lineRule="auto"/>
-      </w:pPr>
-      <w:r>
-        <w:separator/>
-      </w:r>
-    </w:p>
-  </w:endnote>
-  <w:endnote w:type="continuationSeparator" w:id="1">
-    <w:p>
-      <w:pPr>
-        <w:spacing w:line="240" w:lineRule="auto"/>
-      </w:pPr>
-      <w:r>
-        <w:continuationSeparator/>
-      </w:r>
-    </w:p>
-  </w:endnote>
-</w:endnotes>
-</file>
-
 <file path=word/footer1.xml><?xml version="1.0" encoding="utf-8"?>
-<w:ftr xmlns:wpc="http://schemas.microsoft.com/office/word/2010/wordprocessingCanvas" xmlns:mc="http://schemas.openxmlformats.org/markup-compatibility/2006" xmlns:o="urn:schemas-microsoft-com:office:office" xmlns:r="http://schemas.openxmlformats.org/officeDocument/2006/relationships" xmlns:m="http://schemas.openxmlformats.org/officeDocument/2006/math" xmlns:v="urn:schemas-microsoft-com:vml" xmlns:wp14="http://schemas.microsoft.com/office/word/2010/wordprocessingDrawing" xmlns:wp="http://schemas.openxmlformats.org/drawingml/2006/wordprocessingDrawing" xmlns:w10="urn:schemas-microsoft-com:office:word" xmlns:w="http://schemas.openxmlformats.org/wordprocessingml/2006/main" xmlns:w14="http://schemas.microsoft.com/office/word/2010/wordml" xmlns:w15="http://schemas.microsoft.com/office/word/2012/wordml" xmlns:wpg="http://schemas.microsoft.com/office/word/2010/wordprocessingGroup" xmlns:wpi="http://schemas.microsoft.com/office/word/2010/wordprocessingInk" xmlns:wne="http://schemas.microsoft.com/office/word/2006/wordml" xmlns:wps="http://schemas.microsoft.com/office/word/2010/wordprocessingShape" xmlns:wpsCustomData="http://www.wps.cn/officeDocument/2013/wpsCustomData" mc:Ignorable="w14 w15 wp14">
+<w:ftr xmlns:wpc="http://schemas.microsoft.com/office/word/2010/wordprocessingCanvas" xmlns:mc="http://schemas.openxmlformats.org/markup-compatibility/2006" xmlns:o="urn:schemas-microsoft-com:office:office" xmlns:r="http://schemas.openxmlformats.org/officeDocument/2006/relationships" xmlns:m="http://schemas.openxmlformats.org/officeDocument/2006/math" xmlns:v="urn:schemas-microsoft-com:vml" xmlns:wp14="http://schemas.microsoft.com/office/word/2010/wordprocessingDrawing" xmlns:wp="http://schemas.openxmlformats.org/drawingml/2006/wordprocessingDrawing" xmlns:w10="urn:schemas-microsoft-com:office:word" xmlns:w="http://schemas.openxmlformats.org/wordprocessingml/2006/main" xmlns:w14="http://schemas.microsoft.com/office/word/2010/wordml" xmlns:w15="http://schemas.microsoft.com/office/word/2012/wordml" xmlns:wne="http://schemas.microsoft.com/office/word/2006/wordml" xmlns:wpg="http://schemas.microsoft.com/office/word/2010/wordprocessingGroup" xmlns:wpi="http://schemas.microsoft.com/office/word/2010/wordprocessingInk" xmlns:wps="http://schemas.microsoft.com/office/word/2010/wordprocessingShape" mc:Ignorable="w14 w15 wp14">
   <w:p>
     <w:pPr>
-      <w:pStyle w:val="14"/>
+      <w:pStyle w:val="Footer"/>
     </w:pPr>
   </w:p>
 </w:ftr>
 </file>
 
-<file path=word/footnotes.xml><?xml version="1.0" encoding="utf-8"?>
-<w:footnotes xmlns:wpc="http://schemas.microsoft.com/office/word/2010/wordprocessingCanvas" xmlns:mc="http://schemas.openxmlformats.org/markup-compatibility/2006" xmlns:o="urn:schemas-microsoft-com:office:office" xmlns:r="http://schemas.openxmlformats.org/officeDocument/2006/relationships" xmlns:m="http://schemas.openxmlformats.org/officeDocument/2006/math" xmlns:v="urn:schemas-microsoft-com:vml" xmlns:wp14="http://schemas.microsoft.com/office/word/2010/wordprocessingDrawing" xmlns:wp="http://schemas.openxmlformats.org/drawingml/2006/wordprocessingDrawing" xmlns:w="http://schemas.openxmlformats.org/wordprocessingml/2006/main" xmlns:w14="http://schemas.microsoft.com/office/word/2010/wordml" xmlns:w15="http://schemas.microsoft.com/office/word/2012/wordml" xmlns:w10="urn:schemas-microsoft-com:office:word" xmlns:wpg="http://schemas.microsoft.com/office/word/2010/wordprocessingGroup" xmlns:wpi="http://schemas.microsoft.com/office/word/2010/wordprocessingInk" xmlns:wne="http://schemas.microsoft.com/office/word/2006/wordml" xmlns:wps="http://schemas.microsoft.com/office/word/2010/wordprocessingShape" xmlns:wpsCustomData="http://www.wps.cn/officeDocument/2013/wpsCustomData" mc:Ignorable="w14 w15 wp14">
-  <w:footnote w:type="separator" w:id="0">
-    <w:p>
-      <w:pPr>
-        <w:spacing w:line="360" w:lineRule="auto"/>
-      </w:pPr>
-      <w:r>
-        <w:separator/>
-      </w:r>
-    </w:p>
-  </w:footnote>
-  <w:footnote w:type="continuationSeparator" w:id="1">
-    <w:p>
-      <w:pPr>
-        <w:spacing w:line="360" w:lineRule="auto"/>
-      </w:pPr>
-      <w:r>
-        <w:continuationSeparator/>
-      </w:r>
-    </w:p>
-  </w:footnote>
-</w:footnotes>
-</file>
-
 <file path=word/header1.xml><?xml version="1.0" encoding="utf-8"?>
-<w:hdr xmlns:wpc="http://schemas.microsoft.com/office/word/2010/wordprocessingCanvas" xmlns:mc="http://schemas.openxmlformats.org/markup-compatibility/2006" xmlns:o="urn:schemas-microsoft-com:office:office" xmlns:r="http://schemas.openxmlformats.org/officeDocument/2006/relationships" xmlns:m="http://schemas.openxmlformats.org/officeDocument/2006/math" xmlns:v="urn:schemas-microsoft-com:vml" xmlns:wp14="http://schemas.microsoft.com/office/word/2010/wordprocessingDrawing" xmlns:wp="http://schemas.openxmlformats.org/drawingml/2006/wordprocessingDrawing" xmlns:w10="urn:schemas-microsoft-com:office:word" xmlns:w="http://schemas.openxmlformats.org/wordprocessingml/2006/main" xmlns:w14="http://schemas.microsoft.com/office/word/2010/wordml" xmlns:w15="http://schemas.microsoft.com/office/word/2012/wordml" xmlns:wpg="http://schemas.microsoft.com/office/word/2010/wordprocessingGroup" xmlns:wpi="http://schemas.microsoft.com/office/word/2010/wordprocessingInk" xmlns:wne="http://schemas.microsoft.com/office/word/2006/wordml" xmlns:wps="http://schemas.microsoft.com/office/word/2010/wordprocessingShape" xmlns:wpsCustomData="http://www.wps.cn/officeDocument/2013/wpsCustomData" mc:Ignorable="w14 w15 wp14">
+<w:hdr xmlns:wpc="http://schemas.microsoft.com/office/word/2010/wordprocessingCanvas" xmlns:mc="http://schemas.openxmlformats.org/markup-compatibility/2006" xmlns:o="urn:schemas-microsoft-com:office:office" xmlns:r="http://schemas.openxmlformats.org/officeDocument/2006/relationships" xmlns:m="http://schemas.openxmlformats.org/officeDocument/2006/math" xmlns:v="urn:schemas-microsoft-com:vml" xmlns:wp14="http://schemas.microsoft.com/office/word/2010/wordprocessingDrawing" xmlns:wp="http://schemas.openxmlformats.org/drawingml/2006/wordprocessingDrawing" xmlns:w10="urn:schemas-microsoft-com:office:word" xmlns:w="http://schemas.openxmlformats.org/wordprocessingml/2006/main" xmlns:w14="http://schemas.microsoft.com/office/word/2010/wordml" xmlns:w15="http://schemas.microsoft.com/office/word/2012/wordml" xmlns:wne="http://schemas.microsoft.com/office/word/2006/wordml" xmlns:wpg="http://schemas.microsoft.com/office/word/2010/wordprocessingGroup" xmlns:wpi="http://schemas.microsoft.com/office/word/2010/wordprocessingInk" xmlns:wps="http://schemas.microsoft.com/office/word/2010/wordprocessingShape" mc:Ignorable="w14 w15 wp14">
   <w:p>
     <w:pPr>
-      <w:pStyle w:val="15"/>
+      <w:pStyle w:val="Header"/>
       <w:pBdr>
-        <w:bottom w:val="single" w:color="auto" w:sz="4" w:space="1"/>
+        <w:bottom w:val="single" w:sz="4" w:space="1" w:color="auto"/>
       </w:pBdr>
       <w:tabs>
         <w:tab w:val="left" w:pos="335"/>
@@ -5082,27 +4970,27 @@
       </w:tabs>
       <w:jc w:val="right"/>
       <w:rPr>
-        <w:rFonts w:hint="eastAsia" w:eastAsiaTheme="minorEastAsia"/>
+        <w:rFonts w:eastAsiaTheme="minorEastAsia" w:hint="eastAsia"/>
         <w:lang w:eastAsia="zh-CN"/>
       </w:rPr>
     </w:pPr>
     <w:r>
       <w:rPr>
-        <w:rFonts w:hint="eastAsia" w:eastAsiaTheme="minorEastAsia"/>
+        <w:rFonts w:eastAsiaTheme="minorEastAsia" w:hint="eastAsia"/>
         <w:lang w:val="en-US" w:eastAsia="zh-CN"/>
       </w:rPr>
       <w:tab/>
     </w:r>
     <w:r>
       <w:rPr>
-        <w:rFonts w:hint="eastAsia" w:eastAsiaTheme="minorEastAsia"/>
+        <w:rFonts w:eastAsiaTheme="minorEastAsia" w:hint="eastAsia"/>
         <w:lang w:val="en-US" w:eastAsia="zh-CN"/>
       </w:rPr>
       <w:tab/>
     </w:r>
     <w:r>
       <w:rPr>
-        <w:rFonts w:hint="eastAsia" w:eastAsiaTheme="minorEastAsia"/>
+        <w:rFonts w:eastAsiaTheme="minorEastAsia" w:hint="eastAsia"/>
         <w:lang w:val="en-US" w:eastAsia="zh-CN"/>
       </w:rPr>
       <w:t>桐乡华数广电网络有限公司</w:t>
@@ -5112,15 +5000,15 @@
 </file>
 
 <file path=word/numbering.xml><?xml version="1.0" encoding="utf-8"?>
-<w:numbering xmlns:wpc="http://schemas.microsoft.com/office/word/2010/wordprocessingCanvas" xmlns:mc="http://schemas.openxmlformats.org/markup-compatibility/2006" xmlns:o="urn:schemas-microsoft-com:office:office" xmlns:r="http://schemas.openxmlformats.org/officeDocument/2006/relationships" xmlns:m="http://schemas.openxmlformats.org/officeDocument/2006/math" xmlns:v="urn:schemas-microsoft-com:vml" xmlns:wp14="http://schemas.microsoft.com/office/word/2010/wordprocessingDrawing" xmlns:wp="http://schemas.openxmlformats.org/drawingml/2006/wordprocessingDrawing" xmlns:w10="urn:schemas-microsoft-com:office:word" xmlns:w="http://schemas.openxmlformats.org/wordprocessingml/2006/main" xmlns:w14="http://schemas.microsoft.com/office/word/2010/wordml" xmlns:wpg="http://schemas.microsoft.com/office/word/2010/wordprocessingGroup" xmlns:wpi="http://schemas.microsoft.com/office/word/2010/wordprocessingInk" xmlns:wne="http://schemas.microsoft.com/office/word/2006/wordml" xmlns:wps="http://schemas.microsoft.com/office/word/2010/wordprocessingShape" xmlns:wpsCustomData="http://www.wps.cn/officeDocument/2013/wpsCustomData" mc:Ignorable="w14 wp14">
+<w:numbering xmlns:wpc="http://schemas.microsoft.com/office/word/2010/wordprocessingCanvas" xmlns:mc="http://schemas.openxmlformats.org/markup-compatibility/2006" xmlns:o="urn:schemas-microsoft-com:office:office" xmlns:r="http://schemas.openxmlformats.org/officeDocument/2006/relationships" xmlns:m="http://schemas.openxmlformats.org/officeDocument/2006/math" xmlns:v="urn:schemas-microsoft-com:vml" xmlns:wp14="http://schemas.microsoft.com/office/word/2010/wordprocessingDrawing" xmlns:wp="http://schemas.openxmlformats.org/drawingml/2006/wordprocessingDrawing" xmlns:w10="urn:schemas-microsoft-com:office:word" xmlns:w="http://schemas.openxmlformats.org/wordprocessingml/2006/main" xmlns:w14="http://schemas.microsoft.com/office/word/2010/wordml" xmlns:w15="http://schemas.microsoft.com/office/word/2012/wordml" xmlns:wne="http://schemas.microsoft.com/office/word/2006/wordml" xmlns:wpg="http://schemas.microsoft.com/office/word/2010/wordprocessingGroup" xmlns:wpi="http://schemas.microsoft.com/office/word/2010/wordprocessingInk" xmlns:wps="http://schemas.microsoft.com/office/word/2010/wordprocessingShape" mc:Ignorable="w14 w15 wp14">
   <w:abstractNum w:abstractNumId="0">
     <w:nsid w:val="8E964DCE"/>
     <w:multiLevelType w:val="multilevel"/>
     <w:tmpl w:val="8E964DCE"/>
-    <w:lvl w:ilvl="0" w:tentative="0">
+    <w:lvl w:ilvl="0">
       <w:start w:val="1"/>
       <w:numFmt w:val="decimal"/>
-      <w:pStyle w:val="2"/>
+      <w:pStyle w:val="Heading1"/>
       <w:lvlText w:val="%1."/>
       <w:lvlJc w:val="left"/>
       <w:pPr>
@@ -5130,10 +5018,10 @@
         <w:rFonts w:hint="default"/>
       </w:rPr>
     </w:lvl>
-    <w:lvl w:ilvl="1" w:tentative="0">
+    <w:lvl w:ilvl="1">
       <w:start w:val="1"/>
       <w:numFmt w:val="decimal"/>
-      <w:pStyle w:val="3"/>
+      <w:pStyle w:val="Heading2"/>
       <w:lvlText w:val="%1.%2."/>
       <w:lvlJc w:val="left"/>
       <w:pPr>
@@ -5143,10 +5031,10 @@
         <w:rFonts w:hint="default"/>
       </w:rPr>
     </w:lvl>
-    <w:lvl w:ilvl="2" w:tentative="0">
+    <w:lvl w:ilvl="2">
       <w:start w:val="1"/>
       <w:numFmt w:val="decimal"/>
-      <w:pStyle w:val="4"/>
+      <w:pStyle w:val="Heading3"/>
       <w:lvlText w:val="%1.%2.%3."/>
       <w:lvlJc w:val="left"/>
       <w:pPr>
@@ -5156,10 +5044,10 @@
         <w:rFonts w:hint="default"/>
       </w:rPr>
     </w:lvl>
-    <w:lvl w:ilvl="3" w:tentative="0">
+    <w:lvl w:ilvl="3">
       <w:start w:val="1"/>
       <w:numFmt w:val="decimal"/>
-      <w:pStyle w:val="5"/>
+      <w:pStyle w:val="Heading4"/>
       <w:lvlText w:val="%1.%2.%3.%4."/>
       <w:lvlJc w:val="left"/>
       <w:pPr>
@@ -5169,10 +5057,10 @@
         <w:rFonts w:hint="default"/>
       </w:rPr>
     </w:lvl>
-    <w:lvl w:ilvl="4" w:tentative="0">
+    <w:lvl w:ilvl="4">
       <w:start w:val="1"/>
       <w:numFmt w:val="decimal"/>
-      <w:pStyle w:val="6"/>
+      <w:pStyle w:val="Heading5"/>
       <w:lvlText w:val="%1.%2.%3.%4.%5."/>
       <w:lvlJc w:val="left"/>
       <w:pPr>
@@ -5182,10 +5070,10 @@
         <w:rFonts w:hint="default"/>
       </w:rPr>
     </w:lvl>
-    <w:lvl w:ilvl="5" w:tentative="0">
+    <w:lvl w:ilvl="5">
       <w:start w:val="1"/>
       <w:numFmt w:val="decimal"/>
-      <w:pStyle w:val="7"/>
+      <w:pStyle w:val="Heading6"/>
       <w:lvlText w:val="%1.%2.%3.%4.%5.%6."/>
       <w:lvlJc w:val="left"/>
       <w:pPr>
@@ -5195,10 +5083,10 @@
         <w:rFonts w:hint="default"/>
       </w:rPr>
     </w:lvl>
-    <w:lvl w:ilvl="6" w:tentative="0">
+    <w:lvl w:ilvl="6">
       <w:start w:val="1"/>
       <w:numFmt w:val="decimal"/>
-      <w:pStyle w:val="8"/>
+      <w:pStyle w:val="Heading7"/>
       <w:lvlText w:val="%1.%2.%3.%4.%5.%6.%7."/>
       <w:lvlJc w:val="left"/>
       <w:pPr>
@@ -5208,10 +5096,10 @@
         <w:rFonts w:hint="default"/>
       </w:rPr>
     </w:lvl>
-    <w:lvl w:ilvl="7" w:tentative="0">
+    <w:lvl w:ilvl="7">
       <w:start w:val="1"/>
       <w:numFmt w:val="decimal"/>
-      <w:pStyle w:val="9"/>
+      <w:pStyle w:val="Heading8"/>
       <w:lvlText w:val="%1.%2.%3.%4.%5.%6.%7.%8."/>
       <w:lvlJc w:val="left"/>
       <w:pPr>
@@ -5221,10 +5109,10 @@
         <w:rFonts w:hint="default"/>
       </w:rPr>
     </w:lvl>
-    <w:lvl w:ilvl="8" w:tentative="0">
+    <w:lvl w:ilvl="8">
       <w:start w:val="1"/>
       <w:numFmt w:val="decimal"/>
-      <w:pStyle w:val="10"/>
+      <w:pStyle w:val="Heading9"/>
       <w:lvlText w:val="%1.%2.%3.%4.%5.%6.%7.%8.%9."/>
       <w:lvlJc w:val="left"/>
       <w:pPr>
@@ -5239,7 +5127,7 @@
     <w:nsid w:val="E9DBD0DF"/>
     <w:multiLevelType w:val="singleLevel"/>
     <w:tmpl w:val="E9DBD0DF"/>
-    <w:lvl w:ilvl="0" w:tentative="0">
+    <w:lvl w:ilvl="0">
       <w:start w:val="1"/>
       <w:numFmt w:val="decimal"/>
       <w:lvlText w:val="%1."/>
@@ -5262,269 +5150,267 @@
 </file>
 
 <file path=word/styles.xml><?xml version="1.0" encoding="utf-8"?>
-<w:styles xmlns:mc="http://schemas.openxmlformats.org/markup-compatibility/2006" xmlns:o="urn:schemas-microsoft-com:office:office" xmlns:r="http://schemas.openxmlformats.org/officeDocument/2006/relationships" xmlns:m="http://schemas.openxmlformats.org/officeDocument/2006/math" xmlns:v="urn:schemas-microsoft-com:vml" xmlns:w="http://schemas.openxmlformats.org/wordprocessingml/2006/main" xmlns:w14="http://schemas.microsoft.com/office/word/2010/wordml" xmlns:w10="urn:schemas-microsoft-com:office:word" xmlns:sl="http://schemas.openxmlformats.org/schemaLibrary/2006/main" xmlns:wpsCustomData="http://www.wps.cn/officeDocument/2013/wpsCustomData" mc:Ignorable="w14">
+<w:styles xmlns:mc="http://schemas.openxmlformats.org/markup-compatibility/2006" xmlns:r="http://schemas.openxmlformats.org/officeDocument/2006/relationships" xmlns:w="http://schemas.openxmlformats.org/wordprocessingml/2006/main" xmlns:w14="http://schemas.microsoft.com/office/word/2010/wordml" xmlns:w15="http://schemas.microsoft.com/office/word/2012/wordml" mc:Ignorable="w14 w15">
   <w:docDefaults>
     <w:rPrDefault>
       <w:rPr>
-        <w:rFonts w:ascii="Times New Roman" w:hAnsi="Times New Roman" w:eastAsia="宋体" w:cs="Times New Roman"/>
+        <w:rFonts w:ascii="Times New Roman" w:eastAsia="宋体" w:hAnsi="Times New Roman" w:cs="Times New Roman"/>
       </w:rPr>
     </w:rPrDefault>
     <w:pPrDefault/>
   </w:docDefaults>
-  <w:latentStyles w:count="260" w:defQFormat="0" w:defUnhideWhenUsed="1" w:defSemiHidden="1" w:defUIPriority="99" w:defLockedState="0">
-    <w:lsdException w:qFormat="1" w:unhideWhenUsed="0" w:uiPriority="0" w:semiHidden="0" w:name="Normal"/>
-    <w:lsdException w:qFormat="1" w:unhideWhenUsed="0" w:uiPriority="0" w:semiHidden="0" w:name="heading 1"/>
-    <w:lsdException w:qFormat="1" w:uiPriority="0" w:semiHidden="0" w:name="heading 2"/>
-    <w:lsdException w:qFormat="1" w:uiPriority="0" w:name="heading 3"/>
-    <w:lsdException w:qFormat="1" w:uiPriority="0" w:semiHidden="0" w:name="heading 4"/>
-    <w:lsdException w:qFormat="1" w:uiPriority="0" w:name="heading 5"/>
-    <w:lsdException w:qFormat="1" w:uiPriority="0" w:name="heading 6"/>
-    <w:lsdException w:qFormat="1" w:uiPriority="0" w:name="heading 7"/>
-    <w:lsdException w:qFormat="1" w:uiPriority="0" w:name="heading 8"/>
-    <w:lsdException w:qFormat="1" w:uiPriority="0" w:name="heading 9"/>
-    <w:lsdException w:unhideWhenUsed="0" w:uiPriority="0" w:semiHidden="0" w:name="index 1"/>
-    <w:lsdException w:unhideWhenUsed="0" w:uiPriority="0" w:semiHidden="0" w:name="index 2"/>
-    <w:lsdException w:unhideWhenUsed="0" w:uiPriority="0" w:semiHidden="0" w:name="index 3"/>
-    <w:lsdException w:unhideWhenUsed="0" w:uiPriority="0" w:semiHidden="0" w:name="index 4"/>
-    <w:lsdException w:unhideWhenUsed="0" w:uiPriority="0" w:semiHidden="0" w:name="index 5"/>
-    <w:lsdException w:unhideWhenUsed="0" w:uiPriority="0" w:semiHidden="0" w:name="index 6"/>
-    <w:lsdException w:unhideWhenUsed="0" w:uiPriority="0" w:semiHidden="0" w:name="index 7"/>
-    <w:lsdException w:unhideWhenUsed="0" w:uiPriority="0" w:semiHidden="0" w:name="index 8"/>
-    <w:lsdException w:unhideWhenUsed="0" w:uiPriority="0" w:semiHidden="0" w:name="index 9"/>
-    <w:lsdException w:qFormat="1" w:unhideWhenUsed="0" w:uiPriority="0" w:semiHidden="0" w:name="toc 1"/>
-    <w:lsdException w:qFormat="1" w:unhideWhenUsed="0" w:uiPriority="0" w:semiHidden="0" w:name="toc 2"/>
-    <w:lsdException w:qFormat="1" w:unhideWhenUsed="0" w:uiPriority="0" w:semiHidden="0" w:name="toc 3"/>
-    <w:lsdException w:unhideWhenUsed="0" w:uiPriority="0" w:semiHidden="0" w:name="toc 4"/>
-    <w:lsdException w:unhideWhenUsed="0" w:uiPriority="0" w:semiHidden="0" w:name="toc 5"/>
-    <w:lsdException w:unhideWhenUsed="0" w:uiPriority="0" w:semiHidden="0" w:name="toc 6"/>
-    <w:lsdException w:unhideWhenUsed="0" w:uiPriority="0" w:semiHidden="0" w:name="toc 7"/>
-    <w:lsdException w:unhideWhenUsed="0" w:uiPriority="0" w:semiHidden="0" w:name="toc 8"/>
-    <w:lsdException w:unhideWhenUsed="0" w:uiPriority="0" w:semiHidden="0" w:name="toc 9"/>
-    <w:lsdException w:unhideWhenUsed="0" w:uiPriority="0" w:semiHidden="0" w:name="Normal Indent"/>
-    <w:lsdException w:unhideWhenUsed="0" w:uiPriority="0" w:semiHidden="0" w:name="footnote text"/>
-    <w:lsdException w:qFormat="1" w:unhideWhenUsed="0" w:uiPriority="0" w:semiHidden="0" w:name="annotation text"/>
-    <w:lsdException w:qFormat="1" w:unhideWhenUsed="0" w:uiPriority="0" w:semiHidden="0" w:name="header"/>
-    <w:lsdException w:qFormat="1" w:unhideWhenUsed="0" w:uiPriority="0" w:semiHidden="0" w:name="footer"/>
-    <w:lsdException w:unhideWhenUsed="0" w:uiPriority="0" w:semiHidden="0" w:name="index heading"/>
-    <w:lsdException w:qFormat="1" w:uiPriority="0" w:name="caption"/>
-    <w:lsdException w:unhideWhenUsed="0" w:uiPriority="0" w:semiHidden="0" w:name="table of figures"/>
-    <w:lsdException w:unhideWhenUsed="0" w:uiPriority="0" w:semiHidden="0" w:name="envelope address"/>
-    <w:lsdException w:unhideWhenUsed="0" w:uiPriority="0" w:semiHidden="0" w:name="envelope return"/>
-    <w:lsdException w:unhideWhenUsed="0" w:uiPriority="0" w:semiHidden="0" w:name="footnote reference"/>
-    <w:lsdException w:unhideWhenUsed="0" w:uiPriority="0" w:semiHidden="0" w:name="annotation reference"/>
-    <w:lsdException w:unhideWhenUsed="0" w:uiPriority="0" w:semiHidden="0" w:name="line number"/>
-    <w:lsdException w:unhideWhenUsed="0" w:uiPriority="0" w:semiHidden="0" w:name="page number"/>
-    <w:lsdException w:unhideWhenUsed="0" w:uiPriority="0" w:semiHidden="0" w:name="endnote reference"/>
-    <w:lsdException w:unhideWhenUsed="0" w:uiPriority="0" w:semiHidden="0" w:name="endnote text"/>
-    <w:lsdException w:unhideWhenUsed="0" w:uiPriority="0" w:semiHidden="0" w:name="table of authorities"/>
-    <w:lsdException w:unhideWhenUsed="0" w:uiPriority="0" w:semiHidden="0" w:name="macro"/>
-    <w:lsdException w:unhideWhenUsed="0" w:uiPriority="0" w:semiHidden="0" w:name="toa heading"/>
-    <w:lsdException w:unhideWhenUsed="0" w:uiPriority="0" w:semiHidden="0" w:name="List"/>
-    <w:lsdException w:unhideWhenUsed="0" w:uiPriority="0" w:semiHidden="0" w:name="List Bullet"/>
-    <w:lsdException w:unhideWhenUsed="0" w:uiPriority="0" w:semiHidden="0" w:name="List Number"/>
-    <w:lsdException w:unhideWhenUsed="0" w:uiPriority="0" w:semiHidden="0" w:name="List 2"/>
-    <w:lsdException w:unhideWhenUsed="0" w:uiPriority="0" w:semiHidden="0" w:name="List 3"/>
-    <w:lsdException w:unhideWhenUsed="0" w:uiPriority="0" w:semiHidden="0" w:name="List 4"/>
-    <w:lsdException w:unhideWhenUsed="0" w:uiPriority="0" w:semiHidden="0" w:name="List 5"/>
-    <w:lsdException w:unhideWhenUsed="0" w:uiPriority="0" w:semiHidden="0" w:name="List Bullet 2"/>
-    <w:lsdException w:unhideWhenUsed="0" w:uiPriority="0" w:semiHidden="0" w:name="List Bullet 3"/>
-    <w:lsdException w:unhideWhenUsed="0" w:uiPriority="0" w:semiHidden="0" w:name="List Bullet 4"/>
-    <w:lsdException w:unhideWhenUsed="0" w:uiPriority="0" w:semiHidden="0" w:name="List Bullet 5"/>
-    <w:lsdException w:unhideWhenUsed="0" w:uiPriority="0" w:semiHidden="0" w:name="List Number 2"/>
-    <w:lsdException w:unhideWhenUsed="0" w:uiPriority="0" w:semiHidden="0" w:name="List Number 3"/>
-    <w:lsdException w:unhideWhenUsed="0" w:uiPriority="0" w:semiHidden="0" w:name="List Number 4"/>
-    <w:lsdException w:unhideWhenUsed="0" w:uiPriority="0" w:semiHidden="0" w:name="List Number 5"/>
-    <w:lsdException w:qFormat="1" w:unhideWhenUsed="0" w:uiPriority="0" w:semiHidden="0" w:name="Title"/>
-    <w:lsdException w:unhideWhenUsed="0" w:uiPriority="0" w:semiHidden="0" w:name="Closing"/>
-    <w:lsdException w:unhideWhenUsed="0" w:uiPriority="0" w:semiHidden="0" w:name="Signature"/>
-    <w:lsdException w:qFormat="1" w:unhideWhenUsed="0" w:uiPriority="0" w:name="Default Paragraph Font"/>
-    <w:lsdException w:qFormat="1" w:unhideWhenUsed="0" w:uiPriority="0" w:name="Body Text"/>
-    <w:lsdException w:unhideWhenUsed="0" w:uiPriority="0" w:semiHidden="0" w:name="Body Text Indent"/>
-    <w:lsdException w:unhideWhenUsed="0" w:uiPriority="0" w:semiHidden="0" w:name="List Continue"/>
-    <w:lsdException w:unhideWhenUsed="0" w:uiPriority="0" w:semiHidden="0" w:name="List Continue 2"/>
-    <w:lsdException w:unhideWhenUsed="0" w:uiPriority="0" w:semiHidden="0" w:name="List Continue 3"/>
-    <w:lsdException w:unhideWhenUsed="0" w:uiPriority="0" w:semiHidden="0" w:name="List Continue 4"/>
-    <w:lsdException w:unhideWhenUsed="0" w:uiPriority="0" w:semiHidden="0" w:name="List Continue 5"/>
-    <w:lsdException w:unhideWhenUsed="0" w:uiPriority="0" w:semiHidden="0" w:name="Message Header"/>
-    <w:lsdException w:qFormat="1" w:unhideWhenUsed="0" w:uiPriority="0" w:semiHidden="0" w:name="Subtitle"/>
-    <w:lsdException w:unhideWhenUsed="0" w:uiPriority="0" w:semiHidden="0" w:name="Salutation"/>
-    <w:lsdException w:unhideWhenUsed="0" w:uiPriority="0" w:semiHidden="0" w:name="Date"/>
-    <w:lsdException w:unhideWhenUsed="0" w:uiPriority="0" w:semiHidden="0" w:name="Body Text First Indent"/>
-    <w:lsdException w:unhideWhenUsed="0" w:uiPriority="0" w:semiHidden="0" w:name="Body Text First Indent 2"/>
-    <w:lsdException w:uiPriority="99" w:name="Note Heading"/>
-    <w:lsdException w:unhideWhenUsed="0" w:uiPriority="0" w:semiHidden="0" w:name="Body Text 2"/>
-    <w:lsdException w:unhideWhenUsed="0" w:uiPriority="0" w:semiHidden="0" w:name="Body Text 3"/>
-    <w:lsdException w:unhideWhenUsed="0" w:uiPriority="0" w:semiHidden="0" w:name="Body Text Indent 2"/>
-    <w:lsdException w:unhideWhenUsed="0" w:uiPriority="0" w:semiHidden="0" w:name="Body Text Indent 3"/>
-    <w:lsdException w:unhideWhenUsed="0" w:uiPriority="0" w:semiHidden="0" w:name="Block Text"/>
-    <w:lsdException w:qFormat="1" w:unhideWhenUsed="0" w:uiPriority="0" w:semiHidden="0" w:name="Hyperlink"/>
-    <w:lsdException w:unhideWhenUsed="0" w:uiPriority="0" w:semiHidden="0" w:name="FollowedHyperlink"/>
-    <w:lsdException w:qFormat="1" w:unhideWhenUsed="0" w:uiPriority="0" w:semiHidden="0" w:name="Strong"/>
-    <w:lsdException w:qFormat="1" w:unhideWhenUsed="0" w:uiPriority="0" w:semiHidden="0" w:name="Emphasis"/>
-    <w:lsdException w:unhideWhenUsed="0" w:uiPriority="0" w:semiHidden="0" w:name="Document Map"/>
-    <w:lsdException w:unhideWhenUsed="0" w:uiPriority="0" w:semiHidden="0" w:name="Plain Text"/>
-    <w:lsdException w:unhideWhenUsed="0" w:uiPriority="0" w:semiHidden="0" w:name="E-mail Signature"/>
-    <w:lsdException w:qFormat="1" w:unhideWhenUsed="0" w:uiPriority="0" w:semiHidden="0" w:name="Normal (Web)"/>
-    <w:lsdException w:unhideWhenUsed="0" w:uiPriority="0" w:semiHidden="0" w:name="HTML Acronym"/>
-    <w:lsdException w:unhideWhenUsed="0" w:uiPriority="0" w:semiHidden="0" w:name="HTML Address"/>
-    <w:lsdException w:unhideWhenUsed="0" w:uiPriority="0" w:semiHidden="0" w:name="HTML Cite"/>
-    <w:lsdException w:unhideWhenUsed="0" w:uiPriority="0" w:semiHidden="0" w:name="HTML Code"/>
-    <w:lsdException w:unhideWhenUsed="0" w:uiPriority="0" w:semiHidden="0" w:name="HTML Definition"/>
-    <w:lsdException w:unhideWhenUsed="0" w:uiPriority="0" w:semiHidden="0" w:name="HTML Keyboard"/>
-    <w:lsdException w:unhideWhenUsed="0" w:uiPriority="0" w:semiHidden="0" w:name="HTML Preformatted"/>
-    <w:lsdException w:unhideWhenUsed="0" w:uiPriority="0" w:semiHidden="0" w:name="HTML Sample"/>
-    <w:lsdException w:unhideWhenUsed="0" w:uiPriority="0" w:semiHidden="0" w:name="HTML Typewriter"/>
-    <w:lsdException w:unhideWhenUsed="0" w:uiPriority="0" w:semiHidden="0" w:name="HTML Variable"/>
-    <w:lsdException w:qFormat="1" w:unhideWhenUsed="0" w:uiPriority="0" w:name="Normal Table"/>
-    <w:lsdException w:unhideWhenUsed="0" w:uiPriority="0" w:semiHidden="0" w:name="annotation subject"/>
-    <w:lsdException w:unhideWhenUsed="0" w:uiPriority="0" w:semiHidden="0" w:name="Table Simple 1"/>
-    <w:lsdException w:unhideWhenUsed="0" w:uiPriority="0" w:semiHidden="0" w:name="Table Simple 2"/>
-    <w:lsdException w:unhideWhenUsed="0" w:uiPriority="0" w:semiHidden="0" w:name="Table Simple 3"/>
-    <w:lsdException w:unhideWhenUsed="0" w:uiPriority="0" w:semiHidden="0" w:name="Table Classic 1"/>
-    <w:lsdException w:unhideWhenUsed="0" w:uiPriority="0" w:semiHidden="0" w:name="Table Classic 2"/>
-    <w:lsdException w:unhideWhenUsed="0" w:uiPriority="0" w:semiHidden="0" w:name="Table Classic 3"/>
-    <w:lsdException w:unhideWhenUsed="0" w:uiPriority="0" w:semiHidden="0" w:name="Table Classic 4"/>
-    <w:lsdException w:unhideWhenUsed="0" w:uiPriority="0" w:semiHidden="0" w:name="Table Colorful 1"/>
-    <w:lsdException w:unhideWhenUsed="0" w:uiPriority="0" w:semiHidden="0" w:name="Table Colorful 2"/>
-    <w:lsdException w:unhideWhenUsed="0" w:uiPriority="0" w:semiHidden="0" w:name="Table Colorful 3"/>
-    <w:lsdException w:unhideWhenUsed="0" w:uiPriority="0" w:semiHidden="0" w:name="Table Columns 1"/>
-    <w:lsdException w:unhideWhenUsed="0" w:uiPriority="0" w:semiHidden="0" w:name="Table Columns 2"/>
-    <w:lsdException w:unhideWhenUsed="0" w:uiPriority="0" w:semiHidden="0" w:name="Table Columns 3"/>
-    <w:lsdException w:unhideWhenUsed="0" w:uiPriority="0" w:semiHidden="0" w:name="Table Columns 4"/>
-    <w:lsdException w:unhideWhenUsed="0" w:uiPriority="0" w:semiHidden="0" w:name="Table Columns 5"/>
-    <w:lsdException w:unhideWhenUsed="0" w:uiPriority="0" w:semiHidden="0" w:name="Table Grid 1"/>
-    <w:lsdException w:unhideWhenUsed="0" w:uiPriority="0" w:semiHidden="0" w:name="Table Grid 2"/>
-    <w:lsdException w:unhideWhenUsed="0" w:uiPriority="0" w:semiHidden="0" w:name="Table Grid 3"/>
-    <w:lsdException w:unhideWhenUsed="0" w:uiPriority="0" w:semiHidden="0" w:name="Table Grid 4"/>
-    <w:lsdException w:unhideWhenUsed="0" w:uiPriority="0" w:semiHidden="0" w:name="Table Grid 5"/>
-    <w:lsdException w:unhideWhenUsed="0" w:uiPriority="0" w:semiHidden="0" w:name="Table Grid 6"/>
-    <w:lsdException w:unhideWhenUsed="0" w:uiPriority="0" w:semiHidden="0" w:name="Table Grid 7"/>
-    <w:lsdException w:unhideWhenUsed="0" w:uiPriority="0" w:semiHidden="0" w:name="Table Grid 8"/>
-    <w:lsdException w:unhideWhenUsed="0" w:uiPriority="0" w:semiHidden="0" w:name="Table List 1"/>
-    <w:lsdException w:unhideWhenUsed="0" w:uiPriority="0" w:semiHidden="0" w:name="Table List 2"/>
-    <w:lsdException w:unhideWhenUsed="0" w:uiPriority="0" w:semiHidden="0" w:name="Table List 3"/>
-    <w:lsdException w:unhideWhenUsed="0" w:uiPriority="0" w:semiHidden="0" w:name="Table List 4"/>
-    <w:lsdException w:unhideWhenUsed="0" w:uiPriority="0" w:semiHidden="0" w:name="Table List 5"/>
-    <w:lsdException w:unhideWhenUsed="0" w:uiPriority="0" w:semiHidden="0" w:name="Table List 6"/>
-    <w:lsdException w:unhideWhenUsed="0" w:uiPriority="0" w:semiHidden="0" w:name="Table List 7"/>
-    <w:lsdException w:unhideWhenUsed="0" w:uiPriority="0" w:semiHidden="0" w:name="Table List 8"/>
-    <w:lsdException w:unhideWhenUsed="0" w:uiPriority="0" w:semiHidden="0" w:name="Table 3D effects 1"/>
-    <w:lsdException w:unhideWhenUsed="0" w:uiPriority="0" w:semiHidden="0" w:name="Table 3D effects 2"/>
-    <w:lsdException w:unhideWhenUsed="0" w:uiPriority="0" w:semiHidden="0" w:name="Table 3D effects 3"/>
-    <w:lsdException w:unhideWhenUsed="0" w:uiPriority="0" w:semiHidden="0" w:name="Table Contemporary"/>
-    <w:lsdException w:unhideWhenUsed="0" w:uiPriority="0" w:semiHidden="0" w:name="Table Elegant"/>
-    <w:lsdException w:unhideWhenUsed="0" w:uiPriority="0" w:semiHidden="0" w:name="Table Professional"/>
-    <w:lsdException w:unhideWhenUsed="0" w:uiPriority="0" w:semiHidden="0" w:name="Table Subtle 1"/>
-    <w:lsdException w:unhideWhenUsed="0" w:uiPriority="0" w:semiHidden="0" w:name="Table Subtle 2"/>
-    <w:lsdException w:unhideWhenUsed="0" w:uiPriority="0" w:semiHidden="0" w:name="Table Web 1"/>
-    <w:lsdException w:unhideWhenUsed="0" w:uiPriority="0" w:semiHidden="0" w:name="Table Web 2"/>
-    <w:lsdException w:unhideWhenUsed="0" w:uiPriority="0" w:semiHidden="0" w:name="Table Web 3"/>
-    <w:lsdException w:unhideWhenUsed="0" w:uiPriority="0" w:semiHidden="0" w:name="Balloon Text"/>
-    <w:lsdException w:qFormat="1" w:unhideWhenUsed="0" w:uiPriority="0" w:semiHidden="0" w:name="Table Grid"/>
-    <w:lsdException w:unhideWhenUsed="0" w:uiPriority="0" w:semiHidden="0" w:name="Table Theme"/>
-    <w:lsdException w:unhideWhenUsed="0" w:uiPriority="60" w:semiHidden="0" w:name="Light Shading"/>
-    <w:lsdException w:unhideWhenUsed="0" w:uiPriority="61" w:semiHidden="0" w:name="Light List"/>
-    <w:lsdException w:unhideWhenUsed="0" w:uiPriority="62" w:semiHidden="0" w:name="Light Grid"/>
-    <w:lsdException w:unhideWhenUsed="0" w:uiPriority="63" w:semiHidden="0" w:name="Medium Shading 1"/>
-    <w:lsdException w:unhideWhenUsed="0" w:uiPriority="64" w:semiHidden="0" w:name="Medium Shading 2"/>
-    <w:lsdException w:unhideWhenUsed="0" w:uiPriority="65" w:semiHidden="0" w:name="Medium List 1"/>
-    <w:lsdException w:unhideWhenUsed="0" w:uiPriority="66" w:semiHidden="0" w:name="Medium List 2"/>
-    <w:lsdException w:unhideWhenUsed="0" w:uiPriority="67" w:semiHidden="0" w:name="Medium Grid 1"/>
-    <w:lsdException w:unhideWhenUsed="0" w:uiPriority="68" w:semiHidden="0" w:name="Medium Grid 2"/>
-    <w:lsdException w:unhideWhenUsed="0" w:uiPriority="69" w:semiHidden="0" w:name="Medium Grid 3"/>
-    <w:lsdException w:unhideWhenUsed="0" w:uiPriority="70" w:semiHidden="0" w:name="Dark List"/>
-    <w:lsdException w:unhideWhenUsed="0" w:uiPriority="71" w:semiHidden="0" w:name="Colorful Shading"/>
-    <w:lsdException w:unhideWhenUsed="0" w:uiPriority="72" w:semiHidden="0" w:name="Colorful List"/>
-    <w:lsdException w:unhideWhenUsed="0" w:uiPriority="73" w:semiHidden="0" w:name="Colorful Grid"/>
-    <w:lsdException w:unhideWhenUsed="0" w:uiPriority="60" w:semiHidden="0" w:name="Light Shading Accent 1"/>
-    <w:lsdException w:unhideWhenUsed="0" w:uiPriority="61" w:semiHidden="0" w:name="Light List Accent 1"/>
-    <w:lsdException w:unhideWhenUsed="0" w:uiPriority="62" w:semiHidden="0" w:name="Light Grid Accent 1"/>
-    <w:lsdException w:unhideWhenUsed="0" w:uiPriority="63" w:semiHidden="0" w:name="Medium Shading 1 Accent 1"/>
-    <w:lsdException w:unhideWhenUsed="0" w:uiPriority="64" w:semiHidden="0" w:name="Medium Shading 2 Accent 1"/>
-    <w:lsdException w:unhideWhenUsed="0" w:uiPriority="65" w:semiHidden="0" w:name="Medium List 1 Accent 1"/>
-    <w:lsdException w:unhideWhenUsed="0" w:uiPriority="66" w:semiHidden="0" w:name="Medium List 2 Accent 1"/>
-    <w:lsdException w:unhideWhenUsed="0" w:uiPriority="67" w:semiHidden="0" w:name="Medium Grid 1 Accent 1"/>
-    <w:lsdException w:unhideWhenUsed="0" w:uiPriority="68" w:semiHidden="0" w:name="Medium Grid 2 Accent 1"/>
-    <w:lsdException w:unhideWhenUsed="0" w:uiPriority="69" w:semiHidden="0" w:name="Medium Grid 3 Accent 1"/>
-    <w:lsdException w:unhideWhenUsed="0" w:uiPriority="70" w:semiHidden="0" w:name="Dark List Accent 1"/>
-    <w:lsdException w:unhideWhenUsed="0" w:uiPriority="71" w:semiHidden="0" w:name="Colorful Shading Accent 1"/>
-    <w:lsdException w:unhideWhenUsed="0" w:uiPriority="72" w:semiHidden="0" w:name="Colorful List Accent 1"/>
-    <w:lsdException w:unhideWhenUsed="0" w:uiPriority="73" w:semiHidden="0" w:name="Colorful Grid Accent 1"/>
-    <w:lsdException w:unhideWhenUsed="0" w:uiPriority="60" w:semiHidden="0" w:name="Light Shading Accent 2"/>
-    <w:lsdException w:unhideWhenUsed="0" w:uiPriority="61" w:semiHidden="0" w:name="Light List Accent 2"/>
-    <w:lsdException w:unhideWhenUsed="0" w:uiPriority="62" w:semiHidden="0" w:name="Light Grid Accent 2"/>
-    <w:lsdException w:unhideWhenUsed="0" w:uiPriority="63" w:semiHidden="0" w:name="Medium Shading 1 Accent 2"/>
-    <w:lsdException w:unhideWhenUsed="0" w:uiPriority="64" w:semiHidden="0" w:name="Medium Shading 2 Accent 2"/>
-    <w:lsdException w:unhideWhenUsed="0" w:uiPriority="65" w:semiHidden="0" w:name="Medium List 1 Accent 2"/>
-    <w:lsdException w:unhideWhenUsed="0" w:uiPriority="66" w:semiHidden="0" w:name="Medium List 2 Accent 2"/>
-    <w:lsdException w:unhideWhenUsed="0" w:uiPriority="67" w:semiHidden="0" w:name="Medium Grid 1 Accent 2"/>
-    <w:lsdException w:unhideWhenUsed="0" w:uiPriority="68" w:semiHidden="0" w:name="Medium Grid 2 Accent 2"/>
-    <w:lsdException w:unhideWhenUsed="0" w:uiPriority="69" w:semiHidden="0" w:name="Medium Grid 3 Accent 2"/>
-    <w:lsdException w:unhideWhenUsed="0" w:uiPriority="70" w:semiHidden="0" w:name="Dark List Accent 2"/>
-    <w:lsdException w:unhideWhenUsed="0" w:uiPriority="71" w:semiHidden="0" w:name="Colorful Shading Accent 2"/>
-    <w:lsdException w:unhideWhenUsed="0" w:uiPriority="72" w:semiHidden="0" w:name="Colorful List Accent 2"/>
-    <w:lsdException w:unhideWhenUsed="0" w:uiPriority="73" w:semiHidden="0" w:name="Colorful Grid Accent 2"/>
-    <w:lsdException w:unhideWhenUsed="0" w:uiPriority="60" w:semiHidden="0" w:name="Light Shading Accent 3"/>
-    <w:lsdException w:unhideWhenUsed="0" w:uiPriority="61" w:semiHidden="0" w:name="Light List Accent 3"/>
-    <w:lsdException w:unhideWhenUsed="0" w:uiPriority="62" w:semiHidden="0" w:name="Light Grid Accent 3"/>
-    <w:lsdException w:unhideWhenUsed="0" w:uiPriority="63" w:semiHidden="0" w:name="Medium Shading 1 Accent 3"/>
-    <w:lsdException w:unhideWhenUsed="0" w:uiPriority="64" w:semiHidden="0" w:name="Medium Shading 2 Accent 3"/>
-    <w:lsdException w:unhideWhenUsed="0" w:uiPriority="65" w:semiHidden="0" w:name="Medium List 1 Accent 3"/>
-    <w:lsdException w:unhideWhenUsed="0" w:uiPriority="66" w:semiHidden="0" w:name="Medium List 2 Accent 3"/>
-    <w:lsdException w:unhideWhenUsed="0" w:uiPriority="67" w:semiHidden="0" w:name="Medium Grid 1 Accent 3"/>
-    <w:lsdException w:unhideWhenUsed="0" w:uiPriority="68" w:semiHidden="0" w:name="Medium Grid 2 Accent 3"/>
-    <w:lsdException w:unhideWhenUsed="0" w:uiPriority="69" w:semiHidden="0" w:name="Medium Grid 3 Accent 3"/>
-    <w:lsdException w:unhideWhenUsed="0" w:uiPriority="70" w:semiHidden="0" w:name="Dark List Accent 3"/>
-    <w:lsdException w:unhideWhenUsed="0" w:uiPriority="71" w:semiHidden="0" w:name="Colorful Shading Accent 3"/>
-    <w:lsdException w:unhideWhenUsed="0" w:uiPriority="72" w:semiHidden="0" w:name="Colorful List Accent 3"/>
-    <w:lsdException w:unhideWhenUsed="0" w:uiPriority="73" w:semiHidden="0" w:name="Colorful Grid Accent 3"/>
-    <w:lsdException w:unhideWhenUsed="0" w:uiPriority="60" w:semiHidden="0" w:name="Light Shading Accent 4"/>
-    <w:lsdException w:unhideWhenUsed="0" w:uiPriority="61" w:semiHidden="0" w:name="Light List Accent 4"/>
-    <w:lsdException w:unhideWhenUsed="0" w:uiPriority="62" w:semiHidden="0" w:name="Light Grid Accent 4"/>
-    <w:lsdException w:unhideWhenUsed="0" w:uiPriority="63" w:semiHidden="0" w:name="Medium Shading 1 Accent 4"/>
-    <w:lsdException w:unhideWhenUsed="0" w:uiPriority="64" w:semiHidden="0" w:name="Medium Shading 2 Accent 4"/>
-    <w:lsdException w:unhideWhenUsed="0" w:uiPriority="65" w:semiHidden="0" w:name="Medium List 1 Accent 4"/>
-    <w:lsdException w:unhideWhenUsed="0" w:uiPriority="66" w:semiHidden="0" w:name="Medium List 2 Accent 4"/>
-    <w:lsdException w:unhideWhenUsed="0" w:uiPriority="67" w:semiHidden="0" w:name="Medium Grid 1 Accent 4"/>
-    <w:lsdException w:unhideWhenUsed="0" w:uiPriority="68" w:semiHidden="0" w:name="Medium Grid 2 Accent 4"/>
-    <w:lsdException w:unhideWhenUsed="0" w:uiPriority="69" w:semiHidden="0" w:name="Medium Grid 3 Accent 4"/>
-    <w:lsdException w:unhideWhenUsed="0" w:uiPriority="70" w:semiHidden="0" w:name="Dark List Accent 4"/>
-    <w:lsdException w:unhideWhenUsed="0" w:uiPriority="71" w:semiHidden="0" w:name="Colorful Shading Accent 4"/>
-    <w:lsdException w:unhideWhenUsed="0" w:uiPriority="72" w:semiHidden="0" w:name="Colorful List Accent 4"/>
-    <w:lsdException w:unhideWhenUsed="0" w:uiPriority="73" w:semiHidden="0" w:name="Colorful Grid Accent 4"/>
-    <w:lsdException w:unhideWhenUsed="0" w:uiPriority="60" w:semiHidden="0" w:name="Light Shading Accent 5"/>
-    <w:lsdException w:unhideWhenUsed="0" w:uiPriority="61" w:semiHidden="0" w:name="Light List Accent 5"/>
-    <w:lsdException w:unhideWhenUsed="0" w:uiPriority="62" w:semiHidden="0" w:name="Light Grid Accent 5"/>
-    <w:lsdException w:unhideWhenUsed="0" w:uiPriority="63" w:semiHidden="0" w:name="Medium Shading 1 Accent 5"/>
-    <w:lsdException w:unhideWhenUsed="0" w:uiPriority="64" w:semiHidden="0" w:name="Medium Shading 2 Accent 5"/>
-    <w:lsdException w:unhideWhenUsed="0" w:uiPriority="65" w:semiHidden="0" w:name="Medium List 1 Accent 5"/>
-    <w:lsdException w:unhideWhenUsed="0" w:uiPriority="66" w:semiHidden="0" w:name="Medium List 2 Accent 5"/>
-    <w:lsdException w:unhideWhenUsed="0" w:uiPriority="67" w:semiHidden="0" w:name="Medium Grid 1 Accent 5"/>
-    <w:lsdException w:unhideWhenUsed="0" w:uiPriority="68" w:semiHidden="0" w:name="Medium Grid 2 Accent 5"/>
-    <w:lsdException w:unhideWhenUsed="0" w:uiPriority="69" w:semiHidden="0" w:name="Medium Grid 3 Accent 5"/>
-    <w:lsdException w:unhideWhenUsed="0" w:uiPriority="70" w:semiHidden="0" w:name="Dark List Accent 5"/>
-    <w:lsdException w:unhideWhenUsed="0" w:uiPriority="71" w:semiHidden="0" w:name="Colorful Shading Accent 5"/>
-    <w:lsdException w:unhideWhenUsed="0" w:uiPriority="72" w:semiHidden="0" w:name="Colorful List Accent 5"/>
-    <w:lsdException w:unhideWhenUsed="0" w:uiPriority="73" w:semiHidden="0" w:name="Colorful Grid Accent 5"/>
-    <w:lsdException w:unhideWhenUsed="0" w:uiPriority="60" w:semiHidden="0" w:name="Light Shading Accent 6"/>
-    <w:lsdException w:unhideWhenUsed="0" w:uiPriority="61" w:semiHidden="0" w:name="Light List Accent 6"/>
-    <w:lsdException w:unhideWhenUsed="0" w:uiPriority="62" w:semiHidden="0" w:name="Light Grid Accent 6"/>
-    <w:lsdException w:unhideWhenUsed="0" w:uiPriority="63" w:semiHidden="0" w:name="Medium Shading 1 Accent 6"/>
-    <w:lsdException w:unhideWhenUsed="0" w:uiPriority="64" w:semiHidden="0" w:name="Medium Shading 2 Accent 6"/>
-    <w:lsdException w:unhideWhenUsed="0" w:uiPriority="65" w:semiHidden="0" w:name="Medium List 1 Accent 6"/>
-    <w:lsdException w:unhideWhenUsed="0" w:uiPriority="66" w:semiHidden="0" w:name="Medium List 2 Accent 6"/>
-    <w:lsdException w:unhideWhenUsed="0" w:uiPriority="67" w:semiHidden="0" w:name="Medium Grid 1 Accent 6"/>
-    <w:lsdException w:unhideWhenUsed="0" w:uiPriority="68" w:semiHidden="0" w:name="Medium Grid 2 Accent 6"/>
-    <w:lsdException w:unhideWhenUsed="0" w:uiPriority="69" w:semiHidden="0" w:name="Medium Grid 3 Accent 6"/>
-    <w:lsdException w:unhideWhenUsed="0" w:uiPriority="70" w:semiHidden="0" w:name="Dark List Accent 6"/>
-    <w:lsdException w:unhideWhenUsed="0" w:uiPriority="71" w:semiHidden="0" w:name="Colorful Shading Accent 6"/>
-    <w:lsdException w:unhideWhenUsed="0" w:uiPriority="72" w:semiHidden="0" w:name="Colorful List Accent 6"/>
-    <w:lsdException w:unhideWhenUsed="0" w:uiPriority="73" w:semiHidden="0" w:name="Colorful Grid Accent 6"/>
+  <w:latentStyles w:defLockedState="0" w:defUIPriority="99" w:defSemiHidden="1" w:defUnhideWhenUsed="1" w:defQFormat="0" w:count="260">
+    <w:lsdException w:name="Normal" w:semiHidden="0" w:uiPriority="0" w:unhideWhenUsed="0" w:qFormat="1"/>
+    <w:lsdException w:name="heading 1" w:semiHidden="0" w:uiPriority="0" w:unhideWhenUsed="0" w:qFormat="1"/>
+    <w:lsdException w:name="heading 2" w:semiHidden="0" w:uiPriority="0" w:qFormat="1"/>
+    <w:lsdException w:name="heading 3" w:uiPriority="0" w:qFormat="1"/>
+    <w:lsdException w:name="heading 4" w:semiHidden="0" w:uiPriority="0" w:qFormat="1"/>
+    <w:lsdException w:name="heading 5" w:uiPriority="0" w:qFormat="1"/>
+    <w:lsdException w:name="heading 6" w:uiPriority="0" w:qFormat="1"/>
+    <w:lsdException w:name="heading 7" w:uiPriority="0" w:qFormat="1"/>
+    <w:lsdException w:name="heading 8" w:uiPriority="0" w:qFormat="1"/>
+    <w:lsdException w:name="heading 9" w:uiPriority="0" w:qFormat="1"/>
+    <w:lsdException w:name="index 1" w:semiHidden="0" w:uiPriority="0" w:unhideWhenUsed="0"/>
+    <w:lsdException w:name="index 2" w:semiHidden="0" w:uiPriority="0" w:unhideWhenUsed="0"/>
+    <w:lsdException w:name="index 3" w:semiHidden="0" w:uiPriority="0" w:unhideWhenUsed="0"/>
+    <w:lsdException w:name="index 4" w:semiHidden="0" w:uiPriority="0" w:unhideWhenUsed="0"/>
+    <w:lsdException w:name="index 5" w:semiHidden="0" w:uiPriority="0" w:unhideWhenUsed="0"/>
+    <w:lsdException w:name="index 6" w:semiHidden="0" w:uiPriority="0" w:unhideWhenUsed="0"/>
+    <w:lsdException w:name="index 7" w:semiHidden="0" w:uiPriority="0" w:unhideWhenUsed="0"/>
+    <w:lsdException w:name="index 8" w:semiHidden="0" w:uiPriority="0" w:unhideWhenUsed="0"/>
+    <w:lsdException w:name="index 9" w:semiHidden="0" w:uiPriority="0" w:unhideWhenUsed="0"/>
+    <w:lsdException w:name="toc 1" w:semiHidden="0" w:uiPriority="0" w:unhideWhenUsed="0" w:qFormat="1"/>
+    <w:lsdException w:name="toc 2" w:semiHidden="0" w:uiPriority="0" w:unhideWhenUsed="0" w:qFormat="1"/>
+    <w:lsdException w:name="toc 3" w:semiHidden="0" w:uiPriority="0" w:unhideWhenUsed="0" w:qFormat="1"/>
+    <w:lsdException w:name="toc 4" w:semiHidden="0" w:uiPriority="0" w:unhideWhenUsed="0"/>
+    <w:lsdException w:name="toc 5" w:semiHidden="0" w:uiPriority="0" w:unhideWhenUsed="0"/>
+    <w:lsdException w:name="toc 6" w:semiHidden="0" w:uiPriority="0" w:unhideWhenUsed="0"/>
+    <w:lsdException w:name="toc 7" w:semiHidden="0" w:uiPriority="0" w:unhideWhenUsed="0"/>
+    <w:lsdException w:name="toc 8" w:semiHidden="0" w:uiPriority="0" w:unhideWhenUsed="0"/>
+    <w:lsdException w:name="toc 9" w:semiHidden="0" w:uiPriority="0" w:unhideWhenUsed="0"/>
+    <w:lsdException w:name="Normal Indent" w:semiHidden="0" w:uiPriority="0" w:unhideWhenUsed="0"/>
+    <w:lsdException w:name="footnote text" w:semiHidden="0" w:uiPriority="0" w:unhideWhenUsed="0"/>
+    <w:lsdException w:name="annotation text" w:semiHidden="0" w:uiPriority="0" w:unhideWhenUsed="0" w:qFormat="1"/>
+    <w:lsdException w:name="header" w:semiHidden="0" w:uiPriority="0" w:unhideWhenUsed="0" w:qFormat="1"/>
+    <w:lsdException w:name="footer" w:semiHidden="0" w:uiPriority="0" w:unhideWhenUsed="0" w:qFormat="1"/>
+    <w:lsdException w:name="index heading" w:semiHidden="0" w:uiPriority="0" w:unhideWhenUsed="0"/>
+    <w:lsdException w:name="caption" w:uiPriority="0" w:qFormat="1"/>
+    <w:lsdException w:name="table of figures" w:semiHidden="0" w:uiPriority="0" w:unhideWhenUsed="0"/>
+    <w:lsdException w:name="envelope address" w:semiHidden="0" w:uiPriority="0" w:unhideWhenUsed="0"/>
+    <w:lsdException w:name="envelope return" w:semiHidden="0" w:uiPriority="0" w:unhideWhenUsed="0"/>
+    <w:lsdException w:name="footnote reference" w:semiHidden="0" w:uiPriority="0" w:unhideWhenUsed="0"/>
+    <w:lsdException w:name="annotation reference" w:semiHidden="0" w:uiPriority="0" w:unhideWhenUsed="0"/>
+    <w:lsdException w:name="line number" w:semiHidden="0" w:uiPriority="0" w:unhideWhenUsed="0"/>
+    <w:lsdException w:name="page number" w:semiHidden="0" w:uiPriority="0" w:unhideWhenUsed="0"/>
+    <w:lsdException w:name="endnote reference" w:semiHidden="0" w:uiPriority="0" w:unhideWhenUsed="0"/>
+    <w:lsdException w:name="endnote text" w:semiHidden="0" w:uiPriority="0" w:unhideWhenUsed="0"/>
+    <w:lsdException w:name="table of authorities" w:semiHidden="0" w:uiPriority="0" w:unhideWhenUsed="0"/>
+    <w:lsdException w:name="macro" w:semiHidden="0" w:uiPriority="0" w:unhideWhenUsed="0"/>
+    <w:lsdException w:name="toa heading" w:semiHidden="0" w:uiPriority="0" w:unhideWhenUsed="0"/>
+    <w:lsdException w:name="List" w:semiHidden="0" w:uiPriority="0" w:unhideWhenUsed="0"/>
+    <w:lsdException w:name="List Bullet" w:semiHidden="0" w:uiPriority="0" w:unhideWhenUsed="0"/>
+    <w:lsdException w:name="List Number" w:semiHidden="0" w:uiPriority="0" w:unhideWhenUsed="0"/>
+    <w:lsdException w:name="List 2" w:semiHidden="0" w:uiPriority="0" w:unhideWhenUsed="0"/>
+    <w:lsdException w:name="List 3" w:semiHidden="0" w:uiPriority="0" w:unhideWhenUsed="0"/>
+    <w:lsdException w:name="List 4" w:semiHidden="0" w:uiPriority="0" w:unhideWhenUsed="0"/>
+    <w:lsdException w:name="List 5" w:semiHidden="0" w:uiPriority="0" w:unhideWhenUsed="0"/>
+    <w:lsdException w:name="List Bullet 2" w:semiHidden="0" w:uiPriority="0" w:unhideWhenUsed="0"/>
+    <w:lsdException w:name="List Bullet 3" w:semiHidden="0" w:uiPriority="0" w:unhideWhenUsed="0"/>
+    <w:lsdException w:name="List Bullet 4" w:semiHidden="0" w:uiPriority="0" w:unhideWhenUsed="0"/>
+    <w:lsdException w:name="List Bullet 5" w:semiHidden="0" w:uiPriority="0" w:unhideWhenUsed="0"/>
+    <w:lsdException w:name="List Number 2" w:semiHidden="0" w:uiPriority="0" w:unhideWhenUsed="0"/>
+    <w:lsdException w:name="List Number 3" w:semiHidden="0" w:uiPriority="0" w:unhideWhenUsed="0"/>
+    <w:lsdException w:name="List Number 4" w:semiHidden="0" w:uiPriority="0" w:unhideWhenUsed="0"/>
+    <w:lsdException w:name="List Number 5" w:semiHidden="0" w:uiPriority="0" w:unhideWhenUsed="0"/>
+    <w:lsdException w:name="Title" w:semiHidden="0" w:uiPriority="0" w:unhideWhenUsed="0" w:qFormat="1"/>
+    <w:lsdException w:name="Closing" w:semiHidden="0" w:uiPriority="0" w:unhideWhenUsed="0"/>
+    <w:lsdException w:name="Signature" w:semiHidden="0" w:uiPriority="0" w:unhideWhenUsed="0"/>
+    <w:lsdException w:name="Default Paragraph Font" w:uiPriority="0" w:unhideWhenUsed="0" w:qFormat="1"/>
+    <w:lsdException w:name="Body Text" w:uiPriority="0" w:unhideWhenUsed="0" w:qFormat="1"/>
+    <w:lsdException w:name="Body Text Indent" w:semiHidden="0" w:uiPriority="0" w:unhideWhenUsed="0"/>
+    <w:lsdException w:name="List Continue" w:semiHidden="0" w:uiPriority="0" w:unhideWhenUsed="0"/>
+    <w:lsdException w:name="List Continue 2" w:semiHidden="0" w:uiPriority="0" w:unhideWhenUsed="0"/>
+    <w:lsdException w:name="List Continue 3" w:semiHidden="0" w:uiPriority="0" w:unhideWhenUsed="0"/>
+    <w:lsdException w:name="List Continue 4" w:semiHidden="0" w:uiPriority="0" w:unhideWhenUsed="0"/>
+    <w:lsdException w:name="List Continue 5" w:semiHidden="0" w:uiPriority="0" w:unhideWhenUsed="0"/>
+    <w:lsdException w:name="Message Header" w:semiHidden="0" w:uiPriority="0" w:unhideWhenUsed="0"/>
+    <w:lsdException w:name="Subtitle" w:semiHidden="0" w:uiPriority="0" w:unhideWhenUsed="0" w:qFormat="1"/>
+    <w:lsdException w:name="Salutation" w:semiHidden="0" w:uiPriority="0" w:unhideWhenUsed="0"/>
+    <w:lsdException w:name="Date" w:semiHidden="0" w:uiPriority="0" w:unhideWhenUsed="0"/>
+    <w:lsdException w:name="Body Text First Indent" w:semiHidden="0" w:uiPriority="0" w:unhideWhenUsed="0"/>
+    <w:lsdException w:name="Body Text First Indent 2" w:semiHidden="0" w:uiPriority="0" w:unhideWhenUsed="0"/>
+    <w:lsdException w:name="Body Text 2" w:semiHidden="0" w:uiPriority="0" w:unhideWhenUsed="0"/>
+    <w:lsdException w:name="Body Text 3" w:semiHidden="0" w:uiPriority="0" w:unhideWhenUsed="0"/>
+    <w:lsdException w:name="Body Text Indent 2" w:semiHidden="0" w:uiPriority="0" w:unhideWhenUsed="0"/>
+    <w:lsdException w:name="Body Text Indent 3" w:semiHidden="0" w:uiPriority="0" w:unhideWhenUsed="0"/>
+    <w:lsdException w:name="Block Text" w:semiHidden="0" w:uiPriority="0" w:unhideWhenUsed="0"/>
+    <w:lsdException w:name="Hyperlink" w:semiHidden="0" w:uiPriority="0" w:unhideWhenUsed="0" w:qFormat="1"/>
+    <w:lsdException w:name="FollowedHyperlink" w:semiHidden="0" w:uiPriority="0" w:unhideWhenUsed="0"/>
+    <w:lsdException w:name="Strong" w:semiHidden="0" w:uiPriority="0" w:unhideWhenUsed="0" w:qFormat="1"/>
+    <w:lsdException w:name="Emphasis" w:semiHidden="0" w:uiPriority="0" w:unhideWhenUsed="0" w:qFormat="1"/>
+    <w:lsdException w:name="Document Map" w:semiHidden="0" w:uiPriority="0" w:unhideWhenUsed="0"/>
+    <w:lsdException w:name="Plain Text" w:semiHidden="0" w:uiPriority="0" w:unhideWhenUsed="0"/>
+    <w:lsdException w:name="E-mail Signature" w:semiHidden="0" w:uiPriority="0" w:unhideWhenUsed="0"/>
+    <w:lsdException w:name="Normal (Web)" w:semiHidden="0" w:uiPriority="0" w:unhideWhenUsed="0" w:qFormat="1"/>
+    <w:lsdException w:name="HTML Acronym" w:semiHidden="0" w:uiPriority="0" w:unhideWhenUsed="0"/>
+    <w:lsdException w:name="HTML Address" w:semiHidden="0" w:uiPriority="0" w:unhideWhenUsed="0"/>
+    <w:lsdException w:name="HTML Cite" w:semiHidden="0" w:uiPriority="0" w:unhideWhenUsed="0"/>
+    <w:lsdException w:name="HTML Code" w:semiHidden="0" w:uiPriority="0" w:unhideWhenUsed="0"/>
+    <w:lsdException w:name="HTML Definition" w:semiHidden="0" w:uiPriority="0" w:unhideWhenUsed="0"/>
+    <w:lsdException w:name="HTML Keyboard" w:semiHidden="0" w:uiPriority="0" w:unhideWhenUsed="0"/>
+    <w:lsdException w:name="HTML Preformatted" w:semiHidden="0" w:uiPriority="0" w:unhideWhenUsed="0"/>
+    <w:lsdException w:name="HTML Sample" w:semiHidden="0" w:uiPriority="0" w:unhideWhenUsed="0"/>
+    <w:lsdException w:name="HTML Typewriter" w:semiHidden="0" w:uiPriority="0" w:unhideWhenUsed="0"/>
+    <w:lsdException w:name="HTML Variable" w:semiHidden="0" w:uiPriority="0" w:unhideWhenUsed="0"/>
+    <w:lsdException w:name="Normal Table" w:uiPriority="0" w:unhideWhenUsed="0" w:qFormat="1"/>
+    <w:lsdException w:name="annotation subject" w:semiHidden="0" w:uiPriority="0" w:unhideWhenUsed="0"/>
+    <w:lsdException w:name="Table Simple 1" w:semiHidden="0" w:uiPriority="0" w:unhideWhenUsed="0"/>
+    <w:lsdException w:name="Table Simple 2" w:semiHidden="0" w:uiPriority="0" w:unhideWhenUsed="0"/>
+    <w:lsdException w:name="Table Simple 3" w:semiHidden="0" w:uiPriority="0" w:unhideWhenUsed="0"/>
+    <w:lsdException w:name="Table Classic 1" w:semiHidden="0" w:uiPriority="0" w:unhideWhenUsed="0"/>
+    <w:lsdException w:name="Table Classic 2" w:semiHidden="0" w:uiPriority="0" w:unhideWhenUsed="0"/>
+    <w:lsdException w:name="Table Classic 3" w:semiHidden="0" w:uiPriority="0" w:unhideWhenUsed="0"/>
+    <w:lsdException w:name="Table Classic 4" w:semiHidden="0" w:uiPriority="0" w:unhideWhenUsed="0"/>
+    <w:lsdException w:name="Table Colorful 1" w:semiHidden="0" w:uiPriority="0" w:unhideWhenUsed="0"/>
+    <w:lsdException w:name="Table Colorful 2" w:semiHidden="0" w:uiPriority="0" w:unhideWhenUsed="0"/>
+    <w:lsdException w:name="Table Colorful 3" w:semiHidden="0" w:uiPriority="0" w:unhideWhenUsed="0"/>
+    <w:lsdException w:name="Table Columns 1" w:semiHidden="0" w:uiPriority="0" w:unhideWhenUsed="0"/>
+    <w:lsdException w:name="Table Columns 2" w:semiHidden="0" w:uiPriority="0" w:unhideWhenUsed="0"/>
+    <w:lsdException w:name="Table Columns 3" w:semiHidden="0" w:uiPriority="0" w:unhideWhenUsed="0"/>
+    <w:lsdException w:name="Table Columns 4" w:semiHidden="0" w:uiPriority="0" w:unhideWhenUsed="0"/>
+    <w:lsdException w:name="Table Columns 5" w:semiHidden="0" w:uiPriority="0" w:unhideWhenUsed="0"/>
+    <w:lsdException w:name="Table Grid 1" w:semiHidden="0" w:uiPriority="0" w:unhideWhenUsed="0"/>
+    <w:lsdException w:name="Table Grid 2" w:semiHidden="0" w:uiPriority="0" w:unhideWhenUsed="0"/>
+    <w:lsdException w:name="Table Grid 3" w:semiHidden="0" w:uiPriority="0" w:unhideWhenUsed="0"/>
+    <w:lsdException w:name="Table Grid 4" w:semiHidden="0" w:uiPriority="0" w:unhideWhenUsed="0"/>
+    <w:lsdException w:name="Table Grid 5" w:semiHidden="0" w:uiPriority="0" w:unhideWhenUsed="0"/>
+    <w:lsdException w:name="Table Grid 6" w:semiHidden="0" w:uiPriority="0" w:unhideWhenUsed="0"/>
+    <w:lsdException w:name="Table Grid 7" w:semiHidden="0" w:uiPriority="0" w:unhideWhenUsed="0"/>
+    <w:lsdException w:name="Table Grid 8" w:semiHidden="0" w:uiPriority="0" w:unhideWhenUsed="0"/>
+    <w:lsdException w:name="Table List 1" w:semiHidden="0" w:uiPriority="0" w:unhideWhenUsed="0"/>
+    <w:lsdException w:name="Table List 2" w:semiHidden="0" w:uiPriority="0" w:unhideWhenUsed="0"/>
+    <w:lsdException w:name="Table List 3" w:semiHidden="0" w:uiPriority="0" w:unhideWhenUsed="0"/>
+    <w:lsdException w:name="Table List 4" w:semiHidden="0" w:uiPriority="0" w:unhideWhenUsed="0"/>
+    <w:lsdException w:name="Table List 5" w:semiHidden="0" w:uiPriority="0" w:unhideWhenUsed="0"/>
+    <w:lsdException w:name="Table List 6" w:semiHidden="0" w:uiPriority="0" w:unhideWhenUsed="0"/>
+    <w:lsdException w:name="Table List 7" w:semiHidden="0" w:uiPriority="0" w:unhideWhenUsed="0"/>
+    <w:lsdException w:name="Table List 8" w:semiHidden="0" w:uiPriority="0" w:unhideWhenUsed="0"/>
+    <w:lsdException w:name="Table 3D effects 1" w:semiHidden="0" w:uiPriority="0" w:unhideWhenUsed="0"/>
+    <w:lsdException w:name="Table 3D effects 2" w:semiHidden="0" w:uiPriority="0" w:unhideWhenUsed="0"/>
+    <w:lsdException w:name="Table 3D effects 3" w:semiHidden="0" w:uiPriority="0" w:unhideWhenUsed="0"/>
+    <w:lsdException w:name="Table Contemporary" w:semiHidden="0" w:uiPriority="0" w:unhideWhenUsed="0"/>
+    <w:lsdException w:name="Table Elegant" w:semiHidden="0" w:uiPriority="0" w:unhideWhenUsed="0"/>
+    <w:lsdException w:name="Table Professional" w:semiHidden="0" w:uiPriority="0" w:unhideWhenUsed="0"/>
+    <w:lsdException w:name="Table Subtle 1" w:semiHidden="0" w:uiPriority="0" w:unhideWhenUsed="0"/>
+    <w:lsdException w:name="Table Subtle 2" w:semiHidden="0" w:uiPriority="0" w:unhideWhenUsed="0"/>
+    <w:lsdException w:name="Table Web 1" w:semiHidden="0" w:uiPriority="0" w:unhideWhenUsed="0"/>
+    <w:lsdException w:name="Table Web 2" w:semiHidden="0" w:uiPriority="0" w:unhideWhenUsed="0"/>
+    <w:lsdException w:name="Table Web 3" w:semiHidden="0" w:uiPriority="0" w:unhideWhenUsed="0"/>
+    <w:lsdException w:name="Balloon Text" w:semiHidden="0" w:uiPriority="0" w:unhideWhenUsed="0"/>
+    <w:lsdException w:name="Table Grid" w:semiHidden="0" w:uiPriority="0" w:unhideWhenUsed="0" w:qFormat="1"/>
+    <w:lsdException w:name="Table Theme" w:semiHidden="0" w:uiPriority="0" w:unhideWhenUsed="0"/>
+    <w:lsdException w:name="Light Shading" w:semiHidden="0" w:uiPriority="60" w:unhideWhenUsed="0"/>
+    <w:lsdException w:name="Light List" w:semiHidden="0" w:uiPriority="61" w:unhideWhenUsed="0"/>
+    <w:lsdException w:name="Light Grid" w:semiHidden="0" w:uiPriority="62" w:unhideWhenUsed="0"/>
+    <w:lsdException w:name="Medium Shading 1" w:semiHidden="0" w:uiPriority="63" w:unhideWhenUsed="0"/>
+    <w:lsdException w:name="Medium Shading 2" w:semiHidden="0" w:uiPriority="64" w:unhideWhenUsed="0"/>
+    <w:lsdException w:name="Medium List 1" w:semiHidden="0" w:uiPriority="65" w:unhideWhenUsed="0"/>
+    <w:lsdException w:name="Medium List 2" w:semiHidden="0" w:uiPriority="66" w:unhideWhenUsed="0"/>
+    <w:lsdException w:name="Medium Grid 1" w:semiHidden="0" w:uiPriority="67" w:unhideWhenUsed="0"/>
+    <w:lsdException w:name="Medium Grid 2" w:semiHidden="0" w:uiPriority="68" w:unhideWhenUsed="0"/>
+    <w:lsdException w:name="Medium Grid 3" w:semiHidden="0" w:uiPriority="69" w:unhideWhenUsed="0"/>
+    <w:lsdException w:name="Dark List" w:semiHidden="0" w:uiPriority="70" w:unhideWhenUsed="0"/>
+    <w:lsdException w:name="Colorful Shading" w:semiHidden="0" w:uiPriority="71" w:unhideWhenUsed="0"/>
+    <w:lsdException w:name="Colorful List" w:semiHidden="0" w:uiPriority="72" w:unhideWhenUsed="0"/>
+    <w:lsdException w:name="Colorful Grid" w:semiHidden="0" w:uiPriority="73" w:unhideWhenUsed="0"/>
+    <w:lsdException w:name="Light Shading Accent 1" w:semiHidden="0" w:uiPriority="60" w:unhideWhenUsed="0"/>
+    <w:lsdException w:name="Light List Accent 1" w:semiHidden="0" w:uiPriority="61" w:unhideWhenUsed="0"/>
+    <w:lsdException w:name="Light Grid Accent 1" w:semiHidden="0" w:uiPriority="62" w:unhideWhenUsed="0"/>
+    <w:lsdException w:name="Medium Shading 1 Accent 1" w:semiHidden="0" w:uiPriority="63" w:unhideWhenUsed="0"/>
+    <w:lsdException w:name="Medium Shading 2 Accent 1" w:semiHidden="0" w:uiPriority="64" w:unhideWhenUsed="0"/>
+    <w:lsdException w:name="Medium List 1 Accent 1" w:semiHidden="0" w:uiPriority="65" w:unhideWhenUsed="0"/>
+    <w:lsdException w:name="Medium List 2 Accent 1" w:semiHidden="0" w:uiPriority="66" w:unhideWhenUsed="0"/>
+    <w:lsdException w:name="Medium Grid 1 Accent 1" w:semiHidden="0" w:uiPriority="67" w:unhideWhenUsed="0"/>
+    <w:lsdException w:name="Medium Grid 2 Accent 1" w:semiHidden="0" w:uiPriority="68" w:unhideWhenUsed="0"/>
+    <w:lsdException w:name="Medium Grid 3 Accent 1" w:semiHidden="0" w:uiPriority="69" w:unhideWhenUsed="0"/>
+    <w:lsdException w:name="Dark List Accent 1" w:semiHidden="0" w:uiPriority="70" w:unhideWhenUsed="0"/>
+    <w:lsdException w:name="Colorful Shading Accent 1" w:semiHidden="0" w:uiPriority="71" w:unhideWhenUsed="0"/>
+    <w:lsdException w:name="Colorful List Accent 1" w:semiHidden="0" w:uiPriority="72" w:unhideWhenUsed="0"/>
+    <w:lsdException w:name="Colorful Grid Accent 1" w:semiHidden="0" w:uiPriority="73" w:unhideWhenUsed="0"/>
+    <w:lsdException w:name="Light Shading Accent 2" w:semiHidden="0" w:uiPriority="60" w:unhideWhenUsed="0"/>
+    <w:lsdException w:name="Light List Accent 2" w:semiHidden="0" w:uiPriority="61" w:unhideWhenUsed="0"/>
+    <w:lsdException w:name="Light Grid Accent 2" w:semiHidden="0" w:uiPriority="62" w:unhideWhenUsed="0"/>
+    <w:lsdException w:name="Medium Shading 1 Accent 2" w:semiHidden="0" w:uiPriority="63" w:unhideWhenUsed="0"/>
+    <w:lsdException w:name="Medium Shading 2 Accent 2" w:semiHidden="0" w:uiPriority="64" w:unhideWhenUsed="0"/>
+    <w:lsdException w:name="Medium List 1 Accent 2" w:semiHidden="0" w:uiPriority="65" w:unhideWhenUsed="0"/>
+    <w:lsdException w:name="Medium List 2 Accent 2" w:semiHidden="0" w:uiPriority="66" w:unhideWhenUsed="0"/>
+    <w:lsdException w:name="Medium Grid 1 Accent 2" w:semiHidden="0" w:uiPriority="67" w:unhideWhenUsed="0"/>
+    <w:lsdException w:name="Medium Grid 2 Accent 2" w:semiHidden="0" w:uiPriority="68" w:unhideWhenUsed="0"/>
+    <w:lsdException w:name="Medium Grid 3 Accent 2" w:semiHidden="0" w:uiPriority="69" w:unhideWhenUsed="0"/>
+    <w:lsdException w:name="Dark List Accent 2" w:semiHidden="0" w:uiPriority="70" w:unhideWhenUsed="0"/>
+    <w:lsdException w:name="Colorful Shading Accent 2" w:semiHidden="0" w:uiPriority="71" w:unhideWhenUsed="0"/>
+    <w:lsdException w:name="Colorful List Accent 2" w:semiHidden="0" w:uiPriority="72" w:unhideWhenUsed="0"/>
+    <w:lsdException w:name="Colorful Grid Accent 2" w:semiHidden="0" w:uiPriority="73" w:unhideWhenUsed="0"/>
+    <w:lsdException w:name="Light Shading Accent 3" w:semiHidden="0" w:uiPriority="60" w:unhideWhenUsed="0"/>
+    <w:lsdException w:name="Light List Accent 3" w:semiHidden="0" w:uiPriority="61" w:unhideWhenUsed="0"/>
+    <w:lsdException w:name="Light Grid Accent 3" w:semiHidden="0" w:uiPriority="62" w:unhideWhenUsed="0"/>
+    <w:lsdException w:name="Medium Shading 1 Accent 3" w:semiHidden="0" w:uiPriority="63" w:unhideWhenUsed="0"/>
+    <w:lsdException w:name="Medium Shading 2 Accent 3" w:semiHidden="0" w:uiPriority="64" w:unhideWhenUsed="0"/>
+    <w:lsdException w:name="Medium List 1 Accent 3" w:semiHidden="0" w:uiPriority="65" w:unhideWhenUsed="0"/>
+    <w:lsdException w:name="Medium List 2 Accent 3" w:semiHidden="0" w:uiPriority="66" w:unhideWhenUsed="0"/>
+    <w:lsdException w:name="Medium Grid 1 Accent 3" w:semiHidden="0" w:uiPriority="67" w:unhideWhenUsed="0"/>
+    <w:lsdException w:name="Medium Grid 2 Accent 3" w:semiHidden="0" w:uiPriority="68" w:unhideWhenUsed="0"/>
+    <w:lsdException w:name="Medium Grid 3 Accent 3" w:semiHidden="0" w:uiPriority="69" w:unhideWhenUsed="0"/>
+    <w:lsdException w:name="Dark List Accent 3" w:semiHidden="0" w:uiPriority="70" w:unhideWhenUsed="0"/>
+    <w:lsdException w:name="Colorful Shading Accent 3" w:semiHidden="0" w:uiPriority="71" w:unhideWhenUsed="0"/>
+    <w:lsdException w:name="Colorful List Accent 3" w:semiHidden="0" w:uiPriority="72" w:unhideWhenUsed="0"/>
+    <w:lsdException w:name="Colorful Grid Accent 3" w:semiHidden="0" w:uiPriority="73" w:unhideWhenUsed="0"/>
+    <w:lsdException w:name="Light Shading Accent 4" w:semiHidden="0" w:uiPriority="60" w:unhideWhenUsed="0"/>
+    <w:lsdException w:name="Light List Accent 4" w:semiHidden="0" w:uiPriority="61" w:unhideWhenUsed="0"/>
+    <w:lsdException w:name="Light Grid Accent 4" w:semiHidden="0" w:uiPriority="62" w:unhideWhenUsed="0"/>
+    <w:lsdException w:name="Medium Shading 1 Accent 4" w:semiHidden="0" w:uiPriority="63" w:unhideWhenUsed="0"/>
+    <w:lsdException w:name="Medium Shading 2 Accent 4" w:semiHidden="0" w:uiPriority="64" w:unhideWhenUsed="0"/>
+    <w:lsdException w:name="Medium List 1 Accent 4" w:semiHidden="0" w:uiPriority="65" w:unhideWhenUsed="0"/>
+    <w:lsdException w:name="Medium List 2 Accent 4" w:semiHidden="0" w:uiPriority="66" w:unhideWhenUsed="0"/>
+    <w:lsdException w:name="Medium Grid 1 Accent 4" w:semiHidden="0" w:uiPriority="67" w:unhideWhenUsed="0"/>
+    <w:lsdException w:name="Medium Grid 2 Accent 4" w:semiHidden="0" w:uiPriority="68" w:unhideWhenUsed="0"/>
+    <w:lsdException w:name="Medium Grid 3 Accent 4" w:semiHidden="0" w:uiPriority="69" w:unhideWhenUsed="0"/>
+    <w:lsdException w:name="Dark List Accent 4" w:semiHidden="0" w:uiPriority="70" w:unhideWhenUsed="0"/>
+    <w:lsdException w:name="Colorful Shading Accent 4" w:semiHidden="0" w:uiPriority="71" w:unhideWhenUsed="0"/>
+    <w:lsdException w:name="Colorful List Accent 4" w:semiHidden="0" w:uiPriority="72" w:unhideWhenUsed="0"/>
+    <w:lsdException w:name="Colorful Grid Accent 4" w:semiHidden="0" w:uiPriority="73" w:unhideWhenUsed="0"/>
+    <w:lsdException w:name="Light Shading Accent 5" w:semiHidden="0" w:uiPriority="60" w:unhideWhenUsed="0"/>
+    <w:lsdException w:name="Light List Accent 5" w:semiHidden="0" w:uiPriority="61" w:unhideWhenUsed="0"/>
+    <w:lsdException w:name="Light Grid Accent 5" w:semiHidden="0" w:uiPriority="62" w:unhideWhenUsed="0"/>
+    <w:lsdException w:name="Medium Shading 1 Accent 5" w:semiHidden="0" w:uiPriority="63" w:unhideWhenUsed="0"/>
+    <w:lsdException w:name="Medium Shading 2 Accent 5" w:semiHidden="0" w:uiPriority="64" w:unhideWhenUsed="0"/>
+    <w:lsdException w:name="Medium List 1 Accent 5" w:semiHidden="0" w:uiPriority="65" w:unhideWhenUsed="0"/>
+    <w:lsdException w:name="Medium List 2 Accent 5" w:semiHidden="0" w:uiPriority="66" w:unhideWhenUsed="0"/>
+    <w:lsdException w:name="Medium Grid 1 Accent 5" w:semiHidden="0" w:uiPriority="67" w:unhideWhenUsed="0"/>
+    <w:lsdException w:name="Medium Grid 2 Accent 5" w:semiHidden="0" w:uiPriority="68" w:unhideWhenUsed="0"/>
+    <w:lsdException w:name="Medium Grid 3 Accent 5" w:semiHidden="0" w:uiPriority="69" w:unhideWhenUsed="0"/>
+    <w:lsdException w:name="Dark List Accent 5" w:semiHidden="0" w:uiPriority="70" w:unhideWhenUsed="0"/>
+    <w:lsdException w:name="Colorful Shading Accent 5" w:semiHidden="0" w:uiPriority="71" w:unhideWhenUsed="0"/>
+    <w:lsdException w:name="Colorful List Accent 5" w:semiHidden="0" w:uiPriority="72" w:unhideWhenUsed="0"/>
+    <w:lsdException w:name="Colorful Grid Accent 5" w:semiHidden="0" w:uiPriority="73" w:unhideWhenUsed="0"/>
+    <w:lsdException w:name="Light Shading Accent 6" w:semiHidden="0" w:uiPriority="60" w:unhideWhenUsed="0"/>
+    <w:lsdException w:name="Light List Accent 6" w:semiHidden="0" w:uiPriority="61" w:unhideWhenUsed="0"/>
+    <w:lsdException w:name="Light Grid Accent 6" w:semiHidden="0" w:uiPriority="62" w:unhideWhenUsed="0"/>
+    <w:lsdException w:name="Medium Shading 1 Accent 6" w:semiHidden="0" w:uiPriority="63" w:unhideWhenUsed="0"/>
+    <w:lsdException w:name="Medium Shading 2 Accent 6" w:semiHidden="0" w:uiPriority="64" w:unhideWhenUsed="0"/>
+    <w:lsdException w:name="Medium List 1 Accent 6" w:semiHidden="0" w:uiPriority="65" w:unhideWhenUsed="0"/>
+    <w:lsdException w:name="Medium List 2 Accent 6" w:semiHidden="0" w:uiPriority="66" w:unhideWhenUsed="0"/>
+    <w:lsdException w:name="Medium Grid 1 Accent 6" w:semiHidden="0" w:uiPriority="67" w:unhideWhenUsed="0"/>
+    <w:lsdException w:name="Medium Grid 2 Accent 6" w:semiHidden="0" w:uiPriority="68" w:unhideWhenUsed="0"/>
+    <w:lsdException w:name="Medium Grid 3 Accent 6" w:semiHidden="0" w:uiPriority="69" w:unhideWhenUsed="0"/>
+    <w:lsdException w:name="Dark List Accent 6" w:semiHidden="0" w:uiPriority="70" w:unhideWhenUsed="0"/>
+    <w:lsdException w:name="Colorful Shading Accent 6" w:semiHidden="0" w:uiPriority="71" w:unhideWhenUsed="0"/>
+    <w:lsdException w:name="Colorful List Accent 6" w:semiHidden="0" w:uiPriority="72" w:unhideWhenUsed="0"/>
+    <w:lsdException w:name="Colorful Grid Accent 6" w:semiHidden="0" w:uiPriority="73" w:unhideWhenUsed="0"/>
   </w:latentStyles>
-  <w:style w:type="paragraph" w:default="1" w:styleId="1">
+  <w:style w:type="paragraph" w:default="1" w:styleId="Normal">
     <w:name w:val="Normal"/>
     <w:qFormat/>
-    <w:uiPriority w:val="0"/>
     <w:pPr>
       <w:kinsoku w:val="0"/>
       <w:autoSpaceDE w:val="0"/>
@@ -5536,7 +5422,7 @@
       <w:textAlignment w:val="baseline"/>
     </w:pPr>
     <w:rPr>
-      <w:rFonts w:ascii="Arial" w:hAnsi="Arial" w:eastAsia="宋体" w:cs="Arial"/>
+      <w:rFonts w:ascii="Arial" w:eastAsia="宋体" w:hAnsi="Arial" w:cs="Arial"/>
       <w:snapToGrid w:val="0"/>
       <w:color w:val="000000"/>
       <w:kern w:val="0"/>
@@ -5545,12 +5431,11 @@
       <w:lang w:val="en-US" w:eastAsia="en-US" w:bidi="ar-SA"/>
     </w:rPr>
   </w:style>
-  <w:style w:type="paragraph" w:styleId="2">
+  <w:style w:type="paragraph" w:styleId="Heading1">
     <w:name w:val="heading 1"/>
-    <w:basedOn w:val="1"/>
-    <w:next w:val="1"/>
+    <w:basedOn w:val="Normal"/>
+    <w:next w:val="Normal"/>
     <w:qFormat/>
-    <w:uiPriority w:val="0"/>
     <w:pPr>
       <w:keepNext/>
       <w:keepLines/>
@@ -5568,13 +5453,12 @@
       <w:sz w:val="44"/>
     </w:rPr>
   </w:style>
-  <w:style w:type="paragraph" w:styleId="3">
+  <w:style w:type="paragraph" w:styleId="Heading2">
     <w:name w:val="heading 2"/>
-    <w:basedOn w:val="1"/>
-    <w:next w:val="1"/>
+    <w:basedOn w:val="Normal"/>
+    <w:next w:val="Normal"/>
     <w:unhideWhenUsed/>
     <w:qFormat/>
-    <w:uiPriority w:val="0"/>
     <w:pPr>
       <w:keepNext/>
       <w:keepLines/>
@@ -5587,19 +5471,18 @@
       <w:outlineLvl w:val="1"/>
     </w:pPr>
     <w:rPr>
-      <w:rFonts w:ascii="Arial" w:hAnsi="Arial" w:eastAsia="黑体"/>
+      <w:rFonts w:ascii="Arial" w:eastAsia="黑体" w:hAnsi="Arial"/>
       <w:b/>
       <w:sz w:val="32"/>
     </w:rPr>
   </w:style>
-  <w:style w:type="paragraph" w:styleId="4">
+  <w:style w:type="paragraph" w:styleId="Heading3">
     <w:name w:val="heading 3"/>
-    <w:basedOn w:val="1"/>
-    <w:next w:val="1"/>
+    <w:basedOn w:val="Normal"/>
+    <w:next w:val="Normal"/>
     <w:semiHidden/>
     <w:unhideWhenUsed/>
     <w:qFormat/>
-    <w:uiPriority w:val="0"/>
     <w:pPr>
       <w:keepNext/>
       <w:keepLines/>
@@ -5616,13 +5499,12 @@
       <w:sz w:val="32"/>
     </w:rPr>
   </w:style>
-  <w:style w:type="paragraph" w:styleId="5">
+  <w:style w:type="paragraph" w:styleId="Heading4">
     <w:name w:val="heading 4"/>
-    <w:basedOn w:val="1"/>
-    <w:next w:val="1"/>
+    <w:basedOn w:val="Normal"/>
+    <w:next w:val="Normal"/>
     <w:unhideWhenUsed/>
     <w:qFormat/>
-    <w:uiPriority w:val="0"/>
     <w:pPr>
       <w:keepNext/>
       <w:keepLines/>
@@ -5635,19 +5517,18 @@
       <w:outlineLvl w:val="3"/>
     </w:pPr>
     <w:rPr>
-      <w:rFonts w:ascii="Arial" w:hAnsi="Arial" w:eastAsia="黑体"/>
+      <w:rFonts w:ascii="Arial" w:eastAsia="黑体" w:hAnsi="Arial"/>
       <w:b/>
       <w:sz w:val="28"/>
     </w:rPr>
   </w:style>
-  <w:style w:type="paragraph" w:styleId="6">
+  <w:style w:type="paragraph" w:styleId="Heading5">
     <w:name w:val="heading 5"/>
-    <w:basedOn w:val="1"/>
-    <w:next w:val="1"/>
+    <w:basedOn w:val="Normal"/>
+    <w:next w:val="Normal"/>
     <w:semiHidden/>
     <w:unhideWhenUsed/>
     <w:qFormat/>
-    <w:uiPriority w:val="0"/>
     <w:pPr>
       <w:keepNext/>
       <w:keepLines/>
@@ -5664,14 +5545,13 @@
       <w:sz w:val="28"/>
     </w:rPr>
   </w:style>
-  <w:style w:type="paragraph" w:styleId="7">
+  <w:style w:type="paragraph" w:styleId="Heading6">
     <w:name w:val="heading 6"/>
-    <w:basedOn w:val="1"/>
-    <w:next w:val="1"/>
+    <w:basedOn w:val="Normal"/>
+    <w:next w:val="Normal"/>
     <w:semiHidden/>
     <w:unhideWhenUsed/>
     <w:qFormat/>
-    <w:uiPriority w:val="0"/>
     <w:pPr>
       <w:keepNext/>
       <w:keepLines/>
@@ -5684,19 +5564,18 @@
       <w:outlineLvl w:val="5"/>
     </w:pPr>
     <w:rPr>
-      <w:rFonts w:ascii="Arial" w:hAnsi="Arial" w:eastAsia="黑体"/>
+      <w:rFonts w:ascii="Arial" w:eastAsia="黑体" w:hAnsi="Arial"/>
       <w:b/>
       <w:sz w:val="24"/>
     </w:rPr>
   </w:style>
-  <w:style w:type="paragraph" w:styleId="8">
+  <w:style w:type="paragraph" w:styleId="Heading7">
     <w:name w:val="heading 7"/>
-    <w:basedOn w:val="1"/>
-    <w:next w:val="1"/>
+    <w:basedOn w:val="Normal"/>
+    <w:next w:val="Normal"/>
     <w:semiHidden/>
     <w:unhideWhenUsed/>
     <w:qFormat/>
-    <w:uiPriority w:val="0"/>
     <w:pPr>
       <w:keepNext/>
       <w:keepLines/>
@@ -5713,14 +5592,13 @@
       <w:sz w:val="24"/>
     </w:rPr>
   </w:style>
-  <w:style w:type="paragraph" w:styleId="9">
+  <w:style w:type="paragraph" w:styleId="Heading8">
     <w:name w:val="heading 8"/>
-    <w:basedOn w:val="1"/>
-    <w:next w:val="1"/>
+    <w:basedOn w:val="Normal"/>
+    <w:next w:val="Normal"/>
     <w:semiHidden/>
     <w:unhideWhenUsed/>
     <w:qFormat/>
-    <w:uiPriority w:val="0"/>
     <w:pPr>
       <w:keepNext/>
       <w:keepLines/>
@@ -5733,18 +5611,17 @@
       <w:outlineLvl w:val="7"/>
     </w:pPr>
     <w:rPr>
-      <w:rFonts w:ascii="Arial" w:hAnsi="Arial" w:eastAsia="黑体"/>
+      <w:rFonts w:ascii="Arial" w:eastAsia="黑体" w:hAnsi="Arial"/>
       <w:sz w:val="24"/>
     </w:rPr>
   </w:style>
-  <w:style w:type="paragraph" w:styleId="10">
+  <w:style w:type="paragraph" w:styleId="Heading9">
     <w:name w:val="heading 9"/>
-    <w:basedOn w:val="1"/>
-    <w:next w:val="1"/>
+    <w:basedOn w:val="Normal"/>
+    <w:next w:val="Normal"/>
     <w:semiHidden/>
     <w:unhideWhenUsed/>
     <w:qFormat/>
-    <w:uiPriority w:val="0"/>
     <w:pPr>
       <w:keepNext/>
       <w:keepLines/>
@@ -5757,21 +5634,19 @@
       <w:outlineLvl w:val="8"/>
     </w:pPr>
     <w:rPr>
-      <w:rFonts w:ascii="Arial" w:hAnsi="Arial" w:eastAsia="黑体"/>
+      <w:rFonts w:ascii="Arial" w:eastAsia="黑体" w:hAnsi="Arial"/>
       <w:sz w:val="21"/>
     </w:rPr>
   </w:style>
-  <w:style w:type="character" w:default="1" w:styleId="22">
+  <w:style w:type="character" w:default="1" w:styleId="DefaultParagraphFont">
     <w:name w:val="Default Paragraph Font"/>
     <w:semiHidden/>
     <w:qFormat/>
-    <w:uiPriority w:val="0"/>
   </w:style>
-  <w:style w:type="table" w:default="1" w:styleId="20">
+  <w:style w:type="table" w:default="1" w:styleId="TableNormal">
     <w:name w:val="Normal Table"/>
     <w:semiHidden/>
     <w:qFormat/>
-    <w:uiPriority w:val="0"/>
     <w:tblPr>
       <w:tblCellMar>
         <w:top w:w="0" w:type="dxa"/>
@@ -5781,43 +5656,39 @@
       </w:tblCellMar>
     </w:tblPr>
   </w:style>
-  <w:style w:type="paragraph" w:styleId="11">
+  <w:style w:type="paragraph" w:styleId="CommentText">
     <w:name w:val="annotation text"/>
-    <w:basedOn w:val="1"/>
+    <w:basedOn w:val="Normal"/>
     <w:qFormat/>
-    <w:uiPriority w:val="0"/>
     <w:pPr>
       <w:jc w:val="left"/>
     </w:pPr>
   </w:style>
-  <w:style w:type="paragraph" w:styleId="12">
+  <w:style w:type="paragraph" w:styleId="BodyText">
     <w:name w:val="Body Text"/>
-    <w:basedOn w:val="1"/>
+    <w:basedOn w:val="Normal"/>
     <w:semiHidden/>
     <w:qFormat/>
-    <w:uiPriority w:val="0"/>
     <w:rPr>
-      <w:rFonts w:ascii="Arial" w:hAnsi="Arial" w:eastAsia="Arial" w:cs="Arial"/>
+      <w:rFonts w:ascii="Arial" w:eastAsia="Arial" w:hAnsi="Arial" w:cs="Arial"/>
       <w:sz w:val="21"/>
       <w:szCs w:val="21"/>
       <w:lang w:val="en-US" w:eastAsia="en-US" w:bidi="ar-SA"/>
     </w:rPr>
   </w:style>
-  <w:style w:type="paragraph" w:styleId="13">
+  <w:style w:type="paragraph" w:styleId="TOC3">
     <w:name w:val="toc 3"/>
-    <w:basedOn w:val="1"/>
-    <w:next w:val="1"/>
+    <w:basedOn w:val="Normal"/>
+    <w:next w:val="Normal"/>
     <w:qFormat/>
-    <w:uiPriority w:val="0"/>
     <w:pPr>
       <w:ind w:left="840" w:leftChars="400"/>
     </w:pPr>
   </w:style>
-  <w:style w:type="paragraph" w:styleId="14">
+  <w:style w:type="paragraph" w:styleId="Footer">
     <w:name w:val="footer"/>
-    <w:basedOn w:val="1"/>
+    <w:basedOn w:val="Normal"/>
     <w:qFormat/>
-    <w:uiPriority w:val="0"/>
     <w:pPr>
       <w:tabs>
         <w:tab w:val="center" w:pos="4153"/>
@@ -5830,17 +5701,16 @@
       <w:sz w:val="18"/>
     </w:rPr>
   </w:style>
-  <w:style w:type="paragraph" w:styleId="15">
+  <w:style w:type="paragraph" w:styleId="Header">
     <w:name w:val="header"/>
-    <w:basedOn w:val="1"/>
+    <w:basedOn w:val="Normal"/>
     <w:qFormat/>
-    <w:uiPriority w:val="0"/>
     <w:pPr>
       <w:pBdr>
-        <w:top w:val="none" w:color="auto" w:sz="0" w:space="0"/>
-        <w:left w:val="none" w:color="auto" w:sz="0" w:space="0"/>
-        <w:bottom w:val="none" w:color="auto" w:sz="0" w:space="0"/>
-        <w:right w:val="none" w:color="auto" w:sz="0" w:space="0"/>
+        <w:top w:val="nil"/>
+        <w:left w:val="nil"/>
+        <w:bottom w:val="nil"/>
+        <w:right w:val="nil"/>
       </w:pBdr>
       <w:tabs>
         <w:tab w:val="center" w:pos="4153"/>
@@ -5855,41 +5725,37 @@
       <w:sz w:val="18"/>
     </w:rPr>
   </w:style>
-  <w:style w:type="paragraph" w:styleId="16">
+  <w:style w:type="paragraph" w:styleId="TOC1">
     <w:name w:val="toc 1"/>
-    <w:basedOn w:val="1"/>
-    <w:next w:val="1"/>
+    <w:basedOn w:val="Normal"/>
+    <w:next w:val="Normal"/>
     <w:qFormat/>
-    <w:uiPriority w:val="0"/>
     <w:rPr>
-      <w:rFonts w:ascii="Arial" w:hAnsi="Arial" w:eastAsia="Microsoft JhengHei"/>
+      <w:rFonts w:ascii="Arial" w:eastAsia="Microsoft JhengHei" w:hAnsi="Arial"/>
       <w:sz w:val="24"/>
     </w:rPr>
   </w:style>
-  <w:style w:type="paragraph" w:styleId="17">
+  <w:style w:type="paragraph" w:styleId="TOC2">
     <w:name w:val="toc 2"/>
-    <w:basedOn w:val="1"/>
-    <w:next w:val="1"/>
+    <w:basedOn w:val="Normal"/>
+    <w:next w:val="Normal"/>
     <w:qFormat/>
-    <w:uiPriority w:val="0"/>
     <w:pPr>
       <w:ind w:left="420" w:leftChars="200"/>
     </w:pPr>
   </w:style>
-  <w:style w:type="paragraph" w:styleId="18">
+  <w:style w:type="paragraph" w:styleId="NormalWeb">
     <w:name w:val="Normal (Web)"/>
-    <w:basedOn w:val="1"/>
+    <w:basedOn w:val="Normal"/>
     <w:qFormat/>
-    <w:uiPriority w:val="0"/>
     <w:rPr>
       <w:sz w:val="24"/>
     </w:rPr>
   </w:style>
-  <w:style w:type="paragraph" w:styleId="19">
+  <w:style w:type="paragraph" w:styleId="Title">
     <w:name w:val="Title"/>
-    <w:basedOn w:val="1"/>
+    <w:basedOn w:val="Normal"/>
     <w:qFormat/>
-    <w:uiPriority w:val="0"/>
     <w:pPr>
       <w:spacing w:before="240" w:beforeLines="0" w:beforeAutospacing="0" w:after="60" w:afterLines="0" w:afterAutospacing="0"/>
       <w:jc w:val="center"/>
@@ -5901,83 +5767,77 @@
       <w:sz w:val="32"/>
     </w:rPr>
   </w:style>
-  <w:style w:type="table" w:styleId="21">
+  <w:style w:type="table" w:styleId="TableGrid">
     <w:name w:val="Table Grid"/>
-    <w:basedOn w:val="20"/>
+    <w:basedOn w:val="TableNormal"/>
     <w:qFormat/>
-    <w:uiPriority w:val="0"/>
     <w:pPr>
       <w:widowControl w:val="0"/>
       <w:jc w:val="both"/>
     </w:pPr>
     <w:tblPr>
       <w:tblBorders>
-        <w:top w:val="single" w:color="auto" w:sz="4" w:space="0"/>
-        <w:left w:val="single" w:color="auto" w:sz="4" w:space="0"/>
-        <w:bottom w:val="single" w:color="auto" w:sz="4" w:space="0"/>
-        <w:right w:val="single" w:color="auto" w:sz="4" w:space="0"/>
-        <w:insideH w:val="single" w:color="auto" w:sz="4" w:space="0"/>
-        <w:insideV w:val="single" w:color="auto" w:sz="4" w:space="0"/>
+        <w:top w:val="single" w:sz="4" w:space="0" w:color="auto"/>
+        <w:left w:val="single" w:sz="4" w:space="0" w:color="auto"/>
+        <w:bottom w:val="single" w:sz="4" w:space="0" w:color="auto"/>
+        <w:right w:val="single" w:sz="4" w:space="0" w:color="auto"/>
+        <w:insideH w:val="single" w:sz="4" w:space="0" w:color="auto"/>
+        <w:insideV w:val="single" w:sz="4" w:space="0" w:color="auto"/>
       </w:tblBorders>
     </w:tblPr>
   </w:style>
-  <w:style w:type="character" w:styleId="23">
+  <w:style w:type="character" w:styleId="Strong">
     <w:name w:val="Strong"/>
-    <w:basedOn w:val="22"/>
+    <w:basedOn w:val="DefaultParagraphFont"/>
     <w:qFormat/>
-    <w:uiPriority w:val="0"/>
     <w:rPr>
       <w:b/>
     </w:rPr>
   </w:style>
-  <w:style w:type="character" w:styleId="24">
+  <w:style w:type="character" w:styleId="Hyperlink">
     <w:name w:val="Hyperlink"/>
-    <w:basedOn w:val="22"/>
+    <w:basedOn w:val="DefaultParagraphFont"/>
     <w:qFormat/>
-    <w:uiPriority w:val="0"/>
     <w:rPr>
       <w:color w:val="0000FF"/>
       <w:u w:val="single"/>
     </w:rPr>
   </w:style>
-  <w:style w:type="paragraph" w:customStyle="1" w:styleId="25">
+  <w:style w:type="paragraph" w:customStyle="1" w:styleId="a">
     <w:name w:val="柴_公司名"/>
-    <w:basedOn w:val="19"/>
+    <w:basedOn w:val="Title"/>
     <w:qFormat/>
-    <w:uiPriority w:val="0"/>
     <w:pPr>
       <w:spacing w:after="600" w:afterLines="600"/>
     </w:pPr>
     <w:rPr>
-      <w:rFonts w:hint="eastAsia" w:ascii="宋体" w:hAnsi="宋体" w:eastAsia="宋体" w:cs="宋体"/>
+      <w:rFonts w:ascii="宋体" w:eastAsia="宋体" w:hAnsi="宋体" w:cs="宋体" w:hint="eastAsia"/>
       <w:bCs/>
       <w:spacing w:val="-6"/>
       <w:sz w:val="52"/>
       <w:szCs w:val="52"/>
     </w:rPr>
   </w:style>
-  <w:style w:type="paragraph" w:customStyle="1" w:styleId="26">
+  <w:style w:type="paragraph" w:customStyle="1" w:styleId="a0">
     <w:name w:val="柴_文档名"/>
-    <w:basedOn w:val="19"/>
+    <w:basedOn w:val="Title"/>
     <w:qFormat/>
-    <w:uiPriority w:val="0"/>
     <w:pPr>
       <w:spacing w:after="900" w:afterLines="900"/>
     </w:pPr>
     <w:rPr>
-      <w:rFonts w:ascii="黑体" w:hAnsi="黑体" w:eastAsia="黑体" w:cs="黑体"/>
+      <w:rFonts w:ascii="黑体" w:eastAsia="黑体" w:hAnsi="黑体" w:cs="黑体"/>
       <w:bCs/>
       <w:spacing w:val="-7"/>
       <w:sz w:val="52"/>
       <w:szCs w:val="52"/>
     </w:rPr>
   </w:style>
-  <w:style w:type="table" w:customStyle="1" w:styleId="27">
+  <w:style w:type="table" w:customStyle="1" w:styleId="TableNormal0">
     <w:name w:val="Table Normal_0"/>
     <w:semiHidden/>
     <w:unhideWhenUsed/>
     <w:qFormat/>
-    <w:uiPriority w:val="0"/>
     <w:tblPr>
       <w:tblCellMar>
         <w:top w:w="0" w:type="dxa"/>
@@ -5987,87 +5847,81 @@
       </w:tblCellMar>
     </w:tblPr>
   </w:style>
-  <w:style w:type="paragraph" w:customStyle="1" w:styleId="28">
+  <w:style w:type="paragraph" w:customStyle="1" w:styleId="TableText">
     <w:name w:val="Table Text"/>
-    <w:basedOn w:val="1"/>
+    <w:basedOn w:val="Normal"/>
     <w:semiHidden/>
     <w:qFormat/>
-    <w:uiPriority w:val="0"/>
     <w:rPr>
-      <w:rFonts w:ascii="宋体" w:hAnsi="宋体" w:eastAsia="宋体" w:cs="宋体"/>
+      <w:rFonts w:ascii="宋体" w:eastAsia="宋体" w:hAnsi="宋体" w:cs="宋体"/>
       <w:sz w:val="21"/>
       <w:szCs w:val="21"/>
       <w:lang w:val="en-US" w:eastAsia="en-US" w:bidi="ar-SA"/>
     </w:rPr>
   </w:style>
-  <w:style w:type="paragraph" w:customStyle="1" w:styleId="29">
+  <w:style w:type="paragraph" w:customStyle="1" w:styleId="1">
     <w:name w:val="柴_标题1"/>
-    <w:basedOn w:val="2"/>
-    <w:next w:val="30"/>
-    <w:link w:val="39"/>
+    <w:basedOn w:val="Heading1"/>
+    <w:next w:val="a1"/>
+    <w:link w:val="1Char"/>
     <w:qFormat/>
-    <w:uiPriority w:val="0"/>
     <w:pPr>
       <w:spacing w:before="100" w:after="90" w:line="360" w:lineRule="auto"/>
     </w:pPr>
     <w:rPr>
-      <w:rFonts w:ascii="Arial" w:hAnsi="Arial" w:eastAsia="宋体"/>
+      <w:rFonts w:ascii="Arial" w:eastAsia="宋体" w:hAnsi="Arial"/>
       <w:sz w:val="32"/>
     </w:rPr>
   </w:style>
-  <w:style w:type="paragraph" w:customStyle="1" w:styleId="30">
+  <w:style w:type="paragraph" w:customStyle="1" w:styleId="a1">
     <w:name w:val="柴_正文"/>
-    <w:basedOn w:val="12"/>
-    <w:link w:val="43"/>
+    <w:basedOn w:val="BodyText"/>
+    <w:link w:val="Char"/>
     <w:qFormat/>
-    <w:uiPriority w:val="0"/>
     <w:pPr>
       <w:spacing w:line="360" w:lineRule="auto"/>
       <w:ind w:firstLine="470" w:firstLineChars="200"/>
     </w:pPr>
     <w:rPr>
-      <w:rFonts w:ascii="Arial" w:hAnsi="Arial" w:eastAsia="宋体"/>
+      <w:rFonts w:ascii="Arial" w:eastAsia="宋体" w:hAnsi="Arial"/>
       <w:sz w:val="24"/>
       <w:lang w:eastAsia="zh-CN"/>
     </w:rPr>
   </w:style>
-  <w:style w:type="paragraph" w:customStyle="1" w:styleId="31">
+  <w:style w:type="paragraph" w:customStyle="1" w:styleId="2">
     <w:name w:val="柴_标题2"/>
-    <w:basedOn w:val="3"/>
-    <w:next w:val="30"/>
+    <w:basedOn w:val="Heading2"/>
+    <w:next w:val="a1"/>
     <w:qFormat/>
-    <w:uiPriority w:val="0"/>
     <w:pPr>
       <w:spacing w:line="360" w:lineRule="auto"/>
     </w:pPr>
     <w:rPr>
-      <w:rFonts w:ascii="Arial" w:hAnsi="Arial" w:eastAsia="宋体"/>
+      <w:rFonts w:ascii="Arial" w:eastAsia="宋体" w:hAnsi="Arial"/>
       <w:sz w:val="28"/>
     </w:rPr>
   </w:style>
-  <w:style w:type="paragraph" w:customStyle="1" w:styleId="32">
+  <w:style w:type="paragraph" w:customStyle="1" w:styleId="3">
     <w:name w:val="柴_标题3"/>
-    <w:basedOn w:val="4"/>
-    <w:next w:val="30"/>
+    <w:basedOn w:val="Heading3"/>
+    <w:next w:val="a1"/>
     <w:qFormat/>
-    <w:uiPriority w:val="0"/>
     <w:pPr>
       <w:spacing w:line="360" w:lineRule="auto"/>
       <w:ind w:left="0" w:firstLine="472" w:firstLineChars="200"/>
     </w:pPr>
     <w:rPr>
-      <w:rFonts w:ascii="宋体" w:hAnsi="宋体" w:eastAsia="宋体" w:cs="宋体"/>
+      <w:rFonts w:ascii="宋体" w:eastAsia="宋体" w:hAnsi="宋体" w:cs="宋体"/>
       <w:spacing w:val="-2"/>
       <w:sz w:val="24"/>
       <w:szCs w:val="24"/>
     </w:rPr>
   </w:style>
-  <w:style w:type="paragraph" w:customStyle="1" w:styleId="33">
+  <w:style w:type="paragraph" w:customStyle="1" w:styleId="a2">
     <w:name w:val="柴_目录"/>
-    <w:basedOn w:val="1"/>
-    <w:next w:val="12"/>
+    <w:basedOn w:val="Normal"/>
+    <w:next w:val="BodyText"/>
     <w:qFormat/>
-    <w:uiPriority w:val="0"/>
     <w:pPr>
       <w:tabs>
         <w:tab w:val="right" w:leader="dot" w:pos="8442"/>
@@ -6075,64 +5929,59 @@
       <w:ind w:left="0" w:leftChars="0"/>
     </w:pPr>
     <w:rPr>
-      <w:rFonts w:ascii="Arial" w:hAnsi="Arial" w:eastAsia="Microsoft JhengHei"/>
+      <w:rFonts w:ascii="Arial" w:eastAsia="Microsoft JhengHei" w:hAnsi="Arial"/>
       <w:sz w:val="24"/>
     </w:rPr>
   </w:style>
-  <w:style w:type="paragraph" w:customStyle="1" w:styleId="34">
+  <w:style w:type="paragraph" w:customStyle="1" w:styleId="WPSOffice1">
     <w:name w:val="WPSOffice手动目录 1"/>
     <w:qFormat/>
-    <w:uiPriority w:val="0"/>
     <w:pPr>
       <w:ind w:leftChars="0"/>
     </w:pPr>
     <w:rPr>
-      <w:rFonts w:ascii="Times New Roman" w:hAnsi="Times New Roman" w:eastAsia="宋体" w:cs="Times New Roman"/>
+      <w:rFonts w:ascii="Times New Roman" w:eastAsia="宋体" w:hAnsi="Times New Roman" w:cs="Times New Roman"/>
       <w:sz w:val="20"/>
       <w:szCs w:val="20"/>
     </w:rPr>
   </w:style>
-  <w:style w:type="paragraph" w:customStyle="1" w:styleId="35">
+  <w:style w:type="paragraph" w:customStyle="1" w:styleId="WPSOffice2">
     <w:name w:val="WPSOffice手动目录 2"/>
     <w:qFormat/>
-    <w:uiPriority w:val="0"/>
     <w:pPr>
       <w:ind w:leftChars="200"/>
     </w:pPr>
     <w:rPr>
-      <w:rFonts w:ascii="Times New Roman" w:hAnsi="Times New Roman" w:eastAsia="宋体" w:cs="Times New Roman"/>
+      <w:rFonts w:ascii="Times New Roman" w:eastAsia="宋体" w:hAnsi="Times New Roman" w:cs="Times New Roman"/>
       <w:sz w:val="20"/>
       <w:szCs w:val="20"/>
     </w:rPr>
   </w:style>
-  <w:style w:type="paragraph" w:customStyle="1" w:styleId="36">
+  <w:style w:type="paragraph" w:customStyle="1" w:styleId="WPSOffice3">
     <w:name w:val="WPSOffice手动目录 3"/>
     <w:qFormat/>
-    <w:uiPriority w:val="0"/>
     <w:pPr>
       <w:ind w:leftChars="400"/>
     </w:pPr>
     <w:rPr>
-      <w:rFonts w:ascii="Times New Roman" w:hAnsi="Times New Roman" w:eastAsia="宋体" w:cs="Times New Roman"/>
+      <w:rFonts w:ascii="Times New Roman" w:eastAsia="宋体" w:hAnsi="Times New Roman" w:cs="Times New Roman"/>
       <w:sz w:val="20"/>
       <w:szCs w:val="20"/>
     </w:rPr>
   </w:style>
-  <w:style w:type="paragraph" w:customStyle="1" w:styleId="37">
+  <w:style w:type="paragraph" w:customStyle="1" w:styleId="Compact">
     <w:name w:val="Compact"/>
-    <w:basedOn w:val="12"/>
+    <w:basedOn w:val="BodyText"/>
     <w:qFormat/>
-    <w:uiPriority w:val="0"/>
     <w:pPr>
       <w:spacing w:before="36" w:after="36"/>
     </w:pPr>
   </w:style>
-  <w:style w:type="table" w:customStyle="1" w:styleId="38">
+  <w:style w:type="table" w:customStyle="1" w:styleId="Table">
     <w:name w:val="Table"/>
     <w:semiHidden/>
     <w:unhideWhenUsed/>
     <w:qFormat/>
-    <w:uiPriority w:val="0"/>
     <w:tblPr>
       <w:tblCellMar>
         <w:top w:w="0" w:type="dxa"/>
@@ -6144,28 +5993,26 @@
     <w:tblStylePr w:type="firstRow">
       <w:tcPr>
         <w:tcBorders>
-          <w:bottom w:val="single" w:color="auto" w:sz="0" w:space="0"/>
+          <w:bottom w:val="single" w:sz="0" w:space="0" w:color="auto"/>
         </w:tcBorders>
         <w:vAlign w:val="bottom"/>
       </w:tcPr>
     </w:tblStylePr>
   </w:style>
-  <w:style w:type="character" w:customStyle="1" w:styleId="39">
+  <w:style w:type="character" w:customStyle="1" w:styleId="1Char">
     <w:name w:val="柴_标题1 Char"/>
-    <w:link w:val="29"/>
+    <w:link w:val="1"/>
     <w:qFormat/>
-    <w:uiPriority w:val="0"/>
     <w:rPr>
-      <w:rFonts w:ascii="Arial" w:hAnsi="Arial" w:eastAsia="宋体"/>
+      <w:rFonts w:ascii="Arial" w:eastAsia="宋体" w:hAnsi="Arial"/>
       <w:sz w:val="32"/>
     </w:rPr>
   </w:style>
-  <w:style w:type="table" w:customStyle="1" w:styleId="40">
+  <w:style w:type="table" w:customStyle="1" w:styleId="TableNormal1">
     <w:name w:val="Table Normal_1"/>
     <w:semiHidden/>
     <w:unhideWhenUsed/>
     <w:qFormat/>
-    <w:uiPriority w:val="0"/>
     <w:tblPr>
       <w:tblCellMar>
         <w:top w:w="0" w:type="dxa"/>
@@ -6175,11 +6022,10 @@
       </w:tblCellMar>
     </w:tblPr>
   </w:style>
-  <w:style w:type="paragraph" w:customStyle="1" w:styleId="41">
+  <w:style w:type="paragraph" w:customStyle="1" w:styleId="a3">
     <w:name w:val="柴_正文_无缩进"/>
-    <w:basedOn w:val="1"/>
+    <w:basedOn w:val="Normal"/>
     <w:qFormat/>
-    <w:uiPriority w:val="0"/>
     <w:pPr>
       <w:ind w:firstLine="0" w:firstLineChars="0"/>
     </w:pPr>
@@ -6189,31 +6035,29 @@
       <w:lang w:eastAsia="zh-CN"/>
     </w:rPr>
   </w:style>
-  <w:style w:type="paragraph" w:customStyle="1" w:styleId="42">
+  <w:style w:type="paragraph" w:customStyle="1" w:styleId="4">
     <w:name w:val="柴_标题4"/>
-    <w:basedOn w:val="5"/>
-    <w:next w:val="1"/>
+    <w:basedOn w:val="Heading4"/>
+    <w:next w:val="Normal"/>
     <w:qFormat/>
-    <w:uiPriority w:val="0"/>
     <w:pPr>
       <w:widowControl w:val="0"/>
       <w:spacing w:before="160" w:line="360" w:lineRule="auto"/>
-      <w:ind w:left="981" w:leftChars="300" w:hanging="862"/>
+      <w:ind w:left="981" w:hanging="862" w:leftChars="300"/>
     </w:pPr>
     <w:rPr>
-      <w:rFonts w:hint="eastAsia" w:ascii="Calibri" w:hAnsi="Calibri" w:eastAsia="宋体" w:cs="宋体"/>
+      <w:rFonts w:ascii="Calibri" w:eastAsia="宋体" w:hAnsi="Calibri" w:cs="宋体" w:hint="eastAsia"/>
       <w:sz w:val="24"/>
       <w:szCs w:val="24"/>
       <w:lang w:eastAsia="zh-CN" w:bidi="zh-CN"/>
     </w:rPr>
   </w:style>
-  <w:style w:type="character" w:customStyle="1" w:styleId="43">
+  <w:style w:type="character" w:customStyle="1" w:styleId="Char">
     <w:name w:val="柴_正文 Char"/>
-    <w:link w:val="30"/>
+    <w:link w:val="a1"/>
     <w:qFormat/>
-    <w:uiPriority w:val="0"/>
     <w:rPr>
-      <w:rFonts w:ascii="Arial" w:hAnsi="Arial" w:eastAsia="宋体"/>
+      <w:rFonts w:ascii="Arial" w:eastAsia="宋体" w:hAnsi="Arial"/>
       <w:sz w:val="24"/>
       <w:lang w:eastAsia="zh-CN"/>
     </w:rPr>

--- a/8.资源管理/1.流程制度规范类文件/TXHS-08-02-服务台管理制度.docx
+++ b/8.资源管理/1.流程制度规范类文件/TXHS-08-02-服务台管理制度.docx
@@ -1332,7 +1332,7 @@
                 <w:vertAlign w:val="baseline"/>
                 <w:lang w:val="en-US" w:eastAsia="zh-CN"/>
               </w:rPr>
-              <w:t>强宇涛</w:t>
+              <w:t>程方</w:t>
             </w:r>
           </w:p>
         </w:tc>
@@ -1379,7 +1379,7 @@
                 <w:vertAlign w:val="baseline"/>
                 <w:lang w:val="en-US" w:eastAsia="zh-CN"/>
               </w:rPr>
-              <w:t>陈凯</w:t>
+              <w:t>茅建根</w:t>
             </w:r>
           </w:p>
         </w:tc>
@@ -1657,7 +1657,7 @@
                 <w:vertAlign w:val="baseline"/>
                 <w:lang w:val="en-US" w:eastAsia="zh-CN"/>
               </w:rPr>
-              <w:t>强宇涛</w:t>
+              <w:t>程方</w:t>
             </w:r>
           </w:p>
         </w:tc>
@@ -1704,7 +1704,7 @@
                 <w:vertAlign w:val="baseline"/>
                 <w:lang w:val="en-US" w:eastAsia="zh-CN"/>
               </w:rPr>
-              <w:t>陈凯</w:t>
+              <w:t>茅建根</w:t>
             </w:r>
           </w:p>
         </w:tc>

--- a/8.资源管理/1.流程制度规范类文件/TXHS-08-02-服务台管理制度.docx
+++ b/8.资源管理/1.流程制度规范类文件/TXHS-08-02-服务台管理制度.docx
@@ -1,11 +1,10 @@
 
 <file path=word/document.xml><?xml version="1.0" encoding="utf-8"?>
-<w:document xmlns:wpc="http://schemas.microsoft.com/office/word/2010/wordprocessingCanvas" xmlns:mc="http://schemas.openxmlformats.org/markup-compatibility/2006" xmlns:o="urn:schemas-microsoft-com:office:office" xmlns:r="http://schemas.openxmlformats.org/officeDocument/2006/relationships" xmlns:m="http://schemas.openxmlformats.org/officeDocument/2006/math" xmlns:v="urn:schemas-microsoft-com:vml" xmlns:wp14="http://schemas.microsoft.com/office/word/2010/wordprocessingDrawing" xmlns:wp="http://schemas.openxmlformats.org/drawingml/2006/wordprocessingDrawing" xmlns:w10="urn:schemas-microsoft-com:office:word" xmlns:w="http://schemas.openxmlformats.org/wordprocessingml/2006/main" xmlns:w14="http://schemas.microsoft.com/office/word/2010/wordml" xmlns:w15="http://schemas.microsoft.com/office/word/2012/wordml" xmlns:wne="http://schemas.microsoft.com/office/word/2006/wordml" xmlns:wpg="http://schemas.microsoft.com/office/word/2010/wordprocessingGroup" xmlns:wpi="http://schemas.microsoft.com/office/word/2010/wordprocessingInk" xmlns:wps="http://schemas.microsoft.com/office/word/2010/wordprocessingShape" mc:Ignorable="w14 w15 wp14">
-  <!-- Generated by Aspose.Words for .NET 13.3.0.1 -->
+<w:document xmlns:wpc="http://schemas.microsoft.com/office/word/2010/wordprocessingCanvas" xmlns:mc="http://schemas.openxmlformats.org/markup-compatibility/2006" xmlns:o="urn:schemas-microsoft-com:office:office" xmlns:r="http://schemas.openxmlformats.org/officeDocument/2006/relationships" xmlns:m="http://schemas.openxmlformats.org/officeDocument/2006/math" xmlns:v="urn:schemas-microsoft-com:vml" xmlns:wp14="http://schemas.microsoft.com/office/word/2010/wordprocessingDrawing" xmlns:wp="http://schemas.openxmlformats.org/drawingml/2006/wordprocessingDrawing" xmlns:w="http://schemas.openxmlformats.org/wordprocessingml/2006/main" xmlns:w14="http://schemas.microsoft.com/office/word/2010/wordml" xmlns:w10="urn:schemas-microsoft-com:office:word" xmlns:w15="http://schemas.microsoft.com/office/word/2012/wordml" xmlns:wpg="http://schemas.microsoft.com/office/word/2010/wordprocessingGroup" xmlns:wpi="http://schemas.microsoft.com/office/word/2010/wordprocessingInk" xmlns:wne="http://schemas.microsoft.com/office/word/2006/wordml" xmlns:wps="http://schemas.microsoft.com/office/word/2010/wordprocessingShape" xmlns:wpsCustomData="http://www.wps.cn/officeDocument/2013/wpsCustomData" mc:Ignorable="w14 w15 wp14">
   <w:body>
     <w:p>
       <w:pPr>
-        <w:pStyle w:val="a"/>
+        <w:pStyle w:val="25"/>
         <w:keepNext w:val="0"/>
         <w:keepLines w:val="0"/>
         <w:pageBreakBefore w:val="0"/>
@@ -25,7 +24,7 @@
       <w:bookmarkStart w:id="0" w:name="_Toc2660"/>
       <w:r>
         <w:drawing>
-          <wp:anchor distT="0" distB="0" distL="114300" distR="114300" simplePos="0" relativeHeight="251660288" behindDoc="1" locked="0" layoutInCell="1" allowOverlap="1">
+          <wp:anchor distT="0" distB="0" distL="114300" distR="114300" simplePos="0" relativeHeight="251661312" behindDoc="1" locked="0" layoutInCell="1" allowOverlap="1">
             <wp:simplePos x="0" y="0"/>
             <wp:positionH relativeFrom="column">
               <wp:posOffset>-19050</wp:posOffset>
@@ -50,7 +49,7 @@
                     </pic:cNvPicPr>
                   </pic:nvPicPr>
                   <pic:blipFill>
-                    <a:blip xmlns:r="http://schemas.openxmlformats.org/officeDocument/2006/relationships" r:embed="rId4"/>
+                    <a:blip r:embed="rId8"/>
                     <a:stretch>
                       <a:fillRect/>
                     </a:stretch>
@@ -76,7 +75,7 @@
       </w:r>
       <w:r>
         <w:drawing>
-          <wp:anchor distT="0" distB="0" distL="114300" distR="114300" simplePos="0" relativeHeight="251659264" behindDoc="1" locked="0" layoutInCell="1" allowOverlap="1">
+          <wp:anchor distT="0" distB="0" distL="114300" distR="114300" simplePos="0" relativeHeight="251660288" behindDoc="1" locked="0" layoutInCell="1" allowOverlap="1">
             <wp:simplePos x="0" y="0"/>
             <wp:positionH relativeFrom="column">
               <wp:posOffset>0</wp:posOffset>
@@ -101,7 +100,7 @@
                     </pic:cNvPicPr>
                   </pic:nvPicPr>
                   <pic:blipFill>
-                    <a:blip xmlns:r="http://schemas.openxmlformats.org/officeDocument/2006/relationships" r:embed="rId5"/>
+                    <a:blip r:embed="rId9"/>
                     <a:stretch>
                       <a:fillRect/>
                     </a:stretch>
@@ -131,7 +130,7 @@
           <w:lang w:val="en-US" w:eastAsia="zh-CN"/>
         </w:rPr>
         <w:drawing>
-          <wp:anchor distT="0" distB="0" distL="114300" distR="114300" simplePos="0" relativeHeight="251658240" behindDoc="1" locked="0" layoutInCell="1" allowOverlap="1">
+          <wp:anchor distT="0" distB="0" distL="114300" distR="114300" simplePos="0" relativeHeight="251659264" behindDoc="1" locked="0" layoutInCell="1" allowOverlap="1">
             <wp:simplePos x="0" y="0"/>
             <wp:positionH relativeFrom="column">
               <wp:posOffset>635</wp:posOffset>
@@ -156,7 +155,7 @@
                     </pic:cNvPicPr>
                   </pic:nvPicPr>
                   <pic:blipFill>
-                    <a:blip xmlns:r="http://schemas.openxmlformats.org/officeDocument/2006/relationships" r:embed="rId6">
+                    <a:blip r:embed="rId10">
                       <a:alphaModFix amt="58000"/>
                       <a:lum contrast="-52000"/>
                     </a:blip>
@@ -190,7 +189,7 @@
     </w:p>
     <w:p>
       <w:pPr>
-        <w:pStyle w:val="a0"/>
+        <w:pStyle w:val="26"/>
         <w:keepNext w:val="0"/>
         <w:keepLines w:val="0"/>
         <w:pageBreakBefore w:val="0"/>
@@ -237,11 +236,11 @@
         <w:adjustRightInd w:val="0"/>
         <w:snapToGrid w:val="0"/>
         <w:spacing w:after="624" w:afterLines="200" w:line="219" w:lineRule="auto"/>
-        <w:ind w:left="0" w:right="0" w:firstLine="0" w:leftChars="0" w:rightChars="0" w:firstLineChars="0"/>
+        <w:ind w:left="0" w:leftChars="0" w:right="0" w:rightChars="0" w:firstLine="0" w:firstLineChars="0"/>
         <w:jc w:val="center"/>
         <w:textAlignment w:val="baseline"/>
         <w:rPr>
-          <w:rFonts w:ascii="宋体" w:eastAsia="宋体" w:hAnsi="宋体" w:cs="宋体" w:hint="eastAsia"/>
+          <w:rFonts w:hint="eastAsia" w:ascii="宋体" w:hAnsi="宋体" w:eastAsia="宋体" w:cs="宋体"/>
           <w:sz w:val="24"/>
           <w:szCs w:val="24"/>
           <w:lang w:val="en-US" w:eastAsia="zh-CN"/>
@@ -249,7 +248,7 @@
       </w:pPr>
       <w:r>
         <w:rPr>
-          <w:rFonts w:ascii="宋体" w:eastAsia="宋体" w:hAnsi="宋体" w:cs="宋体"/>
+          <w:rFonts w:ascii="宋体" w:hAnsi="宋体" w:eastAsia="宋体" w:cs="宋体"/>
           <w:b/>
           <w:bCs/>
           <w:spacing w:val="-3"/>
@@ -260,7 +259,7 @@
       </w:r>
       <w:r>
         <w:rPr>
-          <w:rFonts w:ascii="宋体" w:eastAsia="宋体" w:hAnsi="宋体" w:cs="宋体" w:hint="eastAsia"/>
+          <w:rFonts w:hint="eastAsia" w:ascii="宋体" w:hAnsi="宋体" w:eastAsia="宋体" w:cs="宋体"/>
           <w:b/>
           <w:bCs/>
           <w:spacing w:val="-3"/>
@@ -272,7 +271,7 @@
       </w:r>
       <w:r>
         <w:rPr>
-          <w:rFonts w:ascii="宋体" w:eastAsia="宋体" w:hAnsi="宋体" w:cs="宋体"/>
+          <w:rFonts w:ascii="宋体" w:hAnsi="宋体" w:eastAsia="宋体" w:cs="宋体"/>
           <w:b/>
           <w:bCs/>
           <w:spacing w:val="-3"/>
@@ -283,7 +282,7 @@
       </w:r>
       <w:r>
         <w:rPr>
-          <w:rFonts w:ascii="宋体" w:hAnsi="宋体" w:cs="宋体" w:hint="eastAsia"/>
+          <w:rFonts w:hint="eastAsia" w:ascii="宋体" w:hAnsi="宋体" w:cs="宋体"/>
           <w:b/>
           <w:bCs/>
           <w:spacing w:val="-3"/>
@@ -295,7 +294,7 @@
       </w:r>
       <w:r>
         <w:rPr>
-          <w:rFonts w:ascii="宋体" w:eastAsia="宋体" w:hAnsi="宋体" w:cs="宋体"/>
+          <w:rFonts w:ascii="宋体" w:hAnsi="宋体" w:eastAsia="宋体" w:cs="宋体"/>
           <w:b/>
           <w:bCs/>
           <w:spacing w:val="-3"/>
@@ -306,7 +305,7 @@
       </w:r>
       <w:r>
         <w:rPr>
-          <w:rFonts w:ascii="宋体" w:hAnsi="宋体" w:cs="宋体" w:hint="eastAsia"/>
+          <w:rFonts w:hint="eastAsia" w:ascii="宋体" w:hAnsi="宋体" w:cs="宋体"/>
           <w:b/>
           <w:bCs/>
           <w:spacing w:val="-3"/>
@@ -319,17 +318,18 @@
     </w:p>
     <w:tbl>
       <w:tblPr>
-        <w:tblStyle w:val="TableGrid"/>
+        <w:tblStyle w:val="21"/>
         <w:tblW w:w="0" w:type="auto"/>
         <w:jc w:val="center"/>
         <w:tblBorders>
-          <w:top w:val="nil"/>
-          <w:left w:val="nil"/>
-          <w:bottom w:val="nil"/>
-          <w:right w:val="nil"/>
-          <w:insideH w:val="nil"/>
-          <w:insideV w:val="nil"/>
+          <w:top w:val="none" w:color="auto" w:sz="0" w:space="0"/>
+          <w:left w:val="none" w:color="auto" w:sz="0" w:space="0"/>
+          <w:bottom w:val="none" w:color="auto" w:sz="0" w:space="0"/>
+          <w:right w:val="none" w:color="auto" w:sz="0" w:space="0"/>
+          <w:insideH w:val="none" w:color="auto" w:sz="0" w:space="0"/>
+          <w:insideV w:val="none" w:color="auto" w:sz="0" w:space="0"/>
         </w:tblBorders>
+        <w:tblLayout w:type="autofit"/>
         <w:tblCellMar>
           <w:top w:w="0" w:type="dxa"/>
           <w:left w:w="108" w:type="dxa"/>
@@ -343,15 +343,13 @@
       </w:tblGrid>
       <w:tr>
         <w:tblPrEx>
-          <w:tblW w:w="0" w:type="auto"/>
-          <w:jc w:val="center"/>
           <w:tblBorders>
-            <w:top w:val="nil"/>
-            <w:left w:val="nil"/>
-            <w:bottom w:val="nil"/>
-            <w:right w:val="nil"/>
-            <w:insideH w:val="nil"/>
-            <w:insideV w:val="nil"/>
+            <w:top w:val="none" w:color="auto" w:sz="0" w:space="0"/>
+            <w:left w:val="none" w:color="auto" w:sz="0" w:space="0"/>
+            <w:bottom w:val="none" w:color="auto" w:sz="0" w:space="0"/>
+            <w:right w:val="none" w:color="auto" w:sz="0" w:space="0"/>
+            <w:insideH w:val="none" w:color="auto" w:sz="0" w:space="0"/>
+            <w:insideV w:val="none" w:color="auto" w:sz="0" w:space="0"/>
           </w:tblBorders>
           <w:tblCellMar>
             <w:top w:w="0" w:type="dxa"/>
@@ -361,7 +359,7 @@
           </w:tblCellMar>
         </w:tblPrEx>
         <w:trPr>
-          <w:trHeight w:val="810"/>
+          <w:trHeight w:val="810" w:hRule="atLeast"/>
           <w:jc w:val="center"/>
         </w:trPr>
         <w:tc>
@@ -399,7 +397,7 @@
             </w:r>
             <w:r>
               <w:rPr>
-                <w:rFonts w:asciiTheme="minorAscii" w:eastAsiaTheme="minorEastAsia" w:hAnsiTheme="minorAscii" w:hint="default"/>
+                <w:rFonts w:hint="default" w:asciiTheme="minorAscii" w:hAnsiTheme="minorAscii" w:eastAsiaTheme="minorEastAsia"/>
                 <w:spacing w:val="227"/>
                 <w:sz w:val="21"/>
                 <w:vertAlign w:val="baseline"/>
@@ -453,7 +451,7 @@
             </w:r>
             <w:r>
               <w:rPr>
-                <w:rFonts w:asciiTheme="minorAscii" w:eastAsiaTheme="minorEastAsia" w:hAnsiTheme="minorAscii" w:hint="eastAsia"/>
+                <w:rFonts w:hint="eastAsia" w:asciiTheme="minorAscii" w:hAnsiTheme="minorAscii" w:eastAsiaTheme="minorEastAsia"/>
                 <w:spacing w:val="227"/>
                 <w:sz w:val="21"/>
                 <w:vertAlign w:val="baseline"/>
@@ -475,8 +473,14 @@
       </w:tr>
       <w:tr>
         <w:tblPrEx>
-          <w:tblW w:w="0" w:type="auto"/>
-          <w:jc w:val="center"/>
+          <w:tblBorders>
+            <w:top w:val="none" w:color="auto" w:sz="0" w:space="0"/>
+            <w:left w:val="none" w:color="auto" w:sz="0" w:space="0"/>
+            <w:bottom w:val="none" w:color="auto" w:sz="0" w:space="0"/>
+            <w:right w:val="none" w:color="auto" w:sz="0" w:space="0"/>
+            <w:insideH w:val="none" w:color="auto" w:sz="0" w:space="0"/>
+            <w:insideV w:val="none" w:color="auto" w:sz="0" w:space="0"/>
+          </w:tblBorders>
           <w:tblCellMar>
             <w:top w:w="0" w:type="dxa"/>
             <w:left w:w="108" w:type="dxa"/>
@@ -485,7 +489,7 @@
           </w:tblCellMar>
         </w:tblPrEx>
         <w:trPr>
-          <w:trHeight w:val="810"/>
+          <w:trHeight w:val="810" w:hRule="atLeast"/>
           <w:jc w:val="center"/>
         </w:trPr>
         <w:tc>
@@ -509,7 +513,7 @@
               <w:snapToGrid w:val="0"/>
               <w:textAlignment w:val="baseline"/>
               <w:rPr>
-                <w:rFonts w:ascii="Arial" w:eastAsia="Arial" w:hAnsi="Arial" w:cs="Arial" w:hint="default"/>
+                <w:rFonts w:hint="default" w:ascii="Arial" w:hAnsi="Arial" w:eastAsia="Arial" w:cs="Arial"/>
                 <w:snapToGrid w:val="0"/>
                 <w:color w:val="000000"/>
                 <w:kern w:val="0"/>
@@ -541,7 +545,7 @@
             </w:r>
             <w:r>
               <w:rPr>
-                <w:rFonts w:asciiTheme="minorAscii" w:eastAsiaTheme="minorEastAsia" w:hAnsiTheme="minorAscii" w:hint="default"/>
+                <w:rFonts w:hint="default" w:asciiTheme="minorAscii" w:hAnsiTheme="minorAscii" w:eastAsiaTheme="minorEastAsia"/>
                 <w:spacing w:val="227"/>
                 <w:sz w:val="21"/>
                 <w:vertAlign w:val="baseline"/>
@@ -583,7 +587,7 @@
               <w:snapToGrid w:val="0"/>
               <w:textAlignment w:val="baseline"/>
               <w:rPr>
-                <w:rFonts w:ascii="Arial" w:eastAsia="Arial" w:hAnsi="Arial" w:cs="Arial" w:hint="default"/>
+                <w:rFonts w:hint="default" w:ascii="Arial" w:hAnsi="Arial" w:eastAsia="Arial" w:cs="Arial"/>
                 <w:snapToGrid w:val="0"/>
                 <w:color w:val="000000"/>
                 <w:kern w:val="0"/>
@@ -599,21 +603,11 @@
                 <w:vertAlign w:val="baseline"/>
                 <w:lang w:val="en-US" w:eastAsia="zh-CN"/>
               </w:rPr>
-              <w:t>审核</w:t>
-            </w:r>
-            <w:bookmarkStart w:id="2" w:name="_GoBack"/>
-            <w:bookmarkEnd w:id="2"/>
-            <w:r>
-              <w:rPr>
-                <w:rFonts w:hint="eastAsia"/>
-                <w:vertAlign w:val="baseline"/>
-                <w:lang w:val="en-US" w:eastAsia="zh-CN"/>
-              </w:rPr>
-              <w:t>时间</w:t>
+              <w:t>审核时间</w:t>
             </w:r>
             <w:r>
               <w:rPr>
-                <w:rFonts w:asciiTheme="minorAscii" w:eastAsiaTheme="minorEastAsia" w:hAnsiTheme="minorAscii" w:hint="eastAsia"/>
+                <w:rFonts w:hint="eastAsia" w:asciiTheme="minorAscii" w:hAnsiTheme="minorAscii" w:eastAsiaTheme="minorEastAsia"/>
                 <w:spacing w:val="227"/>
                 <w:sz w:val="21"/>
                 <w:vertAlign w:val="baseline"/>
@@ -635,8 +629,14 @@
       </w:tr>
       <w:tr>
         <w:tblPrEx>
-          <w:tblW w:w="0" w:type="auto"/>
-          <w:jc w:val="center"/>
+          <w:tblBorders>
+            <w:top w:val="none" w:color="auto" w:sz="0" w:space="0"/>
+            <w:left w:val="none" w:color="auto" w:sz="0" w:space="0"/>
+            <w:bottom w:val="none" w:color="auto" w:sz="0" w:space="0"/>
+            <w:right w:val="none" w:color="auto" w:sz="0" w:space="0"/>
+            <w:insideH w:val="none" w:color="auto" w:sz="0" w:space="0"/>
+            <w:insideV w:val="none" w:color="auto" w:sz="0" w:space="0"/>
+          </w:tblBorders>
           <w:tblCellMar>
             <w:top w:w="0" w:type="dxa"/>
             <w:left w:w="108" w:type="dxa"/>
@@ -645,7 +645,7 @@
           </w:tblCellMar>
         </w:tblPrEx>
         <w:trPr>
-          <w:trHeight w:val="635"/>
+          <w:trHeight w:val="635" w:hRule="atLeast"/>
           <w:jc w:val="center"/>
         </w:trPr>
         <w:tc>
@@ -695,7 +695,7 @@
             </w:r>
             <w:r>
               <w:rPr>
-                <w:rFonts w:asciiTheme="minorAscii" w:eastAsiaTheme="minorEastAsia" w:hAnsiTheme="minorAscii" w:hint="eastAsia"/>
+                <w:rFonts w:hint="eastAsia" w:asciiTheme="minorAscii" w:hAnsiTheme="minorAscii" w:eastAsiaTheme="minorEastAsia"/>
                 <w:spacing w:val="227"/>
                 <w:sz w:val="21"/>
                 <w:vertAlign w:val="baseline"/>
@@ -748,7 +748,7 @@
             </w:r>
             <w:r>
               <w:rPr>
-                <w:rFonts w:asciiTheme="minorAscii" w:eastAsiaTheme="minorEastAsia" w:hAnsiTheme="minorAscii" w:hint="eastAsia"/>
+                <w:rFonts w:hint="eastAsia" w:asciiTheme="minorAscii" w:hAnsiTheme="minorAscii" w:eastAsiaTheme="minorEastAsia"/>
                 <w:spacing w:val="227"/>
                 <w:sz w:val="21"/>
                 <w:vertAlign w:val="baseline"/>
@@ -807,14 +807,14 @@
         <w:ind w:left="3634"/>
         <w:textAlignment w:val="baseline"/>
         <w:rPr>
-          <w:rFonts w:ascii="宋体" w:eastAsia="宋体" w:hAnsi="宋体" w:cs="宋体"/>
+          <w:rFonts w:ascii="宋体" w:hAnsi="宋体" w:eastAsia="宋体" w:cs="宋体"/>
           <w:sz w:val="31"/>
           <w:szCs w:val="31"/>
         </w:rPr>
       </w:pPr>
       <w:r>
         <w:rPr>
-          <w:rFonts w:ascii="宋体" w:eastAsia="宋体" w:hAnsi="宋体" w:cs="宋体"/>
+          <w:rFonts w:ascii="宋体" w:hAnsi="宋体" w:eastAsia="宋体" w:cs="宋体"/>
           <w:b/>
           <w:bCs/>
           <w:spacing w:val="4"/>
@@ -826,16 +826,16 @@
     </w:p>
     <w:tbl>
       <w:tblPr>
-        <w:tblStyle w:val="TableNormal0"/>
+        <w:tblStyle w:val="27"/>
         <w:tblW w:w="8214" w:type="dxa"/>
         <w:jc w:val="center"/>
         <w:tblBorders>
-          <w:top w:val="single" w:sz="2" w:space="0" w:color="000000"/>
-          <w:left w:val="single" w:sz="2" w:space="0" w:color="000000"/>
-          <w:bottom w:val="single" w:sz="2" w:space="0" w:color="000000"/>
-          <w:right w:val="single" w:sz="2" w:space="0" w:color="000000"/>
-          <w:insideH w:val="single" w:sz="2" w:space="0" w:color="000000"/>
-          <w:insideV w:val="single" w:sz="2" w:space="0" w:color="000000"/>
+          <w:top w:val="single" w:color="000000" w:sz="2" w:space="0"/>
+          <w:left w:val="single" w:color="000000" w:sz="2" w:space="0"/>
+          <w:bottom w:val="single" w:color="000000" w:sz="2" w:space="0"/>
+          <w:right w:val="single" w:color="000000" w:sz="2" w:space="0"/>
+          <w:insideH w:val="single" w:color="000000" w:sz="2" w:space="0"/>
+          <w:insideV w:val="single" w:color="000000" w:sz="2" w:space="0"/>
         </w:tblBorders>
         <w:tblLayout w:type="fixed"/>
         <w:tblCellMar>
@@ -855,17 +855,14 @@
       </w:tblGrid>
       <w:tr>
         <w:tblPrEx>
-          <w:tblW w:w="8214" w:type="dxa"/>
-          <w:jc w:val="center"/>
           <w:tblBorders>
-            <w:top w:val="single" w:sz="2" w:space="0" w:color="000000"/>
-            <w:left w:val="single" w:sz="2" w:space="0" w:color="000000"/>
-            <w:bottom w:val="single" w:sz="2" w:space="0" w:color="000000"/>
-            <w:right w:val="single" w:sz="2" w:space="0" w:color="000000"/>
-            <w:insideH w:val="single" w:sz="2" w:space="0" w:color="000000"/>
-            <w:insideV w:val="single" w:sz="2" w:space="0" w:color="000000"/>
+            <w:top w:val="single" w:color="000000" w:sz="2" w:space="0"/>
+            <w:left w:val="single" w:color="000000" w:sz="2" w:space="0"/>
+            <w:bottom w:val="single" w:color="000000" w:sz="2" w:space="0"/>
+            <w:right w:val="single" w:color="000000" w:sz="2" w:space="0"/>
+            <w:insideH w:val="single" w:color="000000" w:sz="2" w:space="0"/>
+            <w:insideV w:val="single" w:color="000000" w:sz="2" w:space="0"/>
           </w:tblBorders>
-          <w:tblLayout w:type="fixed"/>
           <w:tblCellMar>
             <w:top w:w="0" w:type="dxa"/>
             <w:left w:w="0" w:type="dxa"/>
@@ -874,7 +871,7 @@
           </w:tblCellMar>
         </w:tblPrEx>
         <w:trPr>
-          <w:trHeight w:val="593"/>
+          <w:trHeight w:val="593" w:hRule="atLeast"/>
           <w:jc w:val="center"/>
         </w:trPr>
         <w:tc>
@@ -896,18 +893,18 @@
               <w:adjustRightInd w:val="0"/>
               <w:snapToGrid w:val="0"/>
               <w:spacing w:before="176" w:line="228" w:lineRule="auto"/>
-              <w:ind w:left="0" w:right="0" w:firstLine="0" w:leftChars="0" w:rightChars="0" w:firstLineChars="0"/>
+              <w:ind w:left="0" w:leftChars="0" w:right="0" w:rightChars="0" w:firstLine="0" w:firstLineChars="0"/>
               <w:jc w:val="center"/>
               <w:textAlignment w:val="baseline"/>
               <w:rPr>
-                <w:rFonts w:ascii="宋体" w:eastAsia="宋体" w:hAnsi="宋体" w:cs="宋体"/>
+                <w:rFonts w:ascii="宋体" w:hAnsi="宋体" w:eastAsia="宋体" w:cs="宋体"/>
                 <w:sz w:val="20"/>
                 <w:szCs w:val="20"/>
               </w:rPr>
             </w:pPr>
             <w:r>
               <w:rPr>
-                <w:rFonts w:ascii="宋体" w:hAnsi="宋体" w:cs="宋体" w:hint="eastAsia"/>
+                <w:rFonts w:hint="eastAsia" w:ascii="宋体" w:hAnsi="宋体" w:cs="宋体"/>
                 <w:spacing w:val="-14"/>
                 <w:sz w:val="20"/>
                 <w:szCs w:val="20"/>
@@ -917,7 +914,7 @@
             </w:r>
             <w:r>
               <w:rPr>
-                <w:rFonts w:ascii="宋体" w:eastAsia="宋体" w:hAnsi="宋体" w:cs="宋体"/>
+                <w:rFonts w:ascii="宋体" w:hAnsi="宋体" w:eastAsia="宋体" w:cs="宋体"/>
                 <w:spacing w:val="-14"/>
                 <w:sz w:val="20"/>
                 <w:szCs w:val="20"/>
@@ -945,18 +942,18 @@
               <w:adjustRightInd w:val="0"/>
               <w:snapToGrid w:val="0"/>
               <w:spacing w:before="175" w:line="227" w:lineRule="auto"/>
-              <w:ind w:left="0" w:right="0" w:firstLine="0" w:leftChars="0" w:rightChars="0" w:firstLineChars="0"/>
+              <w:ind w:left="0" w:leftChars="0" w:right="0" w:rightChars="0" w:firstLine="0" w:firstLineChars="0"/>
               <w:jc w:val="center"/>
               <w:textAlignment w:val="baseline"/>
               <w:rPr>
-                <w:rFonts w:ascii="宋体" w:eastAsia="宋体" w:hAnsi="宋体" w:cs="宋体"/>
+                <w:rFonts w:ascii="宋体" w:hAnsi="宋体" w:eastAsia="宋体" w:cs="宋体"/>
                 <w:sz w:val="20"/>
                 <w:szCs w:val="20"/>
               </w:rPr>
             </w:pPr>
             <w:r>
               <w:rPr>
-                <w:rFonts w:ascii="宋体" w:eastAsia="宋体" w:hAnsi="宋体" w:cs="宋体"/>
+                <w:rFonts w:ascii="宋体" w:hAnsi="宋体" w:eastAsia="宋体" w:cs="宋体"/>
                 <w:spacing w:val="4"/>
                 <w:sz w:val="20"/>
                 <w:szCs w:val="20"/>
@@ -984,18 +981,18 @@
               <w:adjustRightInd w:val="0"/>
               <w:snapToGrid w:val="0"/>
               <w:spacing w:before="175" w:line="228" w:lineRule="auto"/>
-              <w:ind w:left="0" w:right="0" w:firstLine="0" w:leftChars="0" w:rightChars="0" w:firstLineChars="0"/>
+              <w:ind w:left="0" w:leftChars="0" w:right="0" w:rightChars="0" w:firstLine="0" w:firstLineChars="0"/>
               <w:jc w:val="center"/>
               <w:textAlignment w:val="baseline"/>
               <w:rPr>
-                <w:rFonts w:ascii="宋体" w:eastAsia="宋体" w:hAnsi="宋体" w:cs="宋体"/>
+                <w:rFonts w:ascii="宋体" w:hAnsi="宋体" w:eastAsia="宋体" w:cs="宋体"/>
                 <w:sz w:val="20"/>
                 <w:szCs w:val="20"/>
               </w:rPr>
             </w:pPr>
             <w:r>
               <w:rPr>
-                <w:rFonts w:ascii="宋体" w:eastAsia="宋体" w:hAnsi="宋体" w:cs="宋体"/>
+                <w:rFonts w:ascii="宋体" w:hAnsi="宋体" w:eastAsia="宋体" w:cs="宋体"/>
                 <w:spacing w:val="7"/>
                 <w:sz w:val="20"/>
                 <w:szCs w:val="20"/>
@@ -1023,11 +1020,11 @@
               <w:adjustRightInd w:val="0"/>
               <w:snapToGrid w:val="0"/>
               <w:spacing w:before="175" w:line="228" w:lineRule="auto"/>
-              <w:ind w:left="0" w:right="0" w:firstLine="0" w:leftChars="0" w:rightChars="0" w:firstLineChars="0"/>
+              <w:ind w:left="0" w:leftChars="0" w:right="0" w:rightChars="0" w:firstLine="0" w:firstLineChars="0"/>
               <w:jc w:val="center"/>
               <w:textAlignment w:val="baseline"/>
               <w:rPr>
-                <w:rFonts w:ascii="宋体" w:eastAsia="宋体" w:hAnsi="宋体" w:cs="宋体" w:hint="eastAsia"/>
+                <w:rFonts w:hint="eastAsia" w:ascii="宋体" w:hAnsi="宋体" w:eastAsia="宋体" w:cs="宋体"/>
                 <w:spacing w:val="7"/>
                 <w:sz w:val="20"/>
                 <w:szCs w:val="20"/>
@@ -1036,7 +1033,7 @@
             </w:pPr>
             <w:r>
               <w:rPr>
-                <w:rFonts w:ascii="宋体" w:hAnsi="宋体" w:cs="宋体" w:hint="eastAsia"/>
+                <w:rFonts w:hint="eastAsia" w:ascii="宋体" w:hAnsi="宋体" w:cs="宋体"/>
                 <w:spacing w:val="7"/>
                 <w:sz w:val="20"/>
                 <w:szCs w:val="20"/>
@@ -1065,11 +1062,11 @@
               <w:adjustRightInd w:val="0"/>
               <w:snapToGrid w:val="0"/>
               <w:spacing w:before="175" w:line="228" w:lineRule="auto"/>
-              <w:ind w:left="0" w:right="0" w:firstLine="0" w:leftChars="0" w:rightChars="0" w:firstLineChars="0"/>
+              <w:ind w:left="0" w:leftChars="0" w:right="0" w:rightChars="0" w:firstLine="0" w:firstLineChars="0"/>
               <w:jc w:val="center"/>
               <w:textAlignment w:val="baseline"/>
               <w:rPr>
-                <w:rFonts w:ascii="宋体" w:hAnsi="宋体" w:cs="宋体" w:hint="default"/>
+                <w:rFonts w:hint="default" w:ascii="宋体" w:hAnsi="宋体" w:cs="宋体"/>
                 <w:spacing w:val="7"/>
                 <w:sz w:val="20"/>
                 <w:szCs w:val="20"/>
@@ -1078,7 +1075,7 @@
             </w:pPr>
             <w:r>
               <w:rPr>
-                <w:rFonts w:ascii="宋体" w:hAnsi="宋体" w:cs="宋体" w:hint="eastAsia"/>
+                <w:rFonts w:hint="eastAsia" w:ascii="宋体" w:hAnsi="宋体" w:cs="宋体"/>
                 <w:spacing w:val="7"/>
                 <w:sz w:val="20"/>
                 <w:szCs w:val="20"/>
@@ -1107,18 +1104,18 @@
               <w:adjustRightInd w:val="0"/>
               <w:snapToGrid w:val="0"/>
               <w:spacing w:before="176" w:line="229" w:lineRule="auto"/>
-              <w:ind w:left="0" w:right="0" w:firstLine="0" w:leftChars="0" w:rightChars="0" w:firstLineChars="0"/>
+              <w:ind w:left="0" w:leftChars="0" w:right="0" w:rightChars="0" w:firstLine="0" w:firstLineChars="0"/>
               <w:jc w:val="center"/>
               <w:textAlignment w:val="baseline"/>
               <w:rPr>
-                <w:rFonts w:ascii="宋体" w:eastAsia="宋体" w:hAnsi="宋体" w:cs="宋体"/>
+                <w:rFonts w:ascii="宋体" w:hAnsi="宋体" w:eastAsia="宋体" w:cs="宋体"/>
                 <w:sz w:val="20"/>
                 <w:szCs w:val="20"/>
               </w:rPr>
             </w:pPr>
             <w:r>
               <w:rPr>
-                <w:rFonts w:ascii="宋体" w:eastAsia="宋体" w:hAnsi="宋体" w:cs="宋体"/>
+                <w:rFonts w:ascii="宋体" w:hAnsi="宋体" w:eastAsia="宋体" w:cs="宋体"/>
                 <w:spacing w:val="7"/>
                 <w:sz w:val="20"/>
                 <w:szCs w:val="20"/>
@@ -1130,9 +1127,14 @@
       </w:tr>
       <w:tr>
         <w:tblPrEx>
-          <w:tblW w:w="8214" w:type="dxa"/>
-          <w:jc w:val="center"/>
-          <w:tblLayout w:type="fixed"/>
+          <w:tblBorders>
+            <w:top w:val="single" w:color="000000" w:sz="2" w:space="0"/>
+            <w:left w:val="single" w:color="000000" w:sz="2" w:space="0"/>
+            <w:bottom w:val="single" w:color="000000" w:sz="2" w:space="0"/>
+            <w:right w:val="single" w:color="000000" w:sz="2" w:space="0"/>
+            <w:insideH w:val="single" w:color="000000" w:sz="2" w:space="0"/>
+            <w:insideV w:val="single" w:color="000000" w:sz="2" w:space="0"/>
+          </w:tblBorders>
           <w:tblCellMar>
             <w:top w:w="0" w:type="dxa"/>
             <w:left w:w="0" w:type="dxa"/>
@@ -1141,7 +1143,319 @@
           </w:tblCellMar>
         </w:tblPrEx>
         <w:trPr>
-          <w:trHeight w:val="516"/>
+          <w:trHeight w:val="516" w:hRule="atLeast"/>
+          <w:jc w:val="center"/>
+        </w:trPr>
+        <w:tc>
+          <w:tcPr>
+            <w:tcW w:w="1317" w:type="dxa"/>
+          </w:tcPr>
+          <w:p>
+            <w:pPr>
+              <w:keepNext w:val="0"/>
+              <w:keepLines w:val="0"/>
+              <w:pageBreakBefore w:val="0"/>
+              <w:widowControl w:val="0"/>
+              <w:kinsoku w:val="0"/>
+              <w:wordWrap/>
+              <w:overflowPunct/>
+              <w:autoSpaceDE w:val="0"/>
+              <w:autoSpaceDN w:val="0"/>
+              <w:bidi w:val="0"/>
+              <w:adjustRightInd w:val="0"/>
+              <w:snapToGrid w:val="0"/>
+              <w:spacing w:before="173" w:line="267" w:lineRule="exact"/>
+              <w:ind w:left="0" w:leftChars="0" w:right="0" w:rightChars="0" w:firstLine="0" w:firstLineChars="0"/>
+              <w:jc w:val="center"/>
+              <w:textAlignment w:val="baseline"/>
+              <w:rPr>
+                <w:rFonts w:hint="default" w:ascii="宋体" w:hAnsi="宋体" w:eastAsia="宋体" w:cs="宋体"/>
+                <w:sz w:val="20"/>
+                <w:szCs w:val="20"/>
+                <w:lang w:val="en-US"/>
+              </w:rPr>
+            </w:pPr>
+            <w:r>
+              <w:rPr>
+                <w:rFonts w:ascii="宋体" w:hAnsi="宋体" w:eastAsia="宋体" w:cs="宋体"/>
+                <w:spacing w:val="3"/>
+                <w:position w:val="1"/>
+                <w:sz w:val="20"/>
+                <w:szCs w:val="20"/>
+              </w:rPr>
+              <w:t>202</w:t>
+            </w:r>
+            <w:r>
+              <w:rPr>
+                <w:rFonts w:hint="eastAsia" w:ascii="宋体" w:hAnsi="宋体" w:cs="宋体"/>
+                <w:spacing w:val="3"/>
+                <w:position w:val="1"/>
+                <w:sz w:val="20"/>
+                <w:szCs w:val="20"/>
+                <w:lang w:val="en-US" w:eastAsia="zh-CN"/>
+              </w:rPr>
+              <w:t>5</w:t>
+            </w:r>
+            <w:r>
+              <w:rPr>
+                <w:rFonts w:ascii="宋体" w:hAnsi="宋体" w:eastAsia="宋体" w:cs="宋体"/>
+                <w:spacing w:val="3"/>
+                <w:position w:val="1"/>
+                <w:sz w:val="20"/>
+                <w:szCs w:val="20"/>
+              </w:rPr>
+              <w:t>.1.</w:t>
+            </w:r>
+            <w:r>
+              <w:rPr>
+                <w:rFonts w:hint="eastAsia" w:ascii="宋体" w:hAnsi="宋体" w:cs="宋体"/>
+                <w:spacing w:val="3"/>
+                <w:position w:val="1"/>
+                <w:sz w:val="20"/>
+                <w:szCs w:val="20"/>
+                <w:lang w:val="en-US" w:eastAsia="zh-CN"/>
+              </w:rPr>
+              <w:t>10</w:t>
+            </w:r>
+          </w:p>
+        </w:tc>
+        <w:tc>
+          <w:tcPr>
+            <w:tcW w:w="972" w:type="dxa"/>
+          </w:tcPr>
+          <w:p>
+            <w:pPr>
+              <w:keepNext w:val="0"/>
+              <w:keepLines w:val="0"/>
+              <w:pageBreakBefore w:val="0"/>
+              <w:widowControl w:val="0"/>
+              <w:kinsoku w:val="0"/>
+              <w:wordWrap/>
+              <w:overflowPunct/>
+              <w:autoSpaceDE w:val="0"/>
+              <w:autoSpaceDN w:val="0"/>
+              <w:bidi w:val="0"/>
+              <w:adjustRightInd w:val="0"/>
+              <w:snapToGrid w:val="0"/>
+              <w:spacing w:before="173" w:line="267" w:lineRule="exact"/>
+              <w:ind w:left="0" w:leftChars="0" w:right="0" w:rightChars="0" w:firstLine="0" w:firstLineChars="0"/>
+              <w:jc w:val="center"/>
+              <w:textAlignment w:val="baseline"/>
+              <w:rPr>
+                <w:rFonts w:ascii="宋体" w:hAnsi="宋体" w:eastAsia="宋体" w:cs="宋体"/>
+                <w:sz w:val="20"/>
+                <w:szCs w:val="20"/>
+              </w:rPr>
+            </w:pPr>
+            <w:r>
+              <w:rPr>
+                <w:rFonts w:ascii="宋体" w:hAnsi="宋体" w:eastAsia="宋体" w:cs="宋体"/>
+                <w:spacing w:val="4"/>
+                <w:position w:val="1"/>
+                <w:sz w:val="20"/>
+                <w:szCs w:val="20"/>
+              </w:rPr>
+              <w:t>V1.0</w:t>
+            </w:r>
+          </w:p>
+        </w:tc>
+        <w:tc>
+          <w:tcPr>
+            <w:tcW w:w="1575" w:type="dxa"/>
+          </w:tcPr>
+          <w:p>
+            <w:pPr>
+              <w:keepNext w:val="0"/>
+              <w:keepLines w:val="0"/>
+              <w:pageBreakBefore w:val="0"/>
+              <w:widowControl w:val="0"/>
+              <w:kinsoku w:val="0"/>
+              <w:wordWrap/>
+              <w:overflowPunct/>
+              <w:autoSpaceDE w:val="0"/>
+              <w:autoSpaceDN w:val="0"/>
+              <w:bidi w:val="0"/>
+              <w:adjustRightInd w:val="0"/>
+              <w:snapToGrid w:val="0"/>
+              <w:spacing w:before="172" w:line="228" w:lineRule="auto"/>
+              <w:ind w:left="0" w:leftChars="0" w:right="0" w:rightChars="0" w:firstLine="0" w:firstLineChars="0"/>
+              <w:jc w:val="center"/>
+              <w:textAlignment w:val="baseline"/>
+              <w:rPr>
+                <w:rFonts w:ascii="宋体" w:hAnsi="宋体" w:eastAsia="宋体" w:cs="宋体"/>
+                <w:sz w:val="20"/>
+                <w:szCs w:val="20"/>
+              </w:rPr>
+            </w:pPr>
+            <w:r>
+              <w:rPr>
+                <w:rFonts w:ascii="宋体" w:hAnsi="宋体" w:eastAsia="宋体" w:cs="宋体"/>
+                <w:spacing w:val="200"/>
+                <w:kern w:val="0"/>
+                <w:sz w:val="20"/>
+                <w:szCs w:val="20"/>
+              </w:rPr>
+              <w:t>新</w:t>
+            </w:r>
+            <w:r>
+              <w:rPr>
+                <w:rFonts w:ascii="宋体" w:hAnsi="宋体" w:eastAsia="宋体" w:cs="宋体"/>
+                <w:spacing w:val="0"/>
+                <w:kern w:val="0"/>
+                <w:sz w:val="20"/>
+                <w:szCs w:val="20"/>
+              </w:rPr>
+              <w:t>建</w:t>
+            </w:r>
+          </w:p>
+        </w:tc>
+        <w:tc>
+          <w:tcPr>
+            <w:tcW w:w="1829" w:type="dxa"/>
+          </w:tcPr>
+          <w:p>
+            <w:pPr>
+              <w:keepNext w:val="0"/>
+              <w:keepLines w:val="0"/>
+              <w:pageBreakBefore w:val="0"/>
+              <w:widowControl w:val="0"/>
+              <w:kinsoku w:val="0"/>
+              <w:wordWrap/>
+              <w:overflowPunct/>
+              <w:autoSpaceDE w:val="0"/>
+              <w:autoSpaceDN w:val="0"/>
+              <w:bidi w:val="0"/>
+              <w:adjustRightInd w:val="0"/>
+              <w:snapToGrid w:val="0"/>
+              <w:spacing w:before="173" w:line="229" w:lineRule="auto"/>
+              <w:ind w:left="0" w:leftChars="0" w:right="0" w:rightChars="0" w:firstLine="0" w:firstLineChars="0"/>
+              <w:jc w:val="center"/>
+              <w:textAlignment w:val="baseline"/>
+              <w:rPr>
+                <w:rFonts w:ascii="宋体" w:hAnsi="宋体" w:eastAsia="宋体" w:cs="宋体"/>
+                <w:spacing w:val="200"/>
+                <w:kern w:val="0"/>
+                <w:sz w:val="20"/>
+                <w:szCs w:val="20"/>
+              </w:rPr>
+            </w:pPr>
+            <w:r>
+              <w:rPr>
+                <w:rFonts w:hint="eastAsia" w:asciiTheme="minorAscii" w:hAnsiTheme="minorAscii" w:eastAsiaTheme="minorEastAsia"/>
+                <w:spacing w:val="0"/>
+                <w:kern w:val="0"/>
+                <w:sz w:val="21"/>
+                <w:vertAlign w:val="baseline"/>
+                <w:lang w:val="en-US" w:eastAsia="zh-CN"/>
+              </w:rPr>
+              <w:t>程方</w:t>
+            </w:r>
+          </w:p>
+        </w:tc>
+        <w:tc>
+          <w:tcPr>
+            <w:tcW w:w="1606" w:type="dxa"/>
+          </w:tcPr>
+          <w:p>
+            <w:pPr>
+              <w:keepNext w:val="0"/>
+              <w:keepLines w:val="0"/>
+              <w:pageBreakBefore w:val="0"/>
+              <w:widowControl w:val="0"/>
+              <w:kinsoku w:val="0"/>
+              <w:wordWrap/>
+              <w:overflowPunct/>
+              <w:autoSpaceDE w:val="0"/>
+              <w:autoSpaceDN w:val="0"/>
+              <w:bidi w:val="0"/>
+              <w:adjustRightInd w:val="0"/>
+              <w:snapToGrid w:val="0"/>
+              <w:spacing w:before="173" w:line="229" w:lineRule="auto"/>
+              <w:ind w:left="0" w:leftChars="0" w:right="0" w:rightChars="0" w:firstLine="0" w:firstLineChars="0"/>
+              <w:jc w:val="center"/>
+              <w:textAlignment w:val="baseline"/>
+              <w:rPr>
+                <w:rFonts w:ascii="宋体" w:hAnsi="宋体" w:eastAsia="宋体" w:cs="宋体"/>
+                <w:spacing w:val="200"/>
+                <w:kern w:val="0"/>
+                <w:sz w:val="20"/>
+                <w:szCs w:val="20"/>
+              </w:rPr>
+            </w:pPr>
+            <w:r>
+              <w:rPr>
+                <w:rFonts w:hint="eastAsia" w:asciiTheme="minorAscii" w:hAnsiTheme="minorAscii" w:eastAsiaTheme="minorEastAsia"/>
+                <w:spacing w:val="0"/>
+                <w:kern w:val="0"/>
+                <w:sz w:val="21"/>
+                <w:vertAlign w:val="baseline"/>
+                <w:lang w:val="en-US" w:eastAsia="zh-CN"/>
+              </w:rPr>
+              <w:t>茅建根</w:t>
+            </w:r>
+          </w:p>
+        </w:tc>
+        <w:tc>
+          <w:tcPr>
+            <w:tcW w:w="915" w:type="dxa"/>
+          </w:tcPr>
+          <w:p>
+            <w:pPr>
+              <w:keepNext w:val="0"/>
+              <w:keepLines w:val="0"/>
+              <w:pageBreakBefore w:val="0"/>
+              <w:widowControl w:val="0"/>
+              <w:kinsoku w:val="0"/>
+              <w:wordWrap/>
+              <w:overflowPunct/>
+              <w:autoSpaceDE w:val="0"/>
+              <w:autoSpaceDN w:val="0"/>
+              <w:bidi w:val="0"/>
+              <w:adjustRightInd w:val="0"/>
+              <w:snapToGrid w:val="0"/>
+              <w:spacing w:before="173" w:line="229" w:lineRule="auto"/>
+              <w:ind w:left="0" w:leftChars="0" w:right="0" w:rightChars="0" w:firstLine="0" w:firstLineChars="0"/>
+              <w:jc w:val="center"/>
+              <w:textAlignment w:val="baseline"/>
+              <w:rPr>
+                <w:rFonts w:ascii="宋体" w:hAnsi="宋体" w:eastAsia="宋体" w:cs="宋体"/>
+                <w:sz w:val="20"/>
+                <w:szCs w:val="20"/>
+              </w:rPr>
+            </w:pPr>
+            <w:r>
+              <w:rPr>
+                <w:rFonts w:hint="eastAsia" w:asciiTheme="minorAscii" w:hAnsiTheme="minorAscii" w:eastAsiaTheme="minorEastAsia"/>
+                <w:spacing w:val="0"/>
+                <w:kern w:val="0"/>
+                <w:sz w:val="21"/>
+                <w:vertAlign w:val="baseline"/>
+                <w:lang w:val="en-US" w:eastAsia="zh-CN"/>
+              </w:rPr>
+              <w:t>吴亚红</w:t>
+            </w:r>
+          </w:p>
+        </w:tc>
+      </w:tr>
+      <w:tr>
+        <w:tblPrEx>
+          <w:tblBorders>
+            <w:top w:val="single" w:color="000000" w:sz="2" w:space="0"/>
+            <w:left w:val="single" w:color="000000" w:sz="2" w:space="0"/>
+            <w:bottom w:val="single" w:color="000000" w:sz="2" w:space="0"/>
+            <w:right w:val="single" w:color="000000" w:sz="2" w:space="0"/>
+            <w:insideH w:val="single" w:color="000000" w:sz="2" w:space="0"/>
+            <w:insideV w:val="single" w:color="000000" w:sz="2" w:space="0"/>
+          </w:tblBorders>
+          <w:tblCellMar>
+            <w:top w:w="0" w:type="dxa"/>
+            <w:left w:w="0" w:type="dxa"/>
+            <w:bottom w:w="0" w:type="dxa"/>
+            <w:right w:w="0" w:type="dxa"/>
+          </w:tblCellMar>
+        </w:tblPrEx>
+        <w:trPr>
+          <w:trHeight w:val="516" w:hRule="atLeast"/>
           <w:jc w:val="center"/>
         </w:trPr>
         <w:tc>
@@ -1164,11 +1478,11 @@
               <w:adjustRightInd w:val="0"/>
               <w:snapToGrid w:val="0"/>
               <w:spacing w:before="173" w:line="267" w:lineRule="exact"/>
-              <w:ind w:left="0" w:right="0" w:firstLine="0" w:leftChars="0" w:rightChars="0" w:firstLineChars="0"/>
+              <w:ind w:left="0" w:leftChars="0" w:right="0" w:rightChars="0" w:firstLine="0" w:firstLineChars="0"/>
               <w:jc w:val="center"/>
               <w:textAlignment w:val="baseline"/>
               <w:rPr>
-                <w:rFonts w:ascii="宋体" w:eastAsia="宋体" w:hAnsi="宋体" w:cs="宋体" w:hint="default"/>
+                <w:rFonts w:hint="default" w:ascii="宋体" w:hAnsi="宋体" w:eastAsia="宋体" w:cs="宋体"/>
                 <w:snapToGrid w:val="0"/>
                 <w:color w:val="000000"/>
                 <w:kern w:val="0"/>
@@ -1177,16 +1491,8 @@
                 <w:lang w:val="en-US" w:eastAsia="en-US" w:bidi="ar-SA"/>
               </w:rPr>
             </w:pPr>
-            <w:r>
-              <w:rPr>
-                <w:rFonts w:ascii="宋体" w:eastAsia="宋体" w:hAnsi="宋体" w:cs="宋体"/>
-                <w:spacing w:val="3"/>
-                <w:position w:val="1"/>
-                <w:sz w:val="20"/>
-                <w:szCs w:val="20"/>
-              </w:rPr>
-              <w:t>2022.6.20</w:t>
-            </w:r>
+            <w:bookmarkStart w:id="18" w:name="_GoBack"/>
+            <w:bookmarkEnd w:id="18"/>
           </w:p>
         </w:tc>
         <w:tc>
@@ -1209,11 +1515,11 @@
               <w:adjustRightInd w:val="0"/>
               <w:snapToGrid w:val="0"/>
               <w:spacing w:before="173" w:line="267" w:lineRule="exact"/>
-              <w:ind w:left="0" w:right="0" w:firstLine="0" w:leftChars="0" w:rightChars="0" w:firstLineChars="0"/>
+              <w:ind w:left="0" w:leftChars="0" w:right="0" w:rightChars="0" w:firstLine="0" w:firstLineChars="0"/>
               <w:jc w:val="center"/>
               <w:textAlignment w:val="baseline"/>
               <w:rPr>
-                <w:rFonts w:ascii="宋体" w:eastAsia="宋体" w:hAnsi="宋体" w:cs="宋体"/>
+                <w:rFonts w:ascii="宋体" w:hAnsi="宋体" w:eastAsia="宋体" w:cs="宋体"/>
                 <w:snapToGrid w:val="0"/>
                 <w:color w:val="000000"/>
                 <w:kern w:val="0"/>
@@ -1222,16 +1528,6 @@
                 <w:lang w:val="en-US" w:eastAsia="en-US" w:bidi="ar-SA"/>
               </w:rPr>
             </w:pPr>
-            <w:r>
-              <w:rPr>
-                <w:rFonts w:ascii="宋体" w:eastAsia="宋体" w:hAnsi="宋体" w:cs="宋体"/>
-                <w:spacing w:val="4"/>
-                <w:position w:val="1"/>
-                <w:sz w:val="20"/>
-                <w:szCs w:val="20"/>
-              </w:rPr>
-              <w:t>V1.0</w:t>
-            </w:r>
           </w:p>
         </w:tc>
         <w:tc>
@@ -1254,11 +1550,11 @@
               <w:adjustRightInd w:val="0"/>
               <w:snapToGrid w:val="0"/>
               <w:spacing w:before="172" w:line="228" w:lineRule="auto"/>
-              <w:ind w:left="0" w:right="0" w:firstLine="0" w:leftChars="0" w:rightChars="0" w:firstLineChars="0"/>
+              <w:ind w:left="0" w:leftChars="0" w:right="0" w:rightChars="0" w:firstLine="0" w:firstLineChars="0"/>
               <w:jc w:val="center"/>
               <w:textAlignment w:val="baseline"/>
               <w:rPr>
-                <w:rFonts w:ascii="宋体" w:eastAsia="宋体" w:hAnsi="宋体" w:cs="宋体"/>
+                <w:rFonts w:ascii="宋体" w:hAnsi="宋体" w:eastAsia="宋体" w:cs="宋体"/>
                 <w:snapToGrid w:val="0"/>
                 <w:color w:val="000000"/>
                 <w:kern w:val="0"/>
@@ -1267,26 +1563,6 @@
                 <w:lang w:val="en-US" w:eastAsia="en-US" w:bidi="ar-SA"/>
               </w:rPr>
             </w:pPr>
-            <w:r>
-              <w:rPr>
-                <w:rFonts w:ascii="宋体" w:eastAsia="宋体" w:hAnsi="宋体" w:cs="宋体"/>
-                <w:spacing w:val="200"/>
-                <w:kern w:val="0"/>
-                <w:sz w:val="20"/>
-                <w:szCs w:val="20"/>
-              </w:rPr>
-              <w:t>新</w:t>
-            </w:r>
-            <w:r>
-              <w:rPr>
-                <w:rFonts w:ascii="宋体" w:eastAsia="宋体" w:hAnsi="宋体" w:cs="宋体"/>
-                <w:spacing w:val="0"/>
-                <w:kern w:val="0"/>
-                <w:sz w:val="20"/>
-                <w:szCs w:val="20"/>
-              </w:rPr>
-              <w:t>建</w:t>
-            </w:r>
           </w:p>
         </w:tc>
         <w:tc>
@@ -1309,11 +1585,11 @@
               <w:adjustRightInd w:val="0"/>
               <w:snapToGrid w:val="0"/>
               <w:spacing w:before="173" w:line="229" w:lineRule="auto"/>
-              <w:ind w:left="0" w:right="0" w:firstLine="0" w:leftChars="0" w:rightChars="0" w:firstLineChars="0"/>
+              <w:ind w:left="0" w:leftChars="0" w:right="0" w:rightChars="0" w:firstLine="0" w:firstLineChars="0"/>
               <w:jc w:val="center"/>
               <w:textAlignment w:val="baseline"/>
               <w:rPr>
-                <w:rFonts w:ascii="宋体" w:eastAsia="宋体" w:hAnsi="宋体" w:cs="宋体"/>
+                <w:rFonts w:ascii="宋体" w:hAnsi="宋体" w:eastAsia="宋体" w:cs="宋体"/>
                 <w:snapToGrid w:val="0"/>
                 <w:color w:val="000000"/>
                 <w:spacing w:val="200"/>
@@ -1323,17 +1599,6 @@
                 <w:lang w:val="en-US" w:eastAsia="en-US" w:bidi="ar-SA"/>
               </w:rPr>
             </w:pPr>
-            <w:r>
-              <w:rPr>
-                <w:rFonts w:asciiTheme="minorAscii" w:eastAsiaTheme="minorEastAsia" w:hAnsiTheme="minorAscii" w:hint="eastAsia"/>
-                <w:spacing w:val="0"/>
-                <w:kern w:val="0"/>
-                <w:sz w:val="21"/>
-                <w:vertAlign w:val="baseline"/>
-                <w:lang w:val="en-US" w:eastAsia="zh-CN"/>
-              </w:rPr>
-              <w:t>程方</w:t>
-            </w:r>
           </w:p>
         </w:tc>
         <w:tc>
@@ -1356,11 +1621,11 @@
               <w:adjustRightInd w:val="0"/>
               <w:snapToGrid w:val="0"/>
               <w:spacing w:before="173" w:line="229" w:lineRule="auto"/>
-              <w:ind w:left="0" w:right="0" w:firstLine="0" w:leftChars="0" w:rightChars="0" w:firstLineChars="0"/>
+              <w:ind w:left="0" w:leftChars="0" w:right="0" w:rightChars="0" w:firstLine="0" w:firstLineChars="0"/>
               <w:jc w:val="center"/>
               <w:textAlignment w:val="baseline"/>
               <w:rPr>
-                <w:rFonts w:ascii="宋体" w:eastAsia="宋体" w:hAnsi="宋体" w:cs="宋体"/>
+                <w:rFonts w:ascii="宋体" w:hAnsi="宋体" w:eastAsia="宋体" w:cs="宋体"/>
                 <w:snapToGrid w:val="0"/>
                 <w:color w:val="000000"/>
                 <w:spacing w:val="200"/>
@@ -1370,17 +1635,6 @@
                 <w:lang w:val="en-US" w:eastAsia="en-US" w:bidi="ar-SA"/>
               </w:rPr>
             </w:pPr>
-            <w:r>
-              <w:rPr>
-                <w:rFonts w:asciiTheme="minorAscii" w:eastAsiaTheme="minorEastAsia" w:hAnsiTheme="minorAscii" w:hint="eastAsia"/>
-                <w:spacing w:val="0"/>
-                <w:kern w:val="0"/>
-                <w:sz w:val="21"/>
-                <w:vertAlign w:val="baseline"/>
-                <w:lang w:val="en-US" w:eastAsia="zh-CN"/>
-              </w:rPr>
-              <w:t>茅建根</w:t>
-            </w:r>
           </w:p>
         </w:tc>
         <w:tc>
@@ -1403,11 +1657,11 @@
               <w:adjustRightInd w:val="0"/>
               <w:snapToGrid w:val="0"/>
               <w:spacing w:before="173" w:line="229" w:lineRule="auto"/>
-              <w:ind w:left="0" w:right="0" w:firstLine="0" w:leftChars="0" w:rightChars="0" w:firstLineChars="0"/>
+              <w:ind w:left="0" w:leftChars="0" w:right="0" w:rightChars="0" w:firstLine="0" w:firstLineChars="0"/>
               <w:jc w:val="center"/>
               <w:textAlignment w:val="baseline"/>
               <w:rPr>
-                <w:rFonts w:ascii="宋体" w:eastAsia="宋体" w:hAnsi="宋体" w:cs="宋体"/>
+                <w:rFonts w:ascii="宋体" w:hAnsi="宋体" w:eastAsia="宋体" w:cs="宋体"/>
                 <w:snapToGrid w:val="0"/>
                 <w:color w:val="000000"/>
                 <w:kern w:val="0"/>
@@ -1416,25 +1670,19 @@
                 <w:lang w:val="en-US" w:eastAsia="en-US" w:bidi="ar-SA"/>
               </w:rPr>
             </w:pPr>
-            <w:r>
-              <w:rPr>
-                <w:rFonts w:asciiTheme="minorAscii" w:eastAsiaTheme="minorEastAsia" w:hAnsiTheme="minorAscii" w:hint="eastAsia"/>
-                <w:spacing w:val="0"/>
-                <w:kern w:val="0"/>
-                <w:sz w:val="21"/>
-                <w:vertAlign w:val="baseline"/>
-                <w:lang w:val="en-US" w:eastAsia="zh-CN"/>
-              </w:rPr>
-              <w:t>吴亚红</w:t>
-            </w:r>
           </w:p>
         </w:tc>
       </w:tr>
       <w:tr>
         <w:tblPrEx>
-          <w:tblW w:w="8214" w:type="dxa"/>
-          <w:jc w:val="center"/>
-          <w:tblLayout w:type="fixed"/>
+          <w:tblBorders>
+            <w:top w:val="single" w:color="000000" w:sz="2" w:space="0"/>
+            <w:left w:val="single" w:color="000000" w:sz="2" w:space="0"/>
+            <w:bottom w:val="single" w:color="000000" w:sz="2" w:space="0"/>
+            <w:right w:val="single" w:color="000000" w:sz="2" w:space="0"/>
+            <w:insideH w:val="single" w:color="000000" w:sz="2" w:space="0"/>
+            <w:insideV w:val="single" w:color="000000" w:sz="2" w:space="0"/>
+          </w:tblBorders>
           <w:tblCellMar>
             <w:top w:w="0" w:type="dxa"/>
             <w:left w:w="0" w:type="dxa"/>
@@ -1443,7 +1691,7 @@
           </w:tblCellMar>
         </w:tblPrEx>
         <w:trPr>
-          <w:trHeight w:val="556"/>
+          <w:trHeight w:val="556" w:hRule="atLeast"/>
           <w:jc w:val="center"/>
         </w:trPr>
         <w:tc>
@@ -1466,11 +1714,11 @@
               <w:adjustRightInd w:val="0"/>
               <w:snapToGrid w:val="0"/>
               <w:spacing w:before="173" w:line="267" w:lineRule="exact"/>
-              <w:ind w:left="0" w:right="0" w:firstLine="0" w:leftChars="0" w:rightChars="0" w:firstLineChars="0"/>
+              <w:ind w:left="0" w:leftChars="0" w:right="0" w:rightChars="0" w:firstLine="0" w:firstLineChars="0"/>
               <w:jc w:val="center"/>
               <w:textAlignment w:val="baseline"/>
               <w:rPr>
-                <w:rFonts w:ascii="宋体" w:eastAsia="宋体" w:hAnsi="宋体" w:cs="宋体" w:hint="default"/>
+                <w:rFonts w:hint="default" w:ascii="宋体" w:hAnsi="宋体" w:eastAsia="宋体" w:cs="宋体"/>
                 <w:snapToGrid w:val="0"/>
                 <w:color w:val="000000"/>
                 <w:kern w:val="0"/>
@@ -1479,48 +1727,6 @@
                 <w:lang w:val="en-US" w:eastAsia="en-US" w:bidi="ar-SA"/>
               </w:rPr>
             </w:pPr>
-            <w:r>
-              <w:rPr>
-                <w:rFonts w:ascii="宋体" w:eastAsia="宋体" w:hAnsi="宋体" w:cs="宋体"/>
-                <w:spacing w:val="3"/>
-                <w:position w:val="1"/>
-                <w:sz w:val="20"/>
-                <w:szCs w:val="20"/>
-              </w:rPr>
-              <w:t>202</w:t>
-            </w:r>
-            <w:r>
-              <w:rPr>
-                <w:rFonts w:ascii="宋体" w:hAnsi="宋体" w:cs="宋体" w:hint="eastAsia"/>
-                <w:spacing w:val="3"/>
-                <w:position w:val="1"/>
-                <w:sz w:val="20"/>
-                <w:szCs w:val="20"/>
-                <w:lang w:val="en-US" w:eastAsia="zh-CN"/>
-              </w:rPr>
-              <w:t>5</w:t>
-            </w:r>
-            <w:r>
-              <w:rPr>
-                <w:rFonts w:ascii="宋体" w:eastAsia="宋体" w:hAnsi="宋体" w:cs="宋体"/>
-                <w:spacing w:val="3"/>
-                <w:position w:val="1"/>
-                <w:sz w:val="20"/>
-                <w:szCs w:val="20"/>
-              </w:rPr>
-              <w:t>.1.</w:t>
-            </w:r>
-            <w:r>
-              <w:rPr>
-                <w:rFonts w:ascii="宋体" w:hAnsi="宋体" w:cs="宋体" w:hint="eastAsia"/>
-                <w:spacing w:val="3"/>
-                <w:position w:val="1"/>
-                <w:sz w:val="20"/>
-                <w:szCs w:val="20"/>
-                <w:lang w:val="en-US" w:eastAsia="zh-CN"/>
-              </w:rPr>
-              <w:t>10</w:t>
-            </w:r>
           </w:p>
         </w:tc>
         <w:tc>
@@ -1543,11 +1749,11 @@
               <w:adjustRightInd w:val="0"/>
               <w:snapToGrid w:val="0"/>
               <w:spacing w:before="173" w:line="267" w:lineRule="exact"/>
-              <w:ind w:left="0" w:right="0" w:firstLine="0" w:leftChars="0" w:rightChars="0" w:firstLineChars="0"/>
+              <w:ind w:left="0" w:leftChars="0" w:right="0" w:rightChars="0" w:firstLine="0" w:firstLineChars="0"/>
               <w:jc w:val="center"/>
               <w:textAlignment w:val="baseline"/>
               <w:rPr>
-                <w:rFonts w:ascii="宋体" w:eastAsia="宋体" w:hAnsi="宋体" w:cs="宋体"/>
+                <w:rFonts w:ascii="宋体" w:hAnsi="宋体" w:eastAsia="宋体" w:cs="宋体"/>
                 <w:snapToGrid w:val="0"/>
                 <w:color w:val="000000"/>
                 <w:kern w:val="0"/>
@@ -1556,16 +1762,6 @@
                 <w:lang w:val="en-US" w:eastAsia="en-US" w:bidi="ar-SA"/>
               </w:rPr>
             </w:pPr>
-            <w:r>
-              <w:rPr>
-                <w:rFonts w:ascii="宋体" w:eastAsia="宋体" w:hAnsi="宋体" w:cs="宋体"/>
-                <w:spacing w:val="4"/>
-                <w:position w:val="1"/>
-                <w:sz w:val="20"/>
-                <w:szCs w:val="20"/>
-              </w:rPr>
-              <w:t>V1.0</w:t>
-            </w:r>
           </w:p>
         </w:tc>
         <w:tc>
@@ -1588,11 +1784,11 @@
               <w:adjustRightInd w:val="0"/>
               <w:snapToGrid w:val="0"/>
               <w:spacing w:before="173" w:line="229" w:lineRule="auto"/>
-              <w:ind w:left="0" w:right="0" w:firstLine="0" w:leftChars="0" w:rightChars="0" w:firstLineChars="0"/>
+              <w:ind w:left="0" w:leftChars="0" w:right="0" w:rightChars="0" w:firstLine="0" w:firstLineChars="0"/>
               <w:jc w:val="center"/>
               <w:textAlignment w:val="baseline"/>
               <w:rPr>
-                <w:rFonts w:ascii="宋体" w:eastAsia="宋体" w:hAnsi="宋体" w:cs="宋体" w:hint="default"/>
+                <w:rFonts w:hint="default" w:ascii="宋体" w:hAnsi="宋体" w:eastAsia="宋体" w:cs="宋体"/>
                 <w:snapToGrid w:val="0"/>
                 <w:color w:val="000000"/>
                 <w:kern w:val="0"/>
@@ -1601,17 +1797,6 @@
                 <w:lang w:val="en-US" w:eastAsia="zh-CN" w:bidi="ar-SA"/>
               </w:rPr>
             </w:pPr>
-            <w:r>
-              <w:rPr>
-                <w:rFonts w:asciiTheme="minorAscii" w:eastAsiaTheme="minorEastAsia" w:hAnsiTheme="minorAscii" w:hint="eastAsia"/>
-                <w:spacing w:val="0"/>
-                <w:kern w:val="0"/>
-                <w:sz w:val="21"/>
-                <w:vertAlign w:val="baseline"/>
-                <w:lang w:val="en-US" w:eastAsia="zh-CN"/>
-              </w:rPr>
-              <w:t>完善支持与改进</w:t>
-            </w:r>
           </w:p>
         </w:tc>
         <w:tc>
@@ -1634,11 +1819,11 @@
               <w:adjustRightInd w:val="0"/>
               <w:snapToGrid w:val="0"/>
               <w:spacing w:before="173" w:line="229" w:lineRule="auto"/>
-              <w:ind w:left="0" w:right="0" w:firstLine="0" w:leftChars="0" w:rightChars="0" w:firstLineChars="0"/>
+              <w:ind w:left="0" w:leftChars="0" w:right="0" w:rightChars="0" w:firstLine="0" w:firstLineChars="0"/>
               <w:jc w:val="center"/>
               <w:textAlignment w:val="baseline"/>
               <w:rPr>
-                <w:rFonts w:ascii="宋体" w:eastAsia="宋体" w:hAnsi="宋体" w:cs="宋体"/>
+                <w:rFonts w:ascii="宋体" w:hAnsi="宋体" w:eastAsia="宋体" w:cs="宋体"/>
                 <w:snapToGrid w:val="0"/>
                 <w:color w:val="000000"/>
                 <w:spacing w:val="200"/>
@@ -1648,17 +1833,6 @@
                 <w:lang w:val="en-US" w:eastAsia="en-US" w:bidi="ar-SA"/>
               </w:rPr>
             </w:pPr>
-            <w:r>
-              <w:rPr>
-                <w:rFonts w:asciiTheme="minorAscii" w:eastAsiaTheme="minorEastAsia" w:hAnsiTheme="minorAscii" w:hint="eastAsia"/>
-                <w:spacing w:val="0"/>
-                <w:kern w:val="0"/>
-                <w:sz w:val="21"/>
-                <w:vertAlign w:val="baseline"/>
-                <w:lang w:val="en-US" w:eastAsia="zh-CN"/>
-              </w:rPr>
-              <w:t>程方</w:t>
-            </w:r>
           </w:p>
         </w:tc>
         <w:tc>
@@ -1681,11 +1855,11 @@
               <w:adjustRightInd w:val="0"/>
               <w:snapToGrid w:val="0"/>
               <w:spacing w:before="173" w:line="229" w:lineRule="auto"/>
-              <w:ind w:left="0" w:right="0" w:firstLine="0" w:leftChars="0" w:rightChars="0" w:firstLineChars="0"/>
+              <w:ind w:left="0" w:leftChars="0" w:right="0" w:rightChars="0" w:firstLine="0" w:firstLineChars="0"/>
               <w:jc w:val="center"/>
               <w:textAlignment w:val="baseline"/>
               <w:rPr>
-                <w:rFonts w:ascii="宋体" w:eastAsia="宋体" w:hAnsi="宋体" w:cs="宋体"/>
+                <w:rFonts w:ascii="宋体" w:hAnsi="宋体" w:eastAsia="宋体" w:cs="宋体"/>
                 <w:snapToGrid w:val="0"/>
                 <w:color w:val="000000"/>
                 <w:spacing w:val="200"/>
@@ -1695,17 +1869,6 @@
                 <w:lang w:val="en-US" w:eastAsia="en-US" w:bidi="ar-SA"/>
               </w:rPr>
             </w:pPr>
-            <w:r>
-              <w:rPr>
-                <w:rFonts w:asciiTheme="minorAscii" w:eastAsiaTheme="minorEastAsia" w:hAnsiTheme="minorAscii" w:hint="eastAsia"/>
-                <w:spacing w:val="0"/>
-                <w:kern w:val="0"/>
-                <w:sz w:val="21"/>
-                <w:vertAlign w:val="baseline"/>
-                <w:lang w:val="en-US" w:eastAsia="zh-CN"/>
-              </w:rPr>
-              <w:t>茅建根</w:t>
-            </w:r>
           </w:p>
         </w:tc>
         <w:tc>
@@ -1728,11 +1891,11 @@
               <w:adjustRightInd w:val="0"/>
               <w:snapToGrid w:val="0"/>
               <w:spacing w:before="173" w:line="229" w:lineRule="auto"/>
-              <w:ind w:left="0" w:right="0" w:firstLine="0" w:leftChars="0" w:rightChars="0" w:firstLineChars="0"/>
+              <w:ind w:left="0" w:leftChars="0" w:right="0" w:rightChars="0" w:firstLine="0" w:firstLineChars="0"/>
               <w:jc w:val="center"/>
               <w:textAlignment w:val="baseline"/>
               <w:rPr>
-                <w:rFonts w:ascii="宋体" w:eastAsia="宋体" w:hAnsi="宋体" w:cs="宋体"/>
+                <w:rFonts w:ascii="宋体" w:hAnsi="宋体" w:eastAsia="宋体" w:cs="宋体"/>
                 <w:snapToGrid w:val="0"/>
                 <w:color w:val="000000"/>
                 <w:kern w:val="0"/>
@@ -1741,25 +1904,19 @@
                 <w:lang w:val="en-US" w:eastAsia="en-US" w:bidi="ar-SA"/>
               </w:rPr>
             </w:pPr>
-            <w:r>
-              <w:rPr>
-                <w:rFonts w:asciiTheme="minorAscii" w:eastAsiaTheme="minorEastAsia" w:hAnsiTheme="minorAscii" w:hint="eastAsia"/>
-                <w:spacing w:val="0"/>
-                <w:kern w:val="0"/>
-                <w:sz w:val="21"/>
-                <w:vertAlign w:val="baseline"/>
-                <w:lang w:val="en-US" w:eastAsia="zh-CN"/>
-              </w:rPr>
-              <w:t>吴亚红</w:t>
-            </w:r>
           </w:p>
         </w:tc>
       </w:tr>
       <w:tr>
         <w:tblPrEx>
-          <w:tblW w:w="8214" w:type="dxa"/>
-          <w:jc w:val="center"/>
-          <w:tblLayout w:type="fixed"/>
+          <w:tblBorders>
+            <w:top w:val="single" w:color="000000" w:sz="2" w:space="0"/>
+            <w:left w:val="single" w:color="000000" w:sz="2" w:space="0"/>
+            <w:bottom w:val="single" w:color="000000" w:sz="2" w:space="0"/>
+            <w:right w:val="single" w:color="000000" w:sz="2" w:space="0"/>
+            <w:insideH w:val="single" w:color="000000" w:sz="2" w:space="0"/>
+            <w:insideV w:val="single" w:color="000000" w:sz="2" w:space="0"/>
+          </w:tblBorders>
           <w:tblCellMar>
             <w:top w:w="0" w:type="dxa"/>
             <w:left w:w="0" w:type="dxa"/>
@@ -1768,7 +1925,7 @@
           </w:tblCellMar>
         </w:tblPrEx>
         <w:trPr>
-          <w:trHeight w:val="556"/>
+          <w:trHeight w:val="556" w:hRule="atLeast"/>
           <w:jc w:val="center"/>
         </w:trPr>
         <w:tc>
@@ -1777,7 +1934,7 @@
           </w:tcPr>
           <w:p>
             <w:pPr>
-              <w:pStyle w:val="TableText"/>
+              <w:pStyle w:val="28"/>
               <w:keepNext w:val="0"/>
               <w:keepLines w:val="0"/>
               <w:pageBreakBefore w:val="0"/>
@@ -1790,7 +1947,7 @@
               <w:bidi w:val="0"/>
               <w:adjustRightInd w:val="0"/>
               <w:snapToGrid w:val="0"/>
-              <w:ind w:left="0" w:right="0" w:firstLine="0" w:leftChars="0" w:rightChars="0" w:firstLineChars="0"/>
+              <w:ind w:left="0" w:leftChars="0" w:right="0" w:rightChars="0" w:firstLine="0" w:firstLineChars="0"/>
               <w:jc w:val="center"/>
               <w:textAlignment w:val="baseline"/>
             </w:pPr>
@@ -1802,7 +1959,7 @@
           </w:tcPr>
           <w:p>
             <w:pPr>
-              <w:pStyle w:val="TableText"/>
+              <w:pStyle w:val="28"/>
               <w:keepNext w:val="0"/>
               <w:keepLines w:val="0"/>
               <w:pageBreakBefore w:val="0"/>
@@ -1815,7 +1972,7 @@
               <w:bidi w:val="0"/>
               <w:adjustRightInd w:val="0"/>
               <w:snapToGrid w:val="0"/>
-              <w:ind w:left="0" w:right="0" w:firstLine="0" w:leftChars="0" w:rightChars="0" w:firstLineChars="0"/>
+              <w:ind w:left="0" w:leftChars="0" w:right="0" w:rightChars="0" w:firstLine="0" w:firstLineChars="0"/>
               <w:jc w:val="center"/>
               <w:textAlignment w:val="baseline"/>
             </w:pPr>
@@ -1827,7 +1984,7 @@
           </w:tcPr>
           <w:p>
             <w:pPr>
-              <w:pStyle w:val="TableText"/>
+              <w:pStyle w:val="28"/>
               <w:keepNext w:val="0"/>
               <w:keepLines w:val="0"/>
               <w:pageBreakBefore w:val="0"/>
@@ -1840,7 +1997,7 @@
               <w:bidi w:val="0"/>
               <w:adjustRightInd w:val="0"/>
               <w:snapToGrid w:val="0"/>
-              <w:ind w:left="0" w:right="0" w:firstLine="0" w:leftChars="0" w:rightChars="0" w:firstLineChars="0"/>
+              <w:ind w:left="0" w:leftChars="0" w:right="0" w:rightChars="0" w:firstLine="0" w:firstLineChars="0"/>
               <w:jc w:val="center"/>
               <w:textAlignment w:val="baseline"/>
             </w:pPr>
@@ -1852,7 +2009,7 @@
           </w:tcPr>
           <w:p>
             <w:pPr>
-              <w:pStyle w:val="TableText"/>
+              <w:pStyle w:val="28"/>
               <w:keepNext w:val="0"/>
               <w:keepLines w:val="0"/>
               <w:pageBreakBefore w:val="0"/>
@@ -1865,7 +2022,7 @@
               <w:bidi w:val="0"/>
               <w:adjustRightInd w:val="0"/>
               <w:snapToGrid w:val="0"/>
-              <w:ind w:left="0" w:right="0" w:firstLine="0" w:leftChars="0" w:rightChars="0" w:firstLineChars="0"/>
+              <w:ind w:left="0" w:leftChars="0" w:right="0" w:rightChars="0" w:firstLine="0" w:firstLineChars="0"/>
               <w:jc w:val="center"/>
               <w:textAlignment w:val="baseline"/>
             </w:pPr>
@@ -1877,7 +2034,7 @@
           </w:tcPr>
           <w:p>
             <w:pPr>
-              <w:pStyle w:val="TableText"/>
+              <w:pStyle w:val="28"/>
               <w:keepNext w:val="0"/>
               <w:keepLines w:val="0"/>
               <w:pageBreakBefore w:val="0"/>
@@ -1890,7 +2047,7 @@
               <w:bidi w:val="0"/>
               <w:adjustRightInd w:val="0"/>
               <w:snapToGrid w:val="0"/>
-              <w:ind w:left="0" w:right="0" w:firstLine="0" w:leftChars="0" w:rightChars="0" w:firstLineChars="0"/>
+              <w:ind w:left="0" w:leftChars="0" w:right="0" w:rightChars="0" w:firstLine="0" w:firstLineChars="0"/>
               <w:jc w:val="center"/>
               <w:textAlignment w:val="baseline"/>
             </w:pPr>
@@ -1902,7 +2059,7 @@
           </w:tcPr>
           <w:p>
             <w:pPr>
-              <w:pStyle w:val="TableText"/>
+              <w:pStyle w:val="28"/>
               <w:keepNext w:val="0"/>
               <w:keepLines w:val="0"/>
               <w:pageBreakBefore w:val="0"/>
@@ -1915,7 +2072,7 @@
               <w:bidi w:val="0"/>
               <w:adjustRightInd w:val="0"/>
               <w:snapToGrid w:val="0"/>
-              <w:ind w:left="0" w:right="0" w:firstLine="0" w:leftChars="0" w:rightChars="0" w:firstLineChars="0"/>
+              <w:ind w:left="0" w:leftChars="0" w:right="0" w:rightChars="0" w:firstLine="0" w:firstLineChars="0"/>
               <w:jc w:val="center"/>
               <w:textAlignment w:val="baseline"/>
             </w:pPr>
@@ -1924,9 +2081,14 @@
       </w:tr>
       <w:tr>
         <w:tblPrEx>
-          <w:tblW w:w="8214" w:type="dxa"/>
-          <w:jc w:val="center"/>
-          <w:tblLayout w:type="fixed"/>
+          <w:tblBorders>
+            <w:top w:val="single" w:color="000000" w:sz="2" w:space="0"/>
+            <w:left w:val="single" w:color="000000" w:sz="2" w:space="0"/>
+            <w:bottom w:val="single" w:color="000000" w:sz="2" w:space="0"/>
+            <w:right w:val="single" w:color="000000" w:sz="2" w:space="0"/>
+            <w:insideH w:val="single" w:color="000000" w:sz="2" w:space="0"/>
+            <w:insideV w:val="single" w:color="000000" w:sz="2" w:space="0"/>
+          </w:tblBorders>
           <w:tblCellMar>
             <w:top w:w="0" w:type="dxa"/>
             <w:left w:w="0" w:type="dxa"/>
@@ -1935,7 +2097,7 @@
           </w:tblCellMar>
         </w:tblPrEx>
         <w:trPr>
-          <w:trHeight w:val="557"/>
+          <w:trHeight w:val="557" w:hRule="atLeast"/>
           <w:jc w:val="center"/>
         </w:trPr>
         <w:tc>
@@ -1944,7 +2106,7 @@
           </w:tcPr>
           <w:p>
             <w:pPr>
-              <w:pStyle w:val="TableText"/>
+              <w:pStyle w:val="28"/>
               <w:keepNext w:val="0"/>
               <w:keepLines w:val="0"/>
               <w:pageBreakBefore w:val="0"/>
@@ -1957,7 +2119,7 @@
               <w:bidi w:val="0"/>
               <w:adjustRightInd w:val="0"/>
               <w:snapToGrid w:val="0"/>
-              <w:ind w:left="0" w:right="0" w:firstLine="0" w:leftChars="0" w:rightChars="0" w:firstLineChars="0"/>
+              <w:ind w:left="0" w:leftChars="0" w:right="0" w:rightChars="0" w:firstLine="0" w:firstLineChars="0"/>
               <w:jc w:val="center"/>
               <w:textAlignment w:val="baseline"/>
             </w:pPr>
@@ -1969,7 +2131,7 @@
           </w:tcPr>
           <w:p>
             <w:pPr>
-              <w:pStyle w:val="TableText"/>
+              <w:pStyle w:val="28"/>
               <w:keepNext w:val="0"/>
               <w:keepLines w:val="0"/>
               <w:pageBreakBefore w:val="0"/>
@@ -1982,7 +2144,7 @@
               <w:bidi w:val="0"/>
               <w:adjustRightInd w:val="0"/>
               <w:snapToGrid w:val="0"/>
-              <w:ind w:left="0" w:right="0" w:firstLine="0" w:leftChars="0" w:rightChars="0" w:firstLineChars="0"/>
+              <w:ind w:left="0" w:leftChars="0" w:right="0" w:rightChars="0" w:firstLine="0" w:firstLineChars="0"/>
               <w:jc w:val="center"/>
               <w:textAlignment w:val="baseline"/>
             </w:pPr>
@@ -1994,7 +2156,7 @@
           </w:tcPr>
           <w:p>
             <w:pPr>
-              <w:pStyle w:val="TableText"/>
+              <w:pStyle w:val="28"/>
               <w:keepNext w:val="0"/>
               <w:keepLines w:val="0"/>
               <w:pageBreakBefore w:val="0"/>
@@ -2007,7 +2169,7 @@
               <w:bidi w:val="0"/>
               <w:adjustRightInd w:val="0"/>
               <w:snapToGrid w:val="0"/>
-              <w:ind w:left="0" w:right="0" w:firstLine="0" w:leftChars="0" w:rightChars="0" w:firstLineChars="0"/>
+              <w:ind w:left="0" w:leftChars="0" w:right="0" w:rightChars="0" w:firstLine="0" w:firstLineChars="0"/>
               <w:jc w:val="center"/>
               <w:textAlignment w:val="baseline"/>
             </w:pPr>
@@ -2019,7 +2181,7 @@
           </w:tcPr>
           <w:p>
             <w:pPr>
-              <w:pStyle w:val="TableText"/>
+              <w:pStyle w:val="28"/>
               <w:keepNext w:val="0"/>
               <w:keepLines w:val="0"/>
               <w:pageBreakBefore w:val="0"/>
@@ -2032,7 +2194,7 @@
               <w:bidi w:val="0"/>
               <w:adjustRightInd w:val="0"/>
               <w:snapToGrid w:val="0"/>
-              <w:ind w:left="0" w:right="0" w:firstLine="0" w:leftChars="0" w:rightChars="0" w:firstLineChars="0"/>
+              <w:ind w:left="0" w:leftChars="0" w:right="0" w:rightChars="0" w:firstLine="0" w:firstLineChars="0"/>
               <w:jc w:val="center"/>
               <w:textAlignment w:val="baseline"/>
             </w:pPr>
@@ -2044,7 +2206,7 @@
           </w:tcPr>
           <w:p>
             <w:pPr>
-              <w:pStyle w:val="TableText"/>
+              <w:pStyle w:val="28"/>
               <w:keepNext w:val="0"/>
               <w:keepLines w:val="0"/>
               <w:pageBreakBefore w:val="0"/>
@@ -2057,7 +2219,7 @@
               <w:bidi w:val="0"/>
               <w:adjustRightInd w:val="0"/>
               <w:snapToGrid w:val="0"/>
-              <w:ind w:left="0" w:right="0" w:firstLine="0" w:leftChars="0" w:rightChars="0" w:firstLineChars="0"/>
+              <w:ind w:left="0" w:leftChars="0" w:right="0" w:rightChars="0" w:firstLine="0" w:firstLineChars="0"/>
               <w:jc w:val="center"/>
               <w:textAlignment w:val="baseline"/>
             </w:pPr>
@@ -2069,7 +2231,7 @@
           </w:tcPr>
           <w:p>
             <w:pPr>
-              <w:pStyle w:val="TableText"/>
+              <w:pStyle w:val="28"/>
               <w:keepNext w:val="0"/>
               <w:keepLines w:val="0"/>
               <w:pageBreakBefore w:val="0"/>
@@ -2082,7 +2244,7 @@
               <w:bidi w:val="0"/>
               <w:adjustRightInd w:val="0"/>
               <w:snapToGrid w:val="0"/>
-              <w:ind w:left="0" w:right="0" w:firstLine="0" w:leftChars="0" w:rightChars="0" w:firstLineChars="0"/>
+              <w:ind w:left="0" w:leftChars="0" w:right="0" w:rightChars="0" w:firstLine="0" w:firstLineChars="0"/>
               <w:jc w:val="center"/>
               <w:textAlignment w:val="baseline"/>
             </w:pPr>
@@ -2113,7 +2275,7 @@
     <w:sdt>
       <w:sdtPr>
         <w:rPr>
-          <w:rFonts w:ascii="宋体" w:eastAsia="宋体" w:hAnsi="宋体" w:cs="Arial"/>
+          <w:rFonts w:ascii="宋体" w:hAnsi="宋体" w:eastAsia="宋体" w:cs="Arial"/>
           <w:snapToGrid w:val="0"/>
           <w:color w:val="000000"/>
           <w:kern w:val="0"/>
@@ -2129,7 +2291,7 @@
       </w:sdtPr>
       <w:sdtEndPr>
         <w:rPr>
-          <w:rFonts w:ascii="宋体" w:eastAsia="宋体" w:hAnsi="宋体" w:cs="宋体" w:hint="eastAsia"/>
+          <w:rFonts w:hint="eastAsia" w:ascii="宋体" w:hAnsi="宋体" w:eastAsia="宋体" w:cs="宋体"/>
           <w:snapToGrid w:val="0"/>
           <w:color w:val="000000"/>
           <w:kern w:val="0"/>
@@ -2154,18 +2316,18 @@
             <w:adjustRightInd w:val="0"/>
             <w:snapToGrid w:val="0"/>
             <w:spacing w:before="0" w:beforeLines="0" w:after="0" w:afterLines="0" w:line="240" w:lineRule="auto"/>
-            <w:ind w:left="0" w:right="0" w:firstLine="0" w:leftChars="0" w:rightChars="0" w:firstLineChars="0"/>
+            <w:ind w:left="0" w:leftChars="0" w:right="0" w:rightChars="0" w:firstLine="0" w:firstLineChars="0"/>
             <w:jc w:val="center"/>
             <w:textAlignment w:val="baseline"/>
             <w:rPr>
-              <w:rFonts w:ascii="宋体" w:eastAsia="宋体" w:hAnsi="宋体" w:cs="宋体" w:hint="eastAsia"/>
+              <w:rFonts w:hint="eastAsia" w:ascii="宋体" w:hAnsi="宋体" w:eastAsia="宋体" w:cs="宋体"/>
               <w:sz w:val="24"/>
               <w:szCs w:val="24"/>
             </w:rPr>
           </w:pPr>
           <w:r>
             <w:rPr>
-              <w:rFonts w:ascii="宋体" w:eastAsia="宋体" w:hAnsi="宋体" w:cs="宋体" w:hint="eastAsia"/>
+              <w:rFonts w:hint="eastAsia" w:ascii="宋体" w:hAnsi="宋体" w:eastAsia="宋体" w:cs="宋体"/>
               <w:sz w:val="24"/>
               <w:szCs w:val="24"/>
             </w:rPr>
@@ -2174,14 +2336,14 @@
         </w:p>
         <w:p>
           <w:pPr>
-            <w:pStyle w:val="TOC1"/>
+            <w:pStyle w:val="16"/>
             <w:tabs>
               <w:tab w:val="right" w:leader="dot" w:pos="8306"/>
             </w:tabs>
           </w:pPr>
           <w:r>
             <w:rPr>
-              <w:rFonts w:ascii="宋体" w:eastAsia="宋体" w:hAnsi="宋体" w:cs="宋体" w:hint="eastAsia"/>
+              <w:rFonts w:hint="eastAsia" w:ascii="宋体" w:hAnsi="宋体" w:eastAsia="宋体" w:cs="宋体"/>
               <w:sz w:val="24"/>
               <w:szCs w:val="24"/>
             </w:rPr>
@@ -2189,7 +2351,7 @@
           </w:r>
           <w:r>
             <w:rPr>
-              <w:rFonts w:ascii="宋体" w:eastAsia="宋体" w:hAnsi="宋体" w:cs="宋体" w:hint="eastAsia"/>
+              <w:rFonts w:hint="eastAsia" w:ascii="宋体" w:hAnsi="宋体" w:eastAsia="宋体" w:cs="宋体"/>
               <w:sz w:val="24"/>
               <w:szCs w:val="24"/>
             </w:rPr>
@@ -2197,7 +2359,7 @@
           </w:r>
           <w:r>
             <w:rPr>
-              <w:rFonts w:ascii="宋体" w:eastAsia="宋体" w:hAnsi="宋体" w:cs="宋体" w:hint="eastAsia"/>
+              <w:rFonts w:hint="eastAsia" w:ascii="宋体" w:hAnsi="宋体" w:eastAsia="宋体" w:cs="宋体"/>
               <w:sz w:val="24"/>
               <w:szCs w:val="24"/>
             </w:rPr>
@@ -2205,21 +2367,21 @@
           </w:r>
           <w:r>
             <w:rPr>
-              <w:rFonts w:ascii="宋体" w:eastAsia="宋体" w:hAnsi="宋体" w:cs="宋体" w:hint="eastAsia"/>
+              <w:rFonts w:hint="eastAsia" w:ascii="宋体" w:hAnsi="宋体" w:eastAsia="宋体" w:cs="宋体"/>
               <w:szCs w:val="24"/>
             </w:rPr>
             <w:fldChar w:fldCharType="begin"/>
           </w:r>
           <w:r>
             <w:rPr>
-              <w:rFonts w:ascii="宋体" w:eastAsia="宋体" w:hAnsi="宋体" w:cs="宋体" w:hint="eastAsia"/>
+              <w:rFonts w:hint="eastAsia" w:ascii="宋体" w:hAnsi="宋体" w:eastAsia="宋体" w:cs="宋体"/>
               <w:szCs w:val="24"/>
             </w:rPr>
             <w:instrText xml:space="preserve"> HYPERLINK \l _Toc2660 </w:instrText>
           </w:r>
           <w:r>
             <w:rPr>
-              <w:rFonts w:ascii="宋体" w:eastAsia="宋体" w:hAnsi="宋体" w:cs="宋体" w:hint="eastAsia"/>
+              <w:rFonts w:hint="eastAsia" w:ascii="宋体" w:hAnsi="宋体" w:eastAsia="宋体" w:cs="宋体"/>
               <w:szCs w:val="24"/>
             </w:rPr>
             <w:fldChar w:fldCharType="separate"/>
@@ -2251,7 +2413,7 @@
           </w:r>
           <w:r>
             <w:rPr>
-              <w:rFonts w:ascii="宋体" w:eastAsia="宋体" w:hAnsi="宋体" w:cs="宋体" w:hint="eastAsia"/>
+              <w:rFonts w:hint="eastAsia" w:ascii="宋体" w:hAnsi="宋体" w:eastAsia="宋体" w:cs="宋体"/>
               <w:szCs w:val="24"/>
             </w:rPr>
             <w:fldChar w:fldCharType="end"/>
@@ -2259,28 +2421,28 @@
         </w:p>
         <w:p>
           <w:pPr>
-            <w:pStyle w:val="TOC1"/>
+            <w:pStyle w:val="16"/>
             <w:tabs>
               <w:tab w:val="right" w:leader="dot" w:pos="8306"/>
             </w:tabs>
           </w:pPr>
           <w:r>
             <w:rPr>
-              <w:rFonts w:ascii="宋体" w:eastAsia="宋体" w:hAnsi="宋体" w:cs="宋体" w:hint="eastAsia"/>
+              <w:rFonts w:hint="eastAsia" w:ascii="宋体" w:hAnsi="宋体" w:eastAsia="宋体" w:cs="宋体"/>
               <w:szCs w:val="24"/>
             </w:rPr>
             <w:fldChar w:fldCharType="begin"/>
           </w:r>
           <w:r>
             <w:rPr>
-              <w:rFonts w:ascii="宋体" w:eastAsia="宋体" w:hAnsi="宋体" w:cs="宋体" w:hint="eastAsia"/>
+              <w:rFonts w:hint="eastAsia" w:ascii="宋体" w:hAnsi="宋体" w:eastAsia="宋体" w:cs="宋体"/>
               <w:szCs w:val="24"/>
             </w:rPr>
             <w:instrText xml:space="preserve"> HYPERLINK \l _Toc9512 </w:instrText>
           </w:r>
           <w:r>
             <w:rPr>
-              <w:rFonts w:ascii="宋体" w:eastAsia="宋体" w:hAnsi="宋体" w:cs="宋体" w:hint="eastAsia"/>
+              <w:rFonts w:hint="eastAsia" w:ascii="宋体" w:hAnsi="宋体" w:eastAsia="宋体" w:cs="宋体"/>
               <w:szCs w:val="24"/>
             </w:rPr>
             <w:fldChar w:fldCharType="separate"/>
@@ -2312,7 +2474,7 @@
           </w:r>
           <w:r>
             <w:rPr>
-              <w:rFonts w:ascii="宋体" w:eastAsia="宋体" w:hAnsi="宋体" w:cs="宋体" w:hint="eastAsia"/>
+              <w:rFonts w:hint="eastAsia" w:ascii="宋体" w:hAnsi="宋体" w:eastAsia="宋体" w:cs="宋体"/>
               <w:szCs w:val="24"/>
             </w:rPr>
             <w:fldChar w:fldCharType="end"/>
@@ -2320,28 +2482,28 @@
         </w:p>
         <w:p>
           <w:pPr>
-            <w:pStyle w:val="TOC1"/>
+            <w:pStyle w:val="16"/>
             <w:tabs>
               <w:tab w:val="right" w:leader="dot" w:pos="8306"/>
             </w:tabs>
           </w:pPr>
           <w:r>
             <w:rPr>
-              <w:rFonts w:ascii="宋体" w:eastAsia="宋体" w:hAnsi="宋体" w:cs="宋体" w:hint="eastAsia"/>
+              <w:rFonts w:hint="eastAsia" w:ascii="宋体" w:hAnsi="宋体" w:eastAsia="宋体" w:cs="宋体"/>
               <w:szCs w:val="24"/>
             </w:rPr>
             <w:fldChar w:fldCharType="begin"/>
           </w:r>
           <w:r>
             <w:rPr>
-              <w:rFonts w:ascii="宋体" w:eastAsia="宋体" w:hAnsi="宋体" w:cs="宋体" w:hint="eastAsia"/>
+              <w:rFonts w:hint="eastAsia" w:ascii="宋体" w:hAnsi="宋体" w:eastAsia="宋体" w:cs="宋体"/>
               <w:szCs w:val="24"/>
             </w:rPr>
             <w:instrText xml:space="preserve"> HYPERLINK \l _Toc14179 </w:instrText>
           </w:r>
           <w:r>
             <w:rPr>
-              <w:rFonts w:ascii="宋体" w:eastAsia="宋体" w:hAnsi="宋体" w:cs="宋体" w:hint="eastAsia"/>
+              <w:rFonts w:hint="eastAsia" w:ascii="宋体" w:hAnsi="宋体" w:eastAsia="宋体" w:cs="宋体"/>
               <w:szCs w:val="24"/>
             </w:rPr>
             <w:fldChar w:fldCharType="separate"/>
@@ -2373,7 +2535,7 @@
           </w:r>
           <w:r>
             <w:rPr>
-              <w:rFonts w:ascii="宋体" w:eastAsia="宋体" w:hAnsi="宋体" w:cs="宋体" w:hint="eastAsia"/>
+              <w:rFonts w:hint="eastAsia" w:ascii="宋体" w:hAnsi="宋体" w:eastAsia="宋体" w:cs="宋体"/>
               <w:szCs w:val="24"/>
             </w:rPr>
             <w:fldChar w:fldCharType="end"/>
@@ -2381,28 +2543,28 @@
         </w:p>
         <w:p>
           <w:pPr>
-            <w:pStyle w:val="TOC1"/>
+            <w:pStyle w:val="16"/>
             <w:tabs>
               <w:tab w:val="right" w:leader="dot" w:pos="8306"/>
             </w:tabs>
           </w:pPr>
           <w:r>
             <w:rPr>
-              <w:rFonts w:ascii="宋体" w:eastAsia="宋体" w:hAnsi="宋体" w:cs="宋体" w:hint="eastAsia"/>
+              <w:rFonts w:hint="eastAsia" w:ascii="宋体" w:hAnsi="宋体" w:eastAsia="宋体" w:cs="宋体"/>
               <w:szCs w:val="24"/>
             </w:rPr>
             <w:fldChar w:fldCharType="begin"/>
           </w:r>
           <w:r>
             <w:rPr>
-              <w:rFonts w:ascii="宋体" w:eastAsia="宋体" w:hAnsi="宋体" w:cs="宋体" w:hint="eastAsia"/>
+              <w:rFonts w:hint="eastAsia" w:ascii="宋体" w:hAnsi="宋体" w:eastAsia="宋体" w:cs="宋体"/>
               <w:szCs w:val="24"/>
             </w:rPr>
             <w:instrText xml:space="preserve"> HYPERLINK \l _Toc12296 </w:instrText>
           </w:r>
           <w:r>
             <w:rPr>
-              <w:rFonts w:ascii="宋体" w:eastAsia="宋体" w:hAnsi="宋体" w:cs="宋体" w:hint="eastAsia"/>
+              <w:rFonts w:hint="eastAsia" w:ascii="宋体" w:hAnsi="宋体" w:eastAsia="宋体" w:cs="宋体"/>
               <w:szCs w:val="24"/>
             </w:rPr>
             <w:fldChar w:fldCharType="separate"/>
@@ -2434,7 +2596,7 @@
           </w:r>
           <w:r>
             <w:rPr>
-              <w:rFonts w:ascii="宋体" w:eastAsia="宋体" w:hAnsi="宋体" w:cs="宋体" w:hint="eastAsia"/>
+              <w:rFonts w:hint="eastAsia" w:ascii="宋体" w:hAnsi="宋体" w:eastAsia="宋体" w:cs="宋体"/>
               <w:szCs w:val="24"/>
             </w:rPr>
             <w:fldChar w:fldCharType="end"/>
@@ -2442,28 +2604,28 @@
         </w:p>
         <w:p>
           <w:pPr>
-            <w:pStyle w:val="TOC1"/>
+            <w:pStyle w:val="16"/>
             <w:tabs>
               <w:tab w:val="right" w:leader="dot" w:pos="8306"/>
             </w:tabs>
           </w:pPr>
           <w:r>
             <w:rPr>
-              <w:rFonts w:ascii="宋体" w:eastAsia="宋体" w:hAnsi="宋体" w:cs="宋体" w:hint="eastAsia"/>
+              <w:rFonts w:hint="eastAsia" w:ascii="宋体" w:hAnsi="宋体" w:eastAsia="宋体" w:cs="宋体"/>
               <w:szCs w:val="24"/>
             </w:rPr>
             <w:fldChar w:fldCharType="begin"/>
           </w:r>
           <w:r>
             <w:rPr>
-              <w:rFonts w:ascii="宋体" w:eastAsia="宋体" w:hAnsi="宋体" w:cs="宋体" w:hint="eastAsia"/>
+              <w:rFonts w:hint="eastAsia" w:ascii="宋体" w:hAnsi="宋体" w:eastAsia="宋体" w:cs="宋体"/>
               <w:szCs w:val="24"/>
             </w:rPr>
             <w:instrText xml:space="preserve"> HYPERLINK \l _Toc29515 </w:instrText>
           </w:r>
           <w:r>
             <w:rPr>
-              <w:rFonts w:ascii="宋体" w:eastAsia="宋体" w:hAnsi="宋体" w:cs="宋体" w:hint="eastAsia"/>
+              <w:rFonts w:hint="eastAsia" w:ascii="宋体" w:hAnsi="宋体" w:eastAsia="宋体" w:cs="宋体"/>
               <w:szCs w:val="24"/>
             </w:rPr>
             <w:fldChar w:fldCharType="separate"/>
@@ -2495,7 +2657,7 @@
           </w:r>
           <w:r>
             <w:rPr>
-              <w:rFonts w:ascii="宋体" w:eastAsia="宋体" w:hAnsi="宋体" w:cs="宋体" w:hint="eastAsia"/>
+              <w:rFonts w:hint="eastAsia" w:ascii="宋体" w:hAnsi="宋体" w:eastAsia="宋体" w:cs="宋体"/>
               <w:szCs w:val="24"/>
             </w:rPr>
             <w:fldChar w:fldCharType="end"/>
@@ -2503,28 +2665,28 @@
         </w:p>
         <w:p>
           <w:pPr>
-            <w:pStyle w:val="TOC1"/>
+            <w:pStyle w:val="16"/>
             <w:tabs>
               <w:tab w:val="right" w:leader="dot" w:pos="8306"/>
             </w:tabs>
           </w:pPr>
           <w:r>
             <w:rPr>
-              <w:rFonts w:ascii="宋体" w:eastAsia="宋体" w:hAnsi="宋体" w:cs="宋体" w:hint="eastAsia"/>
+              <w:rFonts w:hint="eastAsia" w:ascii="宋体" w:hAnsi="宋体" w:eastAsia="宋体" w:cs="宋体"/>
               <w:szCs w:val="24"/>
             </w:rPr>
             <w:fldChar w:fldCharType="begin"/>
           </w:r>
           <w:r>
             <w:rPr>
-              <w:rFonts w:ascii="宋体" w:eastAsia="宋体" w:hAnsi="宋体" w:cs="宋体" w:hint="eastAsia"/>
+              <w:rFonts w:hint="eastAsia" w:ascii="宋体" w:hAnsi="宋体" w:eastAsia="宋体" w:cs="宋体"/>
               <w:szCs w:val="24"/>
             </w:rPr>
             <w:instrText xml:space="preserve"> HYPERLINK \l _Toc12382 </w:instrText>
           </w:r>
           <w:r>
             <w:rPr>
-              <w:rFonts w:ascii="宋体" w:eastAsia="宋体" w:hAnsi="宋体" w:cs="宋体" w:hint="eastAsia"/>
+              <w:rFonts w:hint="eastAsia" w:ascii="宋体" w:hAnsi="宋体" w:eastAsia="宋体" w:cs="宋体"/>
               <w:szCs w:val="24"/>
             </w:rPr>
             <w:fldChar w:fldCharType="separate"/>
@@ -2556,7 +2718,7 @@
           </w:r>
           <w:r>
             <w:rPr>
-              <w:rFonts w:ascii="宋体" w:eastAsia="宋体" w:hAnsi="宋体" w:cs="宋体" w:hint="eastAsia"/>
+              <w:rFonts w:hint="eastAsia" w:ascii="宋体" w:hAnsi="宋体" w:eastAsia="宋体" w:cs="宋体"/>
               <w:szCs w:val="24"/>
             </w:rPr>
             <w:fldChar w:fldCharType="end"/>
@@ -2564,28 +2726,28 @@
         </w:p>
         <w:p>
           <w:pPr>
-            <w:pStyle w:val="TOC1"/>
+            <w:pStyle w:val="16"/>
             <w:tabs>
               <w:tab w:val="right" w:leader="dot" w:pos="8306"/>
             </w:tabs>
           </w:pPr>
           <w:r>
             <w:rPr>
-              <w:rFonts w:ascii="宋体" w:eastAsia="宋体" w:hAnsi="宋体" w:cs="宋体" w:hint="eastAsia"/>
+              <w:rFonts w:hint="eastAsia" w:ascii="宋体" w:hAnsi="宋体" w:eastAsia="宋体" w:cs="宋体"/>
               <w:szCs w:val="24"/>
             </w:rPr>
             <w:fldChar w:fldCharType="begin"/>
           </w:r>
           <w:r>
             <w:rPr>
-              <w:rFonts w:ascii="宋体" w:eastAsia="宋体" w:hAnsi="宋体" w:cs="宋体" w:hint="eastAsia"/>
+              <w:rFonts w:hint="eastAsia" w:ascii="宋体" w:hAnsi="宋体" w:eastAsia="宋体" w:cs="宋体"/>
               <w:szCs w:val="24"/>
             </w:rPr>
             <w:instrText xml:space="preserve"> HYPERLINK \l _Toc31036 </w:instrText>
           </w:r>
           <w:r>
             <w:rPr>
-              <w:rFonts w:ascii="宋体" w:eastAsia="宋体" w:hAnsi="宋体" w:cs="宋体" w:hint="eastAsia"/>
+              <w:rFonts w:hint="eastAsia" w:ascii="宋体" w:hAnsi="宋体" w:eastAsia="宋体" w:cs="宋体"/>
               <w:szCs w:val="24"/>
             </w:rPr>
             <w:fldChar w:fldCharType="separate"/>
@@ -2617,7 +2779,7 @@
           </w:r>
           <w:r>
             <w:rPr>
-              <w:rFonts w:ascii="宋体" w:eastAsia="宋体" w:hAnsi="宋体" w:cs="宋体" w:hint="eastAsia"/>
+              <w:rFonts w:hint="eastAsia" w:ascii="宋体" w:hAnsi="宋体" w:eastAsia="宋体" w:cs="宋体"/>
               <w:szCs w:val="24"/>
             </w:rPr>
             <w:fldChar w:fldCharType="end"/>
@@ -2625,28 +2787,28 @@
         </w:p>
         <w:p>
           <w:pPr>
-            <w:pStyle w:val="TOC2"/>
+            <w:pStyle w:val="17"/>
             <w:tabs>
               <w:tab w:val="right" w:leader="dot" w:pos="8306"/>
             </w:tabs>
           </w:pPr>
           <w:r>
             <w:rPr>
-              <w:rFonts w:ascii="宋体" w:eastAsia="宋体" w:hAnsi="宋体" w:cs="宋体" w:hint="eastAsia"/>
+              <w:rFonts w:hint="eastAsia" w:ascii="宋体" w:hAnsi="宋体" w:eastAsia="宋体" w:cs="宋体"/>
               <w:szCs w:val="24"/>
             </w:rPr>
             <w:fldChar w:fldCharType="begin"/>
           </w:r>
           <w:r>
             <w:rPr>
-              <w:rFonts w:ascii="宋体" w:eastAsia="宋体" w:hAnsi="宋体" w:cs="宋体" w:hint="eastAsia"/>
+              <w:rFonts w:hint="eastAsia" w:ascii="宋体" w:hAnsi="宋体" w:eastAsia="宋体" w:cs="宋体"/>
               <w:szCs w:val="24"/>
             </w:rPr>
             <w:instrText xml:space="preserve"> HYPERLINK \l _Toc8268 </w:instrText>
           </w:r>
           <w:r>
             <w:rPr>
-              <w:rFonts w:ascii="宋体" w:eastAsia="宋体" w:hAnsi="宋体" w:cs="宋体" w:hint="eastAsia"/>
+              <w:rFonts w:hint="eastAsia" w:ascii="宋体" w:hAnsi="宋体" w:eastAsia="宋体" w:cs="宋体"/>
               <w:szCs w:val="24"/>
             </w:rPr>
             <w:fldChar w:fldCharType="separate"/>
@@ -2678,7 +2840,7 @@
           </w:r>
           <w:r>
             <w:rPr>
-              <w:rFonts w:ascii="宋体" w:eastAsia="宋体" w:hAnsi="宋体" w:cs="宋体" w:hint="eastAsia"/>
+              <w:rFonts w:hint="eastAsia" w:ascii="宋体" w:hAnsi="宋体" w:eastAsia="宋体" w:cs="宋体"/>
               <w:szCs w:val="24"/>
             </w:rPr>
             <w:fldChar w:fldCharType="end"/>
@@ -2686,28 +2848,28 @@
         </w:p>
         <w:p>
           <w:pPr>
-            <w:pStyle w:val="TOC2"/>
+            <w:pStyle w:val="17"/>
             <w:tabs>
               <w:tab w:val="right" w:leader="dot" w:pos="8306"/>
             </w:tabs>
           </w:pPr>
           <w:r>
             <w:rPr>
-              <w:rFonts w:ascii="宋体" w:eastAsia="宋体" w:hAnsi="宋体" w:cs="宋体" w:hint="eastAsia"/>
+              <w:rFonts w:hint="eastAsia" w:ascii="宋体" w:hAnsi="宋体" w:eastAsia="宋体" w:cs="宋体"/>
               <w:szCs w:val="24"/>
             </w:rPr>
             <w:fldChar w:fldCharType="begin"/>
           </w:r>
           <w:r>
             <w:rPr>
-              <w:rFonts w:ascii="宋体" w:eastAsia="宋体" w:hAnsi="宋体" w:cs="宋体" w:hint="eastAsia"/>
+              <w:rFonts w:hint="eastAsia" w:ascii="宋体" w:hAnsi="宋体" w:eastAsia="宋体" w:cs="宋体"/>
               <w:szCs w:val="24"/>
             </w:rPr>
             <w:instrText xml:space="preserve"> HYPERLINK \l _Toc24659 </w:instrText>
           </w:r>
           <w:r>
             <w:rPr>
-              <w:rFonts w:ascii="宋体" w:eastAsia="宋体" w:hAnsi="宋体" w:cs="宋体" w:hint="eastAsia"/>
+              <w:rFonts w:hint="eastAsia" w:ascii="宋体" w:hAnsi="宋体" w:eastAsia="宋体" w:cs="宋体"/>
               <w:szCs w:val="24"/>
             </w:rPr>
             <w:fldChar w:fldCharType="separate"/>
@@ -2739,7 +2901,7 @@
           </w:r>
           <w:r>
             <w:rPr>
-              <w:rFonts w:ascii="宋体" w:eastAsia="宋体" w:hAnsi="宋体" w:cs="宋体" w:hint="eastAsia"/>
+              <w:rFonts w:hint="eastAsia" w:ascii="宋体" w:hAnsi="宋体" w:eastAsia="宋体" w:cs="宋体"/>
               <w:szCs w:val="24"/>
             </w:rPr>
             <w:fldChar w:fldCharType="end"/>
@@ -2747,28 +2909,28 @@
         </w:p>
         <w:p>
           <w:pPr>
-            <w:pStyle w:val="TOC2"/>
+            <w:pStyle w:val="17"/>
             <w:tabs>
               <w:tab w:val="right" w:leader="dot" w:pos="8306"/>
             </w:tabs>
           </w:pPr>
           <w:r>
             <w:rPr>
-              <w:rFonts w:ascii="宋体" w:eastAsia="宋体" w:hAnsi="宋体" w:cs="宋体" w:hint="eastAsia"/>
+              <w:rFonts w:hint="eastAsia" w:ascii="宋体" w:hAnsi="宋体" w:eastAsia="宋体" w:cs="宋体"/>
               <w:szCs w:val="24"/>
             </w:rPr>
             <w:fldChar w:fldCharType="begin"/>
           </w:r>
           <w:r>
             <w:rPr>
-              <w:rFonts w:ascii="宋体" w:eastAsia="宋体" w:hAnsi="宋体" w:cs="宋体" w:hint="eastAsia"/>
+              <w:rFonts w:hint="eastAsia" w:ascii="宋体" w:hAnsi="宋体" w:eastAsia="宋体" w:cs="宋体"/>
               <w:szCs w:val="24"/>
             </w:rPr>
             <w:instrText xml:space="preserve"> HYPERLINK \l _Toc4619 </w:instrText>
           </w:r>
           <w:r>
             <w:rPr>
-              <w:rFonts w:ascii="宋体" w:eastAsia="宋体" w:hAnsi="宋体" w:cs="宋体" w:hint="eastAsia"/>
+              <w:rFonts w:hint="eastAsia" w:ascii="宋体" w:hAnsi="宋体" w:eastAsia="宋体" w:cs="宋体"/>
               <w:szCs w:val="24"/>
             </w:rPr>
             <w:fldChar w:fldCharType="separate"/>
@@ -2800,7 +2962,7 @@
           </w:r>
           <w:r>
             <w:rPr>
-              <w:rFonts w:ascii="宋体" w:eastAsia="宋体" w:hAnsi="宋体" w:cs="宋体" w:hint="eastAsia"/>
+              <w:rFonts w:hint="eastAsia" w:ascii="宋体" w:hAnsi="宋体" w:eastAsia="宋体" w:cs="宋体"/>
               <w:szCs w:val="24"/>
             </w:rPr>
             <w:fldChar w:fldCharType="end"/>
@@ -2808,28 +2970,28 @@
         </w:p>
         <w:p>
           <w:pPr>
-            <w:pStyle w:val="TOC2"/>
+            <w:pStyle w:val="17"/>
             <w:tabs>
               <w:tab w:val="right" w:leader="dot" w:pos="8306"/>
             </w:tabs>
           </w:pPr>
           <w:r>
             <w:rPr>
-              <w:rFonts w:ascii="宋体" w:eastAsia="宋体" w:hAnsi="宋体" w:cs="宋体" w:hint="eastAsia"/>
+              <w:rFonts w:hint="eastAsia" w:ascii="宋体" w:hAnsi="宋体" w:eastAsia="宋体" w:cs="宋体"/>
               <w:szCs w:val="24"/>
             </w:rPr>
             <w:fldChar w:fldCharType="begin"/>
           </w:r>
           <w:r>
             <w:rPr>
-              <w:rFonts w:ascii="宋体" w:eastAsia="宋体" w:hAnsi="宋体" w:cs="宋体" w:hint="eastAsia"/>
+              <w:rFonts w:hint="eastAsia" w:ascii="宋体" w:hAnsi="宋体" w:eastAsia="宋体" w:cs="宋体"/>
               <w:szCs w:val="24"/>
             </w:rPr>
             <w:instrText xml:space="preserve"> HYPERLINK \l _Toc13095 </w:instrText>
           </w:r>
           <w:r>
             <w:rPr>
-              <w:rFonts w:ascii="宋体" w:eastAsia="宋体" w:hAnsi="宋体" w:cs="宋体" w:hint="eastAsia"/>
+              <w:rFonts w:hint="eastAsia" w:ascii="宋体" w:hAnsi="宋体" w:eastAsia="宋体" w:cs="宋体"/>
               <w:szCs w:val="24"/>
             </w:rPr>
             <w:fldChar w:fldCharType="separate"/>
@@ -2861,7 +3023,7 @@
           </w:r>
           <w:r>
             <w:rPr>
-              <w:rFonts w:ascii="宋体" w:eastAsia="宋体" w:hAnsi="宋体" w:cs="宋体" w:hint="eastAsia"/>
+              <w:rFonts w:hint="eastAsia" w:ascii="宋体" w:hAnsi="宋体" w:eastAsia="宋体" w:cs="宋体"/>
               <w:szCs w:val="24"/>
             </w:rPr>
             <w:fldChar w:fldCharType="end"/>
@@ -2869,28 +3031,28 @@
         </w:p>
         <w:p>
           <w:pPr>
-            <w:pStyle w:val="TOC1"/>
+            <w:pStyle w:val="16"/>
             <w:tabs>
               <w:tab w:val="right" w:leader="dot" w:pos="8306"/>
             </w:tabs>
           </w:pPr>
           <w:r>
             <w:rPr>
-              <w:rFonts w:ascii="宋体" w:eastAsia="宋体" w:hAnsi="宋体" w:cs="宋体" w:hint="eastAsia"/>
+              <w:rFonts w:hint="eastAsia" w:ascii="宋体" w:hAnsi="宋体" w:eastAsia="宋体" w:cs="宋体"/>
               <w:szCs w:val="24"/>
             </w:rPr>
             <w:fldChar w:fldCharType="begin"/>
           </w:r>
           <w:r>
             <w:rPr>
-              <w:rFonts w:ascii="宋体" w:eastAsia="宋体" w:hAnsi="宋体" w:cs="宋体" w:hint="eastAsia"/>
+              <w:rFonts w:hint="eastAsia" w:ascii="宋体" w:hAnsi="宋体" w:eastAsia="宋体" w:cs="宋体"/>
               <w:szCs w:val="24"/>
             </w:rPr>
             <w:instrText xml:space="preserve"> HYPERLINK \l _Toc18938 </w:instrText>
           </w:r>
           <w:r>
             <w:rPr>
-              <w:rFonts w:ascii="宋体" w:eastAsia="宋体" w:hAnsi="宋体" w:cs="宋体" w:hint="eastAsia"/>
+              <w:rFonts w:hint="eastAsia" w:ascii="宋体" w:hAnsi="宋体" w:eastAsia="宋体" w:cs="宋体"/>
               <w:szCs w:val="24"/>
             </w:rPr>
             <w:fldChar w:fldCharType="separate"/>
@@ -2929,7 +3091,7 @@
           </w:r>
           <w:r>
             <w:rPr>
-              <w:rFonts w:ascii="宋体" w:eastAsia="宋体" w:hAnsi="宋体" w:cs="宋体" w:hint="eastAsia"/>
+              <w:rFonts w:hint="eastAsia" w:ascii="宋体" w:hAnsi="宋体" w:eastAsia="宋体" w:cs="宋体"/>
               <w:szCs w:val="24"/>
             </w:rPr>
             <w:fldChar w:fldCharType="end"/>
@@ -2937,28 +3099,28 @@
         </w:p>
         <w:p>
           <w:pPr>
-            <w:pStyle w:val="TOC2"/>
+            <w:pStyle w:val="17"/>
             <w:tabs>
               <w:tab w:val="right" w:leader="dot" w:pos="8306"/>
             </w:tabs>
           </w:pPr>
           <w:r>
             <w:rPr>
-              <w:rFonts w:ascii="宋体" w:eastAsia="宋体" w:hAnsi="宋体" w:cs="宋体" w:hint="eastAsia"/>
+              <w:rFonts w:hint="eastAsia" w:ascii="宋体" w:hAnsi="宋体" w:eastAsia="宋体" w:cs="宋体"/>
               <w:szCs w:val="24"/>
             </w:rPr>
             <w:fldChar w:fldCharType="begin"/>
           </w:r>
           <w:r>
             <w:rPr>
-              <w:rFonts w:ascii="宋体" w:eastAsia="宋体" w:hAnsi="宋体" w:cs="宋体" w:hint="eastAsia"/>
+              <w:rFonts w:hint="eastAsia" w:ascii="宋体" w:hAnsi="宋体" w:eastAsia="宋体" w:cs="宋体"/>
               <w:szCs w:val="24"/>
             </w:rPr>
             <w:instrText xml:space="preserve"> HYPERLINK \l _Toc55 </w:instrText>
           </w:r>
           <w:r>
             <w:rPr>
-              <w:rFonts w:ascii="宋体" w:eastAsia="宋体" w:hAnsi="宋体" w:cs="宋体" w:hint="eastAsia"/>
+              <w:rFonts w:hint="eastAsia" w:ascii="宋体" w:hAnsi="宋体" w:eastAsia="宋体" w:cs="宋体"/>
               <w:szCs w:val="24"/>
             </w:rPr>
             <w:fldChar w:fldCharType="separate"/>
@@ -2997,7 +3159,7 @@
           </w:r>
           <w:r>
             <w:rPr>
-              <w:rFonts w:ascii="宋体" w:eastAsia="宋体" w:hAnsi="宋体" w:cs="宋体" w:hint="eastAsia"/>
+              <w:rFonts w:hint="eastAsia" w:ascii="宋体" w:hAnsi="宋体" w:eastAsia="宋体" w:cs="宋体"/>
               <w:szCs w:val="24"/>
             </w:rPr>
             <w:fldChar w:fldCharType="end"/>
@@ -3005,28 +3167,28 @@
         </w:p>
         <w:p>
           <w:pPr>
-            <w:pStyle w:val="TOC2"/>
+            <w:pStyle w:val="17"/>
             <w:tabs>
               <w:tab w:val="right" w:leader="dot" w:pos="8306"/>
             </w:tabs>
           </w:pPr>
           <w:r>
             <w:rPr>
-              <w:rFonts w:ascii="宋体" w:eastAsia="宋体" w:hAnsi="宋体" w:cs="宋体" w:hint="eastAsia"/>
+              <w:rFonts w:hint="eastAsia" w:ascii="宋体" w:hAnsi="宋体" w:eastAsia="宋体" w:cs="宋体"/>
               <w:szCs w:val="24"/>
             </w:rPr>
             <w:fldChar w:fldCharType="begin"/>
           </w:r>
           <w:r>
             <w:rPr>
-              <w:rFonts w:ascii="宋体" w:eastAsia="宋体" w:hAnsi="宋体" w:cs="宋体" w:hint="eastAsia"/>
+              <w:rFonts w:hint="eastAsia" w:ascii="宋体" w:hAnsi="宋体" w:eastAsia="宋体" w:cs="宋体"/>
               <w:szCs w:val="24"/>
             </w:rPr>
             <w:instrText xml:space="preserve"> HYPERLINK \l _Toc29133 </w:instrText>
           </w:r>
           <w:r>
             <w:rPr>
-              <w:rFonts w:ascii="宋体" w:eastAsia="宋体" w:hAnsi="宋体" w:cs="宋体" w:hint="eastAsia"/>
+              <w:rFonts w:hint="eastAsia" w:ascii="宋体" w:hAnsi="宋体" w:eastAsia="宋体" w:cs="宋体"/>
               <w:szCs w:val="24"/>
             </w:rPr>
             <w:fldChar w:fldCharType="separate"/>
@@ -3065,7 +3227,7 @@
           </w:r>
           <w:r>
             <w:rPr>
-              <w:rFonts w:ascii="宋体" w:eastAsia="宋体" w:hAnsi="宋体" w:cs="宋体" w:hint="eastAsia"/>
+              <w:rFonts w:hint="eastAsia" w:ascii="宋体" w:hAnsi="宋体" w:eastAsia="宋体" w:cs="宋体"/>
               <w:szCs w:val="24"/>
             </w:rPr>
             <w:fldChar w:fldCharType="end"/>
@@ -3073,28 +3235,28 @@
         </w:p>
         <w:p>
           <w:pPr>
-            <w:pStyle w:val="TOC2"/>
+            <w:pStyle w:val="17"/>
             <w:tabs>
               <w:tab w:val="right" w:leader="dot" w:pos="8306"/>
             </w:tabs>
           </w:pPr>
           <w:r>
             <w:rPr>
-              <w:rFonts w:ascii="宋体" w:eastAsia="宋体" w:hAnsi="宋体" w:cs="宋体" w:hint="eastAsia"/>
+              <w:rFonts w:hint="eastAsia" w:ascii="宋体" w:hAnsi="宋体" w:eastAsia="宋体" w:cs="宋体"/>
               <w:szCs w:val="24"/>
             </w:rPr>
             <w:fldChar w:fldCharType="begin"/>
           </w:r>
           <w:r>
             <w:rPr>
-              <w:rFonts w:ascii="宋体" w:eastAsia="宋体" w:hAnsi="宋体" w:cs="宋体" w:hint="eastAsia"/>
+              <w:rFonts w:hint="eastAsia" w:ascii="宋体" w:hAnsi="宋体" w:eastAsia="宋体" w:cs="宋体"/>
               <w:szCs w:val="24"/>
             </w:rPr>
             <w:instrText xml:space="preserve"> HYPERLINK \l _Toc4821 </w:instrText>
           </w:r>
           <w:r>
             <w:rPr>
-              <w:rFonts w:ascii="宋体" w:eastAsia="宋体" w:hAnsi="宋体" w:cs="宋体" w:hint="eastAsia"/>
+              <w:rFonts w:hint="eastAsia" w:ascii="宋体" w:hAnsi="宋体" w:eastAsia="宋体" w:cs="宋体"/>
               <w:szCs w:val="24"/>
             </w:rPr>
             <w:fldChar w:fldCharType="separate"/>
@@ -3126,7 +3288,7 @@
           </w:r>
           <w:r>
             <w:rPr>
-              <w:rFonts w:ascii="宋体" w:eastAsia="宋体" w:hAnsi="宋体" w:cs="宋体" w:hint="eastAsia"/>
+              <w:rFonts w:hint="eastAsia" w:ascii="宋体" w:hAnsi="宋体" w:eastAsia="宋体" w:cs="宋体"/>
               <w:szCs w:val="24"/>
             </w:rPr>
             <w:fldChar w:fldCharType="end"/>
@@ -3134,28 +3296,28 @@
         </w:p>
         <w:p>
           <w:pPr>
-            <w:pStyle w:val="TOC2"/>
+            <w:pStyle w:val="17"/>
             <w:tabs>
               <w:tab w:val="right" w:leader="dot" w:pos="8306"/>
             </w:tabs>
           </w:pPr>
           <w:r>
             <w:rPr>
-              <w:rFonts w:ascii="宋体" w:eastAsia="宋体" w:hAnsi="宋体" w:cs="宋体" w:hint="eastAsia"/>
+              <w:rFonts w:hint="eastAsia" w:ascii="宋体" w:hAnsi="宋体" w:eastAsia="宋体" w:cs="宋体"/>
               <w:szCs w:val="24"/>
             </w:rPr>
             <w:fldChar w:fldCharType="begin"/>
           </w:r>
           <w:r>
             <w:rPr>
-              <w:rFonts w:ascii="宋体" w:eastAsia="宋体" w:hAnsi="宋体" w:cs="宋体" w:hint="eastAsia"/>
+              <w:rFonts w:hint="eastAsia" w:ascii="宋体" w:hAnsi="宋体" w:eastAsia="宋体" w:cs="宋体"/>
               <w:szCs w:val="24"/>
             </w:rPr>
             <w:instrText xml:space="preserve"> HYPERLINK \l _Toc30291 </w:instrText>
           </w:r>
           <w:r>
             <w:rPr>
-              <w:rFonts w:ascii="宋体" w:eastAsia="宋体" w:hAnsi="宋体" w:cs="宋体" w:hint="eastAsia"/>
+              <w:rFonts w:hint="eastAsia" w:ascii="宋体" w:hAnsi="宋体" w:eastAsia="宋体" w:cs="宋体"/>
               <w:szCs w:val="24"/>
             </w:rPr>
             <w:fldChar w:fldCharType="separate"/>
@@ -3194,7 +3356,7 @@
           </w:r>
           <w:r>
             <w:rPr>
-              <w:rFonts w:ascii="宋体" w:eastAsia="宋体" w:hAnsi="宋体" w:cs="宋体" w:hint="eastAsia"/>
+              <w:rFonts w:hint="eastAsia" w:ascii="宋体" w:hAnsi="宋体" w:eastAsia="宋体" w:cs="宋体"/>
               <w:szCs w:val="24"/>
             </w:rPr>
             <w:fldChar w:fldCharType="end"/>
@@ -3202,28 +3364,28 @@
         </w:p>
         <w:p>
           <w:pPr>
-            <w:pStyle w:val="TOC1"/>
+            <w:pStyle w:val="16"/>
             <w:tabs>
               <w:tab w:val="right" w:leader="dot" w:pos="8306"/>
             </w:tabs>
           </w:pPr>
           <w:r>
             <w:rPr>
-              <w:rFonts w:ascii="宋体" w:eastAsia="宋体" w:hAnsi="宋体" w:cs="宋体" w:hint="eastAsia"/>
+              <w:rFonts w:hint="eastAsia" w:ascii="宋体" w:hAnsi="宋体" w:eastAsia="宋体" w:cs="宋体"/>
               <w:szCs w:val="24"/>
             </w:rPr>
             <w:fldChar w:fldCharType="begin"/>
           </w:r>
           <w:r>
             <w:rPr>
-              <w:rFonts w:ascii="宋体" w:eastAsia="宋体" w:hAnsi="宋体" w:cs="宋体" w:hint="eastAsia"/>
+              <w:rFonts w:hint="eastAsia" w:ascii="宋体" w:hAnsi="宋体" w:eastAsia="宋体" w:cs="宋体"/>
               <w:szCs w:val="24"/>
             </w:rPr>
             <w:instrText xml:space="preserve"> HYPERLINK \l _Toc16458 </w:instrText>
           </w:r>
           <w:r>
             <w:rPr>
-              <w:rFonts w:ascii="宋体" w:eastAsia="宋体" w:hAnsi="宋体" w:cs="宋体" w:hint="eastAsia"/>
+              <w:rFonts w:hint="eastAsia" w:ascii="宋体" w:hAnsi="宋体" w:eastAsia="宋体" w:cs="宋体"/>
               <w:szCs w:val="24"/>
             </w:rPr>
             <w:fldChar w:fldCharType="separate"/>
@@ -3262,7 +3424,7 @@
           </w:r>
           <w:r>
             <w:rPr>
-              <w:rFonts w:ascii="宋体" w:eastAsia="宋体" w:hAnsi="宋体" w:cs="宋体" w:hint="eastAsia"/>
+              <w:rFonts w:hint="eastAsia" w:ascii="宋体" w:hAnsi="宋体" w:eastAsia="宋体" w:cs="宋体"/>
               <w:szCs w:val="24"/>
             </w:rPr>
             <w:fldChar w:fldCharType="end"/>
@@ -3270,28 +3432,28 @@
         </w:p>
         <w:p>
           <w:pPr>
-            <w:pStyle w:val="TOC1"/>
+            <w:pStyle w:val="16"/>
             <w:tabs>
               <w:tab w:val="right" w:leader="dot" w:pos="8306"/>
             </w:tabs>
           </w:pPr>
           <w:r>
             <w:rPr>
-              <w:rFonts w:ascii="宋体" w:eastAsia="宋体" w:hAnsi="宋体" w:cs="宋体" w:hint="eastAsia"/>
+              <w:rFonts w:hint="eastAsia" w:ascii="宋体" w:hAnsi="宋体" w:eastAsia="宋体" w:cs="宋体"/>
               <w:szCs w:val="24"/>
             </w:rPr>
             <w:fldChar w:fldCharType="begin"/>
           </w:r>
           <w:r>
             <w:rPr>
-              <w:rFonts w:ascii="宋体" w:eastAsia="宋体" w:hAnsi="宋体" w:cs="宋体" w:hint="eastAsia"/>
+              <w:rFonts w:hint="eastAsia" w:ascii="宋体" w:hAnsi="宋体" w:eastAsia="宋体" w:cs="宋体"/>
               <w:szCs w:val="24"/>
             </w:rPr>
             <w:instrText xml:space="preserve"> HYPERLINK \l _Toc27773 </w:instrText>
           </w:r>
           <w:r>
             <w:rPr>
-              <w:rFonts w:ascii="宋体" w:eastAsia="宋体" w:hAnsi="宋体" w:cs="宋体" w:hint="eastAsia"/>
+              <w:rFonts w:hint="eastAsia" w:ascii="宋体" w:hAnsi="宋体" w:eastAsia="宋体" w:cs="宋体"/>
               <w:szCs w:val="24"/>
             </w:rPr>
             <w:fldChar w:fldCharType="separate"/>
@@ -3323,7 +3485,7 @@
           </w:r>
           <w:r>
             <w:rPr>
-              <w:rFonts w:ascii="宋体" w:eastAsia="宋体" w:hAnsi="宋体" w:cs="宋体" w:hint="eastAsia"/>
+              <w:rFonts w:hint="eastAsia" w:ascii="宋体" w:hAnsi="宋体" w:eastAsia="宋体" w:cs="宋体"/>
               <w:szCs w:val="24"/>
             </w:rPr>
             <w:fldChar w:fldCharType="end"/>
@@ -3345,7 +3507,7 @@
             <w:snapToGrid w:val="0"/>
             <w:textAlignment w:val="baseline"/>
             <w:rPr>
-              <w:rFonts w:ascii="宋体" w:eastAsia="宋体" w:hAnsi="宋体" w:cs="宋体" w:hint="eastAsia"/>
+              <w:rFonts w:hint="eastAsia" w:ascii="宋体" w:hAnsi="宋体" w:eastAsia="宋体" w:cs="宋体"/>
               <w:snapToGrid w:val="0"/>
               <w:color w:val="000000"/>
               <w:kern w:val="0"/>
@@ -3356,7 +3518,7 @@
           </w:pPr>
           <w:r>
             <w:rPr>
-              <w:rFonts w:ascii="宋体" w:eastAsia="宋体" w:hAnsi="宋体" w:cs="宋体" w:hint="eastAsia"/>
+              <w:rFonts w:hint="eastAsia" w:ascii="宋体" w:hAnsi="宋体" w:eastAsia="宋体" w:cs="宋体"/>
               <w:szCs w:val="24"/>
             </w:rPr>
             <w:fldChar w:fldCharType="end"/>
@@ -3380,7 +3542,7 @@
         <w:snapToGrid w:val="0"/>
         <w:textAlignment w:val="baseline"/>
         <w:rPr>
-          <w:rFonts w:ascii="Arial" w:eastAsia="Arial" w:hAnsi="Arial" w:cs="Arial"/>
+          <w:rFonts w:ascii="Arial" w:hAnsi="Arial" w:eastAsia="Arial" w:cs="Arial"/>
           <w:snapToGrid w:val="0"/>
           <w:color w:val="000000"/>
           <w:kern w:val="0"/>
@@ -3391,7 +3553,7 @@
       </w:pPr>
       <w:r>
         <w:rPr>
-          <w:rFonts w:ascii="Arial" w:eastAsia="Arial" w:hAnsi="Arial" w:cs="Arial"/>
+          <w:rFonts w:ascii="Arial" w:hAnsi="Arial" w:eastAsia="Arial" w:cs="Arial"/>
           <w:snapToGrid w:val="0"/>
           <w:color w:val="000000"/>
           <w:kern w:val="0"/>
@@ -3404,14 +3566,14 @@
     </w:p>
     <w:p>
       <w:pPr>
-        <w:pStyle w:val="1"/>
+        <w:pStyle w:val="29"/>
         <w:bidi w:val="0"/>
         <w:rPr>
           <w:rFonts w:hint="default"/>
           <w:lang w:val="en-US" w:eastAsia="zh-CN"/>
         </w:rPr>
       </w:pPr>
-      <w:bookmarkStart w:id="3" w:name="_Toc14179"/>
+      <w:bookmarkStart w:id="2" w:name="_Toc14179"/>
       <w:r>
         <w:rPr>
           <w:rFonts w:hint="default"/>
@@ -3419,81 +3581,81 @@
         </w:rPr>
         <w:t>目的</w:t>
       </w:r>
+      <w:bookmarkEnd w:id="2"/>
+    </w:p>
+    <w:p>
+      <w:pPr>
+        <w:pStyle w:val="30"/>
+        <w:rPr>
+          <w:rFonts w:hint="default"/>
+          <w:lang w:val="en-US" w:eastAsia="zh-CN"/>
+        </w:rPr>
+      </w:pPr>
+      <w:r>
+        <w:rPr>
+          <w:rFonts w:hint="default"/>
+          <w:lang w:val="en-US" w:eastAsia="zh-CN"/>
+        </w:rPr>
+        <w:t>为规范服务台工作的标准化、流程化管理，确保事件与服务请求的及时响应、有效处理和闭环跟踪，提升运维服务效率与用户满意度，特制定本制度。</w:t>
+      </w:r>
+    </w:p>
+    <w:p>
+      <w:pPr>
+        <w:pStyle w:val="29"/>
+        <w:bidi w:val="0"/>
+        <w:rPr>
+          <w:rFonts w:hint="default"/>
+          <w:lang w:val="en-US" w:eastAsia="zh-CN"/>
+        </w:rPr>
+      </w:pPr>
+      <w:bookmarkStart w:id="3" w:name="_Toc12296"/>
+      <w:r>
+        <w:rPr>
+          <w:rFonts w:hint="default"/>
+          <w:lang w:val="en-US" w:eastAsia="zh-CN"/>
+        </w:rPr>
+        <w:t>适用范围</w:t>
+      </w:r>
       <w:bookmarkEnd w:id="3"/>
     </w:p>
     <w:p>
       <w:pPr>
-        <w:pStyle w:val="a1"/>
-        <w:rPr>
-          <w:rFonts w:hint="default"/>
-          <w:lang w:val="en-US" w:eastAsia="zh-CN"/>
-        </w:rPr>
-      </w:pPr>
-      <w:r>
-        <w:rPr>
-          <w:rFonts w:hint="default"/>
-          <w:lang w:val="en-US" w:eastAsia="zh-CN"/>
-        </w:rPr>
-        <w:t>为规范服务台工作的标准化、流程化管理，确保事件与服务请求的及时响应、有效处理和闭环跟踪，提升运维服务效率与用户满意度，特制定本制度。</w:t>
-      </w:r>
-    </w:p>
-    <w:p>
-      <w:pPr>
-        <w:pStyle w:val="1"/>
+        <w:pStyle w:val="30"/>
+        <w:rPr>
+          <w:rFonts w:hint="default"/>
+          <w:lang w:val="en-US" w:eastAsia="zh-CN"/>
+        </w:rPr>
+      </w:pPr>
+      <w:r>
+        <w:rPr>
+          <w:rFonts w:hint="default"/>
+          <w:lang w:val="en-US" w:eastAsia="zh-CN"/>
+        </w:rPr>
+        <w:t>本制度适用于公司所有通过服务台受理的运维事件、服务请求及相关咨询的处理与管理。</w:t>
+      </w:r>
+    </w:p>
+    <w:p>
+      <w:pPr>
+        <w:pStyle w:val="29"/>
         <w:bidi w:val="0"/>
         <w:rPr>
           <w:rFonts w:hint="default"/>
           <w:lang w:val="en-US" w:eastAsia="zh-CN"/>
         </w:rPr>
       </w:pPr>
-      <w:bookmarkStart w:id="4" w:name="_Toc12296"/>
-      <w:r>
-        <w:rPr>
-          <w:rFonts w:hint="default"/>
-          <w:lang w:val="en-US" w:eastAsia="zh-CN"/>
-        </w:rPr>
-        <w:t>适用范围</w:t>
+      <w:bookmarkStart w:id="4" w:name="_Toc29515"/>
+      <w:r>
+        <w:rPr>
+          <w:rFonts w:hint="default"/>
+          <w:lang w:val="en-US" w:eastAsia="zh-CN"/>
+        </w:rPr>
+        <w:t>服务时间与接入方式</w:t>
       </w:r>
       <w:bookmarkEnd w:id="4"/>
     </w:p>
     <w:p>
       <w:pPr>
-        <w:pStyle w:val="a1"/>
-        <w:rPr>
-          <w:rFonts w:hint="default"/>
-          <w:lang w:val="en-US" w:eastAsia="zh-CN"/>
-        </w:rPr>
-      </w:pPr>
-      <w:r>
-        <w:rPr>
-          <w:rFonts w:hint="default"/>
-          <w:lang w:val="en-US" w:eastAsia="zh-CN"/>
-        </w:rPr>
-        <w:t>本制度适用于公司所有通过服务台受理的运维事件、服务请求及相关咨询的处理与管理。</w:t>
-      </w:r>
-    </w:p>
-    <w:p>
-      <w:pPr>
-        <w:pStyle w:val="1"/>
-        <w:bidi w:val="0"/>
-        <w:rPr>
-          <w:rFonts w:hint="default"/>
-          <w:lang w:val="en-US" w:eastAsia="zh-CN"/>
-        </w:rPr>
-      </w:pPr>
-      <w:bookmarkStart w:id="5" w:name="_Toc29515"/>
-      <w:r>
-        <w:rPr>
-          <w:rFonts w:hint="default"/>
-          <w:lang w:val="en-US" w:eastAsia="zh-CN"/>
-        </w:rPr>
-        <w:t>服务时间与接入方式</w:t>
-      </w:r>
-      <w:bookmarkEnd w:id="5"/>
-    </w:p>
-    <w:p>
-      <w:pPr>
-        <w:pStyle w:val="a1"/>
+        <w:pStyle w:val="30"/>
         <w:rPr>
           <w:rFonts w:hint="default"/>
           <w:lang w:val="en-US" w:eastAsia="zh-CN"/>
@@ -3509,7 +3671,7 @@
     </w:p>
     <w:p>
       <w:pPr>
-        <w:pStyle w:val="a1"/>
+        <w:pStyle w:val="30"/>
         <w:rPr>
           <w:rFonts w:hint="default"/>
           <w:lang w:val="en-US" w:eastAsia="zh-CN"/>
@@ -3524,7 +3686,7 @@
       </w:r>
       <w:r>
         <w:rPr>
-          <w:rFonts w:ascii="Arial" w:eastAsia="Arial" w:hAnsi="Arial" w:cs="Arial" w:hint="default"/>
+          <w:rFonts w:hint="default" w:ascii="Arial" w:hAnsi="Arial" w:eastAsia="Arial" w:cs="Arial"/>
           <w:i w:val="0"/>
           <w:iCs w:val="0"/>
           <w:caps w:val="0"/>
@@ -3539,7 +3701,7 @@
     </w:p>
     <w:p>
       <w:pPr>
-        <w:pStyle w:val="a1"/>
+        <w:pStyle w:val="30"/>
         <w:rPr>
           <w:rFonts w:hint="default"/>
           <w:lang w:val="en-US" w:eastAsia="zh-CN"/>
@@ -3562,14 +3724,14 @@
     </w:p>
     <w:p>
       <w:pPr>
-        <w:pStyle w:val="1"/>
+        <w:pStyle w:val="29"/>
         <w:bidi w:val="0"/>
         <w:rPr>
           <w:rFonts w:hint="default"/>
           <w:lang w:val="en-US" w:eastAsia="zh-CN"/>
         </w:rPr>
       </w:pPr>
-      <w:bookmarkStart w:id="6" w:name="_Toc12382"/>
+      <w:bookmarkStart w:id="5" w:name="_Toc12382"/>
       <w:r>
         <w:rPr>
           <w:rFonts w:hint="default"/>
@@ -3577,11 +3739,11 @@
         </w:rPr>
         <w:t>服务台职责</w:t>
       </w:r>
-      <w:bookmarkEnd w:id="6"/>
-    </w:p>
-    <w:p>
-      <w:pPr>
-        <w:pStyle w:val="a1"/>
+      <w:bookmarkEnd w:id="5"/>
+    </w:p>
+    <w:p>
+      <w:pPr>
+        <w:pStyle w:val="30"/>
         <w:rPr>
           <w:rFonts w:hint="default"/>
           <w:lang w:val="en-US" w:eastAsia="zh-CN"/>
@@ -3597,12 +3759,12 @@
     </w:p>
     <w:p>
       <w:pPr>
-        <w:pStyle w:val="a1"/>
+        <w:pStyle w:val="30"/>
         <w:numPr>
           <w:ilvl w:val="0"/>
           <w:numId w:val="2"/>
         </w:numPr>
-        <w:ind w:left="425" w:hanging="425" w:leftChars="0" w:firstLineChars="0"/>
+        <w:ind w:left="425" w:leftChars="0" w:hanging="425" w:firstLineChars="0"/>
         <w:rPr>
           <w:rFonts w:hint="default"/>
           <w:lang w:val="en-US" w:eastAsia="zh-CN"/>
@@ -3618,12 +3780,12 @@
     </w:p>
     <w:p>
       <w:pPr>
-        <w:pStyle w:val="a1"/>
+        <w:pStyle w:val="30"/>
         <w:numPr>
           <w:ilvl w:val="0"/>
           <w:numId w:val="2"/>
         </w:numPr>
-        <w:ind w:left="425" w:hanging="425" w:leftChars="0" w:firstLineChars="0"/>
+        <w:ind w:left="425" w:leftChars="0" w:hanging="425" w:firstLineChars="0"/>
         <w:rPr>
           <w:rFonts w:hint="default"/>
           <w:lang w:val="en-US" w:eastAsia="zh-CN"/>
@@ -3639,12 +3801,12 @@
     </w:p>
     <w:p>
       <w:pPr>
-        <w:pStyle w:val="a1"/>
+        <w:pStyle w:val="30"/>
         <w:numPr>
           <w:ilvl w:val="0"/>
           <w:numId w:val="2"/>
         </w:numPr>
-        <w:ind w:left="425" w:hanging="425" w:leftChars="0" w:firstLineChars="0"/>
+        <w:ind w:left="425" w:leftChars="0" w:hanging="425" w:firstLineChars="0"/>
         <w:rPr>
           <w:rFonts w:hint="default"/>
           <w:lang w:val="en-US" w:eastAsia="zh-CN"/>
@@ -3660,12 +3822,12 @@
     </w:p>
     <w:p>
       <w:pPr>
-        <w:pStyle w:val="a1"/>
+        <w:pStyle w:val="30"/>
         <w:numPr>
           <w:ilvl w:val="0"/>
           <w:numId w:val="2"/>
         </w:numPr>
-        <w:ind w:left="425" w:hanging="425" w:leftChars="0" w:firstLineChars="0"/>
+        <w:ind w:left="425" w:leftChars="0" w:hanging="425" w:firstLineChars="0"/>
         <w:rPr>
           <w:rFonts w:hint="default"/>
           <w:lang w:val="en-US" w:eastAsia="zh-CN"/>
@@ -3681,12 +3843,12 @@
     </w:p>
     <w:p>
       <w:pPr>
-        <w:pStyle w:val="a1"/>
+        <w:pStyle w:val="30"/>
         <w:numPr>
           <w:ilvl w:val="0"/>
           <w:numId w:val="2"/>
         </w:numPr>
-        <w:ind w:left="425" w:hanging="425" w:leftChars="0" w:firstLineChars="0"/>
+        <w:ind w:left="425" w:leftChars="0" w:hanging="425" w:firstLineChars="0"/>
         <w:rPr>
           <w:rFonts w:hint="default"/>
           <w:lang w:val="en-US" w:eastAsia="zh-CN"/>
@@ -3702,12 +3864,12 @@
     </w:p>
     <w:p>
       <w:pPr>
-        <w:pStyle w:val="a1"/>
+        <w:pStyle w:val="30"/>
         <w:numPr>
           <w:ilvl w:val="0"/>
           <w:numId w:val="2"/>
         </w:numPr>
-        <w:ind w:left="425" w:hanging="425" w:leftChars="0" w:firstLineChars="0"/>
+        <w:ind w:left="425" w:leftChars="0" w:hanging="425" w:firstLineChars="0"/>
         <w:rPr>
           <w:rFonts w:hint="default"/>
           <w:lang w:val="en-US" w:eastAsia="zh-CN"/>
@@ -3723,12 +3885,12 @@
     </w:p>
     <w:p>
       <w:pPr>
-        <w:pStyle w:val="a1"/>
+        <w:pStyle w:val="30"/>
         <w:numPr>
           <w:ilvl w:val="0"/>
           <w:numId w:val="2"/>
         </w:numPr>
-        <w:ind w:left="425" w:hanging="425" w:leftChars="0" w:firstLineChars="0"/>
+        <w:ind w:left="425" w:leftChars="0" w:hanging="425" w:firstLineChars="0"/>
         <w:rPr>
           <w:rFonts w:hint="default"/>
           <w:lang w:val="en-US" w:eastAsia="zh-CN"/>
@@ -3744,14 +3906,14 @@
     </w:p>
     <w:p>
       <w:pPr>
-        <w:pStyle w:val="1"/>
+        <w:pStyle w:val="29"/>
         <w:bidi w:val="0"/>
         <w:rPr>
           <w:rFonts w:hint="default"/>
           <w:lang w:val="en-US" w:eastAsia="zh-CN"/>
         </w:rPr>
       </w:pPr>
-      <w:bookmarkStart w:id="7" w:name="_Toc31036"/>
+      <w:bookmarkStart w:id="6" w:name="_Toc31036"/>
       <w:r>
         <w:rPr>
           <w:rFonts w:hint="default"/>
@@ -3759,680 +3921,681 @@
         </w:rPr>
         <w:t>事件/服务请求处理流程</w:t>
       </w:r>
+      <w:bookmarkEnd w:id="6"/>
+    </w:p>
+    <w:p>
+      <w:pPr>
+        <w:pStyle w:val="31"/>
+        <w:bidi w:val="0"/>
+        <w:rPr>
+          <w:rFonts w:hint="default"/>
+          <w:lang w:val="en-US" w:eastAsia="zh-CN"/>
+        </w:rPr>
+      </w:pPr>
+      <w:bookmarkStart w:id="7" w:name="_Toc8268"/>
+      <w:r>
+        <w:rPr>
+          <w:rFonts w:hint="default"/>
+          <w:lang w:val="en-US" w:eastAsia="zh-CN"/>
+        </w:rPr>
+        <w:t>记录与受理</w:t>
+      </w:r>
       <w:bookmarkEnd w:id="7"/>
     </w:p>
     <w:p>
       <w:pPr>
-        <w:pStyle w:val="2"/>
+        <w:pStyle w:val="30"/>
+        <w:rPr>
+          <w:rFonts w:hint="default"/>
+          <w:lang w:val="en-US" w:eastAsia="zh-CN"/>
+        </w:rPr>
+      </w:pPr>
+      <w:r>
+        <w:rPr>
+          <w:rFonts w:hint="default"/>
+          <w:lang w:val="en-US" w:eastAsia="zh-CN"/>
+        </w:rPr>
+        <w:t>所有用户提交的事件、服务请求均需在工单系统中创建记录；</w:t>
+      </w:r>
+    </w:p>
+    <w:p>
+      <w:pPr>
+        <w:pStyle w:val="30"/>
+        <w:rPr>
+          <w:rFonts w:hint="default"/>
+          <w:lang w:val="en-US" w:eastAsia="zh-CN"/>
+        </w:rPr>
+      </w:pPr>
+      <w:r>
+        <w:rPr>
+          <w:rFonts w:hint="default"/>
+          <w:lang w:val="en-US" w:eastAsia="zh-CN"/>
+        </w:rPr>
+        <w:t>记录信息应包括：用户信息、问题描述、发生时间、影响范围、紧急程度等；</w:t>
+      </w:r>
+    </w:p>
+    <w:p>
+      <w:pPr>
+        <w:pStyle w:val="30"/>
+        <w:rPr>
+          <w:rFonts w:hint="default"/>
+          <w:lang w:val="en-US" w:eastAsia="zh-CN"/>
+        </w:rPr>
+      </w:pPr>
+      <w:r>
+        <w:rPr>
+          <w:rFonts w:hint="default"/>
+          <w:lang w:val="en-US" w:eastAsia="zh-CN"/>
+        </w:rPr>
+        <w:t>服务台人员应在受理后 15 分钟内进行初步响应。</w:t>
+      </w:r>
+    </w:p>
+    <w:p>
+      <w:pPr>
+        <w:pStyle w:val="31"/>
         <w:bidi w:val="0"/>
         <w:rPr>
           <w:rFonts w:hint="default"/>
           <w:lang w:val="en-US" w:eastAsia="zh-CN"/>
         </w:rPr>
       </w:pPr>
-      <w:bookmarkStart w:id="8" w:name="_Toc8268"/>
-      <w:r>
-        <w:rPr>
-          <w:rFonts w:hint="default"/>
-          <w:lang w:val="en-US" w:eastAsia="zh-CN"/>
-        </w:rPr>
-        <w:t>记录与受理</w:t>
+      <w:bookmarkStart w:id="8" w:name="_Toc24659"/>
+      <w:r>
+        <w:rPr>
+          <w:rFonts w:hint="default"/>
+          <w:lang w:val="en-US" w:eastAsia="zh-CN"/>
+        </w:rPr>
+        <w:t>分类与派发</w:t>
       </w:r>
       <w:bookmarkEnd w:id="8"/>
     </w:p>
     <w:p>
       <w:pPr>
-        <w:pStyle w:val="a1"/>
-        <w:rPr>
-          <w:rFonts w:hint="default"/>
-          <w:lang w:val="en-US" w:eastAsia="zh-CN"/>
-        </w:rPr>
-      </w:pPr>
-      <w:r>
-        <w:rPr>
-          <w:rFonts w:hint="default"/>
-          <w:lang w:val="en-US" w:eastAsia="zh-CN"/>
-        </w:rPr>
-        <w:t>所有用户提交的事件、服务请求均需在工单系统中创建记录；</w:t>
-      </w:r>
-    </w:p>
-    <w:p>
-      <w:pPr>
-        <w:pStyle w:val="a1"/>
-        <w:rPr>
-          <w:rFonts w:hint="default"/>
-          <w:lang w:val="en-US" w:eastAsia="zh-CN"/>
-        </w:rPr>
-      </w:pPr>
-      <w:r>
-        <w:rPr>
-          <w:rFonts w:hint="default"/>
-          <w:lang w:val="en-US" w:eastAsia="zh-CN"/>
-        </w:rPr>
-        <w:t>记录信息应包括：用户信息、问题描述、发生时间、影响范围、紧急程度等；</w:t>
-      </w:r>
-    </w:p>
-    <w:p>
-      <w:pPr>
-        <w:pStyle w:val="a1"/>
-        <w:rPr>
-          <w:rFonts w:hint="default"/>
-          <w:lang w:val="en-US" w:eastAsia="zh-CN"/>
-        </w:rPr>
-      </w:pPr>
-      <w:r>
-        <w:rPr>
-          <w:rFonts w:hint="default"/>
-          <w:lang w:val="en-US" w:eastAsia="zh-CN"/>
-        </w:rPr>
-        <w:t>服务台人员应在受理后 15 分钟内进行初步响应。</w:t>
-      </w:r>
-    </w:p>
-    <w:p>
-      <w:pPr>
-        <w:pStyle w:val="2"/>
+        <w:pStyle w:val="30"/>
+        <w:rPr>
+          <w:rFonts w:hint="default"/>
+          <w:lang w:val="en-US" w:eastAsia="zh-CN"/>
+        </w:rPr>
+      </w:pPr>
+      <w:r>
+        <w:rPr>
+          <w:rFonts w:hint="default"/>
+          <w:lang w:val="en-US" w:eastAsia="zh-CN"/>
+        </w:rPr>
+        <w:t>根据事件性质进行分类（如：系统故障、应用问题、咨询类、服务请求等）；</w:t>
+      </w:r>
+    </w:p>
+    <w:p>
+      <w:pPr>
+        <w:pStyle w:val="30"/>
+        <w:rPr>
+          <w:rFonts w:hint="default"/>
+          <w:lang w:val="en-US" w:eastAsia="zh-CN"/>
+        </w:rPr>
+      </w:pPr>
+      <w:r>
+        <w:rPr>
+          <w:rFonts w:hint="default"/>
+          <w:lang w:val="en-US" w:eastAsia="zh-CN"/>
+        </w:rPr>
+        <w:t>若服务台可即时解决，则直接处理并进入回访环节；</w:t>
+      </w:r>
+    </w:p>
+    <w:p>
+      <w:pPr>
+        <w:pStyle w:val="30"/>
+        <w:rPr>
+          <w:rFonts w:hint="default"/>
+          <w:lang w:val="en-US" w:eastAsia="zh-CN"/>
+        </w:rPr>
+      </w:pPr>
+      <w:r>
+        <w:rPr>
+          <w:rFonts w:hint="default"/>
+          <w:lang w:val="en-US" w:eastAsia="zh-CN"/>
+        </w:rPr>
+        <w:t>若需技术支持，则派发至相应二线或三线支持人员，并明确处理时限。</w:t>
+      </w:r>
+    </w:p>
+    <w:p>
+      <w:pPr>
+        <w:pStyle w:val="31"/>
         <w:bidi w:val="0"/>
         <w:rPr>
           <w:rFonts w:hint="default"/>
           <w:lang w:val="en-US" w:eastAsia="zh-CN"/>
         </w:rPr>
       </w:pPr>
-      <w:bookmarkStart w:id="9" w:name="_Toc24659"/>
-      <w:r>
-        <w:rPr>
-          <w:rFonts w:hint="default"/>
-          <w:lang w:val="en-US" w:eastAsia="zh-CN"/>
-        </w:rPr>
-        <w:t>分类与派发</w:t>
+      <w:bookmarkStart w:id="9" w:name="_Toc4619"/>
+      <w:r>
+        <w:rPr>
+          <w:rFonts w:hint="default"/>
+          <w:lang w:val="en-US" w:eastAsia="zh-CN"/>
+        </w:rPr>
+        <w:t>处理与跟踪</w:t>
       </w:r>
       <w:bookmarkEnd w:id="9"/>
     </w:p>
     <w:p>
       <w:pPr>
-        <w:pStyle w:val="a1"/>
-        <w:rPr>
-          <w:rFonts w:hint="default"/>
-          <w:lang w:val="en-US" w:eastAsia="zh-CN"/>
-        </w:rPr>
-      </w:pPr>
-      <w:r>
-        <w:rPr>
-          <w:rFonts w:hint="default"/>
-          <w:lang w:val="en-US" w:eastAsia="zh-CN"/>
-        </w:rPr>
-        <w:t>根据事件性质进行分类（如：系统故障、应用问题、咨询类、服务请求等）；</w:t>
-      </w:r>
-    </w:p>
-    <w:p>
-      <w:pPr>
-        <w:pStyle w:val="a1"/>
-        <w:rPr>
-          <w:rFonts w:hint="default"/>
-          <w:lang w:val="en-US" w:eastAsia="zh-CN"/>
-        </w:rPr>
-      </w:pPr>
-      <w:r>
-        <w:rPr>
-          <w:rFonts w:hint="default"/>
-          <w:lang w:val="en-US" w:eastAsia="zh-CN"/>
-        </w:rPr>
-        <w:t>若服务台可即时解决，则直接处理并进入回访环节；</w:t>
-      </w:r>
-    </w:p>
-    <w:p>
-      <w:pPr>
-        <w:pStyle w:val="a1"/>
-        <w:rPr>
-          <w:rFonts w:hint="default"/>
-          <w:lang w:val="en-US" w:eastAsia="zh-CN"/>
-        </w:rPr>
-      </w:pPr>
-      <w:r>
-        <w:rPr>
-          <w:rFonts w:hint="default"/>
-          <w:lang w:val="en-US" w:eastAsia="zh-CN"/>
-        </w:rPr>
-        <w:t>若需技术支持，则派发至相应二线或三线支持人员，并明确处理时限。</w:t>
-      </w:r>
-    </w:p>
-    <w:p>
-      <w:pPr>
-        <w:pStyle w:val="2"/>
+        <w:pStyle w:val="30"/>
+        <w:rPr>
+          <w:rFonts w:hint="default"/>
+          <w:lang w:val="en-US" w:eastAsia="zh-CN"/>
+        </w:rPr>
+      </w:pPr>
+      <w:r>
+        <w:rPr>
+          <w:rFonts w:hint="default"/>
+          <w:lang w:val="en-US" w:eastAsia="zh-CN"/>
+        </w:rPr>
+        <w:t>支持人员接收工单后应及时处理，更新处理进展；</w:t>
+      </w:r>
+    </w:p>
+    <w:p>
+      <w:pPr>
+        <w:pStyle w:val="30"/>
+        <w:rPr>
+          <w:rFonts w:hint="default"/>
+          <w:lang w:val="en-US" w:eastAsia="zh-CN"/>
+        </w:rPr>
+      </w:pPr>
+      <w:r>
+        <w:rPr>
+          <w:rFonts w:hint="default"/>
+          <w:lang w:val="en-US" w:eastAsia="zh-CN"/>
+        </w:rPr>
+        <w:t>服务台负责跟踪整体处理进度，协调资源，确保事件按时解决；</w:t>
+      </w:r>
+    </w:p>
+    <w:p>
+      <w:pPr>
+        <w:pStyle w:val="30"/>
+        <w:rPr>
+          <w:rFonts w:hint="default"/>
+          <w:lang w:val="en-US" w:eastAsia="zh-CN"/>
+        </w:rPr>
+      </w:pPr>
+      <w:r>
+        <w:rPr>
+          <w:rFonts w:hint="default"/>
+          <w:lang w:val="en-US" w:eastAsia="zh-CN"/>
+        </w:rPr>
+        <w:t>如遇疑难或重大事件，应启动升级机制并通知相关负责人。</w:t>
+      </w:r>
+    </w:p>
+    <w:p>
+      <w:pPr>
+        <w:pStyle w:val="31"/>
         <w:bidi w:val="0"/>
         <w:rPr>
           <w:rFonts w:hint="default"/>
           <w:lang w:val="en-US" w:eastAsia="zh-CN"/>
         </w:rPr>
       </w:pPr>
-      <w:bookmarkStart w:id="10" w:name="_Toc4619"/>
-      <w:r>
-        <w:rPr>
-          <w:rFonts w:hint="default"/>
-          <w:lang w:val="en-US" w:eastAsia="zh-CN"/>
-        </w:rPr>
-        <w:t>处理与跟踪</w:t>
+      <w:bookmarkStart w:id="10" w:name="_Toc13095"/>
+      <w:r>
+        <w:rPr>
+          <w:rFonts w:hint="default"/>
+          <w:lang w:val="en-US" w:eastAsia="zh-CN"/>
+        </w:rPr>
+        <w:t>回访与关闭</w:t>
       </w:r>
       <w:bookmarkEnd w:id="10"/>
     </w:p>
     <w:p>
       <w:pPr>
-        <w:pStyle w:val="a1"/>
-        <w:rPr>
-          <w:rFonts w:hint="default"/>
-          <w:lang w:val="en-US" w:eastAsia="zh-CN"/>
-        </w:rPr>
-      </w:pPr>
-      <w:r>
-        <w:rPr>
-          <w:rFonts w:hint="default"/>
-          <w:lang w:val="en-US" w:eastAsia="zh-CN"/>
-        </w:rPr>
-        <w:t>支持人员接收工单后应及时处理，更新处理进展；</w:t>
-      </w:r>
-    </w:p>
-    <w:p>
-      <w:pPr>
-        <w:pStyle w:val="a1"/>
-        <w:rPr>
-          <w:rFonts w:hint="default"/>
-          <w:lang w:val="en-US" w:eastAsia="zh-CN"/>
-        </w:rPr>
-      </w:pPr>
-      <w:r>
-        <w:rPr>
-          <w:rFonts w:hint="default"/>
-          <w:lang w:val="en-US" w:eastAsia="zh-CN"/>
-        </w:rPr>
-        <w:t>服务台负责跟踪整体处理进度，协调资源，确保事件按时解决；</w:t>
-      </w:r>
-    </w:p>
-    <w:p>
-      <w:pPr>
-        <w:pStyle w:val="a1"/>
-        <w:rPr>
-          <w:rFonts w:hint="default"/>
-          <w:lang w:val="en-US" w:eastAsia="zh-CN"/>
-        </w:rPr>
-      </w:pPr>
-      <w:r>
-        <w:rPr>
-          <w:rFonts w:hint="default"/>
-          <w:lang w:val="en-US" w:eastAsia="zh-CN"/>
-        </w:rPr>
-        <w:t>如遇疑难或重大事件，应启动升级机制并通知相关负责人。</w:t>
-      </w:r>
-    </w:p>
-    <w:p>
-      <w:pPr>
-        <w:pStyle w:val="2"/>
+        <w:pStyle w:val="30"/>
+        <w:rPr>
+          <w:rFonts w:hint="default"/>
+          <w:lang w:val="en-US" w:eastAsia="zh-CN"/>
+        </w:rPr>
+      </w:pPr>
+      <w:r>
+        <w:rPr>
+          <w:rFonts w:hint="default"/>
+          <w:lang w:val="en-US" w:eastAsia="zh-CN"/>
+        </w:rPr>
+        <w:t>事件处理完毕后，服务台应在24小时内进行用户回访；</w:t>
+      </w:r>
+    </w:p>
+    <w:p>
+      <w:pPr>
+        <w:pStyle w:val="30"/>
+        <w:rPr>
+          <w:rFonts w:hint="default"/>
+          <w:lang w:val="en-US" w:eastAsia="zh-CN"/>
+        </w:rPr>
+      </w:pPr>
+      <w:r>
+        <w:rPr>
+          <w:rFonts w:hint="default"/>
+          <w:lang w:val="en-US" w:eastAsia="zh-CN"/>
+        </w:rPr>
+        <w:t>确认问题已解决且用户满意后，方可关闭工单；</w:t>
+      </w:r>
+    </w:p>
+    <w:p>
+      <w:pPr>
+        <w:pStyle w:val="30"/>
+        <w:rPr>
+          <w:rFonts w:hint="default"/>
+          <w:lang w:val="en-US" w:eastAsia="zh-CN"/>
+        </w:rPr>
+      </w:pPr>
+      <w:r>
+        <w:rPr>
+          <w:rFonts w:hint="default"/>
+          <w:lang w:val="en-US" w:eastAsia="zh-CN"/>
+        </w:rPr>
+        <w:t>若用户反馈未解决，则重新派发或升级处理。</w:t>
+      </w:r>
+    </w:p>
+    <w:p>
+      <w:pPr>
+        <w:pStyle w:val="29"/>
         <w:bidi w:val="0"/>
         <w:rPr>
           <w:rFonts w:hint="default"/>
           <w:lang w:val="en-US" w:eastAsia="zh-CN"/>
         </w:rPr>
       </w:pPr>
-      <w:bookmarkStart w:id="11" w:name="_Toc13095"/>
-      <w:r>
-        <w:rPr>
-          <w:rFonts w:hint="default"/>
-          <w:lang w:val="en-US" w:eastAsia="zh-CN"/>
-        </w:rPr>
-        <w:t>回访与关闭</w:t>
+      <w:bookmarkStart w:id="11" w:name="_Toc18938"/>
+      <w:r>
+        <w:rPr>
+          <w:rFonts w:hint="eastAsia"/>
+          <w:lang w:val="en-US" w:eastAsia="zh-CN"/>
+        </w:rPr>
+        <w:t>监督与考评机制</w:t>
       </w:r>
       <w:bookmarkEnd w:id="11"/>
     </w:p>
     <w:p>
       <w:pPr>
-        <w:pStyle w:val="a1"/>
-        <w:rPr>
-          <w:rFonts w:hint="default"/>
-          <w:lang w:val="en-US" w:eastAsia="zh-CN"/>
-        </w:rPr>
-      </w:pPr>
-      <w:r>
-        <w:rPr>
-          <w:rFonts w:hint="default"/>
-          <w:lang w:val="en-US" w:eastAsia="zh-CN"/>
-        </w:rPr>
-        <w:t>事件处理完毕后，服务台应在24小时内进行用户回访；</w:t>
-      </w:r>
-    </w:p>
-    <w:p>
-      <w:pPr>
-        <w:pStyle w:val="a1"/>
-        <w:rPr>
-          <w:rFonts w:hint="default"/>
-          <w:lang w:val="en-US" w:eastAsia="zh-CN"/>
-        </w:rPr>
-      </w:pPr>
-      <w:r>
-        <w:rPr>
-          <w:rFonts w:hint="default"/>
-          <w:lang w:val="en-US" w:eastAsia="zh-CN"/>
-        </w:rPr>
-        <w:t>确认问题已解决且用户满意后，方可关闭工单；</w:t>
-      </w:r>
-    </w:p>
-    <w:p>
-      <w:pPr>
-        <w:pStyle w:val="a1"/>
-        <w:rPr>
-          <w:rFonts w:hint="default"/>
-          <w:lang w:val="en-US" w:eastAsia="zh-CN"/>
-        </w:rPr>
-      </w:pPr>
-      <w:r>
-        <w:rPr>
-          <w:rFonts w:hint="default"/>
-          <w:lang w:val="en-US" w:eastAsia="zh-CN"/>
-        </w:rPr>
-        <w:t>若用户反馈未解决，则重新派发或升级处理。</w:t>
-      </w:r>
-    </w:p>
-    <w:p>
-      <w:pPr>
-        <w:pStyle w:val="1"/>
+        <w:pStyle w:val="30"/>
         <w:bidi w:val="0"/>
-        <w:rPr>
-          <w:rFonts w:hint="default"/>
-          <w:lang w:val="en-US" w:eastAsia="zh-CN"/>
-        </w:rPr>
-      </w:pPr>
-      <w:bookmarkStart w:id="12" w:name="_Toc18938"/>
-      <w:r>
+      </w:pPr>
+      <w:r>
+        <w:t>为提升服务台服务质量与工作效率，确保服务台专员工作符合标准化、规范化要求，特制定本监督与考评机制。</w:t>
+      </w:r>
+    </w:p>
+    <w:p>
+      <w:pPr>
+        <w:pStyle w:val="31"/>
+        <w:bidi w:val="0"/>
         <w:rPr>
           <w:rFonts w:hint="eastAsia"/>
           <w:lang w:val="en-US" w:eastAsia="zh-CN"/>
         </w:rPr>
-        <w:t>监督与考评机制</w:t>
+      </w:pPr>
+      <w:bookmarkStart w:id="12" w:name="_Toc55"/>
+      <w:r>
+        <w:rPr>
+          <w:rFonts w:hint="eastAsia"/>
+          <w:lang w:val="en-US" w:eastAsia="zh-CN"/>
+        </w:rPr>
+        <w:t>核心考评指标</w:t>
       </w:r>
       <w:bookmarkEnd w:id="12"/>
     </w:p>
     <w:p>
       <w:pPr>
-        <w:pStyle w:val="a1"/>
+        <w:pStyle w:val="30"/>
+        <w:rPr>
+          <w:rFonts w:hint="eastAsia"/>
+          <w:lang w:val="en-US" w:eastAsia="zh-CN"/>
+        </w:rPr>
+      </w:pPr>
+      <w:r>
+        <w:rPr>
+          <w:rFonts w:hint="eastAsia"/>
+          <w:lang w:val="en-US" w:eastAsia="zh-CN"/>
+        </w:rPr>
+        <w:t>指标名称：服务台派单成功率</w:t>
+      </w:r>
+    </w:p>
+    <w:p>
+      <w:pPr>
+        <w:pStyle w:val="30"/>
+        <w:rPr>
+          <w:rFonts w:hint="eastAsia"/>
+          <w:lang w:val="en-US" w:eastAsia="zh-CN"/>
+        </w:rPr>
+      </w:pPr>
+      <w:r>
+        <w:rPr>
+          <w:rFonts w:hint="eastAsia"/>
+          <w:lang w:val="en-US" w:eastAsia="zh-CN"/>
+        </w:rPr>
+        <w:t>目标值：≥ 90%</w:t>
+      </w:r>
+    </w:p>
+    <w:p>
+      <w:pPr>
+        <w:pStyle w:val="30"/>
+        <w:rPr>
+          <w:rFonts w:hint="eastAsia"/>
+          <w:lang w:val="en-US" w:eastAsia="zh-CN"/>
+        </w:rPr>
+      </w:pPr>
+      <w:r>
+        <w:rPr>
+          <w:rFonts w:hint="eastAsia"/>
+          <w:lang w:val="en-US" w:eastAsia="zh-CN"/>
+        </w:rPr>
+        <w:t>计算公式：【1-（退回的派单/派单总数）】*100%</w:t>
+      </w:r>
+    </w:p>
+    <w:p>
+      <w:pPr>
+        <w:pStyle w:val="30"/>
+        <w:rPr>
+          <w:rFonts w:hint="eastAsia"/>
+          <w:lang w:val="en-US" w:eastAsia="zh-CN"/>
+        </w:rPr>
+      </w:pPr>
+      <w:r>
+        <w:rPr>
+          <w:rFonts w:hint="eastAsia"/>
+          <w:lang w:val="en-US" w:eastAsia="zh-CN"/>
+        </w:rPr>
+        <w:t>考评周期：季度</w:t>
+      </w:r>
+    </w:p>
+    <w:p>
+      <w:pPr>
+        <w:pStyle w:val="30"/>
+        <w:rPr>
+          <w:rFonts w:hint="eastAsia"/>
+          <w:lang w:val="en-US" w:eastAsia="zh-CN"/>
+        </w:rPr>
+      </w:pPr>
+      <w:r>
+        <w:rPr>
+          <w:rFonts w:hint="eastAsia"/>
+          <w:lang w:val="en-US" w:eastAsia="zh-CN"/>
+        </w:rPr>
+        <w:t>数据来源：工单系统自动统计。</w:t>
+      </w:r>
+    </w:p>
+    <w:p>
+      <w:pPr>
+        <w:pStyle w:val="31"/>
         <w:bidi w:val="0"/>
-      </w:pPr>
-      <w:r>
-        <w:t>为提升服务台服务质量与工作效率，确保服务台专员工作符合标准化、规范化要求，特制定本监督与考评机制。</w:t>
-      </w:r>
-    </w:p>
-    <w:p>
-      <w:pPr>
-        <w:pStyle w:val="2"/>
+        <w:rPr>
+          <w:rFonts w:hint="eastAsia"/>
+          <w:lang w:val="en-US" w:eastAsia="zh-CN"/>
+        </w:rPr>
+      </w:pPr>
+      <w:bookmarkStart w:id="13" w:name="_Toc29133"/>
+      <w:r>
+        <w:rPr>
+          <w:rFonts w:hint="eastAsia"/>
+          <w:lang w:val="en-US" w:eastAsia="zh-CN"/>
+        </w:rPr>
+        <w:t>监督与管理过程</w:t>
+      </w:r>
+      <w:bookmarkEnd w:id="13"/>
+    </w:p>
+    <w:p>
+      <w:pPr>
+        <w:pStyle w:val="30"/>
+        <w:rPr>
+          <w:rFonts w:hint="eastAsia"/>
+          <w:lang w:val="en-US" w:eastAsia="zh-CN"/>
+        </w:rPr>
+      </w:pPr>
+      <w:r>
+        <w:rPr>
+          <w:rFonts w:hint="eastAsia"/>
+          <w:lang w:val="en-US" w:eastAsia="zh-CN"/>
+        </w:rPr>
+        <w:t>为保障核心指标的达成，实施以下日常监督措施：</w:t>
+      </w:r>
+    </w:p>
+    <w:p>
+      <w:pPr>
+        <w:pStyle w:val="30"/>
+        <w:rPr>
+          <w:rFonts w:hint="eastAsia"/>
+          <w:lang w:val="en-US" w:eastAsia="zh-CN"/>
+        </w:rPr>
+      </w:pPr>
+      <w:r>
+        <w:rPr>
+          <w:rFonts w:hint="eastAsia"/>
+          <w:lang w:val="en-US" w:eastAsia="zh-CN"/>
+        </w:rPr>
+        <w:t>退回工单分析：运维部经理需对每一个被退回的工单进行审核，分析退回原因，并每周进行汇总。</w:t>
+      </w:r>
+    </w:p>
+    <w:p>
+      <w:pPr>
+        <w:pStyle w:val="30"/>
+        <w:rPr>
+          <w:rFonts w:hint="eastAsia"/>
+          <w:lang w:val="en-US" w:eastAsia="zh-CN"/>
+        </w:rPr>
+      </w:pPr>
+      <w:r>
+        <w:rPr>
+          <w:rFonts w:hint="eastAsia"/>
+          <w:lang w:val="en-US" w:eastAsia="zh-CN"/>
+        </w:rPr>
+        <w:t>抽样检查：每月随机抽查派发中的工单，评估问题描述的清晰度、分类准确性及指派对象的合理性。</w:t>
+      </w:r>
+    </w:p>
+    <w:p>
+      <w:pPr>
+        <w:pStyle w:val="30"/>
+        <w:rPr>
+          <w:rFonts w:hint="eastAsia"/>
+          <w:lang w:val="en-US" w:eastAsia="zh-CN"/>
+        </w:rPr>
+      </w:pPr>
+      <w:r>
+        <w:rPr>
+          <w:rFonts w:hint="eastAsia"/>
+          <w:lang w:val="en-US" w:eastAsia="zh-CN"/>
+        </w:rPr>
+        <w:t>协同校准：定期与二线技术支持团队沟通，对齐事件分类标准与职责边界，减少因理解不一致导致的退单。</w:t>
+      </w:r>
+    </w:p>
+    <w:p>
+      <w:pPr>
+        <w:pStyle w:val="31"/>
         <w:bidi w:val="0"/>
         <w:rPr>
+          <w:rFonts w:hint="default"/>
+          <w:lang w:val="en-US" w:eastAsia="zh-CN"/>
+        </w:rPr>
+      </w:pPr>
+      <w:bookmarkStart w:id="14" w:name="_Toc4821"/>
+      <w:r>
+        <w:rPr>
+          <w:rFonts w:hint="default"/>
+          <w:lang w:val="en-US" w:eastAsia="zh-CN"/>
+        </w:rPr>
+        <w:t>考评结果应用</w:t>
+      </w:r>
+      <w:bookmarkEnd w:id="14"/>
+    </w:p>
+    <w:p>
+      <w:pPr>
+        <w:pStyle w:val="30"/>
+        <w:bidi w:val="0"/>
+        <w:rPr>
+          <w:rFonts w:hint="default"/>
+          <w:lang w:val="en-US" w:eastAsia="zh-CN"/>
+        </w:rPr>
+      </w:pPr>
+      <w:r>
+        <w:rPr>
+          <w:rFonts w:hint="default"/>
+          <w:lang w:val="en-US" w:eastAsia="zh-CN"/>
+        </w:rPr>
+        <w:t>季度考评：每个季度末，依据系统数据计算每位专员的本季度派单成功率。</w:t>
+      </w:r>
+    </w:p>
+    <w:p>
+      <w:pPr>
+        <w:pStyle w:val="30"/>
+        <w:bidi w:val="0"/>
+        <w:rPr>
+          <w:rFonts w:hint="default"/>
+          <w:lang w:val="en-US" w:eastAsia="zh-CN"/>
+        </w:rPr>
+      </w:pPr>
+      <w:r>
+        <w:rPr>
+          <w:rFonts w:hint="default"/>
+          <w:lang w:val="en-US" w:eastAsia="zh-CN"/>
+        </w:rPr>
+        <w:t>达标判定：成功率≥90%即为达标，纳入绩效正向评价。</w:t>
+      </w:r>
+    </w:p>
+    <w:p>
+      <w:pPr>
+        <w:pStyle w:val="30"/>
+        <w:bidi w:val="0"/>
+        <w:rPr>
+          <w:rFonts w:hint="default"/>
+          <w:lang w:val="en-US" w:eastAsia="zh-CN"/>
+        </w:rPr>
+      </w:pPr>
+      <w:r>
+        <w:rPr>
+          <w:rFonts w:hint="default"/>
+          <w:lang w:val="en-US" w:eastAsia="zh-CN"/>
+        </w:rPr>
+        <w:t>未达标处理：若未达标，</w:t>
+      </w:r>
+      <w:r>
+        <w:rPr>
           <w:rFonts w:hint="eastAsia"/>
           <w:lang w:val="en-US" w:eastAsia="zh-CN"/>
         </w:rPr>
-      </w:pPr>
-      <w:bookmarkStart w:id="13" w:name="_Toc55"/>
-      <w:r>
+        <w:t>运维部经理</w:t>
+      </w:r>
+      <w:r>
+        <w:rPr>
+          <w:rFonts w:hint="default"/>
+          <w:lang w:val="en-US" w:eastAsia="zh-CN"/>
+        </w:rPr>
+        <w:t>需与专员共同复盘，针对高频退单原因制定个人改进计划。</w:t>
+      </w:r>
+    </w:p>
+    <w:p>
+      <w:pPr>
+        <w:pStyle w:val="30"/>
+        <w:bidi w:val="0"/>
+        <w:rPr>
+          <w:rFonts w:hint="default"/>
+          <w:lang w:val="en-US" w:eastAsia="zh-CN"/>
+        </w:rPr>
+      </w:pPr>
+      <w:r>
+        <w:rPr>
+          <w:rFonts w:hint="default"/>
+          <w:lang w:val="en-US" w:eastAsia="zh-CN"/>
+        </w:rPr>
+        <w:t>持续未达标：连续两个季度未达标者，需参加专项技能培训，并接受跟踪考核。</w:t>
+      </w:r>
+    </w:p>
+    <w:p>
+      <w:pPr>
+        <w:pStyle w:val="31"/>
+        <w:bidi w:val="0"/>
         <w:rPr>
           <w:rFonts w:hint="eastAsia"/>
           <w:lang w:val="en-US" w:eastAsia="zh-CN"/>
         </w:rPr>
-        <w:t>核心考评指标</w:t>
-      </w:r>
-      <w:bookmarkEnd w:id="13"/>
-    </w:p>
-    <w:p>
-      <w:pPr>
-        <w:pStyle w:val="a1"/>
+      </w:pPr>
+      <w:bookmarkStart w:id="15" w:name="_Toc30291"/>
+      <w:r>
         <w:rPr>
           <w:rFonts w:hint="eastAsia"/>
           <w:lang w:val="en-US" w:eastAsia="zh-CN"/>
         </w:rPr>
+        <w:t>支持与改进</w:t>
+      </w:r>
+      <w:bookmarkEnd w:id="15"/>
+    </w:p>
+    <w:p>
+      <w:pPr>
+        <w:pStyle w:val="30"/>
+        <w:bidi w:val="0"/>
+        <w:rPr>
+          <w:rFonts w:hint="default"/>
+          <w:lang w:val="en-US" w:eastAsia="zh-CN"/>
+        </w:rPr>
       </w:pPr>
       <w:r>
         <w:rPr>
           <w:rFonts w:hint="eastAsia"/>
           <w:lang w:val="en-US" w:eastAsia="zh-CN"/>
         </w:rPr>
-        <w:t>指标名称：服务台派单成功率</w:t>
-      </w:r>
-    </w:p>
-    <w:p>
-      <w:pPr>
-        <w:pStyle w:val="a1"/>
+        <w:t>服务知识</w:t>
+      </w:r>
+      <w:r>
+        <w:rPr>
+          <w:rFonts w:hint="default"/>
+          <w:lang w:val="en-US" w:eastAsia="zh-CN"/>
+        </w:rPr>
+        <w:t>强化：鼓励专员将常见、易错判的场景及正确处理方法更新至知识库，作为团队学习资料。</w:t>
+      </w:r>
+    </w:p>
+    <w:p>
+      <w:pPr>
+        <w:pStyle w:val="30"/>
+        <w:bidi w:val="0"/>
+        <w:rPr>
+          <w:rFonts w:hint="default"/>
+          <w:lang w:val="en-US" w:eastAsia="zh-CN"/>
+        </w:rPr>
+      </w:pPr>
+      <w:r>
+        <w:rPr>
+          <w:rFonts w:hint="default"/>
+          <w:lang w:val="en-US" w:eastAsia="zh-CN"/>
+        </w:rPr>
+        <w:t>定期复盘：每季度召开服务台质量会议，公开分析整体退单数据与典型案例，推动流程与分类标准的优化。</w:t>
+      </w:r>
+    </w:p>
+    <w:p>
+      <w:pPr>
+        <w:pStyle w:val="29"/>
+        <w:bidi w:val="0"/>
+        <w:rPr>
+          <w:rFonts w:hint="default"/>
+          <w:lang w:val="en-US" w:eastAsia="zh-CN"/>
+        </w:rPr>
+      </w:pPr>
+      <w:bookmarkStart w:id="16" w:name="_Toc16458"/>
+      <w:r>
         <w:rPr>
           <w:rFonts w:hint="eastAsia"/>
           <w:lang w:val="en-US" w:eastAsia="zh-CN"/>
         </w:rPr>
-      </w:pPr>
-      <w:r>
-        <w:rPr>
-          <w:rFonts w:hint="eastAsia"/>
-          <w:lang w:val="en-US" w:eastAsia="zh-CN"/>
-        </w:rPr>
-        <w:t>目标值：≥ 90%</w:t>
-      </w:r>
-    </w:p>
-    <w:p>
-      <w:pPr>
-        <w:pStyle w:val="a1"/>
-        <w:rPr>
-          <w:rFonts w:hint="eastAsia"/>
-          <w:lang w:val="en-US" w:eastAsia="zh-CN"/>
-        </w:rPr>
-      </w:pPr>
-      <w:r>
-        <w:rPr>
-          <w:rFonts w:hint="eastAsia"/>
-          <w:lang w:val="en-US" w:eastAsia="zh-CN"/>
-        </w:rPr>
-        <w:t>计算公式：【1-（退回的派单/派单总数）】*100%</w:t>
-      </w:r>
-    </w:p>
-    <w:p>
-      <w:pPr>
-        <w:pStyle w:val="a1"/>
-        <w:rPr>
-          <w:rFonts w:hint="eastAsia"/>
-          <w:lang w:val="en-US" w:eastAsia="zh-CN"/>
-        </w:rPr>
-      </w:pPr>
-      <w:r>
-        <w:rPr>
-          <w:rFonts w:hint="eastAsia"/>
-          <w:lang w:val="en-US" w:eastAsia="zh-CN"/>
-        </w:rPr>
-        <w:t>考评周期：季度</w:t>
-      </w:r>
-    </w:p>
-    <w:p>
-      <w:pPr>
-        <w:pStyle w:val="a1"/>
-        <w:rPr>
-          <w:rFonts w:hint="eastAsia"/>
-          <w:lang w:val="en-US" w:eastAsia="zh-CN"/>
-        </w:rPr>
-      </w:pPr>
-      <w:r>
-        <w:rPr>
-          <w:rFonts w:hint="eastAsia"/>
-          <w:lang w:val="en-US" w:eastAsia="zh-CN"/>
-        </w:rPr>
-        <w:t>数据来源：工单系统自动统计。</w:t>
-      </w:r>
-    </w:p>
-    <w:p>
-      <w:pPr>
-        <w:pStyle w:val="2"/>
-        <w:bidi w:val="0"/>
-        <w:rPr>
-          <w:rFonts w:hint="eastAsia"/>
-          <w:lang w:val="en-US" w:eastAsia="zh-CN"/>
-        </w:rPr>
-      </w:pPr>
-      <w:bookmarkStart w:id="14" w:name="_Toc29133"/>
-      <w:r>
-        <w:rPr>
-          <w:rFonts w:hint="eastAsia"/>
-          <w:lang w:val="en-US" w:eastAsia="zh-CN"/>
-        </w:rPr>
-        <w:t>监督与管理过程</w:t>
-      </w:r>
-      <w:bookmarkEnd w:id="14"/>
-    </w:p>
-    <w:p>
-      <w:pPr>
-        <w:pStyle w:val="a1"/>
-        <w:rPr>
-          <w:rFonts w:hint="eastAsia"/>
-          <w:lang w:val="en-US" w:eastAsia="zh-CN"/>
-        </w:rPr>
-      </w:pPr>
-      <w:r>
-        <w:rPr>
-          <w:rFonts w:hint="eastAsia"/>
-          <w:lang w:val="en-US" w:eastAsia="zh-CN"/>
-        </w:rPr>
-        <w:t>为保障核心指标的达成，实施以下日常监督措施：</w:t>
-      </w:r>
-    </w:p>
-    <w:p>
-      <w:pPr>
-        <w:pStyle w:val="a1"/>
-        <w:rPr>
-          <w:rFonts w:hint="eastAsia"/>
-          <w:lang w:val="en-US" w:eastAsia="zh-CN"/>
-        </w:rPr>
-      </w:pPr>
-      <w:r>
-        <w:rPr>
-          <w:rFonts w:hint="eastAsia"/>
-          <w:lang w:val="en-US" w:eastAsia="zh-CN"/>
-        </w:rPr>
-        <w:t>退回工单分析：运维部经理需对每一个被退回的工单进行审核，分析退回原因，并每周进行汇总。</w:t>
-      </w:r>
-    </w:p>
-    <w:p>
-      <w:pPr>
-        <w:pStyle w:val="a1"/>
-        <w:rPr>
-          <w:rFonts w:hint="eastAsia"/>
-          <w:lang w:val="en-US" w:eastAsia="zh-CN"/>
-        </w:rPr>
-      </w:pPr>
-      <w:r>
-        <w:rPr>
-          <w:rFonts w:hint="eastAsia"/>
-          <w:lang w:val="en-US" w:eastAsia="zh-CN"/>
-        </w:rPr>
-        <w:t>抽样检查：每月随机抽查派发中的工单，评估问题描述的清晰度、分类准确性及指派对象的合理性。</w:t>
-      </w:r>
-    </w:p>
-    <w:p>
-      <w:pPr>
-        <w:pStyle w:val="a1"/>
-        <w:rPr>
-          <w:rFonts w:hint="eastAsia"/>
-          <w:lang w:val="en-US" w:eastAsia="zh-CN"/>
-        </w:rPr>
-      </w:pPr>
-      <w:r>
-        <w:rPr>
-          <w:rFonts w:hint="eastAsia"/>
-          <w:lang w:val="en-US" w:eastAsia="zh-CN"/>
-        </w:rPr>
-        <w:t>协同校准：定期与二线技术支持团队沟通，对齐事件分类标准与职责边界，减少因理解不一致导致的退单。</w:t>
-      </w:r>
-    </w:p>
-    <w:p>
-      <w:pPr>
-        <w:pStyle w:val="2"/>
-        <w:bidi w:val="0"/>
-        <w:rPr>
-          <w:rFonts w:hint="default"/>
-          <w:lang w:val="en-US" w:eastAsia="zh-CN"/>
-        </w:rPr>
-      </w:pPr>
-      <w:bookmarkStart w:id="15" w:name="_Toc4821"/>
-      <w:r>
-        <w:rPr>
-          <w:rFonts w:hint="default"/>
-          <w:lang w:val="en-US" w:eastAsia="zh-CN"/>
-        </w:rPr>
-        <w:t>考评结果应用</w:t>
-      </w:r>
-      <w:bookmarkEnd w:id="15"/>
-    </w:p>
-    <w:p>
-      <w:pPr>
-        <w:pStyle w:val="a1"/>
-        <w:bidi w:val="0"/>
-        <w:rPr>
-          <w:rFonts w:hint="default"/>
-          <w:lang w:val="en-US" w:eastAsia="zh-CN"/>
-        </w:rPr>
-      </w:pPr>
-      <w:r>
-        <w:rPr>
-          <w:rFonts w:hint="default"/>
-          <w:lang w:val="en-US" w:eastAsia="zh-CN"/>
-        </w:rPr>
-        <w:t>季度考评：每个季度末，依据系统数据计算每位专员的本季度派单成功率。</w:t>
-      </w:r>
-    </w:p>
-    <w:p>
-      <w:pPr>
-        <w:pStyle w:val="a1"/>
-        <w:bidi w:val="0"/>
-        <w:rPr>
-          <w:rFonts w:hint="default"/>
-          <w:lang w:val="en-US" w:eastAsia="zh-CN"/>
-        </w:rPr>
-      </w:pPr>
-      <w:r>
-        <w:rPr>
-          <w:rFonts w:hint="default"/>
-          <w:lang w:val="en-US" w:eastAsia="zh-CN"/>
-        </w:rPr>
-        <w:t>达标判定：成功率≥90%即为达标，纳入绩效正向评价。</w:t>
-      </w:r>
-    </w:p>
-    <w:p>
-      <w:pPr>
-        <w:pStyle w:val="a1"/>
-        <w:bidi w:val="0"/>
-        <w:rPr>
-          <w:rFonts w:hint="default"/>
-          <w:lang w:val="en-US" w:eastAsia="zh-CN"/>
-        </w:rPr>
-      </w:pPr>
-      <w:r>
-        <w:rPr>
-          <w:rFonts w:hint="default"/>
-          <w:lang w:val="en-US" w:eastAsia="zh-CN"/>
-        </w:rPr>
-        <w:t>未达标处理：若未达标，</w:t>
-      </w:r>
-      <w:r>
-        <w:rPr>
-          <w:rFonts w:hint="eastAsia"/>
-          <w:lang w:val="en-US" w:eastAsia="zh-CN"/>
-        </w:rPr>
-        <w:t>运维部经理</w:t>
-      </w:r>
-      <w:r>
-        <w:rPr>
-          <w:rFonts w:hint="default"/>
-          <w:lang w:val="en-US" w:eastAsia="zh-CN"/>
-        </w:rPr>
-        <w:t>需与专员共同复盘，针对高频退单原因制定个人改进计划。</w:t>
-      </w:r>
-    </w:p>
-    <w:p>
-      <w:pPr>
-        <w:pStyle w:val="a1"/>
-        <w:bidi w:val="0"/>
-        <w:rPr>
-          <w:rFonts w:hint="default"/>
-          <w:lang w:val="en-US" w:eastAsia="zh-CN"/>
-        </w:rPr>
-      </w:pPr>
-      <w:r>
-        <w:rPr>
-          <w:rFonts w:hint="default"/>
-          <w:lang w:val="en-US" w:eastAsia="zh-CN"/>
-        </w:rPr>
-        <w:t>持续未达标：连续两个季度未达标者，需参加专项技能培训，并接受跟踪考核。</w:t>
-      </w:r>
-    </w:p>
-    <w:p>
-      <w:pPr>
-        <w:pStyle w:val="2"/>
-        <w:bidi w:val="0"/>
-        <w:rPr>
-          <w:rFonts w:hint="eastAsia"/>
-          <w:lang w:val="en-US" w:eastAsia="zh-CN"/>
-        </w:rPr>
-      </w:pPr>
-      <w:bookmarkStart w:id="16" w:name="_Toc30291"/>
-      <w:r>
-        <w:rPr>
-          <w:rFonts w:hint="eastAsia"/>
-          <w:lang w:val="en-US" w:eastAsia="zh-CN"/>
-        </w:rPr>
-        <w:t>支持与改进</w:t>
+        <w:t>考核指标</w:t>
       </w:r>
       <w:bookmarkEnd w:id="16"/>
-    </w:p>
-    <w:p>
-      <w:pPr>
-        <w:pStyle w:val="a1"/>
-        <w:bidi w:val="0"/>
-        <w:rPr>
-          <w:rFonts w:hint="default"/>
-          <w:lang w:val="en-US" w:eastAsia="zh-CN"/>
-        </w:rPr>
-      </w:pPr>
-      <w:r>
-        <w:rPr>
-          <w:rFonts w:hint="eastAsia"/>
-          <w:lang w:val="en-US" w:eastAsia="zh-CN"/>
-        </w:rPr>
-        <w:t>服务知识</w:t>
-      </w:r>
-      <w:r>
-        <w:rPr>
-          <w:rFonts w:hint="default"/>
-          <w:lang w:val="en-US" w:eastAsia="zh-CN"/>
-        </w:rPr>
-        <w:t>强化：鼓励专员将常见、易错判的场景及正确处理方法更新至知识库，作为团队学习资料。</w:t>
-      </w:r>
-    </w:p>
-    <w:p>
-      <w:pPr>
-        <w:pStyle w:val="a1"/>
-        <w:bidi w:val="0"/>
-        <w:rPr>
-          <w:rFonts w:hint="default"/>
-          <w:lang w:val="en-US" w:eastAsia="zh-CN"/>
-        </w:rPr>
-      </w:pPr>
-      <w:r>
-        <w:rPr>
-          <w:rFonts w:hint="default"/>
-          <w:lang w:val="en-US" w:eastAsia="zh-CN"/>
-        </w:rPr>
-        <w:t>定期复盘：每季度召开服务台质量会议，公开分析整体退单数据与典型案例，推动流程与分类标准的优化。</w:t>
-      </w:r>
-    </w:p>
-    <w:p>
-      <w:pPr>
-        <w:pStyle w:val="1"/>
-        <w:bidi w:val="0"/>
-        <w:rPr>
-          <w:rFonts w:hint="default"/>
-          <w:lang w:val="en-US" w:eastAsia="zh-CN"/>
-        </w:rPr>
-      </w:pPr>
-      <w:bookmarkStart w:id="17" w:name="_Toc16458"/>
-      <w:r>
-        <w:rPr>
-          <w:rFonts w:hint="eastAsia"/>
-          <w:lang w:val="en-US" w:eastAsia="zh-CN"/>
-        </w:rPr>
-        <w:t>考核指标</w:t>
-      </w:r>
-      <w:bookmarkEnd w:id="17"/>
     </w:p>
     <w:tbl>
       <w:tblPr>
-        <w:tblStyle w:val="TableNormal"/>
+        <w:tblStyle w:val="20"/>
         <w:tblW w:w="8504" w:type="dxa"/>
         <w:tblInd w:w="96" w:type="dxa"/>
         <w:tblBorders>
-          <w:top w:val="nil"/>
-          <w:left w:val="nil"/>
-          <w:bottom w:val="nil"/>
-          <w:right w:val="nil"/>
-          <w:insideH w:val="nil"/>
-          <w:insideV w:val="nil"/>
+          <w:top w:val="none" w:color="auto" w:sz="0" w:space="0"/>
+          <w:left w:val="none" w:color="auto" w:sz="0" w:space="0"/>
+          <w:bottom w:val="none" w:color="auto" w:sz="0" w:space="0"/>
+          <w:right w:val="none" w:color="auto" w:sz="0" w:space="0"/>
+          <w:insideH w:val="none" w:color="auto" w:sz="0" w:space="0"/>
+          <w:insideV w:val="none" w:color="auto" w:sz="0" w:space="0"/>
         </w:tblBorders>
         <w:shd w:val="clear" w:color="auto" w:fill="auto"/>
+        <w:tblLayout w:type="autofit"/>
         <w:tblCellMar>
           <w:top w:w="0" w:type="dxa"/>
           <w:left w:w="108" w:type="dxa"/>
@@ -4448,15 +4611,13 @@
       </w:tblGrid>
       <w:tr>
         <w:tblPrEx>
-          <w:tblW w:w="8504" w:type="dxa"/>
-          <w:tblInd w:w="96" w:type="dxa"/>
           <w:tblBorders>
-            <w:top w:val="nil"/>
-            <w:left w:val="nil"/>
-            <w:bottom w:val="nil"/>
-            <w:right w:val="nil"/>
-            <w:insideH w:val="nil"/>
-            <w:insideV w:val="nil"/>
+            <w:top w:val="none" w:color="auto" w:sz="0" w:space="0"/>
+            <w:left w:val="none" w:color="auto" w:sz="0" w:space="0"/>
+            <w:bottom w:val="none" w:color="auto" w:sz="0" w:space="0"/>
+            <w:right w:val="none" w:color="auto" w:sz="0" w:space="0"/>
+            <w:insideH w:val="none" w:color="auto" w:sz="0" w:space="0"/>
+            <w:insideV w:val="none" w:color="auto" w:sz="0" w:space="0"/>
           </w:tblBorders>
           <w:shd w:val="clear" w:color="auto" w:fill="auto"/>
           <w:tblCellMar>
@@ -4467,16 +4628,16 @@
           </w:tblCellMar>
         </w:tblPrEx>
         <w:trPr>
-          <w:trHeight w:val="493"/>
+          <w:trHeight w:val="493" w:hRule="atLeast"/>
         </w:trPr>
         <w:tc>
           <w:tcPr>
             <w:tcW w:w="1435" w:type="dxa"/>
             <w:tcBorders>
-              <w:top w:val="single" w:sz="4" w:space="0" w:color="000000"/>
-              <w:left w:val="single" w:sz="4" w:space="0" w:color="000000"/>
-              <w:bottom w:val="single" w:sz="4" w:space="0" w:color="000000"/>
-              <w:right w:val="single" w:sz="4" w:space="0" w:color="000000"/>
+              <w:top w:val="single" w:color="000000" w:sz="4" w:space="0"/>
+              <w:left w:val="single" w:color="000000" w:sz="4" w:space="0"/>
+              <w:bottom w:val="single" w:color="000000" w:sz="4" w:space="0"/>
+              <w:right w:val="single" w:color="000000" w:sz="4" w:space="0"/>
             </w:tcBorders>
             <w:shd w:val="clear" w:color="auto" w:fill="C0C0C0"/>
             <w:vAlign w:val="center"/>
@@ -4490,7 +4651,7 @@
               <w:jc w:val="center"/>
               <w:textAlignment w:val="center"/>
               <w:rPr>
-                <w:rFonts w:ascii="楷体_GB2312" w:eastAsia="楷体_GB2312" w:hAnsi="宋体" w:cs="楷体_GB2312"/>
+                <w:rFonts w:ascii="楷体_GB2312" w:hAnsi="宋体" w:eastAsia="楷体_GB2312" w:cs="楷体_GB2312"/>
                 <w:b/>
                 <w:bCs/>
                 <w:i w:val="0"/>
@@ -4503,7 +4664,7 @@
             </w:pPr>
             <w:r>
               <w:rPr>
-                <w:rFonts w:ascii="楷体_GB2312" w:eastAsia="楷体_GB2312" w:hAnsi="宋体" w:cs="楷体_GB2312" w:hint="default"/>
+                <w:rFonts w:hint="default" w:ascii="楷体_GB2312" w:hAnsi="宋体" w:eastAsia="楷体_GB2312" w:cs="楷体_GB2312"/>
                 <w:b/>
                 <w:bCs/>
                 <w:i w:val="0"/>
@@ -4524,10 +4685,10 @@
           <w:tcPr>
             <w:tcW w:w="1108" w:type="dxa"/>
             <w:tcBorders>
-              <w:top w:val="single" w:sz="4" w:space="0" w:color="000000"/>
-              <w:left w:val="single" w:sz="4" w:space="0" w:color="000000"/>
-              <w:bottom w:val="single" w:sz="4" w:space="0" w:color="000000"/>
-              <w:right w:val="single" w:sz="4" w:space="0" w:color="000000"/>
+              <w:top w:val="single" w:color="000000" w:sz="4" w:space="0"/>
+              <w:left w:val="single" w:color="000000" w:sz="4" w:space="0"/>
+              <w:bottom w:val="single" w:color="000000" w:sz="4" w:space="0"/>
+              <w:right w:val="single" w:color="000000" w:sz="4" w:space="0"/>
             </w:tcBorders>
             <w:shd w:val="clear" w:color="auto" w:fill="C0C0C0"/>
             <w:vAlign w:val="center"/>
@@ -4541,7 +4702,7 @@
               <w:jc w:val="center"/>
               <w:textAlignment w:val="center"/>
               <w:rPr>
-                <w:rFonts w:ascii="楷体_GB2312" w:eastAsia="楷体_GB2312" w:hAnsi="宋体" w:cs="楷体_GB2312" w:hint="default"/>
+                <w:rFonts w:hint="default" w:ascii="楷体_GB2312" w:hAnsi="宋体" w:eastAsia="楷体_GB2312" w:cs="楷体_GB2312"/>
                 <w:b/>
                 <w:bCs/>
                 <w:i w:val="0"/>
@@ -4554,7 +4715,7 @@
             </w:pPr>
             <w:r>
               <w:rPr>
-                <w:rFonts w:ascii="楷体_GB2312" w:eastAsia="楷体_GB2312" w:hAnsi="宋体" w:cs="楷体_GB2312" w:hint="default"/>
+                <w:rFonts w:hint="default" w:ascii="楷体_GB2312" w:hAnsi="宋体" w:eastAsia="楷体_GB2312" w:cs="楷体_GB2312"/>
                 <w:b/>
                 <w:bCs/>
                 <w:i w:val="0"/>
@@ -4575,10 +4736,10 @@
           <w:tcPr>
             <w:tcW w:w="5035" w:type="dxa"/>
             <w:tcBorders>
-              <w:top w:val="single" w:sz="4" w:space="0" w:color="000000"/>
-              <w:left w:val="single" w:sz="4" w:space="0" w:color="000000"/>
-              <w:bottom w:val="single" w:sz="4" w:space="0" w:color="000000"/>
-              <w:right w:val="single" w:sz="4" w:space="0" w:color="000000"/>
+              <w:top w:val="single" w:color="000000" w:sz="4" w:space="0"/>
+              <w:left w:val="single" w:color="000000" w:sz="4" w:space="0"/>
+              <w:bottom w:val="single" w:color="000000" w:sz="4" w:space="0"/>
+              <w:right w:val="single" w:color="000000" w:sz="4" w:space="0"/>
             </w:tcBorders>
             <w:shd w:val="clear" w:color="auto" w:fill="C0C0C0"/>
             <w:vAlign w:val="center"/>
@@ -4592,7 +4753,7 @@
               <w:jc w:val="center"/>
               <w:textAlignment w:val="center"/>
               <w:rPr>
-                <w:rFonts w:ascii="楷体_GB2312" w:eastAsia="楷体_GB2312" w:hAnsi="宋体" w:cs="楷体_GB2312" w:hint="default"/>
+                <w:rFonts w:hint="default" w:ascii="楷体_GB2312" w:hAnsi="宋体" w:eastAsia="楷体_GB2312" w:cs="楷体_GB2312"/>
                 <w:b/>
                 <w:bCs/>
                 <w:i w:val="0"/>
@@ -4605,7 +4766,7 @@
             </w:pPr>
             <w:r>
               <w:rPr>
-                <w:rFonts w:ascii="楷体_GB2312" w:eastAsia="楷体_GB2312" w:hAnsi="宋体" w:cs="楷体_GB2312" w:hint="default"/>
+                <w:rFonts w:hint="default" w:ascii="楷体_GB2312" w:hAnsi="宋体" w:eastAsia="楷体_GB2312" w:cs="楷体_GB2312"/>
                 <w:b/>
                 <w:bCs/>
                 <w:i w:val="0"/>
@@ -4626,10 +4787,10 @@
           <w:tcPr>
             <w:tcW w:w="926" w:type="dxa"/>
             <w:tcBorders>
-              <w:top w:val="single" w:sz="4" w:space="0" w:color="000000"/>
-              <w:left w:val="single" w:sz="4" w:space="0" w:color="000000"/>
-              <w:bottom w:val="single" w:sz="4" w:space="0" w:color="000000"/>
-              <w:right w:val="single" w:sz="4" w:space="0" w:color="000000"/>
+              <w:top w:val="single" w:color="000000" w:sz="4" w:space="0"/>
+              <w:left w:val="single" w:color="000000" w:sz="4" w:space="0"/>
+              <w:bottom w:val="single" w:color="000000" w:sz="4" w:space="0"/>
+              <w:right w:val="single" w:color="000000" w:sz="4" w:space="0"/>
             </w:tcBorders>
             <w:shd w:val="clear" w:color="auto" w:fill="C0C0C0"/>
             <w:vAlign w:val="center"/>
@@ -4643,7 +4804,7 @@
               <w:jc w:val="center"/>
               <w:textAlignment w:val="center"/>
               <w:rPr>
-                <w:rFonts w:ascii="楷体_GB2312" w:eastAsia="楷体_GB2312" w:hAnsi="宋体" w:cs="楷体_GB2312" w:hint="default"/>
+                <w:rFonts w:hint="default" w:ascii="楷体_GB2312" w:hAnsi="宋体" w:eastAsia="楷体_GB2312" w:cs="楷体_GB2312"/>
                 <w:b/>
                 <w:bCs/>
                 <w:i w:val="0"/>
@@ -4656,7 +4817,7 @@
             </w:pPr>
             <w:r>
               <w:rPr>
-                <w:rFonts w:ascii="楷体_GB2312" w:eastAsia="楷体_GB2312" w:hAnsi="宋体" w:cs="楷体_GB2312" w:hint="default"/>
+                <w:rFonts w:hint="default" w:ascii="楷体_GB2312" w:hAnsi="宋体" w:eastAsia="楷体_GB2312" w:cs="楷体_GB2312"/>
                 <w:b/>
                 <w:bCs/>
                 <w:i w:val="0"/>
@@ -4676,8 +4837,14 @@
       </w:tr>
       <w:tr>
         <w:tblPrEx>
-          <w:tblW w:w="8504" w:type="dxa"/>
-          <w:tblInd w:w="96" w:type="dxa"/>
+          <w:tblBorders>
+            <w:top w:val="none" w:color="auto" w:sz="0" w:space="0"/>
+            <w:left w:val="none" w:color="auto" w:sz="0" w:space="0"/>
+            <w:bottom w:val="none" w:color="auto" w:sz="0" w:space="0"/>
+            <w:right w:val="none" w:color="auto" w:sz="0" w:space="0"/>
+            <w:insideH w:val="none" w:color="auto" w:sz="0" w:space="0"/>
+            <w:insideV w:val="none" w:color="auto" w:sz="0" w:space="0"/>
+          </w:tblBorders>
           <w:shd w:val="clear" w:color="auto" w:fill="auto"/>
           <w:tblCellMar>
             <w:top w:w="0" w:type="dxa"/>
@@ -4687,16 +4854,16 @@
           </w:tblCellMar>
         </w:tblPrEx>
         <w:trPr>
-          <w:trHeight w:val="493"/>
+          <w:trHeight w:val="493" w:hRule="atLeast"/>
         </w:trPr>
         <w:tc>
           <w:tcPr>
             <w:tcW w:w="1435" w:type="dxa"/>
             <w:tcBorders>
-              <w:top w:val="single" w:sz="4" w:space="0" w:color="000000"/>
-              <w:left w:val="single" w:sz="4" w:space="0" w:color="000000"/>
-              <w:bottom w:val="single" w:sz="4" w:space="0" w:color="000000"/>
-              <w:right w:val="single" w:sz="4" w:space="0" w:color="000000"/>
+              <w:top w:val="single" w:color="000000" w:sz="4" w:space="0"/>
+              <w:left w:val="single" w:color="000000" w:sz="4" w:space="0"/>
+              <w:bottom w:val="single" w:color="000000" w:sz="4" w:space="0"/>
+              <w:right w:val="single" w:color="000000" w:sz="4" w:space="0"/>
             </w:tcBorders>
             <w:shd w:val="clear" w:color="auto" w:fill="auto"/>
             <w:vAlign w:val="center"/>
@@ -4710,7 +4877,7 @@
               <w:jc w:val="left"/>
               <w:textAlignment w:val="center"/>
               <w:rPr>
-                <w:rFonts w:ascii="楷体_GB2312" w:eastAsia="楷体_GB2312" w:hAnsi="宋体" w:cs="楷体_GB2312" w:hint="default"/>
+                <w:rFonts w:hint="default" w:ascii="楷体_GB2312" w:hAnsi="宋体" w:eastAsia="楷体_GB2312" w:cs="楷体_GB2312"/>
                 <w:b/>
                 <w:bCs/>
                 <w:i w:val="0"/>
@@ -4726,7 +4893,7 @@
             </w:pPr>
             <w:r>
               <w:rPr>
-                <w:rFonts w:ascii="宋体" w:eastAsia="宋体" w:hAnsi="宋体" w:cs="宋体" w:hint="eastAsia"/>
+                <w:rFonts w:hint="eastAsia" w:ascii="宋体" w:hAnsi="宋体" w:eastAsia="宋体" w:cs="宋体"/>
                 <w:i w:val="0"/>
                 <w:iCs w:val="0"/>
                 <w:snapToGrid w:val="0"/>
@@ -4745,10 +4912,10 @@
           <w:tcPr>
             <w:tcW w:w="1108" w:type="dxa"/>
             <w:tcBorders>
-              <w:top w:val="single" w:sz="4" w:space="0" w:color="000000"/>
-              <w:left w:val="single" w:sz="4" w:space="0" w:color="000000"/>
-              <w:bottom w:val="single" w:sz="4" w:space="0" w:color="000000"/>
-              <w:right w:val="single" w:sz="4" w:space="0" w:color="000000"/>
+              <w:top w:val="single" w:color="000000" w:sz="4" w:space="0"/>
+              <w:left w:val="single" w:color="000000" w:sz="4" w:space="0"/>
+              <w:bottom w:val="single" w:color="000000" w:sz="4" w:space="0"/>
+              <w:right w:val="single" w:color="000000" w:sz="4" w:space="0"/>
             </w:tcBorders>
             <w:shd w:val="clear" w:color="auto" w:fill="auto"/>
             <w:vAlign w:val="center"/>
@@ -4762,7 +4929,7 @@
               <w:jc w:val="left"/>
               <w:textAlignment w:val="center"/>
               <w:rPr>
-                <w:rFonts w:ascii="楷体_GB2312" w:eastAsia="楷体_GB2312" w:hAnsi="宋体" w:cs="楷体_GB2312" w:hint="default"/>
+                <w:rFonts w:hint="default" w:ascii="楷体_GB2312" w:hAnsi="宋体" w:eastAsia="楷体_GB2312" w:cs="楷体_GB2312"/>
                 <w:b/>
                 <w:bCs/>
                 <w:i w:val="0"/>
@@ -4778,7 +4945,7 @@
             </w:pPr>
             <w:r>
               <w:rPr>
-                <w:rFonts w:ascii="宋体" w:eastAsia="宋体" w:hAnsi="宋体" w:cs="宋体" w:hint="eastAsia"/>
+                <w:rFonts w:hint="eastAsia" w:ascii="宋体" w:hAnsi="宋体" w:eastAsia="宋体" w:cs="宋体"/>
                 <w:i w:val="0"/>
                 <w:iCs w:val="0"/>
                 <w:snapToGrid w:val="0"/>
@@ -4797,10 +4964,10 @@
           <w:tcPr>
             <w:tcW w:w="5035" w:type="dxa"/>
             <w:tcBorders>
-              <w:top w:val="single" w:sz="4" w:space="0" w:color="000000"/>
-              <w:left w:val="single" w:sz="4" w:space="0" w:color="000000"/>
-              <w:bottom w:val="single" w:sz="4" w:space="0" w:color="000000"/>
-              <w:right w:val="single" w:sz="4" w:space="0" w:color="000000"/>
+              <w:top w:val="single" w:color="000000" w:sz="4" w:space="0"/>
+              <w:left w:val="single" w:color="000000" w:sz="4" w:space="0"/>
+              <w:bottom w:val="single" w:color="000000" w:sz="4" w:space="0"/>
+              <w:right w:val="single" w:color="000000" w:sz="4" w:space="0"/>
             </w:tcBorders>
             <w:shd w:val="clear" w:color="auto" w:fill="auto"/>
             <w:vAlign w:val="center"/>
@@ -4814,7 +4981,7 @@
               <w:jc w:val="left"/>
               <w:textAlignment w:val="center"/>
               <w:rPr>
-                <w:rFonts w:ascii="楷体_GB2312" w:eastAsia="楷体_GB2312" w:hAnsi="宋体" w:cs="楷体_GB2312" w:hint="default"/>
+                <w:rFonts w:hint="default" w:ascii="楷体_GB2312" w:hAnsi="宋体" w:eastAsia="楷体_GB2312" w:cs="楷体_GB2312"/>
                 <w:b/>
                 <w:bCs/>
                 <w:i w:val="0"/>
@@ -4830,7 +4997,7 @@
             </w:pPr>
             <w:r>
               <w:rPr>
-                <w:rFonts w:ascii="宋体" w:eastAsia="宋体" w:hAnsi="宋体" w:cs="宋体" w:hint="eastAsia"/>
+                <w:rFonts w:hint="eastAsia" w:ascii="宋体" w:hAnsi="宋体" w:eastAsia="宋体" w:cs="宋体"/>
                 <w:i w:val="0"/>
                 <w:iCs w:val="0"/>
                 <w:snapToGrid w:val="0"/>
@@ -4849,10 +5016,10 @@
           <w:tcPr>
             <w:tcW w:w="926" w:type="dxa"/>
             <w:tcBorders>
-              <w:top w:val="single" w:sz="4" w:space="0" w:color="000000"/>
-              <w:left w:val="single" w:sz="4" w:space="0" w:color="000000"/>
-              <w:bottom w:val="single" w:sz="4" w:space="0" w:color="000000"/>
-              <w:right w:val="single" w:sz="4" w:space="0" w:color="000000"/>
+              <w:top w:val="single" w:color="000000" w:sz="4" w:space="0"/>
+              <w:left w:val="single" w:color="000000" w:sz="4" w:space="0"/>
+              <w:bottom w:val="single" w:color="000000" w:sz="4" w:space="0"/>
+              <w:right w:val="single" w:color="000000" w:sz="4" w:space="0"/>
             </w:tcBorders>
             <w:shd w:val="clear" w:color="auto" w:fill="auto"/>
             <w:vAlign w:val="center"/>
@@ -4866,7 +5033,7 @@
               <w:jc w:val="left"/>
               <w:textAlignment w:val="center"/>
               <w:rPr>
-                <w:rFonts w:ascii="楷体_GB2312" w:eastAsia="楷体_GB2312" w:hAnsi="宋体" w:cs="楷体_GB2312" w:hint="default"/>
+                <w:rFonts w:hint="default" w:ascii="楷体_GB2312" w:hAnsi="宋体" w:eastAsia="楷体_GB2312" w:cs="楷体_GB2312"/>
                 <w:b/>
                 <w:bCs/>
                 <w:i w:val="0"/>
@@ -4882,7 +5049,7 @@
             </w:pPr>
             <w:r>
               <w:rPr>
-                <w:rFonts w:ascii="宋体" w:eastAsia="宋体" w:hAnsi="宋体" w:cs="宋体" w:hint="eastAsia"/>
+                <w:rFonts w:hint="eastAsia" w:ascii="宋体" w:hAnsi="宋体" w:eastAsia="宋体" w:cs="宋体"/>
                 <w:i w:val="0"/>
                 <w:iCs w:val="0"/>
                 <w:snapToGrid w:val="0"/>
@@ -4901,14 +5068,14 @@
     </w:tbl>
     <w:p>
       <w:pPr>
-        <w:pStyle w:val="1"/>
+        <w:pStyle w:val="29"/>
         <w:bidi w:val="0"/>
         <w:rPr>
           <w:rFonts w:hint="default"/>
           <w:lang w:val="en-US" w:eastAsia="zh-CN"/>
         </w:rPr>
       </w:pPr>
-      <w:bookmarkStart w:id="18" w:name="_Toc27773"/>
+      <w:bookmarkStart w:id="17" w:name="_Toc27773"/>
       <w:r>
         <w:rPr>
           <w:rFonts w:hint="default"/>
@@ -4916,11 +5083,11 @@
         </w:rPr>
         <w:t>附则</w:t>
       </w:r>
-      <w:bookmarkEnd w:id="18"/>
-    </w:p>
-    <w:p>
-      <w:pPr>
-        <w:pStyle w:val="a1"/>
+      <w:bookmarkEnd w:id="17"/>
+    </w:p>
+    <w:p>
+      <w:pPr>
+        <w:pStyle w:val="30"/>
         <w:rPr>
           <w:rFonts w:hint="default"/>
           <w:lang w:val="en-US" w:eastAsia="zh-CN"/>
@@ -4935,34 +5102,84 @@
       </w:r>
     </w:p>
     <w:sectPr>
-      <w:headerReference w:type="default" r:id="rId7"/>
-      <w:footerReference w:type="default" r:id="rId8"/>
+      <w:headerReference r:id="rId5" w:type="default"/>
+      <w:footerReference r:id="rId6" w:type="default"/>
       <w:pgSz w:w="11906" w:h="16838"/>
       <w:pgMar w:top="1417" w:right="1800" w:bottom="1440" w:left="1800" w:header="1140" w:footer="992" w:gutter="0"/>
-      <w:cols w:num="1" w:space="425"/>
+      <w:cols w:space="425" w:num="1"/>
       <w:docGrid w:type="lines" w:linePitch="312" w:charSpace="0"/>
     </w:sectPr>
   </w:body>
 </w:document>
 </file>
 
+<file path=word/endnotes.xml><?xml version="1.0" encoding="utf-8"?>
+<w:endnotes xmlns:wpc="http://schemas.microsoft.com/office/word/2010/wordprocessingCanvas" xmlns:mc="http://schemas.openxmlformats.org/markup-compatibility/2006" xmlns:o="urn:schemas-microsoft-com:office:office" xmlns:r="http://schemas.openxmlformats.org/officeDocument/2006/relationships" xmlns:m="http://schemas.openxmlformats.org/officeDocument/2006/math" xmlns:v="urn:schemas-microsoft-com:vml" xmlns:wp14="http://schemas.microsoft.com/office/word/2010/wordprocessingDrawing" xmlns:wp="http://schemas.openxmlformats.org/drawingml/2006/wordprocessingDrawing" xmlns:w="http://schemas.openxmlformats.org/wordprocessingml/2006/main" xmlns:w14="http://schemas.microsoft.com/office/word/2010/wordml" xmlns:w15="http://schemas.microsoft.com/office/word/2012/wordml" xmlns:w10="urn:schemas-microsoft-com:office:word" xmlns:wpg="http://schemas.microsoft.com/office/word/2010/wordprocessingGroup" xmlns:wpi="http://schemas.microsoft.com/office/word/2010/wordprocessingInk" xmlns:wne="http://schemas.microsoft.com/office/word/2006/wordml" xmlns:wps="http://schemas.microsoft.com/office/word/2010/wordprocessingShape" xmlns:wpsCustomData="http://www.wps.cn/officeDocument/2013/wpsCustomData" mc:Ignorable="w14 w15 wp14">
+  <w:endnote w:type="separator" w:id="0">
+    <w:p>
+      <w:pPr>
+        <w:spacing w:line="240" w:lineRule="auto"/>
+      </w:pPr>
+      <w:r>
+        <w:separator/>
+      </w:r>
+    </w:p>
+  </w:endnote>
+  <w:endnote w:type="continuationSeparator" w:id="1">
+    <w:p>
+      <w:pPr>
+        <w:spacing w:line="240" w:lineRule="auto"/>
+      </w:pPr>
+      <w:r>
+        <w:continuationSeparator/>
+      </w:r>
+    </w:p>
+  </w:endnote>
+</w:endnotes>
+</file>
+
 <file path=word/footer1.xml><?xml version="1.0" encoding="utf-8"?>
-<w:ftr xmlns:wpc="http://schemas.microsoft.com/office/word/2010/wordprocessingCanvas" xmlns:mc="http://schemas.openxmlformats.org/markup-compatibility/2006" xmlns:o="urn:schemas-microsoft-com:office:office" xmlns:r="http://schemas.openxmlformats.org/officeDocument/2006/relationships" xmlns:m="http://schemas.openxmlformats.org/officeDocument/2006/math" xmlns:v="urn:schemas-microsoft-com:vml" xmlns:wp14="http://schemas.microsoft.com/office/word/2010/wordprocessingDrawing" xmlns:wp="http://schemas.openxmlformats.org/drawingml/2006/wordprocessingDrawing" xmlns:w10="urn:schemas-microsoft-com:office:word" xmlns:w="http://schemas.openxmlformats.org/wordprocessingml/2006/main" xmlns:w14="http://schemas.microsoft.com/office/word/2010/wordml" xmlns:w15="http://schemas.microsoft.com/office/word/2012/wordml" xmlns:wne="http://schemas.microsoft.com/office/word/2006/wordml" xmlns:wpg="http://schemas.microsoft.com/office/word/2010/wordprocessingGroup" xmlns:wpi="http://schemas.microsoft.com/office/word/2010/wordprocessingInk" xmlns:wps="http://schemas.microsoft.com/office/word/2010/wordprocessingShape" mc:Ignorable="w14 w15 wp14">
+<w:ftr xmlns:wpc="http://schemas.microsoft.com/office/word/2010/wordprocessingCanvas" xmlns:mc="http://schemas.openxmlformats.org/markup-compatibility/2006" xmlns:o="urn:schemas-microsoft-com:office:office" xmlns:r="http://schemas.openxmlformats.org/officeDocument/2006/relationships" xmlns:m="http://schemas.openxmlformats.org/officeDocument/2006/math" xmlns:v="urn:schemas-microsoft-com:vml" xmlns:wp14="http://schemas.microsoft.com/office/word/2010/wordprocessingDrawing" xmlns:wp="http://schemas.openxmlformats.org/drawingml/2006/wordprocessingDrawing" xmlns:w10="urn:schemas-microsoft-com:office:word" xmlns:w="http://schemas.openxmlformats.org/wordprocessingml/2006/main" xmlns:w14="http://schemas.microsoft.com/office/word/2010/wordml" xmlns:w15="http://schemas.microsoft.com/office/word/2012/wordml" xmlns:wpg="http://schemas.microsoft.com/office/word/2010/wordprocessingGroup" xmlns:wpi="http://schemas.microsoft.com/office/word/2010/wordprocessingInk" xmlns:wne="http://schemas.microsoft.com/office/word/2006/wordml" xmlns:wps="http://schemas.microsoft.com/office/word/2010/wordprocessingShape" xmlns:wpsCustomData="http://www.wps.cn/officeDocument/2013/wpsCustomData" mc:Ignorable="w14 w15 wp14">
   <w:p>
     <w:pPr>
-      <w:pStyle w:val="Footer"/>
+      <w:pStyle w:val="14"/>
     </w:pPr>
   </w:p>
 </w:ftr>
 </file>
 
+<file path=word/footnotes.xml><?xml version="1.0" encoding="utf-8"?>
+<w:footnotes xmlns:wpc="http://schemas.microsoft.com/office/word/2010/wordprocessingCanvas" xmlns:mc="http://schemas.openxmlformats.org/markup-compatibility/2006" xmlns:o="urn:schemas-microsoft-com:office:office" xmlns:r="http://schemas.openxmlformats.org/officeDocument/2006/relationships" xmlns:m="http://schemas.openxmlformats.org/officeDocument/2006/math" xmlns:v="urn:schemas-microsoft-com:vml" xmlns:wp14="http://schemas.microsoft.com/office/word/2010/wordprocessingDrawing" xmlns:wp="http://schemas.openxmlformats.org/drawingml/2006/wordprocessingDrawing" xmlns:w="http://schemas.openxmlformats.org/wordprocessingml/2006/main" xmlns:w14="http://schemas.microsoft.com/office/word/2010/wordml" xmlns:w15="http://schemas.microsoft.com/office/word/2012/wordml" xmlns:w10="urn:schemas-microsoft-com:office:word" xmlns:wpg="http://schemas.microsoft.com/office/word/2010/wordprocessingGroup" xmlns:wpi="http://schemas.microsoft.com/office/word/2010/wordprocessingInk" xmlns:wne="http://schemas.microsoft.com/office/word/2006/wordml" xmlns:wps="http://schemas.microsoft.com/office/word/2010/wordprocessingShape" xmlns:wpsCustomData="http://www.wps.cn/officeDocument/2013/wpsCustomData" mc:Ignorable="w14 w15 wp14">
+  <w:footnote w:type="separator" w:id="0">
+    <w:p>
+      <w:pPr>
+        <w:spacing w:line="360" w:lineRule="auto"/>
+      </w:pPr>
+      <w:r>
+        <w:separator/>
+      </w:r>
+    </w:p>
+  </w:footnote>
+  <w:footnote w:type="continuationSeparator" w:id="1">
+    <w:p>
+      <w:pPr>
+        <w:spacing w:line="360" w:lineRule="auto"/>
+      </w:pPr>
+      <w:r>
+        <w:continuationSeparator/>
+      </w:r>
+    </w:p>
+  </w:footnote>
+</w:footnotes>
+</file>
+
 <file path=word/header1.xml><?xml version="1.0" encoding="utf-8"?>
-<w:hdr xmlns:wpc="http://schemas.microsoft.com/office/word/2010/wordprocessingCanvas" xmlns:mc="http://schemas.openxmlformats.org/markup-compatibility/2006" xmlns:o="urn:schemas-microsoft-com:office:office" xmlns:r="http://schemas.openxmlformats.org/officeDocument/2006/relationships" xmlns:m="http://schemas.openxmlformats.org/officeDocument/2006/math" xmlns:v="urn:schemas-microsoft-com:vml" xmlns:wp14="http://schemas.microsoft.com/office/word/2010/wordprocessingDrawing" xmlns:wp="http://schemas.openxmlformats.org/drawingml/2006/wordprocessingDrawing" xmlns:w10="urn:schemas-microsoft-com:office:word" xmlns:w="http://schemas.openxmlformats.org/wordprocessingml/2006/main" xmlns:w14="http://schemas.microsoft.com/office/word/2010/wordml" xmlns:w15="http://schemas.microsoft.com/office/word/2012/wordml" xmlns:wne="http://schemas.microsoft.com/office/word/2006/wordml" xmlns:wpg="http://schemas.microsoft.com/office/word/2010/wordprocessingGroup" xmlns:wpi="http://schemas.microsoft.com/office/word/2010/wordprocessingInk" xmlns:wps="http://schemas.microsoft.com/office/word/2010/wordprocessingShape" mc:Ignorable="w14 w15 wp14">
+<w:hdr xmlns:wpc="http://schemas.microsoft.com/office/word/2010/wordprocessingCanvas" xmlns:mc="http://schemas.openxmlformats.org/markup-compatibility/2006" xmlns:o="urn:schemas-microsoft-com:office:office" xmlns:r="http://schemas.openxmlformats.org/officeDocument/2006/relationships" xmlns:m="http://schemas.openxmlformats.org/officeDocument/2006/math" xmlns:v="urn:schemas-microsoft-com:vml" xmlns:wp14="http://schemas.microsoft.com/office/word/2010/wordprocessingDrawing" xmlns:wp="http://schemas.openxmlformats.org/drawingml/2006/wordprocessingDrawing" xmlns:w10="urn:schemas-microsoft-com:office:word" xmlns:w="http://schemas.openxmlformats.org/wordprocessingml/2006/main" xmlns:w14="http://schemas.microsoft.com/office/word/2010/wordml" xmlns:w15="http://schemas.microsoft.com/office/word/2012/wordml" xmlns:wpg="http://schemas.microsoft.com/office/word/2010/wordprocessingGroup" xmlns:wpi="http://schemas.microsoft.com/office/word/2010/wordprocessingInk" xmlns:wne="http://schemas.microsoft.com/office/word/2006/wordml" xmlns:wps="http://schemas.microsoft.com/office/word/2010/wordprocessingShape" xmlns:wpsCustomData="http://www.wps.cn/officeDocument/2013/wpsCustomData" mc:Ignorable="w14 w15 wp14">
   <w:p>
     <w:pPr>
-      <w:pStyle w:val="Header"/>
+      <w:pStyle w:val="15"/>
       <w:pBdr>
-        <w:bottom w:val="single" w:sz="4" w:space="1" w:color="auto"/>
+        <w:bottom w:val="single" w:color="auto" w:sz="4" w:space="1"/>
       </w:pBdr>
       <w:tabs>
         <w:tab w:val="left" w:pos="335"/>
@@ -4970,27 +5187,27 @@
       </w:tabs>
       <w:jc w:val="right"/>
       <w:rPr>
-        <w:rFonts w:eastAsiaTheme="minorEastAsia" w:hint="eastAsia"/>
+        <w:rFonts w:hint="eastAsia" w:eastAsiaTheme="minorEastAsia"/>
         <w:lang w:eastAsia="zh-CN"/>
       </w:rPr>
     </w:pPr>
     <w:r>
       <w:rPr>
-        <w:rFonts w:eastAsiaTheme="minorEastAsia" w:hint="eastAsia"/>
+        <w:rFonts w:hint="eastAsia" w:eastAsiaTheme="minorEastAsia"/>
         <w:lang w:val="en-US" w:eastAsia="zh-CN"/>
       </w:rPr>
       <w:tab/>
     </w:r>
     <w:r>
       <w:rPr>
-        <w:rFonts w:eastAsiaTheme="minorEastAsia" w:hint="eastAsia"/>
+        <w:rFonts w:hint="eastAsia" w:eastAsiaTheme="minorEastAsia"/>
         <w:lang w:val="en-US" w:eastAsia="zh-CN"/>
       </w:rPr>
       <w:tab/>
     </w:r>
     <w:r>
       <w:rPr>
-        <w:rFonts w:eastAsiaTheme="minorEastAsia" w:hint="eastAsia"/>
+        <w:rFonts w:hint="eastAsia" w:eastAsiaTheme="minorEastAsia"/>
         <w:lang w:val="en-US" w:eastAsia="zh-CN"/>
       </w:rPr>
       <w:t>桐乡华数广电网络有限公司</w:t>
@@ -5000,15 +5217,15 @@
 </file>
 
 <file path=word/numbering.xml><?xml version="1.0" encoding="utf-8"?>
-<w:numbering xmlns:wpc="http://schemas.microsoft.com/office/word/2010/wordprocessingCanvas" xmlns:mc="http://schemas.openxmlformats.org/markup-compatibility/2006" xmlns:o="urn:schemas-microsoft-com:office:office" xmlns:r="http://schemas.openxmlformats.org/officeDocument/2006/relationships" xmlns:m="http://schemas.openxmlformats.org/officeDocument/2006/math" xmlns:v="urn:schemas-microsoft-com:vml" xmlns:wp14="http://schemas.microsoft.com/office/word/2010/wordprocessingDrawing" xmlns:wp="http://schemas.openxmlformats.org/drawingml/2006/wordprocessingDrawing" xmlns:w10="urn:schemas-microsoft-com:office:word" xmlns:w="http://schemas.openxmlformats.org/wordprocessingml/2006/main" xmlns:w14="http://schemas.microsoft.com/office/word/2010/wordml" xmlns:w15="http://schemas.microsoft.com/office/word/2012/wordml" xmlns:wne="http://schemas.microsoft.com/office/word/2006/wordml" xmlns:wpg="http://schemas.microsoft.com/office/word/2010/wordprocessingGroup" xmlns:wpi="http://schemas.microsoft.com/office/word/2010/wordprocessingInk" xmlns:wps="http://schemas.microsoft.com/office/word/2010/wordprocessingShape" mc:Ignorable="w14 w15 wp14">
+<w:numbering xmlns:wpc="http://schemas.microsoft.com/office/word/2010/wordprocessingCanvas" xmlns:mc="http://schemas.openxmlformats.org/markup-compatibility/2006" xmlns:o="urn:schemas-microsoft-com:office:office" xmlns:r="http://schemas.openxmlformats.org/officeDocument/2006/relationships" xmlns:m="http://schemas.openxmlformats.org/officeDocument/2006/math" xmlns:v="urn:schemas-microsoft-com:vml" xmlns:wp14="http://schemas.microsoft.com/office/word/2010/wordprocessingDrawing" xmlns:wp="http://schemas.openxmlformats.org/drawingml/2006/wordprocessingDrawing" xmlns:w10="urn:schemas-microsoft-com:office:word" xmlns:w="http://schemas.openxmlformats.org/wordprocessingml/2006/main" xmlns:w14="http://schemas.microsoft.com/office/word/2010/wordml" xmlns:wpg="http://schemas.microsoft.com/office/word/2010/wordprocessingGroup" xmlns:wpi="http://schemas.microsoft.com/office/word/2010/wordprocessingInk" xmlns:wne="http://schemas.microsoft.com/office/word/2006/wordml" xmlns:wps="http://schemas.microsoft.com/office/word/2010/wordprocessingShape" xmlns:wpsCustomData="http://www.wps.cn/officeDocument/2013/wpsCustomData" mc:Ignorable="w14 wp14">
   <w:abstractNum w:abstractNumId="0">
     <w:nsid w:val="8E964DCE"/>
     <w:multiLevelType w:val="multilevel"/>
     <w:tmpl w:val="8E964DCE"/>
-    <w:lvl w:ilvl="0">
+    <w:lvl w:ilvl="0" w:tentative="0">
       <w:start w:val="1"/>
       <w:numFmt w:val="decimal"/>
-      <w:pStyle w:val="Heading1"/>
+      <w:pStyle w:val="2"/>
       <w:lvlText w:val="%1."/>
       <w:lvlJc w:val="left"/>
       <w:pPr>
@@ -5018,10 +5235,10 @@
         <w:rFonts w:hint="default"/>
       </w:rPr>
     </w:lvl>
-    <w:lvl w:ilvl="1">
+    <w:lvl w:ilvl="1" w:tentative="0">
       <w:start w:val="1"/>
       <w:numFmt w:val="decimal"/>
-      <w:pStyle w:val="Heading2"/>
+      <w:pStyle w:val="3"/>
       <w:lvlText w:val="%1.%2."/>
       <w:lvlJc w:val="left"/>
       <w:pPr>
@@ -5031,10 +5248,10 @@
         <w:rFonts w:hint="default"/>
       </w:rPr>
     </w:lvl>
-    <w:lvl w:ilvl="2">
+    <w:lvl w:ilvl="2" w:tentative="0">
       <w:start w:val="1"/>
       <w:numFmt w:val="decimal"/>
-      <w:pStyle w:val="Heading3"/>
+      <w:pStyle w:val="4"/>
       <w:lvlText w:val="%1.%2.%3."/>
       <w:lvlJc w:val="left"/>
       <w:pPr>
@@ -5044,10 +5261,10 @@
         <w:rFonts w:hint="default"/>
       </w:rPr>
     </w:lvl>
-    <w:lvl w:ilvl="3">
+    <w:lvl w:ilvl="3" w:tentative="0">
       <w:start w:val="1"/>
       <w:numFmt w:val="decimal"/>
-      <w:pStyle w:val="Heading4"/>
+      <w:pStyle w:val="5"/>
       <w:lvlText w:val="%1.%2.%3.%4."/>
       <w:lvlJc w:val="left"/>
       <w:pPr>
@@ -5057,10 +5274,10 @@
         <w:rFonts w:hint="default"/>
       </w:rPr>
     </w:lvl>
-    <w:lvl w:ilvl="4">
+    <w:lvl w:ilvl="4" w:tentative="0">
       <w:start w:val="1"/>
       <w:numFmt w:val="decimal"/>
-      <w:pStyle w:val="Heading5"/>
+      <w:pStyle w:val="6"/>
       <w:lvlText w:val="%1.%2.%3.%4.%5."/>
       <w:lvlJc w:val="left"/>
       <w:pPr>
@@ -5070,10 +5287,10 @@
         <w:rFonts w:hint="default"/>
       </w:rPr>
     </w:lvl>
-    <w:lvl w:ilvl="5">
+    <w:lvl w:ilvl="5" w:tentative="0">
       <w:start w:val="1"/>
       <w:numFmt w:val="decimal"/>
-      <w:pStyle w:val="Heading6"/>
+      <w:pStyle w:val="7"/>
       <w:lvlText w:val="%1.%2.%3.%4.%5.%6."/>
       <w:lvlJc w:val="left"/>
       <w:pPr>
@@ -5083,10 +5300,10 @@
         <w:rFonts w:hint="default"/>
       </w:rPr>
     </w:lvl>
-    <w:lvl w:ilvl="6">
+    <w:lvl w:ilvl="6" w:tentative="0">
       <w:start w:val="1"/>
       <w:numFmt w:val="decimal"/>
-      <w:pStyle w:val="Heading7"/>
+      <w:pStyle w:val="8"/>
       <w:lvlText w:val="%1.%2.%3.%4.%5.%6.%7."/>
       <w:lvlJc w:val="left"/>
       <w:pPr>
@@ -5096,10 +5313,10 @@
         <w:rFonts w:hint="default"/>
       </w:rPr>
     </w:lvl>
-    <w:lvl w:ilvl="7">
+    <w:lvl w:ilvl="7" w:tentative="0">
       <w:start w:val="1"/>
       <w:numFmt w:val="decimal"/>
-      <w:pStyle w:val="Heading8"/>
+      <w:pStyle w:val="9"/>
       <w:lvlText w:val="%1.%2.%3.%4.%5.%6.%7.%8."/>
       <w:lvlJc w:val="left"/>
       <w:pPr>
@@ -5109,10 +5326,10 @@
         <w:rFonts w:hint="default"/>
       </w:rPr>
     </w:lvl>
-    <w:lvl w:ilvl="8">
+    <w:lvl w:ilvl="8" w:tentative="0">
       <w:start w:val="1"/>
       <w:numFmt w:val="decimal"/>
-      <w:pStyle w:val="Heading9"/>
+      <w:pStyle w:val="10"/>
       <w:lvlText w:val="%1.%2.%3.%4.%5.%6.%7.%8.%9."/>
       <w:lvlJc w:val="left"/>
       <w:pPr>
@@ -5127,7 +5344,7 @@
     <w:nsid w:val="E9DBD0DF"/>
     <w:multiLevelType w:val="singleLevel"/>
     <w:tmpl w:val="E9DBD0DF"/>
-    <w:lvl w:ilvl="0">
+    <w:lvl w:ilvl="0" w:tentative="0">
       <w:start w:val="1"/>
       <w:numFmt w:val="decimal"/>
       <w:lvlText w:val="%1."/>
@@ -5150,267 +5367,269 @@
 </file>
 
 <file path=word/styles.xml><?xml version="1.0" encoding="utf-8"?>
-<w:styles xmlns:mc="http://schemas.openxmlformats.org/markup-compatibility/2006" xmlns:r="http://schemas.openxmlformats.org/officeDocument/2006/relationships" xmlns:w="http://schemas.openxmlformats.org/wordprocessingml/2006/main" xmlns:w14="http://schemas.microsoft.com/office/word/2010/wordml" xmlns:w15="http://schemas.microsoft.com/office/word/2012/wordml" mc:Ignorable="w14 w15">
+<w:styles xmlns:mc="http://schemas.openxmlformats.org/markup-compatibility/2006" xmlns:o="urn:schemas-microsoft-com:office:office" xmlns:r="http://schemas.openxmlformats.org/officeDocument/2006/relationships" xmlns:m="http://schemas.openxmlformats.org/officeDocument/2006/math" xmlns:v="urn:schemas-microsoft-com:vml" xmlns:w="http://schemas.openxmlformats.org/wordprocessingml/2006/main" xmlns:w14="http://schemas.microsoft.com/office/word/2010/wordml" xmlns:w10="urn:schemas-microsoft-com:office:word" xmlns:sl="http://schemas.openxmlformats.org/schemaLibrary/2006/main" xmlns:wpsCustomData="http://www.wps.cn/officeDocument/2013/wpsCustomData" mc:Ignorable="w14">
   <w:docDefaults>
     <w:rPrDefault>
       <w:rPr>
-        <w:rFonts w:ascii="Times New Roman" w:eastAsia="宋体" w:hAnsi="Times New Roman" w:cs="Times New Roman"/>
+        <w:rFonts w:ascii="Times New Roman" w:hAnsi="Times New Roman" w:eastAsia="宋体" w:cs="Times New Roman"/>
       </w:rPr>
     </w:rPrDefault>
     <w:pPrDefault/>
   </w:docDefaults>
-  <w:latentStyles w:defLockedState="0" w:defUIPriority="99" w:defSemiHidden="1" w:defUnhideWhenUsed="1" w:defQFormat="0" w:count="260">
-    <w:lsdException w:name="Normal" w:semiHidden="0" w:uiPriority="0" w:unhideWhenUsed="0" w:qFormat="1"/>
-    <w:lsdException w:name="heading 1" w:semiHidden="0" w:uiPriority="0" w:unhideWhenUsed="0" w:qFormat="1"/>
-    <w:lsdException w:name="heading 2" w:semiHidden="0" w:uiPriority="0" w:qFormat="1"/>
-    <w:lsdException w:name="heading 3" w:uiPriority="0" w:qFormat="1"/>
-    <w:lsdException w:name="heading 4" w:semiHidden="0" w:uiPriority="0" w:qFormat="1"/>
-    <w:lsdException w:name="heading 5" w:uiPriority="0" w:qFormat="1"/>
-    <w:lsdException w:name="heading 6" w:uiPriority="0" w:qFormat="1"/>
-    <w:lsdException w:name="heading 7" w:uiPriority="0" w:qFormat="1"/>
-    <w:lsdException w:name="heading 8" w:uiPriority="0" w:qFormat="1"/>
-    <w:lsdException w:name="heading 9" w:uiPriority="0" w:qFormat="1"/>
-    <w:lsdException w:name="index 1" w:semiHidden="0" w:uiPriority="0" w:unhideWhenUsed="0"/>
-    <w:lsdException w:name="index 2" w:semiHidden="0" w:uiPriority="0" w:unhideWhenUsed="0"/>
-    <w:lsdException w:name="index 3" w:semiHidden="0" w:uiPriority="0" w:unhideWhenUsed="0"/>
-    <w:lsdException w:name="index 4" w:semiHidden="0" w:uiPriority="0" w:unhideWhenUsed="0"/>
-    <w:lsdException w:name="index 5" w:semiHidden="0" w:uiPriority="0" w:unhideWhenUsed="0"/>
-    <w:lsdException w:name="index 6" w:semiHidden="0" w:uiPriority="0" w:unhideWhenUsed="0"/>
-    <w:lsdException w:name="index 7" w:semiHidden="0" w:uiPriority="0" w:unhideWhenUsed="0"/>
-    <w:lsdException w:name="index 8" w:semiHidden="0" w:uiPriority="0" w:unhideWhenUsed="0"/>
-    <w:lsdException w:name="index 9" w:semiHidden="0" w:uiPriority="0" w:unhideWhenUsed="0"/>
-    <w:lsdException w:name="toc 1" w:semiHidden="0" w:uiPriority="0" w:unhideWhenUsed="0" w:qFormat="1"/>
-    <w:lsdException w:name="toc 2" w:semiHidden="0" w:uiPriority="0" w:unhideWhenUsed="0" w:qFormat="1"/>
-    <w:lsdException w:name="toc 3" w:semiHidden="0" w:uiPriority="0" w:unhideWhenUsed="0" w:qFormat="1"/>
-    <w:lsdException w:name="toc 4" w:semiHidden="0" w:uiPriority="0" w:unhideWhenUsed="0"/>
-    <w:lsdException w:name="toc 5" w:semiHidden="0" w:uiPriority="0" w:unhideWhenUsed="0"/>
-    <w:lsdException w:name="toc 6" w:semiHidden="0" w:uiPriority="0" w:unhideWhenUsed="0"/>
-    <w:lsdException w:name="toc 7" w:semiHidden="0" w:uiPriority="0" w:unhideWhenUsed="0"/>
-    <w:lsdException w:name="toc 8" w:semiHidden="0" w:uiPriority="0" w:unhideWhenUsed="0"/>
-    <w:lsdException w:name="toc 9" w:semiHidden="0" w:uiPriority="0" w:unhideWhenUsed="0"/>
-    <w:lsdException w:name="Normal Indent" w:semiHidden="0" w:uiPriority="0" w:unhideWhenUsed="0"/>
-    <w:lsdException w:name="footnote text" w:semiHidden="0" w:uiPriority="0" w:unhideWhenUsed="0"/>
-    <w:lsdException w:name="annotation text" w:semiHidden="0" w:uiPriority="0" w:unhideWhenUsed="0" w:qFormat="1"/>
-    <w:lsdException w:name="header" w:semiHidden="0" w:uiPriority="0" w:unhideWhenUsed="0" w:qFormat="1"/>
-    <w:lsdException w:name="footer" w:semiHidden="0" w:uiPriority="0" w:unhideWhenUsed="0" w:qFormat="1"/>
-    <w:lsdException w:name="index heading" w:semiHidden="0" w:uiPriority="0" w:unhideWhenUsed="0"/>
-    <w:lsdException w:name="caption" w:uiPriority="0" w:qFormat="1"/>
-    <w:lsdException w:name="table of figures" w:semiHidden="0" w:uiPriority="0" w:unhideWhenUsed="0"/>
-    <w:lsdException w:name="envelope address" w:semiHidden="0" w:uiPriority="0" w:unhideWhenUsed="0"/>
-    <w:lsdException w:name="envelope return" w:semiHidden="0" w:uiPriority="0" w:unhideWhenUsed="0"/>
-    <w:lsdException w:name="footnote reference" w:semiHidden="0" w:uiPriority="0" w:unhideWhenUsed="0"/>
-    <w:lsdException w:name="annotation reference" w:semiHidden="0" w:uiPriority="0" w:unhideWhenUsed="0"/>
-    <w:lsdException w:name="line number" w:semiHidden="0" w:uiPriority="0" w:unhideWhenUsed="0"/>
-    <w:lsdException w:name="page number" w:semiHidden="0" w:uiPriority="0" w:unhideWhenUsed="0"/>
-    <w:lsdException w:name="endnote reference" w:semiHidden="0" w:uiPriority="0" w:unhideWhenUsed="0"/>
-    <w:lsdException w:name="endnote text" w:semiHidden="0" w:uiPriority="0" w:unhideWhenUsed="0"/>
-    <w:lsdException w:name="table of authorities" w:semiHidden="0" w:uiPriority="0" w:unhideWhenUsed="0"/>
-    <w:lsdException w:name="macro" w:semiHidden="0" w:uiPriority="0" w:unhideWhenUsed="0"/>
-    <w:lsdException w:name="toa heading" w:semiHidden="0" w:uiPriority="0" w:unhideWhenUsed="0"/>
-    <w:lsdException w:name="List" w:semiHidden="0" w:uiPriority="0" w:unhideWhenUsed="0"/>
-    <w:lsdException w:name="List Bullet" w:semiHidden="0" w:uiPriority="0" w:unhideWhenUsed="0"/>
-    <w:lsdException w:name="List Number" w:semiHidden="0" w:uiPriority="0" w:unhideWhenUsed="0"/>
-    <w:lsdException w:name="List 2" w:semiHidden="0" w:uiPriority="0" w:unhideWhenUsed="0"/>
-    <w:lsdException w:name="List 3" w:semiHidden="0" w:uiPriority="0" w:unhideWhenUsed="0"/>
-    <w:lsdException w:name="List 4" w:semiHidden="0" w:uiPriority="0" w:unhideWhenUsed="0"/>
-    <w:lsdException w:name="List 5" w:semiHidden="0" w:uiPriority="0" w:unhideWhenUsed="0"/>
-    <w:lsdException w:name="List Bullet 2" w:semiHidden="0" w:uiPriority="0" w:unhideWhenUsed="0"/>
-    <w:lsdException w:name="List Bullet 3" w:semiHidden="0" w:uiPriority="0" w:unhideWhenUsed="0"/>
-    <w:lsdException w:name="List Bullet 4" w:semiHidden="0" w:uiPriority="0" w:unhideWhenUsed="0"/>
-    <w:lsdException w:name="List Bullet 5" w:semiHidden="0" w:uiPriority="0" w:unhideWhenUsed="0"/>
-    <w:lsdException w:name="List Number 2" w:semiHidden="0" w:uiPriority="0" w:unhideWhenUsed="0"/>
-    <w:lsdException w:name="List Number 3" w:semiHidden="0" w:uiPriority="0" w:unhideWhenUsed="0"/>
-    <w:lsdException w:name="List Number 4" w:semiHidden="0" w:uiPriority="0" w:unhideWhenUsed="0"/>
-    <w:lsdException w:name="List Number 5" w:semiHidden="0" w:uiPriority="0" w:unhideWhenUsed="0"/>
-    <w:lsdException w:name="Title" w:semiHidden="0" w:uiPriority="0" w:unhideWhenUsed="0" w:qFormat="1"/>
-    <w:lsdException w:name="Closing" w:semiHidden="0" w:uiPriority="0" w:unhideWhenUsed="0"/>
-    <w:lsdException w:name="Signature" w:semiHidden="0" w:uiPriority="0" w:unhideWhenUsed="0"/>
-    <w:lsdException w:name="Default Paragraph Font" w:uiPriority="0" w:unhideWhenUsed="0" w:qFormat="1"/>
-    <w:lsdException w:name="Body Text" w:uiPriority="0" w:unhideWhenUsed="0" w:qFormat="1"/>
-    <w:lsdException w:name="Body Text Indent" w:semiHidden="0" w:uiPriority="0" w:unhideWhenUsed="0"/>
-    <w:lsdException w:name="List Continue" w:semiHidden="0" w:uiPriority="0" w:unhideWhenUsed="0"/>
-    <w:lsdException w:name="List Continue 2" w:semiHidden="0" w:uiPriority="0" w:unhideWhenUsed="0"/>
-    <w:lsdException w:name="List Continue 3" w:semiHidden="0" w:uiPriority="0" w:unhideWhenUsed="0"/>
-    <w:lsdException w:name="List Continue 4" w:semiHidden="0" w:uiPriority="0" w:unhideWhenUsed="0"/>
-    <w:lsdException w:name="List Continue 5" w:semiHidden="0" w:uiPriority="0" w:unhideWhenUsed="0"/>
-    <w:lsdException w:name="Message Header" w:semiHidden="0" w:uiPriority="0" w:unhideWhenUsed="0"/>
-    <w:lsdException w:name="Subtitle" w:semiHidden="0" w:uiPriority="0" w:unhideWhenUsed="0" w:qFormat="1"/>
-    <w:lsdException w:name="Salutation" w:semiHidden="0" w:uiPriority="0" w:unhideWhenUsed="0"/>
-    <w:lsdException w:name="Date" w:semiHidden="0" w:uiPriority="0" w:unhideWhenUsed="0"/>
-    <w:lsdException w:name="Body Text First Indent" w:semiHidden="0" w:uiPriority="0" w:unhideWhenUsed="0"/>
-    <w:lsdException w:name="Body Text First Indent 2" w:semiHidden="0" w:uiPriority="0" w:unhideWhenUsed="0"/>
-    <w:lsdException w:name="Body Text 2" w:semiHidden="0" w:uiPriority="0" w:unhideWhenUsed="0"/>
-    <w:lsdException w:name="Body Text 3" w:semiHidden="0" w:uiPriority="0" w:unhideWhenUsed="0"/>
-    <w:lsdException w:name="Body Text Indent 2" w:semiHidden="0" w:uiPriority="0" w:unhideWhenUsed="0"/>
-    <w:lsdException w:name="Body Text Indent 3" w:semiHidden="0" w:uiPriority="0" w:unhideWhenUsed="0"/>
-    <w:lsdException w:name="Block Text" w:semiHidden="0" w:uiPriority="0" w:unhideWhenUsed="0"/>
-    <w:lsdException w:name="Hyperlink" w:semiHidden="0" w:uiPriority="0" w:unhideWhenUsed="0" w:qFormat="1"/>
-    <w:lsdException w:name="FollowedHyperlink" w:semiHidden="0" w:uiPriority="0" w:unhideWhenUsed="0"/>
-    <w:lsdException w:name="Strong" w:semiHidden="0" w:uiPriority="0" w:unhideWhenUsed="0" w:qFormat="1"/>
-    <w:lsdException w:name="Emphasis" w:semiHidden="0" w:uiPriority="0" w:unhideWhenUsed="0" w:qFormat="1"/>
-    <w:lsdException w:name="Document Map" w:semiHidden="0" w:uiPriority="0" w:unhideWhenUsed="0"/>
-    <w:lsdException w:name="Plain Text" w:semiHidden="0" w:uiPriority="0" w:unhideWhenUsed="0"/>
-    <w:lsdException w:name="E-mail Signature" w:semiHidden="0" w:uiPriority="0" w:unhideWhenUsed="0"/>
-    <w:lsdException w:name="Normal (Web)" w:semiHidden="0" w:uiPriority="0" w:unhideWhenUsed="0" w:qFormat="1"/>
-    <w:lsdException w:name="HTML Acronym" w:semiHidden="0" w:uiPriority="0" w:unhideWhenUsed="0"/>
-    <w:lsdException w:name="HTML Address" w:semiHidden="0" w:uiPriority="0" w:unhideWhenUsed="0"/>
-    <w:lsdException w:name="HTML Cite" w:semiHidden="0" w:uiPriority="0" w:unhideWhenUsed="0"/>
-    <w:lsdException w:name="HTML Code" w:semiHidden="0" w:uiPriority="0" w:unhideWhenUsed="0"/>
-    <w:lsdException w:name="HTML Definition" w:semiHidden="0" w:uiPriority="0" w:unhideWhenUsed="0"/>
-    <w:lsdException w:name="HTML Keyboard" w:semiHidden="0" w:uiPriority="0" w:unhideWhenUsed="0"/>
-    <w:lsdException w:name="HTML Preformatted" w:semiHidden="0" w:uiPriority="0" w:unhideWhenUsed="0"/>
-    <w:lsdException w:name="HTML Sample" w:semiHidden="0" w:uiPriority="0" w:unhideWhenUsed="0"/>
-    <w:lsdException w:name="HTML Typewriter" w:semiHidden="0" w:uiPriority="0" w:unhideWhenUsed="0"/>
-    <w:lsdException w:name="HTML Variable" w:semiHidden="0" w:uiPriority="0" w:unhideWhenUsed="0"/>
-    <w:lsdException w:name="Normal Table" w:uiPriority="0" w:unhideWhenUsed="0" w:qFormat="1"/>
-    <w:lsdException w:name="annotation subject" w:semiHidden="0" w:uiPriority="0" w:unhideWhenUsed="0"/>
-    <w:lsdException w:name="Table Simple 1" w:semiHidden="0" w:uiPriority="0" w:unhideWhenUsed="0"/>
-    <w:lsdException w:name="Table Simple 2" w:semiHidden="0" w:uiPriority="0" w:unhideWhenUsed="0"/>
-    <w:lsdException w:name="Table Simple 3" w:semiHidden="0" w:uiPriority="0" w:unhideWhenUsed="0"/>
-    <w:lsdException w:name="Table Classic 1" w:semiHidden="0" w:uiPriority="0" w:unhideWhenUsed="0"/>
-    <w:lsdException w:name="Table Classic 2" w:semiHidden="0" w:uiPriority="0" w:unhideWhenUsed="0"/>
-    <w:lsdException w:name="Table Classic 3" w:semiHidden="0" w:uiPriority="0" w:unhideWhenUsed="0"/>
-    <w:lsdException w:name="Table Classic 4" w:semiHidden="0" w:uiPriority="0" w:unhideWhenUsed="0"/>
-    <w:lsdException w:name="Table Colorful 1" w:semiHidden="0" w:uiPriority="0" w:unhideWhenUsed="0"/>
-    <w:lsdException w:name="Table Colorful 2" w:semiHidden="0" w:uiPriority="0" w:unhideWhenUsed="0"/>
-    <w:lsdException w:name="Table Colorful 3" w:semiHidden="0" w:uiPriority="0" w:unhideWhenUsed="0"/>
-    <w:lsdException w:name="Table Columns 1" w:semiHidden="0" w:uiPriority="0" w:unhideWhenUsed="0"/>
-    <w:lsdException w:name="Table Columns 2" w:semiHidden="0" w:uiPriority="0" w:unhideWhenUsed="0"/>
-    <w:lsdException w:name="Table Columns 3" w:semiHidden="0" w:uiPriority="0" w:unhideWhenUsed="0"/>
-    <w:lsdException w:name="Table Columns 4" w:semiHidden="0" w:uiPriority="0" w:unhideWhenUsed="0"/>
-    <w:lsdException w:name="Table Columns 5" w:semiHidden="0" w:uiPriority="0" w:unhideWhenUsed="0"/>
-    <w:lsdException w:name="Table Grid 1" w:semiHidden="0" w:uiPriority="0" w:unhideWhenUsed="0"/>
-    <w:lsdException w:name="Table Grid 2" w:semiHidden="0" w:uiPriority="0" w:unhideWhenUsed="0"/>
-    <w:lsdException w:name="Table Grid 3" w:semiHidden="0" w:uiPriority="0" w:unhideWhenUsed="0"/>
-    <w:lsdException w:name="Table Grid 4" w:semiHidden="0" w:uiPriority="0" w:unhideWhenUsed="0"/>
-    <w:lsdException w:name="Table Grid 5" w:semiHidden="0" w:uiPriority="0" w:unhideWhenUsed="0"/>
-    <w:lsdException w:name="Table Grid 6" w:semiHidden="0" w:uiPriority="0" w:unhideWhenUsed="0"/>
-    <w:lsdException w:name="Table Grid 7" w:semiHidden="0" w:uiPriority="0" w:unhideWhenUsed="0"/>
-    <w:lsdException w:name="Table Grid 8" w:semiHidden="0" w:uiPriority="0" w:unhideWhenUsed="0"/>
-    <w:lsdException w:name="Table List 1" w:semiHidden="0" w:uiPriority="0" w:unhideWhenUsed="0"/>
-    <w:lsdException w:name="Table List 2" w:semiHidden="0" w:uiPriority="0" w:unhideWhenUsed="0"/>
-    <w:lsdException w:name="Table List 3" w:semiHidden="0" w:uiPriority="0" w:unhideWhenUsed="0"/>
-    <w:lsdException w:name="Table List 4" w:semiHidden="0" w:uiPriority="0" w:unhideWhenUsed="0"/>
-    <w:lsdException w:name="Table List 5" w:semiHidden="0" w:uiPriority="0" w:unhideWhenUsed="0"/>
-    <w:lsdException w:name="Table List 6" w:semiHidden="0" w:uiPriority="0" w:unhideWhenUsed="0"/>
-    <w:lsdException w:name="Table List 7" w:semiHidden="0" w:uiPriority="0" w:unhideWhenUsed="0"/>
-    <w:lsdException w:name="Table List 8" w:semiHidden="0" w:uiPriority="0" w:unhideWhenUsed="0"/>
-    <w:lsdException w:name="Table 3D effects 1" w:semiHidden="0" w:uiPriority="0" w:unhideWhenUsed="0"/>
-    <w:lsdException w:name="Table 3D effects 2" w:semiHidden="0" w:uiPriority="0" w:unhideWhenUsed="0"/>
-    <w:lsdException w:name="Table 3D effects 3" w:semiHidden="0" w:uiPriority="0" w:unhideWhenUsed="0"/>
-    <w:lsdException w:name="Table Contemporary" w:semiHidden="0" w:uiPriority="0" w:unhideWhenUsed="0"/>
-    <w:lsdException w:name="Table Elegant" w:semiHidden="0" w:uiPriority="0" w:unhideWhenUsed="0"/>
-    <w:lsdException w:name="Table Professional" w:semiHidden="0" w:uiPriority="0" w:unhideWhenUsed="0"/>
-    <w:lsdException w:name="Table Subtle 1" w:semiHidden="0" w:uiPriority="0" w:unhideWhenUsed="0"/>
-    <w:lsdException w:name="Table Subtle 2" w:semiHidden="0" w:uiPriority="0" w:unhideWhenUsed="0"/>
-    <w:lsdException w:name="Table Web 1" w:semiHidden="0" w:uiPriority="0" w:unhideWhenUsed="0"/>
-    <w:lsdException w:name="Table Web 2" w:semiHidden="0" w:uiPriority="0" w:unhideWhenUsed="0"/>
-    <w:lsdException w:name="Table Web 3" w:semiHidden="0" w:uiPriority="0" w:unhideWhenUsed="0"/>
-    <w:lsdException w:name="Balloon Text" w:semiHidden="0" w:uiPriority="0" w:unhideWhenUsed="0"/>
-    <w:lsdException w:name="Table Grid" w:semiHidden="0" w:uiPriority="0" w:unhideWhenUsed="0" w:qFormat="1"/>
-    <w:lsdException w:name="Table Theme" w:semiHidden="0" w:uiPriority="0" w:unhideWhenUsed="0"/>
-    <w:lsdException w:name="Light Shading" w:semiHidden="0" w:uiPriority="60" w:unhideWhenUsed="0"/>
-    <w:lsdException w:name="Light List" w:semiHidden="0" w:uiPriority="61" w:unhideWhenUsed="0"/>
-    <w:lsdException w:name="Light Grid" w:semiHidden="0" w:uiPriority="62" w:unhideWhenUsed="0"/>
-    <w:lsdException w:name="Medium Shading 1" w:semiHidden="0" w:uiPriority="63" w:unhideWhenUsed="0"/>
-    <w:lsdException w:name="Medium Shading 2" w:semiHidden="0" w:uiPriority="64" w:unhideWhenUsed="0"/>
-    <w:lsdException w:name="Medium List 1" w:semiHidden="0" w:uiPriority="65" w:unhideWhenUsed="0"/>
-    <w:lsdException w:name="Medium List 2" w:semiHidden="0" w:uiPriority="66" w:unhideWhenUsed="0"/>
-    <w:lsdException w:name="Medium Grid 1" w:semiHidden="0" w:uiPriority="67" w:unhideWhenUsed="0"/>
-    <w:lsdException w:name="Medium Grid 2" w:semiHidden="0" w:uiPriority="68" w:unhideWhenUsed="0"/>
-    <w:lsdException w:name="Medium Grid 3" w:semiHidden="0" w:uiPriority="69" w:unhideWhenUsed="0"/>
-    <w:lsdException w:name="Dark List" w:semiHidden="0" w:uiPriority="70" w:unhideWhenUsed="0"/>
-    <w:lsdException w:name="Colorful Shading" w:semiHidden="0" w:uiPriority="71" w:unhideWhenUsed="0"/>
-    <w:lsdException w:name="Colorful List" w:semiHidden="0" w:uiPriority="72" w:unhideWhenUsed="0"/>
-    <w:lsdException w:name="Colorful Grid" w:semiHidden="0" w:uiPriority="73" w:unhideWhenUsed="0"/>
-    <w:lsdException w:name="Light Shading Accent 1" w:semiHidden="0" w:uiPriority="60" w:unhideWhenUsed="0"/>
-    <w:lsdException w:name="Light List Accent 1" w:semiHidden="0" w:uiPriority="61" w:unhideWhenUsed="0"/>
-    <w:lsdException w:name="Light Grid Accent 1" w:semiHidden="0" w:uiPriority="62" w:unhideWhenUsed="0"/>
-    <w:lsdException w:name="Medium Shading 1 Accent 1" w:semiHidden="0" w:uiPriority="63" w:unhideWhenUsed="0"/>
-    <w:lsdException w:name="Medium Shading 2 Accent 1" w:semiHidden="0" w:uiPriority="64" w:unhideWhenUsed="0"/>
-    <w:lsdException w:name="Medium List 1 Accent 1" w:semiHidden="0" w:uiPriority="65" w:unhideWhenUsed="0"/>
-    <w:lsdException w:name="Medium List 2 Accent 1" w:semiHidden="0" w:uiPriority="66" w:unhideWhenUsed="0"/>
-    <w:lsdException w:name="Medium Grid 1 Accent 1" w:semiHidden="0" w:uiPriority="67" w:unhideWhenUsed="0"/>
-    <w:lsdException w:name="Medium Grid 2 Accent 1" w:semiHidden="0" w:uiPriority="68" w:unhideWhenUsed="0"/>
-    <w:lsdException w:name="Medium Grid 3 Accent 1" w:semiHidden="0" w:uiPriority="69" w:unhideWhenUsed="0"/>
-    <w:lsdException w:name="Dark List Accent 1" w:semiHidden="0" w:uiPriority="70" w:unhideWhenUsed="0"/>
-    <w:lsdException w:name="Colorful Shading Accent 1" w:semiHidden="0" w:uiPriority="71" w:unhideWhenUsed="0"/>
-    <w:lsdException w:name="Colorful List Accent 1" w:semiHidden="0" w:uiPriority="72" w:unhideWhenUsed="0"/>
-    <w:lsdException w:name="Colorful Grid Accent 1" w:semiHidden="0" w:uiPriority="73" w:unhideWhenUsed="0"/>
-    <w:lsdException w:name="Light Shading Accent 2" w:semiHidden="0" w:uiPriority="60" w:unhideWhenUsed="0"/>
-    <w:lsdException w:name="Light List Accent 2" w:semiHidden="0" w:uiPriority="61" w:unhideWhenUsed="0"/>
-    <w:lsdException w:name="Light Grid Accent 2" w:semiHidden="0" w:uiPriority="62" w:unhideWhenUsed="0"/>
-    <w:lsdException w:name="Medium Shading 1 Accent 2" w:semiHidden="0" w:uiPriority="63" w:unhideWhenUsed="0"/>
-    <w:lsdException w:name="Medium Shading 2 Accent 2" w:semiHidden="0" w:uiPriority="64" w:unhideWhenUsed="0"/>
-    <w:lsdException w:name="Medium List 1 Accent 2" w:semiHidden="0" w:uiPriority="65" w:unhideWhenUsed="0"/>
-    <w:lsdException w:name="Medium List 2 Accent 2" w:semiHidden="0" w:uiPriority="66" w:unhideWhenUsed="0"/>
-    <w:lsdException w:name="Medium Grid 1 Accent 2" w:semiHidden="0" w:uiPriority="67" w:unhideWhenUsed="0"/>
-    <w:lsdException w:name="Medium Grid 2 Accent 2" w:semiHidden="0" w:uiPriority="68" w:unhideWhenUsed="0"/>
-    <w:lsdException w:name="Medium Grid 3 Accent 2" w:semiHidden="0" w:uiPriority="69" w:unhideWhenUsed="0"/>
-    <w:lsdException w:name="Dark List Accent 2" w:semiHidden="0" w:uiPriority="70" w:unhideWhenUsed="0"/>
-    <w:lsdException w:name="Colorful Shading Accent 2" w:semiHidden="0" w:uiPriority="71" w:unhideWhenUsed="0"/>
-    <w:lsdException w:name="Colorful List Accent 2" w:semiHidden="0" w:uiPriority="72" w:unhideWhenUsed="0"/>
-    <w:lsdException w:name="Colorful Grid Accent 2" w:semiHidden="0" w:uiPriority="73" w:unhideWhenUsed="0"/>
-    <w:lsdException w:name="Light Shading Accent 3" w:semiHidden="0" w:uiPriority="60" w:unhideWhenUsed="0"/>
-    <w:lsdException w:name="Light List Accent 3" w:semiHidden="0" w:uiPriority="61" w:unhideWhenUsed="0"/>
-    <w:lsdException w:name="Light Grid Accent 3" w:semiHidden="0" w:uiPriority="62" w:unhideWhenUsed="0"/>
-    <w:lsdException w:name="Medium Shading 1 Accent 3" w:semiHidden="0" w:uiPriority="63" w:unhideWhenUsed="0"/>
-    <w:lsdException w:name="Medium Shading 2 Accent 3" w:semiHidden="0" w:uiPriority="64" w:unhideWhenUsed="0"/>
-    <w:lsdException w:name="Medium List 1 Accent 3" w:semiHidden="0" w:uiPriority="65" w:unhideWhenUsed="0"/>
-    <w:lsdException w:name="Medium List 2 Accent 3" w:semiHidden="0" w:uiPriority="66" w:unhideWhenUsed="0"/>
-    <w:lsdException w:name="Medium Grid 1 Accent 3" w:semiHidden="0" w:uiPriority="67" w:unhideWhenUsed="0"/>
-    <w:lsdException w:name="Medium Grid 2 Accent 3" w:semiHidden="0" w:uiPriority="68" w:unhideWhenUsed="0"/>
-    <w:lsdException w:name="Medium Grid 3 Accent 3" w:semiHidden="0" w:uiPriority="69" w:unhideWhenUsed="0"/>
-    <w:lsdException w:name="Dark List Accent 3" w:semiHidden="0" w:uiPriority="70" w:unhideWhenUsed="0"/>
-    <w:lsdException w:name="Colorful Shading Accent 3" w:semiHidden="0" w:uiPriority="71" w:unhideWhenUsed="0"/>
-    <w:lsdException w:name="Colorful List Accent 3" w:semiHidden="0" w:uiPriority="72" w:unhideWhenUsed="0"/>
-    <w:lsdException w:name="Colorful Grid Accent 3" w:semiHidden="0" w:uiPriority="73" w:unhideWhenUsed="0"/>
-    <w:lsdException w:name="Light Shading Accent 4" w:semiHidden="0" w:uiPriority="60" w:unhideWhenUsed="0"/>
-    <w:lsdException w:name="Light List Accent 4" w:semiHidden="0" w:uiPriority="61" w:unhideWhenUsed="0"/>
-    <w:lsdException w:name="Light Grid Accent 4" w:semiHidden="0" w:uiPriority="62" w:unhideWhenUsed="0"/>
-    <w:lsdException w:name="Medium Shading 1 Accent 4" w:semiHidden="0" w:uiPriority="63" w:unhideWhenUsed="0"/>
-    <w:lsdException w:name="Medium Shading 2 Accent 4" w:semiHidden="0" w:uiPriority="64" w:unhideWhenUsed="0"/>
-    <w:lsdException w:name="Medium List 1 Accent 4" w:semiHidden="0" w:uiPriority="65" w:unhideWhenUsed="0"/>
-    <w:lsdException w:name="Medium List 2 Accent 4" w:semiHidden="0" w:uiPriority="66" w:unhideWhenUsed="0"/>
-    <w:lsdException w:name="Medium Grid 1 Accent 4" w:semiHidden="0" w:uiPriority="67" w:unhideWhenUsed="0"/>
-    <w:lsdException w:name="Medium Grid 2 Accent 4" w:semiHidden="0" w:uiPriority="68" w:unhideWhenUsed="0"/>
-    <w:lsdException w:name="Medium Grid 3 Accent 4" w:semiHidden="0" w:uiPriority="69" w:unhideWhenUsed="0"/>
-    <w:lsdException w:name="Dark List Accent 4" w:semiHidden="0" w:uiPriority="70" w:unhideWhenUsed="0"/>
-    <w:lsdException w:name="Colorful Shading Accent 4" w:semiHidden="0" w:uiPriority="71" w:unhideWhenUsed="0"/>
-    <w:lsdException w:name="Colorful List Accent 4" w:semiHidden="0" w:uiPriority="72" w:unhideWhenUsed="0"/>
-    <w:lsdException w:name="Colorful Grid Accent 4" w:semiHidden="0" w:uiPriority="73" w:unhideWhenUsed="0"/>
-    <w:lsdException w:name="Light Shading Accent 5" w:semiHidden="0" w:uiPriority="60" w:unhideWhenUsed="0"/>
-    <w:lsdException w:name="Light List Accent 5" w:semiHidden="0" w:uiPriority="61" w:unhideWhenUsed="0"/>
-    <w:lsdException w:name="Light Grid Accent 5" w:semiHidden="0" w:uiPriority="62" w:unhideWhenUsed="0"/>
-    <w:lsdException w:name="Medium Shading 1 Accent 5" w:semiHidden="0" w:uiPriority="63" w:unhideWhenUsed="0"/>
-    <w:lsdException w:name="Medium Shading 2 Accent 5" w:semiHidden="0" w:uiPriority="64" w:unhideWhenUsed="0"/>
-    <w:lsdException w:name="Medium List 1 Accent 5" w:semiHidden="0" w:uiPriority="65" w:unhideWhenUsed="0"/>
-    <w:lsdException w:name="Medium List 2 Accent 5" w:semiHidden="0" w:uiPriority="66" w:unhideWhenUsed="0"/>
-    <w:lsdException w:name="Medium Grid 1 Accent 5" w:semiHidden="0" w:uiPriority="67" w:unhideWhenUsed="0"/>
-    <w:lsdException w:name="Medium Grid 2 Accent 5" w:semiHidden="0" w:uiPriority="68" w:unhideWhenUsed="0"/>
-    <w:lsdException w:name="Medium Grid 3 Accent 5" w:semiHidden="0" w:uiPriority="69" w:unhideWhenUsed="0"/>
-    <w:lsdException w:name="Dark List Accent 5" w:semiHidden="0" w:uiPriority="70" w:unhideWhenUsed="0"/>
-    <w:lsdException w:name="Colorful Shading Accent 5" w:semiHidden="0" w:uiPriority="71" w:unhideWhenUsed="0"/>
-    <w:lsdException w:name="Colorful List Accent 5" w:semiHidden="0" w:uiPriority="72" w:unhideWhenUsed="0"/>
-    <w:lsdException w:name="Colorful Grid Accent 5" w:semiHidden="0" w:uiPriority="73" w:unhideWhenUsed="0"/>
-    <w:lsdException w:name="Light Shading Accent 6" w:semiHidden="0" w:uiPriority="60" w:unhideWhenUsed="0"/>
-    <w:lsdException w:name="Light List Accent 6" w:semiHidden="0" w:uiPriority="61" w:unhideWhenUsed="0"/>
-    <w:lsdException w:name="Light Grid Accent 6" w:semiHidden="0" w:uiPriority="62" w:unhideWhenUsed="0"/>
-    <w:lsdException w:name="Medium Shading 1 Accent 6" w:semiHidden="0" w:uiPriority="63" w:unhideWhenUsed="0"/>
-    <w:lsdException w:name="Medium Shading 2 Accent 6" w:semiHidden="0" w:uiPriority="64" w:unhideWhenUsed="0"/>
-    <w:lsdException w:name="Medium List 1 Accent 6" w:semiHidden="0" w:uiPriority="65" w:unhideWhenUsed="0"/>
-    <w:lsdException w:name="Medium List 2 Accent 6" w:semiHidden="0" w:uiPriority="66" w:unhideWhenUsed="0"/>
-    <w:lsdException w:name="Medium Grid 1 Accent 6" w:semiHidden="0" w:uiPriority="67" w:unhideWhenUsed="0"/>
-    <w:lsdException w:name="Medium Grid 2 Accent 6" w:semiHidden="0" w:uiPriority="68" w:unhideWhenUsed="0"/>
-    <w:lsdException w:name="Medium Grid 3 Accent 6" w:semiHidden="0" w:uiPriority="69" w:unhideWhenUsed="0"/>
-    <w:lsdException w:name="Dark List Accent 6" w:semiHidden="0" w:uiPriority="70" w:unhideWhenUsed="0"/>
-    <w:lsdException w:name="Colorful Shading Accent 6" w:semiHidden="0" w:uiPriority="71" w:unhideWhenUsed="0"/>
-    <w:lsdException w:name="Colorful List Accent 6" w:semiHidden="0" w:uiPriority="72" w:unhideWhenUsed="0"/>
-    <w:lsdException w:name="Colorful Grid Accent 6" w:semiHidden="0" w:uiPriority="73" w:unhideWhenUsed="0"/>
+  <w:latentStyles w:count="260" w:defQFormat="0" w:defUnhideWhenUsed="1" w:defSemiHidden="1" w:defUIPriority="99" w:defLockedState="0">
+    <w:lsdException w:qFormat="1" w:unhideWhenUsed="0" w:uiPriority="0" w:semiHidden="0" w:name="Normal"/>
+    <w:lsdException w:qFormat="1" w:unhideWhenUsed="0" w:uiPriority="0" w:semiHidden="0" w:name="heading 1"/>
+    <w:lsdException w:qFormat="1" w:uiPriority="0" w:semiHidden="0" w:name="heading 2"/>
+    <w:lsdException w:qFormat="1" w:uiPriority="0" w:name="heading 3"/>
+    <w:lsdException w:qFormat="1" w:uiPriority="0" w:semiHidden="0" w:name="heading 4"/>
+    <w:lsdException w:qFormat="1" w:uiPriority="0" w:name="heading 5"/>
+    <w:lsdException w:qFormat="1" w:uiPriority="0" w:name="heading 6"/>
+    <w:lsdException w:qFormat="1" w:uiPriority="0" w:name="heading 7"/>
+    <w:lsdException w:qFormat="1" w:uiPriority="0" w:name="heading 8"/>
+    <w:lsdException w:qFormat="1" w:uiPriority="0" w:name="heading 9"/>
+    <w:lsdException w:unhideWhenUsed="0" w:uiPriority="0" w:semiHidden="0" w:name="index 1"/>
+    <w:lsdException w:unhideWhenUsed="0" w:uiPriority="0" w:semiHidden="0" w:name="index 2"/>
+    <w:lsdException w:unhideWhenUsed="0" w:uiPriority="0" w:semiHidden="0" w:name="index 3"/>
+    <w:lsdException w:unhideWhenUsed="0" w:uiPriority="0" w:semiHidden="0" w:name="index 4"/>
+    <w:lsdException w:unhideWhenUsed="0" w:uiPriority="0" w:semiHidden="0" w:name="index 5"/>
+    <w:lsdException w:unhideWhenUsed="0" w:uiPriority="0" w:semiHidden="0" w:name="index 6"/>
+    <w:lsdException w:unhideWhenUsed="0" w:uiPriority="0" w:semiHidden="0" w:name="index 7"/>
+    <w:lsdException w:unhideWhenUsed="0" w:uiPriority="0" w:semiHidden="0" w:name="index 8"/>
+    <w:lsdException w:unhideWhenUsed="0" w:uiPriority="0" w:semiHidden="0" w:name="index 9"/>
+    <w:lsdException w:qFormat="1" w:unhideWhenUsed="0" w:uiPriority="0" w:semiHidden="0" w:name="toc 1"/>
+    <w:lsdException w:qFormat="1" w:unhideWhenUsed="0" w:uiPriority="0" w:semiHidden="0" w:name="toc 2"/>
+    <w:lsdException w:qFormat="1" w:unhideWhenUsed="0" w:uiPriority="0" w:semiHidden="0" w:name="toc 3"/>
+    <w:lsdException w:unhideWhenUsed="0" w:uiPriority="0" w:semiHidden="0" w:name="toc 4"/>
+    <w:lsdException w:unhideWhenUsed="0" w:uiPriority="0" w:semiHidden="0" w:name="toc 5"/>
+    <w:lsdException w:unhideWhenUsed="0" w:uiPriority="0" w:semiHidden="0" w:name="toc 6"/>
+    <w:lsdException w:unhideWhenUsed="0" w:uiPriority="0" w:semiHidden="0" w:name="toc 7"/>
+    <w:lsdException w:unhideWhenUsed="0" w:uiPriority="0" w:semiHidden="0" w:name="toc 8"/>
+    <w:lsdException w:unhideWhenUsed="0" w:uiPriority="0" w:semiHidden="0" w:name="toc 9"/>
+    <w:lsdException w:unhideWhenUsed="0" w:uiPriority="0" w:semiHidden="0" w:name="Normal Indent"/>
+    <w:lsdException w:unhideWhenUsed="0" w:uiPriority="0" w:semiHidden="0" w:name="footnote text"/>
+    <w:lsdException w:qFormat="1" w:unhideWhenUsed="0" w:uiPriority="0" w:semiHidden="0" w:name="annotation text"/>
+    <w:lsdException w:qFormat="1" w:unhideWhenUsed="0" w:uiPriority="0" w:semiHidden="0" w:name="header"/>
+    <w:lsdException w:qFormat="1" w:unhideWhenUsed="0" w:uiPriority="0" w:semiHidden="0" w:name="footer"/>
+    <w:lsdException w:unhideWhenUsed="0" w:uiPriority="0" w:semiHidden="0" w:name="index heading"/>
+    <w:lsdException w:qFormat="1" w:uiPriority="0" w:name="caption"/>
+    <w:lsdException w:unhideWhenUsed="0" w:uiPriority="0" w:semiHidden="0" w:name="table of figures"/>
+    <w:lsdException w:unhideWhenUsed="0" w:uiPriority="0" w:semiHidden="0" w:name="envelope address"/>
+    <w:lsdException w:unhideWhenUsed="0" w:uiPriority="0" w:semiHidden="0" w:name="envelope return"/>
+    <w:lsdException w:unhideWhenUsed="0" w:uiPriority="0" w:semiHidden="0" w:name="footnote reference"/>
+    <w:lsdException w:unhideWhenUsed="0" w:uiPriority="0" w:semiHidden="0" w:name="annotation reference"/>
+    <w:lsdException w:unhideWhenUsed="0" w:uiPriority="0" w:semiHidden="0" w:name="line number"/>
+    <w:lsdException w:unhideWhenUsed="0" w:uiPriority="0" w:semiHidden="0" w:name="page number"/>
+    <w:lsdException w:unhideWhenUsed="0" w:uiPriority="0" w:semiHidden="0" w:name="endnote reference"/>
+    <w:lsdException w:unhideWhenUsed="0" w:uiPriority="0" w:semiHidden="0" w:name="endnote text"/>
+    <w:lsdException w:unhideWhenUsed="0" w:uiPriority="0" w:semiHidden="0" w:name="table of authorities"/>
+    <w:lsdException w:unhideWhenUsed="0" w:uiPriority="0" w:semiHidden="0" w:name="macro"/>
+    <w:lsdException w:unhideWhenUsed="0" w:uiPriority="0" w:semiHidden="0" w:name="toa heading"/>
+    <w:lsdException w:unhideWhenUsed="0" w:uiPriority="0" w:semiHidden="0" w:name="List"/>
+    <w:lsdException w:unhideWhenUsed="0" w:uiPriority="0" w:semiHidden="0" w:name="List Bullet"/>
+    <w:lsdException w:unhideWhenUsed="0" w:uiPriority="0" w:semiHidden="0" w:name="List Number"/>
+    <w:lsdException w:unhideWhenUsed="0" w:uiPriority="0" w:semiHidden="0" w:name="List 2"/>
+    <w:lsdException w:unhideWhenUsed="0" w:uiPriority="0" w:semiHidden="0" w:name="List 3"/>
+    <w:lsdException w:unhideWhenUsed="0" w:uiPriority="0" w:semiHidden="0" w:name="List 4"/>
+    <w:lsdException w:unhideWhenUsed="0" w:uiPriority="0" w:semiHidden="0" w:name="List 5"/>
+    <w:lsdException w:unhideWhenUsed="0" w:uiPriority="0" w:semiHidden="0" w:name="List Bullet 2"/>
+    <w:lsdException w:unhideWhenUsed="0" w:uiPriority="0" w:semiHidden="0" w:name="List Bullet 3"/>
+    <w:lsdException w:unhideWhenUsed="0" w:uiPriority="0" w:semiHidden="0" w:name="List Bullet 4"/>
+    <w:lsdException w:unhideWhenUsed="0" w:uiPriority="0" w:semiHidden="0" w:name="List Bullet 5"/>
+    <w:lsdException w:unhideWhenUsed="0" w:uiPriority="0" w:semiHidden="0" w:name="List Number 2"/>
+    <w:lsdException w:unhideWhenUsed="0" w:uiPriority="0" w:semiHidden="0" w:name="List Number 3"/>
+    <w:lsdException w:unhideWhenUsed="0" w:uiPriority="0" w:semiHidden="0" w:name="List Number 4"/>
+    <w:lsdException w:unhideWhenUsed="0" w:uiPriority="0" w:semiHidden="0" w:name="List Number 5"/>
+    <w:lsdException w:qFormat="1" w:unhideWhenUsed="0" w:uiPriority="0" w:semiHidden="0" w:name="Title"/>
+    <w:lsdException w:unhideWhenUsed="0" w:uiPriority="0" w:semiHidden="0" w:name="Closing"/>
+    <w:lsdException w:unhideWhenUsed="0" w:uiPriority="0" w:semiHidden="0" w:name="Signature"/>
+    <w:lsdException w:qFormat="1" w:unhideWhenUsed="0" w:uiPriority="0" w:name="Default Paragraph Font"/>
+    <w:lsdException w:qFormat="1" w:unhideWhenUsed="0" w:uiPriority="0" w:name="Body Text"/>
+    <w:lsdException w:unhideWhenUsed="0" w:uiPriority="0" w:semiHidden="0" w:name="Body Text Indent"/>
+    <w:lsdException w:unhideWhenUsed="0" w:uiPriority="0" w:semiHidden="0" w:name="List Continue"/>
+    <w:lsdException w:unhideWhenUsed="0" w:uiPriority="0" w:semiHidden="0" w:name="List Continue 2"/>
+    <w:lsdException w:unhideWhenUsed="0" w:uiPriority="0" w:semiHidden="0" w:name="List Continue 3"/>
+    <w:lsdException w:unhideWhenUsed="0" w:uiPriority="0" w:semiHidden="0" w:name="List Continue 4"/>
+    <w:lsdException w:unhideWhenUsed="0" w:uiPriority="0" w:semiHidden="0" w:name="List Continue 5"/>
+    <w:lsdException w:unhideWhenUsed="0" w:uiPriority="0" w:semiHidden="0" w:name="Message Header"/>
+    <w:lsdException w:qFormat="1" w:unhideWhenUsed="0" w:uiPriority="0" w:semiHidden="0" w:name="Subtitle"/>
+    <w:lsdException w:unhideWhenUsed="0" w:uiPriority="0" w:semiHidden="0" w:name="Salutation"/>
+    <w:lsdException w:unhideWhenUsed="0" w:uiPriority="0" w:semiHidden="0" w:name="Date"/>
+    <w:lsdException w:unhideWhenUsed="0" w:uiPriority="0" w:semiHidden="0" w:name="Body Text First Indent"/>
+    <w:lsdException w:unhideWhenUsed="0" w:uiPriority="0" w:semiHidden="0" w:name="Body Text First Indent 2"/>
+    <w:lsdException w:uiPriority="99" w:name="Note Heading"/>
+    <w:lsdException w:unhideWhenUsed="0" w:uiPriority="0" w:semiHidden="0" w:name="Body Text 2"/>
+    <w:lsdException w:unhideWhenUsed="0" w:uiPriority="0" w:semiHidden="0" w:name="Body Text 3"/>
+    <w:lsdException w:unhideWhenUsed="0" w:uiPriority="0" w:semiHidden="0" w:name="Body Text Indent 2"/>
+    <w:lsdException w:unhideWhenUsed="0" w:uiPriority="0" w:semiHidden="0" w:name="Body Text Indent 3"/>
+    <w:lsdException w:unhideWhenUsed="0" w:uiPriority="0" w:semiHidden="0" w:name="Block Text"/>
+    <w:lsdException w:qFormat="1" w:unhideWhenUsed="0" w:uiPriority="0" w:semiHidden="0" w:name="Hyperlink"/>
+    <w:lsdException w:unhideWhenUsed="0" w:uiPriority="0" w:semiHidden="0" w:name="FollowedHyperlink"/>
+    <w:lsdException w:qFormat="1" w:unhideWhenUsed="0" w:uiPriority="0" w:semiHidden="0" w:name="Strong"/>
+    <w:lsdException w:qFormat="1" w:unhideWhenUsed="0" w:uiPriority="0" w:semiHidden="0" w:name="Emphasis"/>
+    <w:lsdException w:unhideWhenUsed="0" w:uiPriority="0" w:semiHidden="0" w:name="Document Map"/>
+    <w:lsdException w:unhideWhenUsed="0" w:uiPriority="0" w:semiHidden="0" w:name="Plain Text"/>
+    <w:lsdException w:unhideWhenUsed="0" w:uiPriority="0" w:semiHidden="0" w:name="E-mail Signature"/>
+    <w:lsdException w:qFormat="1" w:unhideWhenUsed="0" w:uiPriority="0" w:semiHidden="0" w:name="Normal (Web)"/>
+    <w:lsdException w:unhideWhenUsed="0" w:uiPriority="0" w:semiHidden="0" w:name="HTML Acronym"/>
+    <w:lsdException w:unhideWhenUsed="0" w:uiPriority="0" w:semiHidden="0" w:name="HTML Address"/>
+    <w:lsdException w:unhideWhenUsed="0" w:uiPriority="0" w:semiHidden="0" w:name="HTML Cite"/>
+    <w:lsdException w:unhideWhenUsed="0" w:uiPriority="0" w:semiHidden="0" w:name="HTML Code"/>
+    <w:lsdException w:unhideWhenUsed="0" w:uiPriority="0" w:semiHidden="0" w:name="HTML Definition"/>
+    <w:lsdException w:unhideWhenUsed="0" w:uiPriority="0" w:semiHidden="0" w:name="HTML Keyboard"/>
+    <w:lsdException w:unhideWhenUsed="0" w:uiPriority="0" w:semiHidden="0" w:name="HTML Preformatted"/>
+    <w:lsdException w:unhideWhenUsed="0" w:uiPriority="0" w:semiHidden="0" w:name="HTML Sample"/>
+    <w:lsdException w:unhideWhenUsed="0" w:uiPriority="0" w:semiHidden="0" w:name="HTML Typewriter"/>
+    <w:lsdException w:unhideWhenUsed="0" w:uiPriority="0" w:semiHidden="0" w:name="HTML Variable"/>
+    <w:lsdException w:qFormat="1" w:unhideWhenUsed="0" w:uiPriority="0" w:name="Normal Table"/>
+    <w:lsdException w:unhideWhenUsed="0" w:uiPriority="0" w:semiHidden="0" w:name="annotation subject"/>
+    <w:lsdException w:unhideWhenUsed="0" w:uiPriority="0" w:semiHidden="0" w:name="Table Simple 1"/>
+    <w:lsdException w:unhideWhenUsed="0" w:uiPriority="0" w:semiHidden="0" w:name="Table Simple 2"/>
+    <w:lsdException w:unhideWhenUsed="0" w:uiPriority="0" w:semiHidden="0" w:name="Table Simple 3"/>
+    <w:lsdException w:unhideWhenUsed="0" w:uiPriority="0" w:semiHidden="0" w:name="Table Classic 1"/>
+    <w:lsdException w:unhideWhenUsed="0" w:uiPriority="0" w:semiHidden="0" w:name="Table Classic 2"/>
+    <w:lsdException w:unhideWhenUsed="0" w:uiPriority="0" w:semiHidden="0" w:name="Table Classic 3"/>
+    <w:lsdException w:unhideWhenUsed="0" w:uiPriority="0" w:semiHidden="0" w:name="Table Classic 4"/>
+    <w:lsdException w:unhideWhenUsed="0" w:uiPriority="0" w:semiHidden="0" w:name="Table Colorful 1"/>
+    <w:lsdException w:unhideWhenUsed="0" w:uiPriority="0" w:semiHidden="0" w:name="Table Colorful 2"/>
+    <w:lsdException w:unhideWhenUsed="0" w:uiPriority="0" w:semiHidden="0" w:name="Table Colorful 3"/>
+    <w:lsdException w:unhideWhenUsed="0" w:uiPriority="0" w:semiHidden="0" w:name="Table Columns 1"/>
+    <w:lsdException w:unhideWhenUsed="0" w:uiPriority="0" w:semiHidden="0" w:name="Table Columns 2"/>
+    <w:lsdException w:unhideWhenUsed="0" w:uiPriority="0" w:semiHidden="0" w:name="Table Columns 3"/>
+    <w:lsdException w:unhideWhenUsed="0" w:uiPriority="0" w:semiHidden="0" w:name="Table Columns 4"/>
+    <w:lsdException w:unhideWhenUsed="0" w:uiPriority="0" w:semiHidden="0" w:name="Table Columns 5"/>
+    <w:lsdException w:unhideWhenUsed="0" w:uiPriority="0" w:semiHidden="0" w:name="Table Grid 1"/>
+    <w:lsdException w:unhideWhenUsed="0" w:uiPriority="0" w:semiHidden="0" w:name="Table Grid 2"/>
+    <w:lsdException w:unhideWhenUsed="0" w:uiPriority="0" w:semiHidden="0" w:name="Table Grid 3"/>
+    <w:lsdException w:unhideWhenUsed="0" w:uiPriority="0" w:semiHidden="0" w:name="Table Grid 4"/>
+    <w:lsdException w:unhideWhenUsed="0" w:uiPriority="0" w:semiHidden="0" w:name="Table Grid 5"/>
+    <w:lsdException w:unhideWhenUsed="0" w:uiPriority="0" w:semiHidden="0" w:name="Table Grid 6"/>
+    <w:lsdException w:unhideWhenUsed="0" w:uiPriority="0" w:semiHidden="0" w:name="Table Grid 7"/>
+    <w:lsdException w:unhideWhenUsed="0" w:uiPriority="0" w:semiHidden="0" w:name="Table Grid 8"/>
+    <w:lsdException w:unhideWhenUsed="0" w:uiPriority="0" w:semiHidden="0" w:name="Table List 1"/>
+    <w:lsdException w:unhideWhenUsed="0" w:uiPriority="0" w:semiHidden="0" w:name="Table List 2"/>
+    <w:lsdException w:unhideWhenUsed="0" w:uiPriority="0" w:semiHidden="0" w:name="Table List 3"/>
+    <w:lsdException w:unhideWhenUsed="0" w:uiPriority="0" w:semiHidden="0" w:name="Table List 4"/>
+    <w:lsdException w:unhideWhenUsed="0" w:uiPriority="0" w:semiHidden="0" w:name="Table List 5"/>
+    <w:lsdException w:unhideWhenUsed="0" w:uiPriority="0" w:semiHidden="0" w:name="Table List 6"/>
+    <w:lsdException w:unhideWhenUsed="0" w:uiPriority="0" w:semiHidden="0" w:name="Table List 7"/>
+    <w:lsdException w:unhideWhenUsed="0" w:uiPriority="0" w:semiHidden="0" w:name="Table List 8"/>
+    <w:lsdException w:unhideWhenUsed="0" w:uiPriority="0" w:semiHidden="0" w:name="Table 3D effects 1"/>
+    <w:lsdException w:unhideWhenUsed="0" w:uiPriority="0" w:semiHidden="0" w:name="Table 3D effects 2"/>
+    <w:lsdException w:unhideWhenUsed="0" w:uiPriority="0" w:semiHidden="0" w:name="Table 3D effects 3"/>
+    <w:lsdException w:unhideWhenUsed="0" w:uiPriority="0" w:semiHidden="0" w:name="Table Contemporary"/>
+    <w:lsdException w:unhideWhenUsed="0" w:uiPriority="0" w:semiHidden="0" w:name="Table Elegant"/>
+    <w:lsdException w:unhideWhenUsed="0" w:uiPriority="0" w:semiHidden="0" w:name="Table Professional"/>
+    <w:lsdException w:unhideWhenUsed="0" w:uiPriority="0" w:semiHidden="0" w:name="Table Subtle 1"/>
+    <w:lsdException w:unhideWhenUsed="0" w:uiPriority="0" w:semiHidden="0" w:name="Table Subtle 2"/>
+    <w:lsdException w:unhideWhenUsed="0" w:uiPriority="0" w:semiHidden="0" w:name="Table Web 1"/>
+    <w:lsdException w:unhideWhenUsed="0" w:uiPriority="0" w:semiHidden="0" w:name="Table Web 2"/>
+    <w:lsdException w:unhideWhenUsed="0" w:uiPriority="0" w:semiHidden="0" w:name="Table Web 3"/>
+    <w:lsdException w:unhideWhenUsed="0" w:uiPriority="0" w:semiHidden="0" w:name="Balloon Text"/>
+    <w:lsdException w:qFormat="1" w:unhideWhenUsed="0" w:uiPriority="0" w:semiHidden="0" w:name="Table Grid"/>
+    <w:lsdException w:unhideWhenUsed="0" w:uiPriority="0" w:semiHidden="0" w:name="Table Theme"/>
+    <w:lsdException w:unhideWhenUsed="0" w:uiPriority="60" w:semiHidden="0" w:name="Light Shading"/>
+    <w:lsdException w:unhideWhenUsed="0" w:uiPriority="61" w:semiHidden="0" w:name="Light List"/>
+    <w:lsdException w:unhideWhenUsed="0" w:uiPriority="62" w:semiHidden="0" w:name="Light Grid"/>
+    <w:lsdException w:unhideWhenUsed="0" w:uiPriority="63" w:semiHidden="0" w:name="Medium Shading 1"/>
+    <w:lsdException w:unhideWhenUsed="0" w:uiPriority="64" w:semiHidden="0" w:name="Medium Shading 2"/>
+    <w:lsdException w:unhideWhenUsed="0" w:uiPriority="65" w:semiHidden="0" w:name="Medium List 1"/>
+    <w:lsdException w:unhideWhenUsed="0" w:uiPriority="66" w:semiHidden="0" w:name="Medium List 2"/>
+    <w:lsdException w:unhideWhenUsed="0" w:uiPriority="67" w:semiHidden="0" w:name="Medium Grid 1"/>
+    <w:lsdException w:unhideWhenUsed="0" w:uiPriority="68" w:semiHidden="0" w:name="Medium Grid 2"/>
+    <w:lsdException w:unhideWhenUsed="0" w:uiPriority="69" w:semiHidden="0" w:name="Medium Grid 3"/>
+    <w:lsdException w:unhideWhenUsed="0" w:uiPriority="70" w:semiHidden="0" w:name="Dark List"/>
+    <w:lsdException w:unhideWhenUsed="0" w:uiPriority="71" w:semiHidden="0" w:name="Colorful Shading"/>
+    <w:lsdException w:unhideWhenUsed="0" w:uiPriority="72" w:semiHidden="0" w:name="Colorful List"/>
+    <w:lsdException w:unhideWhenUsed="0" w:uiPriority="73" w:semiHidden="0" w:name="Colorful Grid"/>
+    <w:lsdException w:unhideWhenUsed="0" w:uiPriority="60" w:semiHidden="0" w:name="Light Shading Accent 1"/>
+    <w:lsdException w:unhideWhenUsed="0" w:uiPriority="61" w:semiHidden="0" w:name="Light List Accent 1"/>
+    <w:lsdException w:unhideWhenUsed="0" w:uiPriority="62" w:semiHidden="0" w:name="Light Grid Accent 1"/>
+    <w:lsdException w:unhideWhenUsed="0" w:uiPriority="63" w:semiHidden="0" w:name="Medium Shading 1 Accent 1"/>
+    <w:lsdException w:unhideWhenUsed="0" w:uiPriority="64" w:semiHidden="0" w:name="Medium Shading 2 Accent 1"/>
+    <w:lsdException w:unhideWhenUsed="0" w:uiPriority="65" w:semiHidden="0" w:name="Medium List 1 Accent 1"/>
+    <w:lsdException w:unhideWhenUsed="0" w:uiPriority="66" w:semiHidden="0" w:name="Medium List 2 Accent 1"/>
+    <w:lsdException w:unhideWhenUsed="0" w:uiPriority="67" w:semiHidden="0" w:name="Medium Grid 1 Accent 1"/>
+    <w:lsdException w:unhideWhenUsed="0" w:uiPriority="68" w:semiHidden="0" w:name="Medium Grid 2 Accent 1"/>
+    <w:lsdException w:unhideWhenUsed="0" w:uiPriority="69" w:semiHidden="0" w:name="Medium Grid 3 Accent 1"/>
+    <w:lsdException w:unhideWhenUsed="0" w:uiPriority="70" w:semiHidden="0" w:name="Dark List Accent 1"/>
+    <w:lsdException w:unhideWhenUsed="0" w:uiPriority="71" w:semiHidden="0" w:name="Colorful Shading Accent 1"/>
+    <w:lsdException w:unhideWhenUsed="0" w:uiPriority="72" w:semiHidden="0" w:name="Colorful List Accent 1"/>
+    <w:lsdException w:unhideWhenUsed="0" w:uiPriority="73" w:semiHidden="0" w:name="Colorful Grid Accent 1"/>
+    <w:lsdException w:unhideWhenUsed="0" w:uiPriority="60" w:semiHidden="0" w:name="Light Shading Accent 2"/>
+    <w:lsdException w:unhideWhenUsed="0" w:uiPriority="61" w:semiHidden="0" w:name="Light List Accent 2"/>
+    <w:lsdException w:unhideWhenUsed="0" w:uiPriority="62" w:semiHidden="0" w:name="Light Grid Accent 2"/>
+    <w:lsdException w:unhideWhenUsed="0" w:uiPriority="63" w:semiHidden="0" w:name="Medium Shading 1 Accent 2"/>
+    <w:lsdException w:unhideWhenUsed="0" w:uiPriority="64" w:semiHidden="0" w:name="Medium Shading 2 Accent 2"/>
+    <w:lsdException w:unhideWhenUsed="0" w:uiPriority="65" w:semiHidden="0" w:name="Medium List 1 Accent 2"/>
+    <w:lsdException w:unhideWhenUsed="0" w:uiPriority="66" w:semiHidden="0" w:name="Medium List 2 Accent 2"/>
+    <w:lsdException w:unhideWhenUsed="0" w:uiPriority="67" w:semiHidden="0" w:name="Medium Grid 1 Accent 2"/>
+    <w:lsdException w:unhideWhenUsed="0" w:uiPriority="68" w:semiHidden="0" w:name="Medium Grid 2 Accent 2"/>
+    <w:lsdException w:unhideWhenUsed="0" w:uiPriority="69" w:semiHidden="0" w:name="Medium Grid 3 Accent 2"/>
+    <w:lsdException w:unhideWhenUsed="0" w:uiPriority="70" w:semiHidden="0" w:name="Dark List Accent 2"/>
+    <w:lsdException w:unhideWhenUsed="0" w:uiPriority="71" w:semiHidden="0" w:name="Colorful Shading Accent 2"/>
+    <w:lsdException w:unhideWhenUsed="0" w:uiPriority="72" w:semiHidden="0" w:name="Colorful List Accent 2"/>
+    <w:lsdException w:unhideWhenUsed="0" w:uiPriority="73" w:semiHidden="0" w:name="Colorful Grid Accent 2"/>
+    <w:lsdException w:unhideWhenUsed="0" w:uiPriority="60" w:semiHidden="0" w:name="Light Shading Accent 3"/>
+    <w:lsdException w:unhideWhenUsed="0" w:uiPriority="61" w:semiHidden="0" w:name="Light List Accent 3"/>
+    <w:lsdException w:unhideWhenUsed="0" w:uiPriority="62" w:semiHidden="0" w:name="Light Grid Accent 3"/>
+    <w:lsdException w:unhideWhenUsed="0" w:uiPriority="63" w:semiHidden="0" w:name="Medium Shading 1 Accent 3"/>
+    <w:lsdException w:unhideWhenUsed="0" w:uiPriority="64" w:semiHidden="0" w:name="Medium Shading 2 Accent 3"/>
+    <w:lsdException w:unhideWhenUsed="0" w:uiPriority="65" w:semiHidden="0" w:name="Medium List 1 Accent 3"/>
+    <w:lsdException w:unhideWhenUsed="0" w:uiPriority="66" w:semiHidden="0" w:name="Medium List 2 Accent 3"/>
+    <w:lsdException w:unhideWhenUsed="0" w:uiPriority="67" w:semiHidden="0" w:name="Medium Grid 1 Accent 3"/>
+    <w:lsdException w:unhideWhenUsed="0" w:uiPriority="68" w:semiHidden="0" w:name="Medium Grid 2 Accent 3"/>
+    <w:lsdException w:unhideWhenUsed="0" w:uiPriority="69" w:semiHidden="0" w:name="Medium Grid 3 Accent 3"/>
+    <w:lsdException w:unhideWhenUsed="0" w:uiPriority="70" w:semiHidden="0" w:name="Dark List Accent 3"/>
+    <w:lsdException w:unhideWhenUsed="0" w:uiPriority="71" w:semiHidden="0" w:name="Colorful Shading Accent 3"/>
+    <w:lsdException w:unhideWhenUsed="0" w:uiPriority="72" w:semiHidden="0" w:name="Colorful List Accent 3"/>
+    <w:lsdException w:unhideWhenUsed="0" w:uiPriority="73" w:semiHidden="0" w:name="Colorful Grid Accent 3"/>
+    <w:lsdException w:unhideWhenUsed="0" w:uiPriority="60" w:semiHidden="0" w:name="Light Shading Accent 4"/>
+    <w:lsdException w:unhideWhenUsed="0" w:uiPriority="61" w:semiHidden="0" w:name="Light List Accent 4"/>
+    <w:lsdException w:unhideWhenUsed="0" w:uiPriority="62" w:semiHidden="0" w:name="Light Grid Accent 4"/>
+    <w:lsdException w:unhideWhenUsed="0" w:uiPriority="63" w:semiHidden="0" w:name="Medium Shading 1 Accent 4"/>
+    <w:lsdException w:unhideWhenUsed="0" w:uiPriority="64" w:semiHidden="0" w:name="Medium Shading 2 Accent 4"/>
+    <w:lsdException w:unhideWhenUsed="0" w:uiPriority="65" w:semiHidden="0" w:name="Medium List 1 Accent 4"/>
+    <w:lsdException w:unhideWhenUsed="0" w:uiPriority="66" w:semiHidden="0" w:name="Medium List 2 Accent 4"/>
+    <w:lsdException w:unhideWhenUsed="0" w:uiPriority="67" w:semiHidden="0" w:name="Medium Grid 1 Accent 4"/>
+    <w:lsdException w:unhideWhenUsed="0" w:uiPriority="68" w:semiHidden="0" w:name="Medium Grid 2 Accent 4"/>
+    <w:lsdException w:unhideWhenUsed="0" w:uiPriority="69" w:semiHidden="0" w:name="Medium Grid 3 Accent 4"/>
+    <w:lsdException w:unhideWhenUsed="0" w:uiPriority="70" w:semiHidden="0" w:name="Dark List Accent 4"/>
+    <w:lsdException w:unhideWhenUsed="0" w:uiPriority="71" w:semiHidden="0" w:name="Colorful Shading Accent 4"/>
+    <w:lsdException w:unhideWhenUsed="0" w:uiPriority="72" w:semiHidden="0" w:name="Colorful List Accent 4"/>
+    <w:lsdException w:unhideWhenUsed="0" w:uiPriority="73" w:semiHidden="0" w:name="Colorful Grid Accent 4"/>
+    <w:lsdException w:unhideWhenUsed="0" w:uiPriority="60" w:semiHidden="0" w:name="Light Shading Accent 5"/>
+    <w:lsdException w:unhideWhenUsed="0" w:uiPriority="61" w:semiHidden="0" w:name="Light List Accent 5"/>
+    <w:lsdException w:unhideWhenUsed="0" w:uiPriority="62" w:semiHidden="0" w:name="Light Grid Accent 5"/>
+    <w:lsdException w:unhideWhenUsed="0" w:uiPriority="63" w:semiHidden="0" w:name="Medium Shading 1 Accent 5"/>
+    <w:lsdException w:unhideWhenUsed="0" w:uiPriority="64" w:semiHidden="0" w:name="Medium Shading 2 Accent 5"/>
+    <w:lsdException w:unhideWhenUsed="0" w:uiPriority="65" w:semiHidden="0" w:name="Medium List 1 Accent 5"/>
+    <w:lsdException w:unhideWhenUsed="0" w:uiPriority="66" w:semiHidden="0" w:name="Medium List 2 Accent 5"/>
+    <w:lsdException w:unhideWhenUsed="0" w:uiPriority="67" w:semiHidden="0" w:name="Medium Grid 1 Accent 5"/>
+    <w:lsdException w:unhideWhenUsed="0" w:uiPriority="68" w:semiHidden="0" w:name="Medium Grid 2 Accent 5"/>
+    <w:lsdException w:unhideWhenUsed="0" w:uiPriority="69" w:semiHidden="0" w:name="Medium Grid 3 Accent 5"/>
+    <w:lsdException w:unhideWhenUsed="0" w:uiPriority="70" w:semiHidden="0" w:name="Dark List Accent 5"/>
+    <w:lsdException w:unhideWhenUsed="0" w:uiPriority="71" w:semiHidden="0" w:name="Colorful Shading Accent 5"/>
+    <w:lsdException w:unhideWhenUsed="0" w:uiPriority="72" w:semiHidden="0" w:name="Colorful List Accent 5"/>
+    <w:lsdException w:unhideWhenUsed="0" w:uiPriority="73" w:semiHidden="0" w:name="Colorful Grid Accent 5"/>
+    <w:lsdException w:unhideWhenUsed="0" w:uiPriority="60" w:semiHidden="0" w:name="Light Shading Accent 6"/>
+    <w:lsdException w:unhideWhenUsed="0" w:uiPriority="61" w:semiHidden="0" w:name="Light List Accent 6"/>
+    <w:lsdException w:unhideWhenUsed="0" w:uiPriority="62" w:semiHidden="0" w:name="Light Grid Accent 6"/>
+    <w:lsdException w:unhideWhenUsed="0" w:uiPriority="63" w:semiHidden="0" w:name="Medium Shading 1 Accent 6"/>
+    <w:lsdException w:unhideWhenUsed="0" w:uiPriority="64" w:semiHidden="0" w:name="Medium Shading 2 Accent 6"/>
+    <w:lsdException w:unhideWhenUsed="0" w:uiPriority="65" w:semiHidden="0" w:name="Medium List 1 Accent 6"/>
+    <w:lsdException w:unhideWhenUsed="0" w:uiPriority="66" w:semiHidden="0" w:name="Medium List 2 Accent 6"/>
+    <w:lsdException w:unhideWhenUsed="0" w:uiPriority="67" w:semiHidden="0" w:name="Medium Grid 1 Accent 6"/>
+    <w:lsdException w:unhideWhenUsed="0" w:uiPriority="68" w:semiHidden="0" w:name="Medium Grid 2 Accent 6"/>
+    <w:lsdException w:unhideWhenUsed="0" w:uiPriority="69" w:semiHidden="0" w:name="Medium Grid 3 Accent 6"/>
+    <w:lsdException w:unhideWhenUsed="0" w:uiPriority="70" w:semiHidden="0" w:name="Dark List Accent 6"/>
+    <w:lsdException w:unhideWhenUsed="0" w:uiPriority="71" w:semiHidden="0" w:name="Colorful Shading Accent 6"/>
+    <w:lsdException w:unhideWhenUsed="0" w:uiPriority="72" w:semiHidden="0" w:name="Colorful List Accent 6"/>
+    <w:lsdException w:unhideWhenUsed="0" w:uiPriority="73" w:semiHidden="0" w:name="Colorful Grid Accent 6"/>
   </w:latentStyles>
-  <w:style w:type="paragraph" w:default="1" w:styleId="Normal">
+  <w:style w:type="paragraph" w:default="1" w:styleId="1">
     <w:name w:val="Normal"/>
     <w:qFormat/>
+    <w:uiPriority w:val="0"/>
     <w:pPr>
       <w:kinsoku w:val="0"/>
       <w:autoSpaceDE w:val="0"/>
@@ -5422,7 +5641,7 @@
       <w:textAlignment w:val="baseline"/>
     </w:pPr>
     <w:rPr>
-      <w:rFonts w:ascii="Arial" w:eastAsia="宋体" w:hAnsi="Arial" w:cs="Arial"/>
+      <w:rFonts w:ascii="Arial" w:hAnsi="Arial" w:eastAsia="宋体" w:cs="Arial"/>
       <w:snapToGrid w:val="0"/>
       <w:color w:val="000000"/>
       <w:kern w:val="0"/>
@@ -5431,11 +5650,12 @@
       <w:lang w:val="en-US" w:eastAsia="en-US" w:bidi="ar-SA"/>
     </w:rPr>
   </w:style>
-  <w:style w:type="paragraph" w:styleId="Heading1">
+  <w:style w:type="paragraph" w:styleId="2">
     <w:name w:val="heading 1"/>
-    <w:basedOn w:val="Normal"/>
-    <w:next w:val="Normal"/>
+    <w:basedOn w:val="1"/>
+    <w:next w:val="1"/>
     <w:qFormat/>
+    <w:uiPriority w:val="0"/>
     <w:pPr>
       <w:keepNext/>
       <w:keepLines/>
@@ -5453,12 +5673,13 @@
       <w:sz w:val="44"/>
     </w:rPr>
   </w:style>
-  <w:style w:type="paragraph" w:styleId="Heading2">
+  <w:style w:type="paragraph" w:styleId="3">
     <w:name w:val="heading 2"/>
-    <w:basedOn w:val="Normal"/>
-    <w:next w:val="Normal"/>
+    <w:basedOn w:val="1"/>
+    <w:next w:val="1"/>
     <w:unhideWhenUsed/>
     <w:qFormat/>
+    <w:uiPriority w:val="0"/>
     <w:pPr>
       <w:keepNext/>
       <w:keepLines/>
@@ -5471,18 +5692,19 @@
       <w:outlineLvl w:val="1"/>
     </w:pPr>
     <w:rPr>
-      <w:rFonts w:ascii="Arial" w:eastAsia="黑体" w:hAnsi="Arial"/>
+      <w:rFonts w:ascii="Arial" w:hAnsi="Arial" w:eastAsia="黑体"/>
       <w:b/>
       <w:sz w:val="32"/>
     </w:rPr>
   </w:style>
-  <w:style w:type="paragraph" w:styleId="Heading3">
+  <w:style w:type="paragraph" w:styleId="4">
     <w:name w:val="heading 3"/>
-    <w:basedOn w:val="Normal"/>
-    <w:next w:val="Normal"/>
+    <w:basedOn w:val="1"/>
+    <w:next w:val="1"/>
     <w:semiHidden/>
     <w:unhideWhenUsed/>
     <w:qFormat/>
+    <w:uiPriority w:val="0"/>
     <w:pPr>
       <w:keepNext/>
       <w:keepLines/>
@@ -5499,12 +5721,13 @@
       <w:sz w:val="32"/>
     </w:rPr>
   </w:style>
-  <w:style w:type="paragraph" w:styleId="Heading4">
+  <w:style w:type="paragraph" w:styleId="5">
     <w:name w:val="heading 4"/>
-    <w:basedOn w:val="Normal"/>
-    <w:next w:val="Normal"/>
+    <w:basedOn w:val="1"/>
+    <w:next w:val="1"/>
     <w:unhideWhenUsed/>
     <w:qFormat/>
+    <w:uiPriority w:val="0"/>
     <w:pPr>
       <w:keepNext/>
       <w:keepLines/>
@@ -5517,18 +5740,19 @@
       <w:outlineLvl w:val="3"/>
     </w:pPr>
     <w:rPr>
-      <w:rFonts w:ascii="Arial" w:eastAsia="黑体" w:hAnsi="Arial"/>
+      <w:rFonts w:ascii="Arial" w:hAnsi="Arial" w:eastAsia="黑体"/>
       <w:b/>
       <w:sz w:val="28"/>
     </w:rPr>
   </w:style>
-  <w:style w:type="paragraph" w:styleId="Heading5">
+  <w:style w:type="paragraph" w:styleId="6">
     <w:name w:val="heading 5"/>
-    <w:basedOn w:val="Normal"/>
-    <w:next w:val="Normal"/>
+    <w:basedOn w:val="1"/>
+    <w:next w:val="1"/>
     <w:semiHidden/>
     <w:unhideWhenUsed/>
     <w:qFormat/>
+    <w:uiPriority w:val="0"/>
     <w:pPr>
       <w:keepNext/>
       <w:keepLines/>
@@ -5545,13 +5769,14 @@
       <w:sz w:val="28"/>
     </w:rPr>
   </w:style>
-  <w:style w:type="paragraph" w:styleId="Heading6">
+  <w:style w:type="paragraph" w:styleId="7">
     <w:name w:val="heading 6"/>
-    <w:basedOn w:val="Normal"/>
-    <w:next w:val="Normal"/>
+    <w:basedOn w:val="1"/>
+    <w:next w:val="1"/>
     <w:semiHidden/>
     <w:unhideWhenUsed/>
     <w:qFormat/>
+    <w:uiPriority w:val="0"/>
     <w:pPr>
       <w:keepNext/>
       <w:keepLines/>
@@ -5564,18 +5789,19 @@
       <w:outlineLvl w:val="5"/>
     </w:pPr>
     <w:rPr>
-      <w:rFonts w:ascii="Arial" w:eastAsia="黑体" w:hAnsi="Arial"/>
+      <w:rFonts w:ascii="Arial" w:hAnsi="Arial" w:eastAsia="黑体"/>
       <w:b/>
       <w:sz w:val="24"/>
     </w:rPr>
   </w:style>
-  <w:style w:type="paragraph" w:styleId="Heading7">
+  <w:style w:type="paragraph" w:styleId="8">
     <w:name w:val="heading 7"/>
-    <w:basedOn w:val="Normal"/>
-    <w:next w:val="Normal"/>
+    <w:basedOn w:val="1"/>
+    <w:next w:val="1"/>
     <w:semiHidden/>
     <w:unhideWhenUsed/>
     <w:qFormat/>
+    <w:uiPriority w:val="0"/>
     <w:pPr>
       <w:keepNext/>
       <w:keepLines/>
@@ -5592,13 +5818,14 @@
       <w:sz w:val="24"/>
     </w:rPr>
   </w:style>
-  <w:style w:type="paragraph" w:styleId="Heading8">
+  <w:style w:type="paragraph" w:styleId="9">
     <w:name w:val="heading 8"/>
-    <w:basedOn w:val="Normal"/>
-    <w:next w:val="Normal"/>
+    <w:basedOn w:val="1"/>
+    <w:next w:val="1"/>
     <w:semiHidden/>
     <w:unhideWhenUsed/>
     <w:qFormat/>
+    <w:uiPriority w:val="0"/>
     <w:pPr>
       <w:keepNext/>
       <w:keepLines/>
@@ -5611,17 +5838,18 @@
       <w:outlineLvl w:val="7"/>
     </w:pPr>
     <w:rPr>
-      <w:rFonts w:ascii="Arial" w:eastAsia="黑体" w:hAnsi="Arial"/>
+      <w:rFonts w:ascii="Arial" w:hAnsi="Arial" w:eastAsia="黑体"/>
       <w:sz w:val="24"/>
     </w:rPr>
   </w:style>
-  <w:style w:type="paragraph" w:styleId="Heading9">
+  <w:style w:type="paragraph" w:styleId="10">
     <w:name w:val="heading 9"/>
-    <w:basedOn w:val="Normal"/>
-    <w:next w:val="Normal"/>
+    <w:basedOn w:val="1"/>
+    <w:next w:val="1"/>
     <w:semiHidden/>
     <w:unhideWhenUsed/>
     <w:qFormat/>
+    <w:uiPriority w:val="0"/>
     <w:pPr>
       <w:keepNext/>
       <w:keepLines/>
@@ -5634,19 +5862,21 @@
       <w:outlineLvl w:val="8"/>
     </w:pPr>
     <w:rPr>
-      <w:rFonts w:ascii="Arial" w:eastAsia="黑体" w:hAnsi="Arial"/>
+      <w:rFonts w:ascii="Arial" w:hAnsi="Arial" w:eastAsia="黑体"/>
       <w:sz w:val="21"/>
     </w:rPr>
   </w:style>
-  <w:style w:type="character" w:default="1" w:styleId="DefaultParagraphFont">
+  <w:style w:type="character" w:default="1" w:styleId="22">
     <w:name w:val="Default Paragraph Font"/>
     <w:semiHidden/>
     <w:qFormat/>
+    <w:uiPriority w:val="0"/>
   </w:style>
-  <w:style w:type="table" w:default="1" w:styleId="TableNormal">
+  <w:style w:type="table" w:default="1" w:styleId="20">
     <w:name w:val="Normal Table"/>
     <w:semiHidden/>
     <w:qFormat/>
+    <w:uiPriority w:val="0"/>
     <w:tblPr>
       <w:tblCellMar>
         <w:top w:w="0" w:type="dxa"/>
@@ -5656,39 +5886,43 @@
       </w:tblCellMar>
     </w:tblPr>
   </w:style>
-  <w:style w:type="paragraph" w:styleId="CommentText">
+  <w:style w:type="paragraph" w:styleId="11">
     <w:name w:val="annotation text"/>
-    <w:basedOn w:val="Normal"/>
+    <w:basedOn w:val="1"/>
     <w:qFormat/>
+    <w:uiPriority w:val="0"/>
     <w:pPr>
       <w:jc w:val="left"/>
     </w:pPr>
   </w:style>
-  <w:style w:type="paragraph" w:styleId="BodyText">
+  <w:style w:type="paragraph" w:styleId="12">
     <w:name w:val="Body Text"/>
-    <w:basedOn w:val="Normal"/>
+    <w:basedOn w:val="1"/>
     <w:semiHidden/>
     <w:qFormat/>
+    <w:uiPriority w:val="0"/>
     <w:rPr>
-      <w:rFonts w:ascii="Arial" w:eastAsia="Arial" w:hAnsi="Arial" w:cs="Arial"/>
+      <w:rFonts w:ascii="Arial" w:hAnsi="Arial" w:eastAsia="Arial" w:cs="Arial"/>
       <w:sz w:val="21"/>
       <w:szCs w:val="21"/>
       <w:lang w:val="en-US" w:eastAsia="en-US" w:bidi="ar-SA"/>
     </w:rPr>
   </w:style>
-  <w:style w:type="paragraph" w:styleId="TOC3">
+  <w:style w:type="paragraph" w:styleId="13">
     <w:name w:val="toc 3"/>
-    <w:basedOn w:val="Normal"/>
-    <w:next w:val="Normal"/>
+    <w:basedOn w:val="1"/>
+    <w:next w:val="1"/>
     <w:qFormat/>
+    <w:uiPriority w:val="0"/>
     <w:pPr>
       <w:ind w:left="840" w:leftChars="400"/>
     </w:pPr>
   </w:style>
-  <w:style w:type="paragraph" w:styleId="Footer">
+  <w:style w:type="paragraph" w:styleId="14">
     <w:name w:val="footer"/>
-    <w:basedOn w:val="Normal"/>
+    <w:basedOn w:val="1"/>
     <w:qFormat/>
+    <w:uiPriority w:val="0"/>
     <w:pPr>
       <w:tabs>
         <w:tab w:val="center" w:pos="4153"/>
@@ -5701,16 +5935,17 @@
       <w:sz w:val="18"/>
     </w:rPr>
   </w:style>
-  <w:style w:type="paragraph" w:styleId="Header">
+  <w:style w:type="paragraph" w:styleId="15">
     <w:name w:val="header"/>
-    <w:basedOn w:val="Normal"/>
+    <w:basedOn w:val="1"/>
     <w:qFormat/>
+    <w:uiPriority w:val="0"/>
     <w:pPr>
       <w:pBdr>
-        <w:top w:val="nil"/>
-        <w:left w:val="nil"/>
-        <w:bottom w:val="nil"/>
-        <w:right w:val="nil"/>
+        <w:top w:val="none" w:color="auto" w:sz="0" w:space="0"/>
+        <w:left w:val="none" w:color="auto" w:sz="0" w:space="0"/>
+        <w:bottom w:val="none" w:color="auto" w:sz="0" w:space="0"/>
+        <w:right w:val="none" w:color="auto" w:sz="0" w:space="0"/>
       </w:pBdr>
       <w:tabs>
         <w:tab w:val="center" w:pos="4153"/>
@@ -5725,37 +5960,41 @@
       <w:sz w:val="18"/>
     </w:rPr>
   </w:style>
-  <w:style w:type="paragraph" w:styleId="TOC1">
+  <w:style w:type="paragraph" w:styleId="16">
     <w:name w:val="toc 1"/>
-    <w:basedOn w:val="Normal"/>
-    <w:next w:val="Normal"/>
+    <w:basedOn w:val="1"/>
+    <w:next w:val="1"/>
     <w:qFormat/>
+    <w:uiPriority w:val="0"/>
     <w:rPr>
-      <w:rFonts w:ascii="Arial" w:eastAsia="Microsoft JhengHei" w:hAnsi="Arial"/>
+      <w:rFonts w:ascii="Arial" w:hAnsi="Arial" w:eastAsia="Microsoft JhengHei"/>
       <w:sz w:val="24"/>
     </w:rPr>
   </w:style>
-  <w:style w:type="paragraph" w:styleId="TOC2">
+  <w:style w:type="paragraph" w:styleId="17">
     <w:name w:val="toc 2"/>
-    <w:basedOn w:val="Normal"/>
-    <w:next w:val="Normal"/>
+    <w:basedOn w:val="1"/>
+    <w:next w:val="1"/>
     <w:qFormat/>
+    <w:uiPriority w:val="0"/>
     <w:pPr>
       <w:ind w:left="420" w:leftChars="200"/>
     </w:pPr>
   </w:style>
-  <w:style w:type="paragraph" w:styleId="NormalWeb">
+  <w:style w:type="paragraph" w:styleId="18">
     <w:name w:val="Normal (Web)"/>
-    <w:basedOn w:val="Normal"/>
+    <w:basedOn w:val="1"/>
     <w:qFormat/>
+    <w:uiPriority w:val="0"/>
     <w:rPr>
       <w:sz w:val="24"/>
     </w:rPr>
   </w:style>
-  <w:style w:type="paragraph" w:styleId="Title">
+  <w:style w:type="paragraph" w:styleId="19">
     <w:name w:val="Title"/>
-    <w:basedOn w:val="Normal"/>
+    <w:basedOn w:val="1"/>
     <w:qFormat/>
+    <w:uiPriority w:val="0"/>
     <w:pPr>
       <w:spacing w:before="240" w:beforeLines="0" w:beforeAutospacing="0" w:after="60" w:afterLines="0" w:afterAutospacing="0"/>
       <w:jc w:val="center"/>
@@ -5767,77 +6006,83 @@
       <w:sz w:val="32"/>
     </w:rPr>
   </w:style>
-  <w:style w:type="table" w:styleId="TableGrid">
+  <w:style w:type="table" w:styleId="21">
     <w:name w:val="Table Grid"/>
-    <w:basedOn w:val="TableNormal"/>
+    <w:basedOn w:val="20"/>
     <w:qFormat/>
+    <w:uiPriority w:val="0"/>
     <w:pPr>
       <w:widowControl w:val="0"/>
       <w:jc w:val="both"/>
     </w:pPr>
     <w:tblPr>
       <w:tblBorders>
-        <w:top w:val="single" w:sz="4" w:space="0" w:color="auto"/>
-        <w:left w:val="single" w:sz="4" w:space="0" w:color="auto"/>
-        <w:bottom w:val="single" w:sz="4" w:space="0" w:color="auto"/>
-        <w:right w:val="single" w:sz="4" w:space="0" w:color="auto"/>
-        <w:insideH w:val="single" w:sz="4" w:space="0" w:color="auto"/>
-        <w:insideV w:val="single" w:sz="4" w:space="0" w:color="auto"/>
+        <w:top w:val="single" w:color="auto" w:sz="4" w:space="0"/>
+        <w:left w:val="single" w:color="auto" w:sz="4" w:space="0"/>
+        <w:bottom w:val="single" w:color="auto" w:sz="4" w:space="0"/>
+        <w:right w:val="single" w:color="auto" w:sz="4" w:space="0"/>
+        <w:insideH w:val="single" w:color="auto" w:sz="4" w:space="0"/>
+        <w:insideV w:val="single" w:color="auto" w:sz="4" w:space="0"/>
       </w:tblBorders>
     </w:tblPr>
   </w:style>
-  <w:style w:type="character" w:styleId="Strong">
+  <w:style w:type="character" w:styleId="23">
     <w:name w:val="Strong"/>
-    <w:basedOn w:val="DefaultParagraphFont"/>
+    <w:basedOn w:val="22"/>
     <w:qFormat/>
+    <w:uiPriority w:val="0"/>
     <w:rPr>
       <w:b/>
     </w:rPr>
   </w:style>
-  <w:style w:type="character" w:styleId="Hyperlink">
+  <w:style w:type="character" w:styleId="24">
     <w:name w:val="Hyperlink"/>
-    <w:basedOn w:val="DefaultParagraphFont"/>
+    <w:basedOn w:val="22"/>
     <w:qFormat/>
+    <w:uiPriority w:val="0"/>
     <w:rPr>
       <w:color w:val="0000FF"/>
       <w:u w:val="single"/>
     </w:rPr>
   </w:style>
-  <w:style w:type="paragraph" w:customStyle="1" w:styleId="a">
+  <w:style w:type="paragraph" w:customStyle="1" w:styleId="25">
     <w:name w:val="柴_公司名"/>
-    <w:basedOn w:val="Title"/>
+    <w:basedOn w:val="19"/>
     <w:qFormat/>
+    <w:uiPriority w:val="0"/>
     <w:pPr>
       <w:spacing w:after="600" w:afterLines="600"/>
     </w:pPr>
     <w:rPr>
-      <w:rFonts w:ascii="宋体" w:eastAsia="宋体" w:hAnsi="宋体" w:cs="宋体" w:hint="eastAsia"/>
+      <w:rFonts w:hint="eastAsia" w:ascii="宋体" w:hAnsi="宋体" w:eastAsia="宋体" w:cs="宋体"/>
       <w:bCs/>
       <w:spacing w:val="-6"/>
       <w:sz w:val="52"/>
       <w:szCs w:val="52"/>
     </w:rPr>
   </w:style>
-  <w:style w:type="paragraph" w:customStyle="1" w:styleId="a0">
+  <w:style w:type="paragraph" w:customStyle="1" w:styleId="26">
     <w:name w:val="柴_文档名"/>
-    <w:basedOn w:val="Title"/>
+    <w:basedOn w:val="19"/>
     <w:qFormat/>
+    <w:uiPriority w:val="0"/>
     <w:pPr>
       <w:spacing w:after="900" w:afterLines="900"/>
     </w:pPr>
     <w:rPr>
-      <w:rFonts w:ascii="黑体" w:eastAsia="黑体" w:hAnsi="黑体" w:cs="黑体"/>
+      <w:rFonts w:ascii="黑体" w:hAnsi="黑体" w:eastAsia="黑体" w:cs="黑体"/>
       <w:bCs/>
       <w:spacing w:val="-7"/>
       <w:sz w:val="52"/>
       <w:szCs w:val="52"/>
     </w:rPr>
   </w:style>
-  <w:style w:type="table" w:customStyle="1" w:styleId="TableNormal0">
+  <w:style w:type="table" w:customStyle="1" w:styleId="27">
     <w:name w:val="Table Normal_0"/>
     <w:semiHidden/>
     <w:unhideWhenUsed/>
     <w:qFormat/>
+    <w:uiPriority w:val="0"/>
     <w:tblPr>
       <w:tblCellMar>
         <w:top w:w="0" w:type="dxa"/>
@@ -5847,81 +6092,87 @@
       </w:tblCellMar>
     </w:tblPr>
   </w:style>
-  <w:style w:type="paragraph" w:customStyle="1" w:styleId="TableText">
+  <w:style w:type="paragraph" w:customStyle="1" w:styleId="28">
     <w:name w:val="Table Text"/>
-    <w:basedOn w:val="Normal"/>
+    <w:basedOn w:val="1"/>
     <w:semiHidden/>
     <w:qFormat/>
+    <w:uiPriority w:val="0"/>
     <w:rPr>
-      <w:rFonts w:ascii="宋体" w:eastAsia="宋体" w:hAnsi="宋体" w:cs="宋体"/>
+      <w:rFonts w:ascii="宋体" w:hAnsi="宋体" w:eastAsia="宋体" w:cs="宋体"/>
       <w:sz w:val="21"/>
       <w:szCs w:val="21"/>
       <w:lang w:val="en-US" w:eastAsia="en-US" w:bidi="ar-SA"/>
     </w:rPr>
   </w:style>
-  <w:style w:type="paragraph" w:customStyle="1" w:styleId="1">
+  <w:style w:type="paragraph" w:customStyle="1" w:styleId="29">
     <w:name w:val="柴_标题1"/>
-    <w:basedOn w:val="Heading1"/>
-    <w:next w:val="a1"/>
-    <w:link w:val="1Char"/>
+    <w:basedOn w:val="2"/>
+    <w:next w:val="30"/>
+    <w:link w:val="39"/>
     <w:qFormat/>
+    <w:uiPriority w:val="0"/>
     <w:pPr>
       <w:spacing w:before="100" w:after="90" w:line="360" w:lineRule="auto"/>
     </w:pPr>
     <w:rPr>
-      <w:rFonts w:ascii="Arial" w:eastAsia="宋体" w:hAnsi="Arial"/>
+      <w:rFonts w:ascii="Arial" w:hAnsi="Arial" w:eastAsia="宋体"/>
       <w:sz w:val="32"/>
     </w:rPr>
   </w:style>
-  <w:style w:type="paragraph" w:customStyle="1" w:styleId="a1">
+  <w:style w:type="paragraph" w:customStyle="1" w:styleId="30">
     <w:name w:val="柴_正文"/>
-    <w:basedOn w:val="BodyText"/>
-    <w:link w:val="Char"/>
+    <w:basedOn w:val="12"/>
+    <w:link w:val="43"/>
     <w:qFormat/>
+    <w:uiPriority w:val="0"/>
     <w:pPr>
       <w:spacing w:line="360" w:lineRule="auto"/>
       <w:ind w:firstLine="470" w:firstLineChars="200"/>
     </w:pPr>
     <w:rPr>
-      <w:rFonts w:ascii="Arial" w:eastAsia="宋体" w:hAnsi="Arial"/>
+      <w:rFonts w:ascii="Arial" w:hAnsi="Arial" w:eastAsia="宋体"/>
       <w:sz w:val="24"/>
       <w:lang w:eastAsia="zh-CN"/>
     </w:rPr>
   </w:style>
-  <w:style w:type="paragraph" w:customStyle="1" w:styleId="2">
+  <w:style w:type="paragraph" w:customStyle="1" w:styleId="31">
     <w:name w:val="柴_标题2"/>
-    <w:basedOn w:val="Heading2"/>
-    <w:next w:val="a1"/>
+    <w:basedOn w:val="3"/>
+    <w:next w:val="30"/>
     <w:qFormat/>
+    <w:uiPriority w:val="0"/>
     <w:pPr>
       <w:spacing w:line="360" w:lineRule="auto"/>
     </w:pPr>
     <w:rPr>
-      <w:rFonts w:ascii="Arial" w:eastAsia="宋体" w:hAnsi="Arial"/>
+      <w:rFonts w:ascii="Arial" w:hAnsi="Arial" w:eastAsia="宋体"/>
       <w:sz w:val="28"/>
     </w:rPr>
   </w:style>
-  <w:style w:type="paragraph" w:customStyle="1" w:styleId="3">
+  <w:style w:type="paragraph" w:customStyle="1" w:styleId="32">
     <w:name w:val="柴_标题3"/>
-    <w:basedOn w:val="Heading3"/>
-    <w:next w:val="a1"/>
+    <w:basedOn w:val="4"/>
+    <w:next w:val="30"/>
     <w:qFormat/>
+    <w:uiPriority w:val="0"/>
     <w:pPr>
       <w:spacing w:line="360" w:lineRule="auto"/>
       <w:ind w:left="0" w:firstLine="472" w:firstLineChars="200"/>
     </w:pPr>
     <w:rPr>
-      <w:rFonts w:ascii="宋体" w:eastAsia="宋体" w:hAnsi="宋体" w:cs="宋体"/>
+      <w:rFonts w:ascii="宋体" w:hAnsi="宋体" w:eastAsia="宋体" w:cs="宋体"/>
       <w:spacing w:val="-2"/>
       <w:sz w:val="24"/>
       <w:szCs w:val="24"/>
     </w:rPr>
   </w:style>
-  <w:style w:type="paragraph" w:customStyle="1" w:styleId="a2">
+  <w:style w:type="paragraph" w:customStyle="1" w:styleId="33">
     <w:name w:val="柴_目录"/>
-    <w:basedOn w:val="Normal"/>
-    <w:next w:val="BodyText"/>
+    <w:basedOn w:val="1"/>
+    <w:next w:val="12"/>
     <w:qFormat/>
+    <w:uiPriority w:val="0"/>
     <w:pPr>
       <w:tabs>
         <w:tab w:val="right" w:leader="dot" w:pos="8442"/>
@@ -5929,59 +6180,64 @@
       <w:ind w:left="0" w:leftChars="0"/>
     </w:pPr>
     <w:rPr>
-      <w:rFonts w:ascii="Arial" w:eastAsia="Microsoft JhengHei" w:hAnsi="Arial"/>
+      <w:rFonts w:ascii="Arial" w:hAnsi="Arial" w:eastAsia="Microsoft JhengHei"/>
       <w:sz w:val="24"/>
     </w:rPr>
   </w:style>
-  <w:style w:type="paragraph" w:customStyle="1" w:styleId="WPSOffice1">
+  <w:style w:type="paragraph" w:customStyle="1" w:styleId="34">
     <w:name w:val="WPSOffice手动目录 1"/>
     <w:qFormat/>
+    <w:uiPriority w:val="0"/>
     <w:pPr>
       <w:ind w:leftChars="0"/>
     </w:pPr>
     <w:rPr>
-      <w:rFonts w:ascii="Times New Roman" w:eastAsia="宋体" w:hAnsi="Times New Roman" w:cs="Times New Roman"/>
+      <w:rFonts w:ascii="Times New Roman" w:hAnsi="Times New Roman" w:eastAsia="宋体" w:cs="Times New Roman"/>
       <w:sz w:val="20"/>
       <w:szCs w:val="20"/>
     </w:rPr>
   </w:style>
-  <w:style w:type="paragraph" w:customStyle="1" w:styleId="WPSOffice2">
+  <w:style w:type="paragraph" w:customStyle="1" w:styleId="35">
     <w:name w:val="WPSOffice手动目录 2"/>
     <w:qFormat/>
+    <w:uiPriority w:val="0"/>
     <w:pPr>
       <w:ind w:leftChars="200"/>
     </w:pPr>
     <w:rPr>
-      <w:rFonts w:ascii="Times New Roman" w:eastAsia="宋体" w:hAnsi="Times New Roman" w:cs="Times New Roman"/>
+      <w:rFonts w:ascii="Times New Roman" w:hAnsi="Times New Roman" w:eastAsia="宋体" w:cs="Times New Roman"/>
       <w:sz w:val="20"/>
       <w:szCs w:val="20"/>
     </w:rPr>
   </w:style>
-  <w:style w:type="paragraph" w:customStyle="1" w:styleId="WPSOffice3">
+  <w:style w:type="paragraph" w:customStyle="1" w:styleId="36">
     <w:name w:val="WPSOffice手动目录 3"/>
     <w:qFormat/>
+    <w:uiPriority w:val="0"/>
     <w:pPr>
       <w:ind w:leftChars="400"/>
     </w:pPr>
     <w:rPr>
-      <w:rFonts w:ascii="Times New Roman" w:eastAsia="宋体" w:hAnsi="Times New Roman" w:cs="Times New Roman"/>
+      <w:rFonts w:ascii="Times New Roman" w:hAnsi="Times New Roman" w:eastAsia="宋体" w:cs="Times New Roman"/>
       <w:sz w:val="20"/>
       <w:szCs w:val="20"/>
     </w:rPr>
   </w:style>
-  <w:style w:type="paragraph" w:customStyle="1" w:styleId="Compact">
+  <w:style w:type="paragraph" w:customStyle="1" w:styleId="37">
     <w:name w:val="Compact"/>
-    <w:basedOn w:val="BodyText"/>
+    <w:basedOn w:val="12"/>
     <w:qFormat/>
+    <w:uiPriority w:val="0"/>
     <w:pPr>
       <w:spacing w:before="36" w:after="36"/>
     </w:pPr>
   </w:style>
-  <w:style w:type="table" w:customStyle="1" w:styleId="Table">
+  <w:style w:type="table" w:customStyle="1" w:styleId="38">
     <w:name w:val="Table"/>
     <w:semiHidden/>
     <w:unhideWhenUsed/>
     <w:qFormat/>
+    <w:uiPriority w:val="0"/>
     <w:tblPr>
       <w:tblCellMar>
         <w:top w:w="0" w:type="dxa"/>
@@ -5993,26 +6249,28 @@
     <w:tblStylePr w:type="firstRow">
       <w:tcPr>
         <w:tcBorders>
-          <w:bottom w:val="single" w:sz="0" w:space="0" w:color="auto"/>
+          <w:bottom w:val="single" w:color="auto" w:sz="0" w:space="0"/>
         </w:tcBorders>
         <w:vAlign w:val="bottom"/>
       </w:tcPr>
     </w:tblStylePr>
   </w:style>
-  <w:style w:type="character" w:customStyle="1" w:styleId="1Char">
+  <w:style w:type="character" w:customStyle="1" w:styleId="39">
     <w:name w:val="柴_标题1 Char"/>
-    <w:link w:val="1"/>
+    <w:link w:val="29"/>
     <w:qFormat/>
+    <w:uiPriority w:val="0"/>
     <w:rPr>
-      <w:rFonts w:ascii="Arial" w:eastAsia="宋体" w:hAnsi="Arial"/>
+      <w:rFonts w:ascii="Arial" w:hAnsi="Arial" w:eastAsia="宋体"/>
       <w:sz w:val="32"/>
     </w:rPr>
   </w:style>
-  <w:style w:type="table" w:customStyle="1" w:styleId="TableNormal1">
+  <w:style w:type="table" w:customStyle="1" w:styleId="40">
     <w:name w:val="Table Normal_1"/>
     <w:semiHidden/>
     <w:unhideWhenUsed/>
     <w:qFormat/>
+    <w:uiPriority w:val="0"/>
     <w:tblPr>
       <w:tblCellMar>
         <w:top w:w="0" w:type="dxa"/>
@@ -6022,10 +6280,11 @@
       </w:tblCellMar>
     </w:tblPr>
   </w:style>
-  <w:style w:type="paragraph" w:customStyle="1" w:styleId="a3">
+  <w:style w:type="paragraph" w:customStyle="1" w:styleId="41">
     <w:name w:val="柴_正文_无缩进"/>
-    <w:basedOn w:val="Normal"/>
+    <w:basedOn w:val="1"/>
     <w:qFormat/>
+    <w:uiPriority w:val="0"/>
     <w:pPr>
       <w:ind w:firstLine="0" w:firstLineChars="0"/>
     </w:pPr>
@@ -6035,29 +6294,31 @@
       <w:lang w:eastAsia="zh-CN"/>
     </w:rPr>
   </w:style>
-  <w:style w:type="paragraph" w:customStyle="1" w:styleId="4">
+  <w:style w:type="paragraph" w:customStyle="1" w:styleId="42">
     <w:name w:val="柴_标题4"/>
-    <w:basedOn w:val="Heading4"/>
-    <w:next w:val="Normal"/>
+    <w:basedOn w:val="5"/>
+    <w:next w:val="1"/>
     <w:qFormat/>
+    <w:uiPriority w:val="0"/>
     <w:pPr>
       <w:widowControl w:val="0"/>
       <w:spacing w:before="160" w:line="360" w:lineRule="auto"/>
-      <w:ind w:left="981" w:hanging="862" w:leftChars="300"/>
+      <w:ind w:left="981" w:leftChars="300" w:hanging="862"/>
     </w:pPr>
     <w:rPr>
-      <w:rFonts w:ascii="Calibri" w:eastAsia="宋体" w:hAnsi="Calibri" w:cs="宋体" w:hint="eastAsia"/>
+      <w:rFonts w:hint="eastAsia" w:ascii="Calibri" w:hAnsi="Calibri" w:eastAsia="宋体" w:cs="宋体"/>
       <w:sz w:val="24"/>
       <w:szCs w:val="24"/>
       <w:lang w:eastAsia="zh-CN" w:bidi="zh-CN"/>
     </w:rPr>
   </w:style>
-  <w:style w:type="character" w:customStyle="1" w:styleId="Char">
+  <w:style w:type="character" w:customStyle="1" w:styleId="43">
     <w:name w:val="柴_正文 Char"/>
-    <w:link w:val="a1"/>
+    <w:link w:val="30"/>
     <w:qFormat/>
+    <w:uiPriority w:val="0"/>
     <w:rPr>
-      <w:rFonts w:ascii="Arial" w:eastAsia="宋体" w:hAnsi="Arial"/>
+      <w:rFonts w:ascii="Arial" w:hAnsi="Arial" w:eastAsia="宋体"/>
       <w:sz w:val="24"/>
       <w:lang w:eastAsia="zh-CN"/>
     </w:rPr>
